--- a/Reports/Lab1.docx
+++ b/Reports/Lab1.docx
@@ -267,42 +267,6 @@
         <w:jc w:val="center"/>
         <w:rPr>
           <w:rFonts w:ascii="Times New Roman" w:hAnsi="Times New Roman" w:cs="Times New Roman"/>
-          <w:sz w:val="28"/>
-          <w:szCs w:val="28"/>
-          <w:lang w:val="uk-UA"/>
-        </w:rPr>
-      </w:pPr>
-    </w:p>
-    <w:p>
-      <w:pPr>
-        <w:spacing w:after="0" w:line="264" w:lineRule="auto"/>
-        <w:jc w:val="center"/>
-        <w:rPr>
-          <w:rFonts w:ascii="Times New Roman" w:hAnsi="Times New Roman" w:cs="Times New Roman"/>
-          <w:sz w:val="28"/>
-          <w:szCs w:val="28"/>
-          <w:lang w:val="uk-UA"/>
-        </w:rPr>
-      </w:pPr>
-    </w:p>
-    <w:p>
-      <w:pPr>
-        <w:spacing w:after="0" w:line="264" w:lineRule="auto"/>
-        <w:jc w:val="center"/>
-        <w:rPr>
-          <w:rFonts w:ascii="Times New Roman" w:hAnsi="Times New Roman" w:cs="Times New Roman"/>
-          <w:sz w:val="28"/>
-          <w:szCs w:val="28"/>
-          <w:lang w:val="uk-UA"/>
-        </w:rPr>
-      </w:pPr>
-    </w:p>
-    <w:p>
-      <w:pPr>
-        <w:spacing w:after="0" w:line="264" w:lineRule="auto"/>
-        <w:jc w:val="center"/>
-        <w:rPr>
-          <w:rFonts w:ascii="Times New Roman" w:hAnsi="Times New Roman" w:cs="Times New Roman"/>
           <w:sz w:val="44"/>
           <w:szCs w:val="44"/>
           <w:lang w:val="ru-UA"/>
@@ -374,18 +338,7 @@
           <w:szCs w:val="28"/>
           <w:lang w:val="uk-UA"/>
         </w:rPr>
-        <w:t>Т</w:t>
-      </w:r>
-      <w:r>
-        <w:rPr>
-          <w:rFonts w:ascii="Times New Roman" w:hAnsi="Times New Roman" w:cs="Times New Roman"/>
-          <w:i/>
-          <w:iCs/>
-          <w:sz w:val="28"/>
-          <w:szCs w:val="28"/>
-          <w:lang w:val="uk-UA"/>
-        </w:rPr>
-        <w:t>ехнології віддаленого виклику процедур – GRPC</w:t>
+        <w:t>Технології віддаленого виклику процедур – GRPC</w:t>
       </w:r>
     </w:p>
     <w:p>
@@ -475,9 +428,9 @@
         <w:tblLook w:val="04A0" w:firstRow="1" w:lastRow="0" w:firstColumn="1" w:lastColumn="0" w:noHBand="0" w:noVBand="1"/>
       </w:tblPr>
       <w:tblGrid>
-        <w:gridCol w:w="2974"/>
-        <w:gridCol w:w="4684"/>
-        <w:gridCol w:w="2830"/>
+        <w:gridCol w:w="2560"/>
+        <w:gridCol w:w="4031"/>
+        <w:gridCol w:w="2435"/>
       </w:tblGrid>
       <w:tr>
         <w:tc>
@@ -937,42 +890,6 @@
           <w:lang w:val="uk-UA"/>
         </w:rPr>
       </w:pPr>
-    </w:p>
-    <w:p>
-      <w:pPr>
-        <w:spacing w:after="0" w:line="264" w:lineRule="auto"/>
-        <w:jc w:val="center"/>
-        <w:rPr>
-          <w:rFonts w:ascii="Times New Roman" w:hAnsi="Times New Roman" w:cs="Times New Roman"/>
-          <w:sz w:val="28"/>
-          <w:szCs w:val="28"/>
-          <w:lang w:val="uk-UA"/>
-        </w:rPr>
-      </w:pPr>
-    </w:p>
-    <w:p>
-      <w:pPr>
-        <w:spacing w:after="0" w:line="264" w:lineRule="auto"/>
-        <w:jc w:val="center"/>
-        <w:rPr>
-          <w:rFonts w:ascii="Times New Roman" w:hAnsi="Times New Roman" w:cs="Times New Roman"/>
-          <w:sz w:val="28"/>
-          <w:szCs w:val="28"/>
-          <w:lang w:val="uk-UA"/>
-        </w:rPr>
-      </w:pPr>
-    </w:p>
-    <w:p>
-      <w:pPr>
-        <w:spacing w:after="0" w:line="264" w:lineRule="auto"/>
-        <w:jc w:val="center"/>
-        <w:rPr>
-          <w:rFonts w:ascii="Times New Roman" w:hAnsi="Times New Roman" w:cs="Times New Roman"/>
-          <w:sz w:val="28"/>
-          <w:szCs w:val="28"/>
-          <w:lang w:val="uk-UA"/>
-        </w:rPr>
-      </w:pPr>
       <w:r>
         <w:rPr>
           <w:rFonts w:ascii="Times New Roman" w:hAnsi="Times New Roman" w:cs="Times New Roman"/>
@@ -1188,16 +1105,7 @@
           <w:szCs w:val="28"/>
           <w:lang w:val="uk-UA"/>
         </w:rPr>
-        <w:t xml:space="preserve">Варіант 4: </w:t>
-      </w:r>
-      <w:r>
-        <w:rPr>
-          <w:rFonts w:ascii="Times New Roman" w:hAnsi="Times New Roman" w:cs="Times New Roman"/>
-          <w:sz w:val="28"/>
-          <w:szCs w:val="28"/>
-          <w:lang w:val="uk-UA"/>
-        </w:rPr>
-        <w:t>Захищена (шифрування XOR) передача повідомлень по мережі.</w:t>
+        <w:t>Варіант 4: Захищена (шифрування XOR) передача повідомлень по мережі.</w:t>
       </w:r>
     </w:p>
     <w:p>
@@ -1246,8 +1154,7844 @@
         <w:jc w:val="both"/>
         <w:rPr>
           <w:rFonts w:ascii="Times New Roman" w:hAnsi="Times New Roman" w:cs="Times New Roman"/>
+          <w:sz w:val="28"/>
+          <w:szCs w:val="28"/>
+          <w:lang w:val="uk-UA"/>
+        </w:rPr>
+      </w:pPr>
+      <w:r>
+        <w:rPr>
+          <w:rFonts w:ascii="Times New Roman" w:hAnsi="Times New Roman" w:cs="Times New Roman"/>
+          <w:sz w:val="28"/>
+          <w:szCs w:val="28"/>
+          <w:lang w:val="uk-UA"/>
+        </w:rPr>
+        <w:t>Використані технології:</w:t>
+      </w:r>
+    </w:p>
+    <w:p>
+      <w:pPr>
+        <w:pStyle w:val="ListParagraph"/>
+        <w:numPr>
+          <w:ilvl w:val="0"/>
+          <w:numId w:val="32"/>
+        </w:numPr>
+        <w:spacing w:after="0" w:line="264" w:lineRule="auto"/>
+        <w:jc w:val="both"/>
+        <w:rPr>
+          <w:rFonts w:ascii="Times New Roman" w:hAnsi="Times New Roman" w:cs="Times New Roman"/>
+          <w:sz w:val="28"/>
+          <w:szCs w:val="28"/>
+          <w:lang w:val="uk-UA"/>
+        </w:rPr>
+      </w:pPr>
+      <w:r>
+        <w:rPr>
+          <w:rFonts w:ascii="Times New Roman" w:hAnsi="Times New Roman" w:cs="Times New Roman"/>
+          <w:sz w:val="28"/>
+          <w:szCs w:val="28"/>
+          <w:lang w:val="uk-UA"/>
+        </w:rPr>
+        <w:t>Платформа: .NET 9 (C#).</w:t>
+      </w:r>
+    </w:p>
+    <w:p>
+      <w:pPr>
+        <w:pStyle w:val="ListParagraph"/>
+        <w:numPr>
+          <w:ilvl w:val="0"/>
+          <w:numId w:val="32"/>
+        </w:numPr>
+        <w:spacing w:after="0" w:line="264" w:lineRule="auto"/>
+        <w:jc w:val="both"/>
+        <w:rPr>
+          <w:rFonts w:ascii="Times New Roman" w:hAnsi="Times New Roman" w:cs="Times New Roman"/>
+          <w:sz w:val="28"/>
+          <w:szCs w:val="28"/>
+          <w:lang w:val="uk-UA"/>
+        </w:rPr>
+      </w:pPr>
+      <w:r>
+        <w:rPr>
+          <w:rFonts w:ascii="Times New Roman" w:hAnsi="Times New Roman" w:cs="Times New Roman"/>
+          <w:sz w:val="28"/>
+          <w:szCs w:val="28"/>
+          <w:lang w:val="uk-UA"/>
+        </w:rPr>
+        <w:t xml:space="preserve">Мережева взаємодія: </w:t>
+      </w:r>
+      <w:proofErr w:type="spellStart"/>
+      <w:r>
+        <w:rPr>
+          <w:rFonts w:ascii="Times New Roman" w:hAnsi="Times New Roman" w:cs="Times New Roman"/>
+          <w:sz w:val="28"/>
+          <w:szCs w:val="28"/>
+          <w:lang w:val="uk-UA"/>
+        </w:rPr>
+        <w:t>gRPC</w:t>
+      </w:r>
+      <w:proofErr w:type="spellEnd"/>
+      <w:r>
+        <w:rPr>
+          <w:rFonts w:ascii="Times New Roman" w:hAnsi="Times New Roman" w:cs="Times New Roman"/>
+          <w:sz w:val="28"/>
+          <w:szCs w:val="28"/>
+          <w:lang w:val="uk-UA"/>
+        </w:rPr>
+        <w:t xml:space="preserve"> (поверх HTTP/2) та </w:t>
+      </w:r>
+      <w:proofErr w:type="spellStart"/>
+      <w:r>
+        <w:rPr>
+          <w:rFonts w:ascii="Times New Roman" w:hAnsi="Times New Roman" w:cs="Times New Roman"/>
+          <w:sz w:val="28"/>
+          <w:szCs w:val="28"/>
+          <w:lang w:val="uk-UA"/>
+        </w:rPr>
+        <w:t>Protocol</w:t>
+      </w:r>
+      <w:proofErr w:type="spellEnd"/>
+      <w:r>
+        <w:rPr>
+          <w:rFonts w:ascii="Times New Roman" w:hAnsi="Times New Roman" w:cs="Times New Roman"/>
+          <w:sz w:val="28"/>
+          <w:szCs w:val="28"/>
+          <w:lang w:val="uk-UA"/>
+        </w:rPr>
+        <w:t xml:space="preserve"> </w:t>
+      </w:r>
+      <w:proofErr w:type="spellStart"/>
+      <w:r>
+        <w:rPr>
+          <w:rFonts w:ascii="Times New Roman" w:hAnsi="Times New Roman" w:cs="Times New Roman"/>
+          <w:sz w:val="28"/>
+          <w:szCs w:val="28"/>
+          <w:lang w:val="uk-UA"/>
+        </w:rPr>
+        <w:t>Buffers</w:t>
+      </w:r>
+      <w:proofErr w:type="spellEnd"/>
+      <w:r>
+        <w:rPr>
+          <w:rFonts w:ascii="Times New Roman" w:hAnsi="Times New Roman" w:cs="Times New Roman"/>
+          <w:sz w:val="28"/>
+          <w:szCs w:val="28"/>
+          <w:lang w:val="uk-UA"/>
+        </w:rPr>
+        <w:t>.</w:t>
+      </w:r>
+    </w:p>
+    <w:p>
+      <w:pPr>
+        <w:pStyle w:val="ListParagraph"/>
+        <w:numPr>
+          <w:ilvl w:val="0"/>
+          <w:numId w:val="32"/>
+        </w:numPr>
+        <w:spacing w:after="0" w:line="264" w:lineRule="auto"/>
+        <w:jc w:val="both"/>
+        <w:rPr>
+          <w:rFonts w:ascii="Times New Roman" w:hAnsi="Times New Roman" w:cs="Times New Roman"/>
+          <w:sz w:val="28"/>
+          <w:szCs w:val="28"/>
+          <w:lang w:val="uk-UA"/>
+        </w:rPr>
+      </w:pPr>
+      <w:r>
+        <w:rPr>
+          <w:rFonts w:ascii="Times New Roman" w:hAnsi="Times New Roman" w:cs="Times New Roman"/>
+          <w:sz w:val="28"/>
+          <w:szCs w:val="28"/>
+          <w:lang w:val="uk-UA"/>
+        </w:rPr>
+        <w:t xml:space="preserve">Інфраструктура: Docker та Docker </w:t>
+      </w:r>
+      <w:proofErr w:type="spellStart"/>
+      <w:r>
+        <w:rPr>
+          <w:rFonts w:ascii="Times New Roman" w:hAnsi="Times New Roman" w:cs="Times New Roman"/>
+          <w:sz w:val="28"/>
+          <w:szCs w:val="28"/>
+          <w:lang w:val="uk-UA"/>
+        </w:rPr>
+        <w:t>Compose</w:t>
+      </w:r>
+      <w:proofErr w:type="spellEnd"/>
+      <w:r>
+        <w:rPr>
+          <w:rFonts w:ascii="Times New Roman" w:hAnsi="Times New Roman" w:cs="Times New Roman"/>
+          <w:sz w:val="28"/>
+          <w:szCs w:val="28"/>
+          <w:lang w:val="uk-UA"/>
+        </w:rPr>
+        <w:t>.</w:t>
+      </w:r>
+    </w:p>
+    <w:p>
+      <w:pPr>
+        <w:spacing w:after="0" w:line="264" w:lineRule="auto"/>
+        <w:jc w:val="both"/>
+        <w:rPr>
+          <w:rFonts w:ascii="Times New Roman" w:hAnsi="Times New Roman" w:cs="Times New Roman"/>
+          <w:sz w:val="28"/>
+          <w:szCs w:val="28"/>
+          <w:lang w:val="uk-UA"/>
+        </w:rPr>
+      </w:pPr>
+    </w:p>
+    <w:p>
+      <w:pPr>
+        <w:spacing w:after="0" w:line="264" w:lineRule="auto"/>
+        <w:jc w:val="both"/>
+        <w:rPr>
+          <w:rFonts w:ascii="Times New Roman" w:hAnsi="Times New Roman" w:cs="Times New Roman"/>
           <w:i/>
           <w:iCs/>
+          <w:sz w:val="28"/>
+          <w:szCs w:val="28"/>
+          <w:lang w:val="uk-UA"/>
+        </w:rPr>
+      </w:pPr>
+      <w:r>
+        <w:rPr>
+          <w:rFonts w:ascii="Times New Roman" w:hAnsi="Times New Roman" w:cs="Times New Roman"/>
+          <w:sz w:val="28"/>
+          <w:szCs w:val="28"/>
+          <w:lang w:val="uk-UA"/>
+        </w:rPr>
+        <w:tab/>
+      </w:r>
+      <w:r>
+        <w:rPr>
+          <w:rFonts w:ascii="Times New Roman" w:hAnsi="Times New Roman" w:cs="Times New Roman"/>
+          <w:i/>
+          <w:iCs/>
+          <w:sz w:val="28"/>
+          <w:szCs w:val="28"/>
+          <w:lang w:val="uk-UA"/>
+        </w:rPr>
+        <w:t>Архітектура Системи:</w:t>
+      </w:r>
+    </w:p>
+    <w:p>
+      <w:pPr>
+        <w:spacing w:after="0" w:line="264" w:lineRule="auto"/>
+        <w:jc w:val="both"/>
+        <w:rPr>
+          <w:rFonts w:ascii="Times New Roman" w:hAnsi="Times New Roman" w:cs="Times New Roman"/>
+          <w:sz w:val="28"/>
+          <w:szCs w:val="28"/>
+          <w:lang w:val="uk-UA"/>
+        </w:rPr>
+      </w:pPr>
+      <w:r>
+        <w:rPr>
+          <w:rFonts w:ascii="Times New Roman" w:hAnsi="Times New Roman" w:cs="Times New Roman"/>
+          <w:sz w:val="28"/>
+          <w:szCs w:val="28"/>
+          <w:lang w:val="uk-UA"/>
+        </w:rPr>
+        <w:tab/>
+        <w:t>Система побудована за мікросервісним принципом і складається з трьох основних компонентів:</w:t>
+      </w:r>
+    </w:p>
+    <w:p>
+      <w:pPr>
+        <w:pStyle w:val="ListParagraph"/>
+        <w:numPr>
+          <w:ilvl w:val="0"/>
+          <w:numId w:val="33"/>
+        </w:numPr>
+        <w:spacing w:after="0" w:line="264" w:lineRule="auto"/>
+        <w:jc w:val="both"/>
+        <w:rPr>
+          <w:rFonts w:ascii="Times New Roman" w:hAnsi="Times New Roman" w:cs="Times New Roman"/>
+          <w:sz w:val="28"/>
+          <w:szCs w:val="28"/>
+          <w:lang w:val="uk-UA"/>
+        </w:rPr>
+      </w:pPr>
+      <w:proofErr w:type="spellStart"/>
+      <w:r>
+        <w:rPr>
+          <w:rFonts w:ascii="Times New Roman" w:hAnsi="Times New Roman" w:cs="Times New Roman"/>
+          <w:b/>
+          <w:bCs/>
+          <w:sz w:val="28"/>
+          <w:szCs w:val="28"/>
+          <w:lang w:val="uk-UA"/>
+        </w:rPr>
+        <w:t>gRPC</w:t>
+      </w:r>
+      <w:proofErr w:type="spellEnd"/>
+      <w:r>
+        <w:rPr>
+          <w:rFonts w:ascii="Times New Roman" w:hAnsi="Times New Roman" w:cs="Times New Roman"/>
+          <w:b/>
+          <w:bCs/>
+          <w:sz w:val="28"/>
+          <w:szCs w:val="28"/>
+          <w:lang w:val="uk-UA"/>
+        </w:rPr>
+        <w:t xml:space="preserve"> Server</w:t>
+      </w:r>
+      <w:r>
+        <w:rPr>
+          <w:rFonts w:ascii="Times New Roman" w:hAnsi="Times New Roman" w:cs="Times New Roman"/>
+          <w:sz w:val="28"/>
+          <w:szCs w:val="28"/>
+          <w:lang w:val="uk-UA"/>
+        </w:rPr>
+        <w:t xml:space="preserve"> (Брокер повідомлень): Центральний вузол, який не має доступу ззовні. Відповідає за генерацію ключів, зберігання активних підключень (потоків) та безпечну маршрутизацію (</w:t>
+      </w:r>
+      <w:proofErr w:type="spellStart"/>
+      <w:r>
+        <w:rPr>
+          <w:rFonts w:ascii="Times New Roman" w:hAnsi="Times New Roman" w:cs="Times New Roman"/>
+          <w:sz w:val="28"/>
+          <w:szCs w:val="28"/>
+          <w:lang w:val="uk-UA"/>
+        </w:rPr>
+        <w:t>перешифрування</w:t>
+      </w:r>
+      <w:proofErr w:type="spellEnd"/>
+      <w:r>
+        <w:rPr>
+          <w:rFonts w:ascii="Times New Roman" w:hAnsi="Times New Roman" w:cs="Times New Roman"/>
+          <w:sz w:val="28"/>
+          <w:szCs w:val="28"/>
+          <w:lang w:val="uk-UA"/>
+        </w:rPr>
+        <w:t>) повідомлень між клієнтами.</w:t>
+      </w:r>
+    </w:p>
+    <w:p>
+      <w:pPr>
+        <w:pStyle w:val="ListParagraph"/>
+        <w:numPr>
+          <w:ilvl w:val="0"/>
+          <w:numId w:val="33"/>
+        </w:numPr>
+        <w:spacing w:after="0" w:line="264" w:lineRule="auto"/>
+        <w:jc w:val="both"/>
+        <w:rPr>
+          <w:rFonts w:ascii="Times New Roman" w:hAnsi="Times New Roman" w:cs="Times New Roman"/>
+          <w:sz w:val="28"/>
+          <w:szCs w:val="28"/>
+          <w:lang w:val="uk-UA"/>
+        </w:rPr>
+      </w:pPr>
+      <w:r>
+        <w:rPr>
+          <w:rFonts w:ascii="Times New Roman" w:hAnsi="Times New Roman" w:cs="Times New Roman"/>
+          <w:b/>
+          <w:bCs/>
+          <w:sz w:val="28"/>
+          <w:szCs w:val="28"/>
+          <w:lang w:val="uk-UA"/>
+        </w:rPr>
+        <w:t>Консольний Клієнт</w:t>
+      </w:r>
+      <w:r>
+        <w:rPr>
+          <w:rFonts w:ascii="Times New Roman" w:hAnsi="Times New Roman" w:cs="Times New Roman"/>
+          <w:sz w:val="28"/>
+          <w:szCs w:val="28"/>
+          <w:lang w:val="uk-UA"/>
+        </w:rPr>
+        <w:t xml:space="preserve">: Додаток для терміналу, що демонструє роботу </w:t>
+      </w:r>
+      <w:proofErr w:type="spellStart"/>
+      <w:r>
+        <w:rPr>
+          <w:rFonts w:ascii="Times New Roman" w:hAnsi="Times New Roman" w:cs="Times New Roman"/>
+          <w:sz w:val="28"/>
+          <w:szCs w:val="28"/>
+          <w:lang w:val="uk-UA"/>
+        </w:rPr>
+        <w:t>багатопотоковості</w:t>
+      </w:r>
+      <w:proofErr w:type="spellEnd"/>
+      <w:r>
+        <w:rPr>
+          <w:rFonts w:ascii="Times New Roman" w:hAnsi="Times New Roman" w:cs="Times New Roman"/>
+          <w:sz w:val="28"/>
+          <w:szCs w:val="28"/>
+          <w:lang w:val="uk-UA"/>
+        </w:rPr>
+        <w:t xml:space="preserve"> при прямому </w:t>
+      </w:r>
+      <w:proofErr w:type="spellStart"/>
+      <w:r>
+        <w:rPr>
+          <w:rFonts w:ascii="Times New Roman" w:hAnsi="Times New Roman" w:cs="Times New Roman"/>
+          <w:sz w:val="28"/>
+          <w:szCs w:val="28"/>
+          <w:lang w:val="uk-UA"/>
+        </w:rPr>
+        <w:t>gRPC</w:t>
+      </w:r>
+      <w:proofErr w:type="spellEnd"/>
+      <w:r>
+        <w:rPr>
+          <w:rFonts w:ascii="Times New Roman" w:hAnsi="Times New Roman" w:cs="Times New Roman"/>
+          <w:sz w:val="28"/>
+          <w:szCs w:val="28"/>
+          <w:lang w:val="uk-UA"/>
+        </w:rPr>
+        <w:t>-підключенні до сервера.</w:t>
+      </w:r>
+    </w:p>
+    <w:p>
+      <w:pPr>
+        <w:pStyle w:val="ListParagraph"/>
+        <w:numPr>
+          <w:ilvl w:val="0"/>
+          <w:numId w:val="33"/>
+        </w:numPr>
+        <w:spacing w:after="0" w:line="264" w:lineRule="auto"/>
+        <w:jc w:val="both"/>
+        <w:rPr>
+          <w:rFonts w:ascii="Times New Roman" w:hAnsi="Times New Roman" w:cs="Times New Roman"/>
+          <w:sz w:val="28"/>
+          <w:szCs w:val="28"/>
+          <w:lang w:val="uk-UA"/>
+        </w:rPr>
+      </w:pPr>
+      <w:r>
+        <w:rPr>
+          <w:rFonts w:ascii="Times New Roman" w:hAnsi="Times New Roman" w:cs="Times New Roman"/>
+          <w:b/>
+          <w:bCs/>
+          <w:sz w:val="28"/>
+          <w:szCs w:val="28"/>
+          <w:lang w:val="uk-UA"/>
+        </w:rPr>
+        <w:t xml:space="preserve">API </w:t>
+      </w:r>
+      <w:proofErr w:type="spellStart"/>
+      <w:r>
+        <w:rPr>
+          <w:rFonts w:ascii="Times New Roman" w:hAnsi="Times New Roman" w:cs="Times New Roman"/>
+          <w:b/>
+          <w:bCs/>
+          <w:sz w:val="28"/>
+          <w:szCs w:val="28"/>
+          <w:lang w:val="uk-UA"/>
+        </w:rPr>
+        <w:t>Client</w:t>
+      </w:r>
+      <w:proofErr w:type="spellEnd"/>
+      <w:r>
+        <w:rPr>
+          <w:rFonts w:ascii="Times New Roman" w:hAnsi="Times New Roman" w:cs="Times New Roman"/>
+          <w:b/>
+          <w:bCs/>
+          <w:sz w:val="28"/>
+          <w:szCs w:val="28"/>
+          <w:lang w:val="uk-UA"/>
+        </w:rPr>
+        <w:t xml:space="preserve"> (Gateway)</w:t>
+      </w:r>
+      <w:r>
+        <w:rPr>
+          <w:rFonts w:ascii="Times New Roman" w:hAnsi="Times New Roman" w:cs="Times New Roman"/>
+          <w:sz w:val="28"/>
+          <w:szCs w:val="28"/>
+          <w:lang w:val="uk-UA"/>
+        </w:rPr>
+        <w:t xml:space="preserve">: Веб-шлюз, який приймає класичні HTTP/REST запити через інтерфейс </w:t>
+      </w:r>
+      <w:proofErr w:type="spellStart"/>
+      <w:r>
+        <w:rPr>
+          <w:rFonts w:ascii="Times New Roman" w:hAnsi="Times New Roman" w:cs="Times New Roman"/>
+          <w:sz w:val="28"/>
+          <w:szCs w:val="28"/>
+          <w:lang w:val="uk-UA"/>
+        </w:rPr>
+        <w:t>Swagger</w:t>
+      </w:r>
+      <w:proofErr w:type="spellEnd"/>
+      <w:r>
+        <w:rPr>
+          <w:rFonts w:ascii="Times New Roman" w:hAnsi="Times New Roman" w:cs="Times New Roman"/>
+          <w:sz w:val="28"/>
+          <w:szCs w:val="28"/>
+          <w:lang w:val="uk-UA"/>
+        </w:rPr>
+        <w:t xml:space="preserve">, транслює їх у бінарні </w:t>
+      </w:r>
+      <w:proofErr w:type="spellStart"/>
+      <w:r>
+        <w:rPr>
+          <w:rFonts w:ascii="Times New Roman" w:hAnsi="Times New Roman" w:cs="Times New Roman"/>
+          <w:sz w:val="28"/>
+          <w:szCs w:val="28"/>
+          <w:lang w:val="uk-UA"/>
+        </w:rPr>
+        <w:t>gRPC</w:t>
+      </w:r>
+      <w:proofErr w:type="spellEnd"/>
+      <w:r>
+        <w:rPr>
+          <w:rFonts w:ascii="Times New Roman" w:hAnsi="Times New Roman" w:cs="Times New Roman"/>
+          <w:sz w:val="28"/>
+          <w:szCs w:val="28"/>
+          <w:lang w:val="uk-UA"/>
+        </w:rPr>
+        <w:t xml:space="preserve"> запити та керує чергою вхідних повідомлень.</w:t>
+      </w:r>
+    </w:p>
+    <w:p>
+      <w:pPr>
+        <w:spacing w:after="0" w:line="264" w:lineRule="auto"/>
+        <w:jc w:val="both"/>
+        <w:rPr>
+          <w:rFonts w:ascii="Times New Roman" w:hAnsi="Times New Roman" w:cs="Times New Roman"/>
+          <w:sz w:val="28"/>
+          <w:szCs w:val="28"/>
+          <w:lang w:val="uk-UA"/>
+        </w:rPr>
+      </w:pPr>
+    </w:p>
+    <w:p>
+      <w:pPr>
+        <w:spacing w:after="0" w:line="264" w:lineRule="auto"/>
+        <w:jc w:val="both"/>
+        <w:rPr>
+          <w:rFonts w:ascii="Times New Roman" w:hAnsi="Times New Roman" w:cs="Times New Roman"/>
+          <w:i/>
+          <w:iCs/>
+          <w:sz w:val="28"/>
+          <w:szCs w:val="28"/>
+          <w:lang w:val="uk-UA"/>
+        </w:rPr>
+      </w:pPr>
+      <w:r>
+        <w:rPr>
+          <w:rFonts w:ascii="Times New Roman" w:hAnsi="Times New Roman" w:cs="Times New Roman"/>
+          <w:sz w:val="28"/>
+          <w:szCs w:val="28"/>
+          <w:lang w:val="uk-UA"/>
+        </w:rPr>
+        <w:tab/>
+      </w:r>
+      <w:r>
+        <w:rPr>
+          <w:rFonts w:ascii="Times New Roman" w:hAnsi="Times New Roman" w:cs="Times New Roman"/>
+          <w:i/>
+          <w:iCs/>
+          <w:sz w:val="28"/>
+          <w:szCs w:val="28"/>
+          <w:lang w:val="uk-UA"/>
+        </w:rPr>
+        <w:t>Безпека та Управління Сесіями:</w:t>
+      </w:r>
+    </w:p>
+    <w:p>
+      <w:pPr>
+        <w:spacing w:after="0" w:line="264" w:lineRule="auto"/>
+        <w:jc w:val="both"/>
+        <w:rPr>
+          <w:rFonts w:ascii="Times New Roman" w:hAnsi="Times New Roman" w:cs="Times New Roman"/>
+          <w:sz w:val="28"/>
+          <w:szCs w:val="28"/>
+          <w:lang w:val="uk-UA"/>
+        </w:rPr>
+      </w:pPr>
+      <w:r>
+        <w:rPr>
+          <w:rFonts w:ascii="Times New Roman" w:hAnsi="Times New Roman" w:cs="Times New Roman"/>
+          <w:sz w:val="28"/>
+          <w:szCs w:val="28"/>
+          <w:lang w:val="uk-UA"/>
+        </w:rPr>
+        <w:tab/>
+        <w:t xml:space="preserve">Щоб уникнути вразливості статичних ключів, у системі реалізовано динамічний обмін ключами - </w:t>
+      </w:r>
+      <w:proofErr w:type="spellStart"/>
+      <w:r>
+        <w:rPr>
+          <w:rFonts w:ascii="Times New Roman" w:hAnsi="Times New Roman" w:cs="Times New Roman"/>
+          <w:sz w:val="28"/>
+          <w:szCs w:val="28"/>
+          <w:lang w:val="uk-UA"/>
+        </w:rPr>
+        <w:t>Handshake</w:t>
+      </w:r>
+      <w:proofErr w:type="spellEnd"/>
+      <w:r>
+        <w:rPr>
+          <w:rFonts w:ascii="Times New Roman" w:hAnsi="Times New Roman" w:cs="Times New Roman"/>
+          <w:sz w:val="28"/>
+          <w:szCs w:val="28"/>
+          <w:lang w:val="uk-UA"/>
+        </w:rPr>
+        <w:t xml:space="preserve">: При старті будь-який клієнт ініціює з'єднання. Сервер генерує </w:t>
+      </w:r>
+      <w:proofErr w:type="spellStart"/>
+      <w:r>
+        <w:rPr>
+          <w:rFonts w:ascii="Times New Roman" w:hAnsi="Times New Roman" w:cs="Times New Roman"/>
+          <w:sz w:val="28"/>
+          <w:szCs w:val="28"/>
+          <w:lang w:val="uk-UA"/>
+        </w:rPr>
+        <w:t>криптографічно</w:t>
+      </w:r>
+      <w:proofErr w:type="spellEnd"/>
+      <w:r>
+        <w:rPr>
+          <w:rFonts w:ascii="Times New Roman" w:hAnsi="Times New Roman" w:cs="Times New Roman"/>
+          <w:sz w:val="28"/>
+          <w:szCs w:val="28"/>
+          <w:lang w:val="uk-UA"/>
+        </w:rPr>
+        <w:t xml:space="preserve"> стійкий масив байтів (</w:t>
+      </w:r>
+      <w:proofErr w:type="spellStart"/>
+      <w:r>
+        <w:rPr>
+          <w:rFonts w:ascii="Times New Roman" w:hAnsi="Times New Roman" w:cs="Times New Roman"/>
+          <w:sz w:val="28"/>
+          <w:szCs w:val="28"/>
+          <w:lang w:val="uk-UA"/>
+        </w:rPr>
+        <w:t>Session</w:t>
+      </w:r>
+      <w:proofErr w:type="spellEnd"/>
+      <w:r>
+        <w:rPr>
+          <w:rFonts w:ascii="Times New Roman" w:hAnsi="Times New Roman" w:cs="Times New Roman"/>
+          <w:sz w:val="28"/>
+          <w:szCs w:val="28"/>
+          <w:lang w:val="uk-UA"/>
+        </w:rPr>
+        <w:t xml:space="preserve"> </w:t>
+      </w:r>
+      <w:proofErr w:type="spellStart"/>
+      <w:r>
+        <w:rPr>
+          <w:rFonts w:ascii="Times New Roman" w:hAnsi="Times New Roman" w:cs="Times New Roman"/>
+          <w:sz w:val="28"/>
+          <w:szCs w:val="28"/>
+          <w:lang w:val="uk-UA"/>
+        </w:rPr>
+        <w:t>Key</w:t>
+      </w:r>
+      <w:proofErr w:type="spellEnd"/>
+      <w:r>
+        <w:rPr>
+          <w:rFonts w:ascii="Times New Roman" w:hAnsi="Times New Roman" w:cs="Times New Roman"/>
+          <w:sz w:val="28"/>
+          <w:szCs w:val="28"/>
+          <w:lang w:val="uk-UA"/>
+        </w:rPr>
+        <w:t>) та унікальний ідентифікатор (</w:t>
+      </w:r>
+      <w:proofErr w:type="spellStart"/>
+      <w:r>
+        <w:rPr>
+          <w:rFonts w:ascii="Times New Roman" w:hAnsi="Times New Roman" w:cs="Times New Roman"/>
+          <w:sz w:val="28"/>
+          <w:szCs w:val="28"/>
+          <w:lang w:val="uk-UA"/>
+        </w:rPr>
+        <w:t>Session</w:t>
+      </w:r>
+      <w:proofErr w:type="spellEnd"/>
+      <w:r>
+        <w:rPr>
+          <w:rFonts w:ascii="Times New Roman" w:hAnsi="Times New Roman" w:cs="Times New Roman"/>
+          <w:sz w:val="28"/>
+          <w:szCs w:val="28"/>
+          <w:lang w:val="uk-UA"/>
+        </w:rPr>
+        <w:t xml:space="preserve"> ID), зберігаючи їх у </w:t>
+      </w:r>
+      <w:proofErr w:type="spellStart"/>
+      <w:r>
+        <w:rPr>
+          <w:rFonts w:ascii="Times New Roman" w:hAnsi="Times New Roman" w:cs="Times New Roman"/>
+          <w:sz w:val="28"/>
+          <w:szCs w:val="28"/>
+          <w:lang w:val="uk-UA"/>
+        </w:rPr>
+        <w:t>потокобезпечному</w:t>
+      </w:r>
+      <w:proofErr w:type="spellEnd"/>
+      <w:r>
+        <w:rPr>
+          <w:rFonts w:ascii="Times New Roman" w:hAnsi="Times New Roman" w:cs="Times New Roman"/>
+          <w:sz w:val="28"/>
+          <w:szCs w:val="28"/>
+          <w:lang w:val="uk-UA"/>
+        </w:rPr>
+        <w:t xml:space="preserve"> словнику </w:t>
+      </w:r>
+      <w:proofErr w:type="spellStart"/>
+      <w:r>
+        <w:rPr>
+          <w:rFonts w:ascii="Times New Roman" w:hAnsi="Times New Roman" w:cs="Times New Roman"/>
+          <w:sz w:val="28"/>
+          <w:szCs w:val="28"/>
+          <w:lang w:val="uk-UA"/>
+        </w:rPr>
+        <w:t>ConcurrentDictionary</w:t>
+      </w:r>
+      <w:proofErr w:type="spellEnd"/>
+      <w:r>
+        <w:rPr>
+          <w:rFonts w:ascii="Times New Roman" w:hAnsi="Times New Roman" w:cs="Times New Roman"/>
+          <w:sz w:val="28"/>
+          <w:szCs w:val="28"/>
+          <w:lang w:val="uk-UA"/>
+        </w:rPr>
+        <w:t>.</w:t>
+      </w:r>
+    </w:p>
+    <w:p>
+      <w:pPr>
+        <w:spacing w:after="0" w:line="264" w:lineRule="auto"/>
+        <w:jc w:val="both"/>
+        <w:rPr>
+          <w:rFonts w:ascii="Times New Roman" w:hAnsi="Times New Roman" w:cs="Times New Roman"/>
+          <w:sz w:val="28"/>
+          <w:szCs w:val="28"/>
+          <w:lang w:val="uk-UA"/>
+        </w:rPr>
+      </w:pPr>
+      <w:r>
+        <w:rPr>
+          <w:rFonts w:ascii="Times New Roman" w:hAnsi="Times New Roman" w:cs="Times New Roman"/>
+          <w:sz w:val="28"/>
+          <w:szCs w:val="28"/>
+          <w:lang w:val="uk-UA"/>
+        </w:rPr>
+        <w:tab/>
+      </w:r>
+      <w:r>
+        <w:rPr>
+          <w:rFonts w:ascii="Times New Roman" w:hAnsi="Times New Roman" w:cs="Times New Roman"/>
+          <w:sz w:val="28"/>
+          <w:szCs w:val="28"/>
+          <w:lang w:val="uk-UA"/>
+        </w:rPr>
+        <w:t xml:space="preserve">Маршрутизація з перешифруванням: Коли Клієнт А пише Клієнту Б, повідомлення шифрується ключем Клієнта А. Сервер розшифровує його, знаходить сесію Клієнта Б, зашифровує текст його унікальним ключем і </w:t>
+      </w:r>
+      <w:r>
+        <w:rPr>
+          <w:rFonts w:ascii="Times New Roman" w:hAnsi="Times New Roman" w:cs="Times New Roman"/>
+          <w:sz w:val="28"/>
+          <w:szCs w:val="28"/>
+          <w:lang w:val="uk-UA"/>
+        </w:rPr>
+        <w:lastRenderedPageBreak/>
+        <w:t>лише потім відправляє. Це гарантує надійність навіть при перехопленні трафіку.</w:t>
+      </w:r>
+    </w:p>
+    <w:p>
+      <w:pPr>
+        <w:spacing w:after="0" w:line="264" w:lineRule="auto"/>
+        <w:jc w:val="both"/>
+        <w:rPr>
+          <w:rFonts w:ascii="Times New Roman" w:hAnsi="Times New Roman" w:cs="Times New Roman"/>
+          <w:sz w:val="28"/>
+          <w:szCs w:val="28"/>
+          <w:lang w:val="uk-UA"/>
+        </w:rPr>
+      </w:pPr>
+    </w:p>
+    <w:p>
+      <w:pPr>
+        <w:spacing w:after="0" w:line="264" w:lineRule="auto"/>
+        <w:jc w:val="both"/>
+        <w:rPr>
+          <w:rFonts w:ascii="Times New Roman" w:hAnsi="Times New Roman" w:cs="Times New Roman"/>
+          <w:i/>
+          <w:iCs/>
+          <w:sz w:val="28"/>
+          <w:szCs w:val="28"/>
+          <w:lang w:val="uk-UA"/>
+        </w:rPr>
+      </w:pPr>
+      <w:r>
+        <w:rPr>
+          <w:rFonts w:ascii="Times New Roman" w:hAnsi="Times New Roman" w:cs="Times New Roman"/>
+          <w:sz w:val="28"/>
+          <w:szCs w:val="28"/>
+          <w:lang w:val="uk-UA"/>
+        </w:rPr>
+        <w:tab/>
+      </w:r>
+      <w:r>
+        <w:rPr>
+          <w:rFonts w:ascii="Times New Roman" w:hAnsi="Times New Roman" w:cs="Times New Roman"/>
+          <w:i/>
+          <w:iCs/>
+          <w:sz w:val="28"/>
+          <w:szCs w:val="28"/>
+          <w:lang w:val="uk-UA"/>
+        </w:rPr>
+        <w:t xml:space="preserve">Моделі комунікації </w:t>
+      </w:r>
+      <w:proofErr w:type="spellStart"/>
+      <w:r>
+        <w:rPr>
+          <w:rFonts w:ascii="Times New Roman" w:hAnsi="Times New Roman" w:cs="Times New Roman"/>
+          <w:i/>
+          <w:iCs/>
+          <w:sz w:val="28"/>
+          <w:szCs w:val="28"/>
+          <w:lang w:val="uk-UA"/>
+        </w:rPr>
+        <w:t>gRPC</w:t>
+      </w:r>
+      <w:proofErr w:type="spellEnd"/>
+      <w:r>
+        <w:rPr>
+          <w:rFonts w:ascii="Times New Roman" w:hAnsi="Times New Roman" w:cs="Times New Roman"/>
+          <w:i/>
+          <w:iCs/>
+          <w:sz w:val="28"/>
+          <w:szCs w:val="28"/>
+          <w:lang w:val="uk-UA"/>
+        </w:rPr>
+        <w:t>:</w:t>
+      </w:r>
+    </w:p>
+    <w:p>
+      <w:pPr>
+        <w:spacing w:after="0" w:line="264" w:lineRule="auto"/>
+        <w:jc w:val="both"/>
+        <w:rPr>
+          <w:rFonts w:ascii="Times New Roman" w:hAnsi="Times New Roman" w:cs="Times New Roman"/>
+          <w:sz w:val="28"/>
+          <w:szCs w:val="28"/>
+          <w:lang w:val="uk-UA"/>
+        </w:rPr>
+      </w:pPr>
+      <w:r>
+        <w:rPr>
+          <w:rFonts w:ascii="Times New Roman" w:hAnsi="Times New Roman" w:cs="Times New Roman"/>
+          <w:sz w:val="28"/>
+          <w:szCs w:val="28"/>
+          <w:lang w:val="uk-UA"/>
+        </w:rPr>
+        <w:tab/>
+        <w:t>У контракті (.</w:t>
+      </w:r>
+      <w:proofErr w:type="spellStart"/>
+      <w:r>
+        <w:rPr>
+          <w:rFonts w:ascii="Times New Roman" w:hAnsi="Times New Roman" w:cs="Times New Roman"/>
+          <w:sz w:val="28"/>
+          <w:szCs w:val="28"/>
+          <w:lang w:val="uk-UA"/>
+        </w:rPr>
+        <w:t>proto</w:t>
+      </w:r>
+      <w:proofErr w:type="spellEnd"/>
+      <w:r>
+        <w:rPr>
+          <w:rFonts w:ascii="Times New Roman" w:hAnsi="Times New Roman" w:cs="Times New Roman"/>
+          <w:sz w:val="28"/>
+          <w:szCs w:val="28"/>
+          <w:lang w:val="uk-UA"/>
+        </w:rPr>
+        <w:t xml:space="preserve"> файлі) реалізовано дві різні парадигми взаємодії поверх одного </w:t>
+      </w:r>
+      <w:proofErr w:type="spellStart"/>
+      <w:r>
+        <w:rPr>
+          <w:rFonts w:ascii="Times New Roman" w:hAnsi="Times New Roman" w:cs="Times New Roman"/>
+          <w:sz w:val="28"/>
+          <w:szCs w:val="28"/>
+          <w:lang w:val="uk-UA"/>
+        </w:rPr>
+        <w:t>мультиплексованого</w:t>
+      </w:r>
+      <w:proofErr w:type="spellEnd"/>
+      <w:r>
+        <w:rPr>
+          <w:rFonts w:ascii="Times New Roman" w:hAnsi="Times New Roman" w:cs="Times New Roman"/>
+          <w:sz w:val="28"/>
+          <w:szCs w:val="28"/>
+          <w:lang w:val="uk-UA"/>
+        </w:rPr>
+        <w:t xml:space="preserve"> HTTP/2 з'єднання:</w:t>
+      </w:r>
+    </w:p>
+    <w:p>
+      <w:pPr>
+        <w:pStyle w:val="ListParagraph"/>
+        <w:numPr>
+          <w:ilvl w:val="0"/>
+          <w:numId w:val="37"/>
+        </w:numPr>
+        <w:spacing w:after="0" w:line="264" w:lineRule="auto"/>
+        <w:ind w:left="360"/>
+        <w:jc w:val="both"/>
+        <w:rPr>
+          <w:rFonts w:ascii="Times New Roman" w:hAnsi="Times New Roman" w:cs="Times New Roman"/>
+          <w:sz w:val="28"/>
+          <w:szCs w:val="28"/>
+          <w:lang w:val="uk-UA"/>
+        </w:rPr>
+      </w:pPr>
+      <w:proofErr w:type="spellStart"/>
+      <w:r>
+        <w:rPr>
+          <w:rFonts w:ascii="Times New Roman" w:hAnsi="Times New Roman" w:cs="Times New Roman"/>
+          <w:sz w:val="28"/>
+          <w:szCs w:val="28"/>
+          <w:lang w:val="uk-UA"/>
+        </w:rPr>
+        <w:t>Unary</w:t>
+      </w:r>
+      <w:proofErr w:type="spellEnd"/>
+      <w:r>
+        <w:rPr>
+          <w:rFonts w:ascii="Times New Roman" w:hAnsi="Times New Roman" w:cs="Times New Roman"/>
+          <w:sz w:val="28"/>
+          <w:szCs w:val="28"/>
+          <w:lang w:val="uk-UA"/>
+        </w:rPr>
+        <w:t xml:space="preserve"> RPC (</w:t>
+      </w:r>
+      <w:proofErr w:type="spellStart"/>
+      <w:r>
+        <w:rPr>
+          <w:rFonts w:ascii="Times New Roman" w:hAnsi="Times New Roman" w:cs="Times New Roman"/>
+          <w:sz w:val="28"/>
+          <w:szCs w:val="28"/>
+          <w:lang w:val="uk-UA"/>
+        </w:rPr>
+        <w:t>SendMessage</w:t>
+      </w:r>
+      <w:proofErr w:type="spellEnd"/>
+      <w:r>
+        <w:rPr>
+          <w:rFonts w:ascii="Times New Roman" w:hAnsi="Times New Roman" w:cs="Times New Roman"/>
+          <w:sz w:val="28"/>
+          <w:szCs w:val="28"/>
+          <w:lang w:val="uk-UA"/>
+        </w:rPr>
+        <w:t>): Класична модель "запит-відповідь". Використовується для прямого "пінгування" сервера (команда /</w:t>
+      </w:r>
+      <w:proofErr w:type="spellStart"/>
+      <w:r>
+        <w:rPr>
+          <w:rFonts w:ascii="Times New Roman" w:hAnsi="Times New Roman" w:cs="Times New Roman"/>
+          <w:sz w:val="28"/>
+          <w:szCs w:val="28"/>
+          <w:lang w:val="uk-UA"/>
+        </w:rPr>
+        <w:t>server</w:t>
+      </w:r>
+      <w:proofErr w:type="spellEnd"/>
+      <w:r>
+        <w:rPr>
+          <w:rFonts w:ascii="Times New Roman" w:hAnsi="Times New Roman" w:cs="Times New Roman"/>
+          <w:sz w:val="28"/>
+          <w:szCs w:val="28"/>
+          <w:lang w:val="uk-UA"/>
+        </w:rPr>
+        <w:t xml:space="preserve"> у консолі)</w:t>
+      </w:r>
+      <w:r>
+        <w:rPr>
+          <w:rFonts w:ascii="Times New Roman" w:hAnsi="Times New Roman" w:cs="Times New Roman"/>
+          <w:sz w:val="28"/>
+          <w:szCs w:val="28"/>
+          <w:lang w:val="uk-UA"/>
+        </w:rPr>
+        <w:t>;</w:t>
+      </w:r>
+    </w:p>
+    <w:p>
+      <w:pPr>
+        <w:pStyle w:val="ListParagraph"/>
+        <w:numPr>
+          <w:ilvl w:val="0"/>
+          <w:numId w:val="37"/>
+        </w:numPr>
+        <w:spacing w:after="0" w:line="264" w:lineRule="auto"/>
+        <w:ind w:left="360"/>
+        <w:jc w:val="both"/>
+        <w:rPr>
+          <w:rFonts w:ascii="Times New Roman" w:hAnsi="Times New Roman" w:cs="Times New Roman"/>
+          <w:sz w:val="28"/>
+          <w:szCs w:val="28"/>
+          <w:lang w:val="uk-UA"/>
+        </w:rPr>
+      </w:pPr>
+      <w:proofErr w:type="spellStart"/>
+      <w:r>
+        <w:rPr>
+          <w:rFonts w:ascii="Times New Roman" w:hAnsi="Times New Roman" w:cs="Times New Roman"/>
+          <w:sz w:val="28"/>
+          <w:szCs w:val="28"/>
+          <w:lang w:val="uk-UA"/>
+        </w:rPr>
+        <w:t>Bidirectional</w:t>
+      </w:r>
+      <w:proofErr w:type="spellEnd"/>
+      <w:r>
+        <w:rPr>
+          <w:rFonts w:ascii="Times New Roman" w:hAnsi="Times New Roman" w:cs="Times New Roman"/>
+          <w:sz w:val="28"/>
+          <w:szCs w:val="28"/>
+          <w:lang w:val="uk-UA"/>
+        </w:rPr>
+        <w:t xml:space="preserve"> </w:t>
+      </w:r>
+      <w:proofErr w:type="spellStart"/>
+      <w:r>
+        <w:rPr>
+          <w:rFonts w:ascii="Times New Roman" w:hAnsi="Times New Roman" w:cs="Times New Roman"/>
+          <w:sz w:val="28"/>
+          <w:szCs w:val="28"/>
+          <w:lang w:val="uk-UA"/>
+        </w:rPr>
+        <w:t>Streaming</w:t>
+      </w:r>
+      <w:proofErr w:type="spellEnd"/>
+      <w:r>
+        <w:rPr>
+          <w:rFonts w:ascii="Times New Roman" w:hAnsi="Times New Roman" w:cs="Times New Roman"/>
+          <w:sz w:val="28"/>
+          <w:szCs w:val="28"/>
+          <w:lang w:val="uk-UA"/>
+        </w:rPr>
+        <w:t xml:space="preserve"> RPC (</w:t>
+      </w:r>
+      <w:proofErr w:type="spellStart"/>
+      <w:r>
+        <w:rPr>
+          <w:rFonts w:ascii="Times New Roman" w:hAnsi="Times New Roman" w:cs="Times New Roman"/>
+          <w:sz w:val="28"/>
+          <w:szCs w:val="28"/>
+          <w:lang w:val="uk-UA"/>
+        </w:rPr>
+        <w:t>ChatStream</w:t>
+      </w:r>
+      <w:proofErr w:type="spellEnd"/>
+      <w:r>
+        <w:rPr>
+          <w:rFonts w:ascii="Times New Roman" w:hAnsi="Times New Roman" w:cs="Times New Roman"/>
+          <w:sz w:val="28"/>
+          <w:szCs w:val="28"/>
+          <w:lang w:val="uk-UA"/>
+        </w:rPr>
+        <w:t>): Двонаправлений потік. З'єднання залишається постійно відкритим, що дозволяє клієнтам надсилати та отримувати повідомлення один від одного в режимі реального часу без необхідності постійно опитувати сервер (</w:t>
+      </w:r>
+      <w:proofErr w:type="spellStart"/>
+      <w:r>
+        <w:rPr>
+          <w:rFonts w:ascii="Times New Roman" w:hAnsi="Times New Roman" w:cs="Times New Roman"/>
+          <w:sz w:val="28"/>
+          <w:szCs w:val="28"/>
+          <w:lang w:val="uk-UA"/>
+        </w:rPr>
+        <w:t>Long</w:t>
+      </w:r>
+      <w:proofErr w:type="spellEnd"/>
+      <w:r>
+        <w:rPr>
+          <w:rFonts w:ascii="Times New Roman" w:hAnsi="Times New Roman" w:cs="Times New Roman"/>
+          <w:sz w:val="28"/>
+          <w:szCs w:val="28"/>
+          <w:lang w:val="uk-UA"/>
+        </w:rPr>
+        <w:t xml:space="preserve"> </w:t>
+      </w:r>
+      <w:proofErr w:type="spellStart"/>
+      <w:r>
+        <w:rPr>
+          <w:rFonts w:ascii="Times New Roman" w:hAnsi="Times New Roman" w:cs="Times New Roman"/>
+          <w:sz w:val="28"/>
+          <w:szCs w:val="28"/>
+          <w:lang w:val="uk-UA"/>
+        </w:rPr>
+        <w:t>Polling</w:t>
+      </w:r>
+      <w:proofErr w:type="spellEnd"/>
+      <w:r>
+        <w:rPr>
+          <w:rFonts w:ascii="Times New Roman" w:hAnsi="Times New Roman" w:cs="Times New Roman"/>
+          <w:sz w:val="28"/>
+          <w:szCs w:val="28"/>
+          <w:lang w:val="uk-UA"/>
+        </w:rPr>
+        <w:t>).</w:t>
+      </w:r>
+    </w:p>
+    <w:p>
+      <w:pPr>
+        <w:spacing w:after="0" w:line="264" w:lineRule="auto"/>
+        <w:jc w:val="both"/>
+        <w:rPr>
+          <w:rFonts w:ascii="Times New Roman" w:hAnsi="Times New Roman" w:cs="Times New Roman"/>
+          <w:sz w:val="28"/>
+          <w:szCs w:val="28"/>
+          <w:lang w:val="uk-UA"/>
+        </w:rPr>
+      </w:pPr>
+      <w:r>
+        <w:rPr>
+          <w:rFonts w:ascii="Times New Roman" w:hAnsi="Times New Roman" w:cs="Times New Roman"/>
+          <w:noProof/>
+          <w:sz w:val="28"/>
+          <w:szCs w:val="28"/>
+          <w:lang w:val="uk-UA"/>
+        </w:rPr>
+        <w:drawing>
+          <wp:inline distT="0" distB="0" distL="0" distR="0" wp14:anchorId="63552BE4" wp14:editId="250D0F5B">
+            <wp:extent cx="5381625" cy="5586361"/>
+            <wp:effectExtent l="0" t="0" r="0" b="0"/>
+            <wp:docPr id="2" name="Picture 2"/>
+            <wp:cNvGraphicFramePr>
+              <a:graphicFrameLocks xmlns:a="http://schemas.openxmlformats.org/drawingml/2006/main" noChangeAspect="1"/>
+            </wp:cNvGraphicFramePr>
+            <a:graphic xmlns:a="http://schemas.openxmlformats.org/drawingml/2006/main">
+              <a:graphicData uri="http://schemas.openxmlformats.org/drawingml/2006/picture">
+                <pic:pic xmlns:pic="http://schemas.openxmlformats.org/drawingml/2006/picture">
+                  <pic:nvPicPr>
+                    <pic:cNvPr id="1" name=""/>
+                    <pic:cNvPicPr/>
+                  </pic:nvPicPr>
+                  <pic:blipFill>
+                    <a:blip r:embed="rId6"/>
+                    <a:stretch>
+                      <a:fillRect/>
+                    </a:stretch>
+                  </pic:blipFill>
+                  <pic:spPr>
+                    <a:xfrm>
+                      <a:off x="0" y="0"/>
+                      <a:ext cx="5389503" cy="5594538"/>
+                    </a:xfrm>
+                    <a:prstGeom prst="rect">
+                      <a:avLst/>
+                    </a:prstGeom>
+                  </pic:spPr>
+                </pic:pic>
+              </a:graphicData>
+            </a:graphic>
+          </wp:inline>
+        </w:drawing>
+      </w:r>
+    </w:p>
+    <w:p>
+      <w:pPr>
+        <w:spacing w:after="0" w:line="264" w:lineRule="auto"/>
+        <w:jc w:val="both"/>
+        <w:rPr>
+          <w:rFonts w:ascii="Times New Roman" w:hAnsi="Times New Roman" w:cs="Times New Roman"/>
+          <w:i/>
+          <w:iCs/>
+          <w:sz w:val="28"/>
+          <w:szCs w:val="28"/>
+          <w:lang w:val="uk-UA"/>
+        </w:rPr>
+      </w:pPr>
+      <w:r>
+        <w:rPr>
+          <w:rFonts w:ascii="Times New Roman" w:hAnsi="Times New Roman" w:cs="Times New Roman"/>
+          <w:sz w:val="28"/>
+          <w:szCs w:val="28"/>
+          <w:lang w:val="uk-UA"/>
+        </w:rPr>
+        <w:lastRenderedPageBreak/>
+        <w:tab/>
+      </w:r>
+      <w:r>
+        <w:rPr>
+          <w:rFonts w:ascii="Times New Roman" w:hAnsi="Times New Roman" w:cs="Times New Roman"/>
+          <w:i/>
+          <w:iCs/>
+          <w:sz w:val="28"/>
+          <w:szCs w:val="28"/>
+          <w:lang w:val="uk-UA"/>
+        </w:rPr>
+        <w:t>Реалізація клієнтських додатків:</w:t>
+      </w:r>
+    </w:p>
+    <w:p>
+      <w:pPr>
+        <w:spacing w:after="0" w:line="264" w:lineRule="auto"/>
+        <w:jc w:val="both"/>
+        <w:rPr>
+          <w:rFonts w:ascii="Times New Roman" w:hAnsi="Times New Roman" w:cs="Times New Roman"/>
+          <w:sz w:val="28"/>
+          <w:szCs w:val="28"/>
+          <w:lang w:val="uk-UA"/>
+        </w:rPr>
+      </w:pPr>
+      <w:r>
+        <w:rPr>
+          <w:rFonts w:ascii="Times New Roman" w:hAnsi="Times New Roman" w:cs="Times New Roman"/>
+          <w:sz w:val="28"/>
+          <w:szCs w:val="28"/>
+          <w:lang w:val="uk-UA"/>
+        </w:rPr>
+        <w:tab/>
+        <w:t>Обидва типи клієнтів адаптовані для роботи з асинхронними потоками даних:</w:t>
+      </w:r>
+    </w:p>
+    <w:p>
+      <w:pPr>
+        <w:pStyle w:val="ListParagraph"/>
+        <w:numPr>
+          <w:ilvl w:val="0"/>
+          <w:numId w:val="38"/>
+        </w:numPr>
+        <w:spacing w:after="0" w:line="264" w:lineRule="auto"/>
+        <w:jc w:val="both"/>
+        <w:rPr>
+          <w:rFonts w:ascii="Times New Roman" w:hAnsi="Times New Roman" w:cs="Times New Roman"/>
+          <w:sz w:val="28"/>
+          <w:szCs w:val="28"/>
+          <w:lang w:val="uk-UA"/>
+        </w:rPr>
+      </w:pPr>
+      <w:r>
+        <w:rPr>
+          <w:rFonts w:ascii="Times New Roman" w:hAnsi="Times New Roman" w:cs="Times New Roman"/>
+          <w:b/>
+          <w:bCs/>
+          <w:sz w:val="28"/>
+          <w:szCs w:val="28"/>
+          <w:lang w:val="uk-UA"/>
+        </w:rPr>
+        <w:t>Консольний клієнт:</w:t>
+      </w:r>
+      <w:r>
+        <w:rPr>
+          <w:rFonts w:ascii="Times New Roman" w:hAnsi="Times New Roman" w:cs="Times New Roman"/>
+          <w:sz w:val="28"/>
+          <w:szCs w:val="28"/>
+          <w:lang w:val="uk-UA"/>
+        </w:rPr>
+        <w:t xml:space="preserve"> Розділений на два паралельні процеси. Фонове завдання (Background </w:t>
+      </w:r>
+      <w:proofErr w:type="spellStart"/>
+      <w:r>
+        <w:rPr>
+          <w:rFonts w:ascii="Times New Roman" w:hAnsi="Times New Roman" w:cs="Times New Roman"/>
+          <w:sz w:val="28"/>
+          <w:szCs w:val="28"/>
+          <w:lang w:val="uk-UA"/>
+        </w:rPr>
+        <w:t>Listener</w:t>
+      </w:r>
+      <w:proofErr w:type="spellEnd"/>
+      <w:r>
+        <w:rPr>
+          <w:rFonts w:ascii="Times New Roman" w:hAnsi="Times New Roman" w:cs="Times New Roman"/>
+          <w:sz w:val="28"/>
+          <w:szCs w:val="28"/>
+          <w:lang w:val="uk-UA"/>
+        </w:rPr>
+        <w:t xml:space="preserve">) безперервно читає вхідний </w:t>
+      </w:r>
+      <w:proofErr w:type="spellStart"/>
+      <w:r>
+        <w:rPr>
+          <w:rFonts w:ascii="Times New Roman" w:hAnsi="Times New Roman" w:cs="Times New Roman"/>
+          <w:sz w:val="28"/>
+          <w:szCs w:val="28"/>
+          <w:lang w:val="uk-UA"/>
+        </w:rPr>
+        <w:t>gRPC</w:t>
+      </w:r>
+      <w:proofErr w:type="spellEnd"/>
+      <w:r>
+        <w:rPr>
+          <w:rFonts w:ascii="Times New Roman" w:hAnsi="Times New Roman" w:cs="Times New Roman"/>
+          <w:sz w:val="28"/>
+          <w:szCs w:val="28"/>
+          <w:lang w:val="uk-UA"/>
+        </w:rPr>
+        <w:t>-потік, розшифровує повідомлення та виводить їх на екран. Головний потік обробляє ввід користувача</w:t>
+      </w:r>
+      <w:r>
+        <w:rPr>
+          <w:rFonts w:ascii="Times New Roman" w:hAnsi="Times New Roman" w:cs="Times New Roman"/>
+          <w:sz w:val="28"/>
+          <w:szCs w:val="28"/>
+          <w:lang w:val="uk-UA"/>
+        </w:rPr>
+        <w:t>;</w:t>
+      </w:r>
+    </w:p>
+    <w:p>
+      <w:pPr>
+        <w:pStyle w:val="ListParagraph"/>
+        <w:numPr>
+          <w:ilvl w:val="0"/>
+          <w:numId w:val="38"/>
+        </w:numPr>
+        <w:spacing w:after="0" w:line="264" w:lineRule="auto"/>
+        <w:jc w:val="both"/>
+        <w:rPr>
+          <w:rFonts w:ascii="Times New Roman" w:hAnsi="Times New Roman" w:cs="Times New Roman"/>
+          <w:sz w:val="28"/>
+          <w:szCs w:val="28"/>
+          <w:lang w:val="uk-UA"/>
+        </w:rPr>
+      </w:pPr>
+      <w:r>
+        <w:rPr>
+          <w:rFonts w:ascii="Times New Roman" w:hAnsi="Times New Roman" w:cs="Times New Roman"/>
+          <w:b/>
+          <w:bCs/>
+          <w:sz w:val="28"/>
+          <w:szCs w:val="28"/>
+          <w:lang w:val="uk-UA"/>
+        </w:rPr>
+        <w:t>API Клієнт (Gateway):</w:t>
+      </w:r>
+      <w:r>
+        <w:rPr>
+          <w:rFonts w:ascii="Times New Roman" w:hAnsi="Times New Roman" w:cs="Times New Roman"/>
+          <w:sz w:val="28"/>
+          <w:szCs w:val="28"/>
+          <w:lang w:val="uk-UA"/>
+        </w:rPr>
+        <w:t xml:space="preserve"> Оскільки REST не підтримує постійні з'єднання, шлюз інкапсулює </w:t>
+      </w:r>
+      <w:proofErr w:type="spellStart"/>
+      <w:r>
+        <w:rPr>
+          <w:rFonts w:ascii="Times New Roman" w:hAnsi="Times New Roman" w:cs="Times New Roman"/>
+          <w:sz w:val="28"/>
+          <w:szCs w:val="28"/>
+          <w:lang w:val="uk-UA"/>
+        </w:rPr>
+        <w:t>gRPC</w:t>
+      </w:r>
+      <w:proofErr w:type="spellEnd"/>
+      <w:r>
+        <w:rPr>
+          <w:rFonts w:ascii="Times New Roman" w:hAnsi="Times New Roman" w:cs="Times New Roman"/>
+          <w:sz w:val="28"/>
+          <w:szCs w:val="28"/>
+          <w:lang w:val="uk-UA"/>
+        </w:rPr>
+        <w:t xml:space="preserve">-потік усередині </w:t>
+      </w:r>
+      <w:proofErr w:type="spellStart"/>
+      <w:r>
+        <w:rPr>
+          <w:rFonts w:ascii="Times New Roman" w:hAnsi="Times New Roman" w:cs="Times New Roman"/>
+          <w:sz w:val="28"/>
+          <w:szCs w:val="28"/>
+          <w:lang w:val="uk-UA"/>
+        </w:rPr>
+        <w:t>Singleton</w:t>
+      </w:r>
+      <w:proofErr w:type="spellEnd"/>
+      <w:r>
+        <w:rPr>
+          <w:rFonts w:ascii="Times New Roman" w:hAnsi="Times New Roman" w:cs="Times New Roman"/>
+          <w:sz w:val="28"/>
+          <w:szCs w:val="28"/>
+          <w:lang w:val="uk-UA"/>
+        </w:rPr>
+        <w:t xml:space="preserve">-сервісу </w:t>
+      </w:r>
+      <w:proofErr w:type="spellStart"/>
+      <w:r>
+        <w:rPr>
+          <w:rFonts w:ascii="Times New Roman" w:hAnsi="Times New Roman" w:cs="Times New Roman"/>
+          <w:sz w:val="28"/>
+          <w:szCs w:val="28"/>
+          <w:lang w:val="uk-UA"/>
+        </w:rPr>
+        <w:t>SecureChatSession</w:t>
+      </w:r>
+      <w:proofErr w:type="spellEnd"/>
+      <w:r>
+        <w:rPr>
+          <w:rFonts w:ascii="Times New Roman" w:hAnsi="Times New Roman" w:cs="Times New Roman"/>
+          <w:sz w:val="28"/>
+          <w:szCs w:val="28"/>
+          <w:lang w:val="uk-UA"/>
+        </w:rPr>
+        <w:t xml:space="preserve">. Усі вхідні повідомлення з потоку складаються у локальну </w:t>
+      </w:r>
+      <w:proofErr w:type="spellStart"/>
+      <w:r>
+        <w:rPr>
+          <w:rFonts w:ascii="Times New Roman" w:hAnsi="Times New Roman" w:cs="Times New Roman"/>
+          <w:sz w:val="28"/>
+          <w:szCs w:val="28"/>
+          <w:lang w:val="uk-UA"/>
+        </w:rPr>
+        <w:t>потокобезпечну</w:t>
+      </w:r>
+      <w:proofErr w:type="spellEnd"/>
+      <w:r>
+        <w:rPr>
+          <w:rFonts w:ascii="Times New Roman" w:hAnsi="Times New Roman" w:cs="Times New Roman"/>
+          <w:sz w:val="28"/>
+          <w:szCs w:val="28"/>
+          <w:lang w:val="uk-UA"/>
+        </w:rPr>
+        <w:t xml:space="preserve"> чергу (</w:t>
+      </w:r>
+      <w:proofErr w:type="spellStart"/>
+      <w:r>
+        <w:rPr>
+          <w:rFonts w:ascii="Times New Roman" w:hAnsi="Times New Roman" w:cs="Times New Roman"/>
+          <w:sz w:val="28"/>
+          <w:szCs w:val="28"/>
+          <w:lang w:val="uk-UA"/>
+        </w:rPr>
+        <w:t>ConcurrentQueue</w:t>
+      </w:r>
+      <w:proofErr w:type="spellEnd"/>
+      <w:r>
+        <w:rPr>
+          <w:rFonts w:ascii="Times New Roman" w:hAnsi="Times New Roman" w:cs="Times New Roman"/>
+          <w:sz w:val="28"/>
+          <w:szCs w:val="28"/>
+          <w:lang w:val="uk-UA"/>
+        </w:rPr>
+        <w:t>). REST-</w:t>
+      </w:r>
+      <w:proofErr w:type="spellStart"/>
+      <w:r>
+        <w:rPr>
+          <w:rFonts w:ascii="Times New Roman" w:hAnsi="Times New Roman" w:cs="Times New Roman"/>
+          <w:sz w:val="28"/>
+          <w:szCs w:val="28"/>
+          <w:lang w:val="uk-UA"/>
+        </w:rPr>
+        <w:t>ендпоінти</w:t>
+      </w:r>
+      <w:proofErr w:type="spellEnd"/>
+      <w:r>
+        <w:rPr>
+          <w:rFonts w:ascii="Times New Roman" w:hAnsi="Times New Roman" w:cs="Times New Roman"/>
+          <w:sz w:val="28"/>
+          <w:szCs w:val="28"/>
+          <w:lang w:val="uk-UA"/>
+        </w:rPr>
+        <w:t xml:space="preserve"> (/</w:t>
+      </w:r>
+      <w:proofErr w:type="spellStart"/>
+      <w:r>
+        <w:rPr>
+          <w:rFonts w:ascii="Times New Roman" w:hAnsi="Times New Roman" w:cs="Times New Roman"/>
+          <w:sz w:val="28"/>
+          <w:szCs w:val="28"/>
+          <w:lang w:val="uk-UA"/>
+        </w:rPr>
+        <w:t>chat</w:t>
+      </w:r>
+      <w:proofErr w:type="spellEnd"/>
+      <w:r>
+        <w:rPr>
+          <w:rFonts w:ascii="Times New Roman" w:hAnsi="Times New Roman" w:cs="Times New Roman"/>
+          <w:sz w:val="28"/>
+          <w:szCs w:val="28"/>
+          <w:lang w:val="uk-UA"/>
+        </w:rPr>
+        <w:t>/</w:t>
+      </w:r>
+      <w:proofErr w:type="spellStart"/>
+      <w:r>
+        <w:rPr>
+          <w:rFonts w:ascii="Times New Roman" w:hAnsi="Times New Roman" w:cs="Times New Roman"/>
+          <w:sz w:val="28"/>
+          <w:szCs w:val="28"/>
+          <w:lang w:val="uk-UA"/>
+        </w:rPr>
+        <w:t>send</w:t>
+      </w:r>
+      <w:proofErr w:type="spellEnd"/>
+      <w:r>
+        <w:rPr>
+          <w:rFonts w:ascii="Times New Roman" w:hAnsi="Times New Roman" w:cs="Times New Roman"/>
+          <w:sz w:val="28"/>
+          <w:szCs w:val="28"/>
+          <w:lang w:val="uk-UA"/>
+        </w:rPr>
+        <w:t>, /</w:t>
+      </w:r>
+      <w:proofErr w:type="spellStart"/>
+      <w:r>
+        <w:rPr>
+          <w:rFonts w:ascii="Times New Roman" w:hAnsi="Times New Roman" w:cs="Times New Roman"/>
+          <w:sz w:val="28"/>
+          <w:szCs w:val="28"/>
+          <w:lang w:val="uk-UA"/>
+        </w:rPr>
+        <w:t>chat</w:t>
+      </w:r>
+      <w:proofErr w:type="spellEnd"/>
+      <w:r>
+        <w:rPr>
+          <w:rFonts w:ascii="Times New Roman" w:hAnsi="Times New Roman" w:cs="Times New Roman"/>
+          <w:sz w:val="28"/>
+          <w:szCs w:val="28"/>
+          <w:lang w:val="uk-UA"/>
+        </w:rPr>
+        <w:t>/</w:t>
+      </w:r>
+      <w:proofErr w:type="spellStart"/>
+      <w:r>
+        <w:rPr>
+          <w:rFonts w:ascii="Times New Roman" w:hAnsi="Times New Roman" w:cs="Times New Roman"/>
+          <w:sz w:val="28"/>
+          <w:szCs w:val="28"/>
+          <w:lang w:val="uk-UA"/>
+        </w:rPr>
+        <w:t>inbox</w:t>
+      </w:r>
+      <w:proofErr w:type="spellEnd"/>
+      <w:r>
+        <w:rPr>
+          <w:rFonts w:ascii="Times New Roman" w:hAnsi="Times New Roman" w:cs="Times New Roman"/>
+          <w:sz w:val="28"/>
+          <w:szCs w:val="28"/>
+          <w:lang w:val="uk-UA"/>
+        </w:rPr>
+        <w:t xml:space="preserve">) працюють виключно з цією пам'яттю, виступаючи мостом між синхронним веб-світом та асинхронним </w:t>
+      </w:r>
+      <w:proofErr w:type="spellStart"/>
+      <w:r>
+        <w:rPr>
+          <w:rFonts w:ascii="Times New Roman" w:hAnsi="Times New Roman" w:cs="Times New Roman"/>
+          <w:sz w:val="28"/>
+          <w:szCs w:val="28"/>
+          <w:lang w:val="uk-UA"/>
+        </w:rPr>
+        <w:t>gRPC</w:t>
+      </w:r>
+      <w:proofErr w:type="spellEnd"/>
+      <w:r>
+        <w:rPr>
+          <w:rFonts w:ascii="Times New Roman" w:hAnsi="Times New Roman" w:cs="Times New Roman"/>
+          <w:sz w:val="28"/>
+          <w:szCs w:val="28"/>
+          <w:lang w:val="uk-UA"/>
+        </w:rPr>
+        <w:t>-чатом.</w:t>
+      </w:r>
+    </w:p>
+    <w:p>
+      <w:pPr>
+        <w:spacing w:after="0" w:line="264" w:lineRule="auto"/>
+        <w:jc w:val="both"/>
+        <w:rPr>
+          <w:rFonts w:ascii="Times New Roman" w:hAnsi="Times New Roman" w:cs="Times New Roman"/>
+          <w:sz w:val="28"/>
+          <w:szCs w:val="28"/>
+          <w:lang w:val="uk-UA"/>
+        </w:rPr>
+      </w:pPr>
+    </w:p>
+    <w:p>
+      <w:pPr>
+        <w:spacing w:after="0" w:line="264" w:lineRule="auto"/>
+        <w:jc w:val="both"/>
+        <w:rPr>
+          <w:rFonts w:ascii="Times New Roman" w:hAnsi="Times New Roman" w:cs="Times New Roman"/>
+          <w:i/>
+          <w:iCs/>
+          <w:sz w:val="28"/>
+          <w:szCs w:val="28"/>
+          <w:lang w:val="uk-UA"/>
+        </w:rPr>
+      </w:pPr>
+      <w:r>
+        <w:rPr>
+          <w:rFonts w:ascii="Times New Roman" w:hAnsi="Times New Roman" w:cs="Times New Roman"/>
+          <w:sz w:val="28"/>
+          <w:szCs w:val="28"/>
+          <w:lang w:val="uk-UA"/>
+        </w:rPr>
+        <w:tab/>
+      </w:r>
+      <w:r>
+        <w:rPr>
+          <w:rFonts w:ascii="Times New Roman" w:hAnsi="Times New Roman" w:cs="Times New Roman"/>
+          <w:i/>
+          <w:iCs/>
+          <w:sz w:val="28"/>
+          <w:szCs w:val="28"/>
+          <w:lang w:val="uk-UA"/>
+        </w:rPr>
+        <w:t>Інфраструктура та Розгортання (Docker):</w:t>
+      </w:r>
+    </w:p>
+    <w:p>
+      <w:pPr>
+        <w:spacing w:after="0" w:line="264" w:lineRule="auto"/>
+        <w:jc w:val="both"/>
+        <w:rPr>
+          <w:rFonts w:ascii="Times New Roman" w:hAnsi="Times New Roman" w:cs="Times New Roman"/>
+          <w:sz w:val="28"/>
+          <w:szCs w:val="28"/>
+          <w:lang w:val="uk-UA"/>
+        </w:rPr>
+      </w:pPr>
+      <w:r>
+        <w:rPr>
+          <w:rFonts w:ascii="Times New Roman" w:hAnsi="Times New Roman" w:cs="Times New Roman"/>
+          <w:sz w:val="28"/>
+          <w:szCs w:val="28"/>
+          <w:lang w:val="uk-UA"/>
+        </w:rPr>
+        <w:tab/>
+        <w:t xml:space="preserve">Використання Docker </w:t>
+      </w:r>
+      <w:proofErr w:type="spellStart"/>
+      <w:r>
+        <w:rPr>
+          <w:rFonts w:ascii="Times New Roman" w:hAnsi="Times New Roman" w:cs="Times New Roman"/>
+          <w:sz w:val="28"/>
+          <w:szCs w:val="28"/>
+          <w:lang w:val="uk-UA"/>
+        </w:rPr>
+        <w:t>Compose</w:t>
+      </w:r>
+      <w:proofErr w:type="spellEnd"/>
+      <w:r>
+        <w:rPr>
+          <w:rFonts w:ascii="Times New Roman" w:hAnsi="Times New Roman" w:cs="Times New Roman"/>
+          <w:sz w:val="28"/>
+          <w:szCs w:val="28"/>
+          <w:lang w:val="uk-UA"/>
+        </w:rPr>
+        <w:t xml:space="preserve"> дозволяє розгорнути сервер та кілька незалежних API-клієнтів однією командою.</w:t>
+      </w:r>
+    </w:p>
+    <w:p>
+      <w:pPr>
+        <w:spacing w:after="0" w:line="264" w:lineRule="auto"/>
+        <w:jc w:val="both"/>
+        <w:rPr>
+          <w:rFonts w:ascii="Times New Roman" w:hAnsi="Times New Roman" w:cs="Times New Roman"/>
+          <w:sz w:val="28"/>
+          <w:szCs w:val="28"/>
+          <w:lang w:val="uk-UA"/>
+        </w:rPr>
+      </w:pPr>
+      <w:r>
+        <w:rPr>
+          <w:rFonts w:ascii="Times New Roman" w:hAnsi="Times New Roman" w:cs="Times New Roman"/>
+          <w:sz w:val="28"/>
+          <w:szCs w:val="28"/>
+          <w:lang w:val="uk-UA"/>
+        </w:rPr>
+        <w:tab/>
+      </w:r>
+      <w:r>
+        <w:rPr>
+          <w:rFonts w:ascii="Times New Roman" w:hAnsi="Times New Roman" w:cs="Times New Roman"/>
+          <w:sz w:val="28"/>
+          <w:szCs w:val="28"/>
+          <w:lang w:val="uk-UA"/>
+        </w:rPr>
+        <w:t>Усі сервіси знаходяться в ізольованій віртуальній мережі (</w:t>
+      </w:r>
+      <w:proofErr w:type="spellStart"/>
+      <w:r>
+        <w:rPr>
+          <w:rFonts w:ascii="Times New Roman" w:hAnsi="Times New Roman" w:cs="Times New Roman"/>
+          <w:sz w:val="28"/>
+          <w:szCs w:val="28"/>
+          <w:lang w:val="uk-UA"/>
+        </w:rPr>
+        <w:t>bridge</w:t>
+      </w:r>
+      <w:proofErr w:type="spellEnd"/>
+      <w:r>
+        <w:rPr>
+          <w:rFonts w:ascii="Times New Roman" w:hAnsi="Times New Roman" w:cs="Times New Roman"/>
+          <w:sz w:val="28"/>
+          <w:szCs w:val="28"/>
+          <w:lang w:val="uk-UA"/>
+        </w:rPr>
+        <w:t xml:space="preserve"> </w:t>
+      </w:r>
+      <w:proofErr w:type="spellStart"/>
+      <w:r>
+        <w:rPr>
+          <w:rFonts w:ascii="Times New Roman" w:hAnsi="Times New Roman" w:cs="Times New Roman"/>
+          <w:sz w:val="28"/>
+          <w:szCs w:val="28"/>
+          <w:lang w:val="uk-UA"/>
+        </w:rPr>
+        <w:t>network</w:t>
+      </w:r>
+      <w:proofErr w:type="spellEnd"/>
+      <w:r>
+        <w:rPr>
+          <w:rFonts w:ascii="Times New Roman" w:hAnsi="Times New Roman" w:cs="Times New Roman"/>
+          <w:sz w:val="28"/>
+          <w:szCs w:val="28"/>
+          <w:lang w:val="uk-UA"/>
+        </w:rPr>
+        <w:t xml:space="preserve">). </w:t>
+      </w:r>
+      <w:proofErr w:type="spellStart"/>
+      <w:r>
+        <w:rPr>
+          <w:rFonts w:ascii="Times New Roman" w:hAnsi="Times New Roman" w:cs="Times New Roman"/>
+          <w:sz w:val="28"/>
+          <w:szCs w:val="28"/>
+          <w:lang w:val="uk-UA"/>
+        </w:rPr>
+        <w:t>gRPC</w:t>
+      </w:r>
+      <w:proofErr w:type="spellEnd"/>
+      <w:r>
+        <w:rPr>
+          <w:rFonts w:ascii="Times New Roman" w:hAnsi="Times New Roman" w:cs="Times New Roman"/>
+          <w:sz w:val="28"/>
+          <w:szCs w:val="28"/>
+          <w:lang w:val="uk-UA"/>
+        </w:rPr>
+        <w:t xml:space="preserve"> Сервер прихований від зовнішнього світу, а спілкування контейнерів відбувається за DNS-іменами середовища.</w:t>
+      </w:r>
+    </w:p>
+    <w:p>
+      <w:pPr>
+        <w:spacing w:after="0" w:line="264" w:lineRule="auto"/>
+        <w:jc w:val="both"/>
+        <w:rPr>
+          <w:rFonts w:ascii="Times New Roman" w:hAnsi="Times New Roman" w:cs="Times New Roman"/>
+          <w:sz w:val="28"/>
+          <w:szCs w:val="28"/>
+          <w:lang w:val="uk-UA"/>
+        </w:rPr>
+      </w:pPr>
+      <w:r>
+        <w:rPr>
+          <w:rFonts w:ascii="Times New Roman" w:hAnsi="Times New Roman" w:cs="Times New Roman"/>
+          <w:sz w:val="28"/>
+          <w:szCs w:val="28"/>
+          <w:lang w:val="uk-UA"/>
+        </w:rPr>
+        <w:tab/>
+      </w:r>
+      <w:r>
+        <w:rPr>
+          <w:rFonts w:ascii="Times New Roman" w:hAnsi="Times New Roman" w:cs="Times New Roman"/>
+          <w:sz w:val="28"/>
+          <w:szCs w:val="28"/>
+          <w:lang w:val="uk-UA"/>
+        </w:rPr>
+        <w:t xml:space="preserve">Налаштування (наприклад, адреса сервера) передаються через </w:t>
+      </w:r>
+      <w:proofErr w:type="spellStart"/>
+      <w:r>
+        <w:rPr>
+          <w:rFonts w:ascii="Times New Roman" w:hAnsi="Times New Roman" w:cs="Times New Roman"/>
+          <w:sz w:val="28"/>
+          <w:szCs w:val="28"/>
+          <w:lang w:val="uk-UA"/>
+        </w:rPr>
+        <w:t>Environment</w:t>
+      </w:r>
+      <w:proofErr w:type="spellEnd"/>
+      <w:r>
+        <w:rPr>
+          <w:rFonts w:ascii="Times New Roman" w:hAnsi="Times New Roman" w:cs="Times New Roman"/>
+          <w:sz w:val="28"/>
+          <w:szCs w:val="28"/>
+          <w:lang w:val="uk-UA"/>
+        </w:rPr>
+        <w:t xml:space="preserve"> </w:t>
+      </w:r>
+      <w:proofErr w:type="spellStart"/>
+      <w:r>
+        <w:rPr>
+          <w:rFonts w:ascii="Times New Roman" w:hAnsi="Times New Roman" w:cs="Times New Roman"/>
+          <w:sz w:val="28"/>
+          <w:szCs w:val="28"/>
+          <w:lang w:val="uk-UA"/>
+        </w:rPr>
+        <w:t>Variables</w:t>
+      </w:r>
+      <w:proofErr w:type="spellEnd"/>
+      <w:r>
+        <w:rPr>
+          <w:rFonts w:ascii="Times New Roman" w:hAnsi="Times New Roman" w:cs="Times New Roman"/>
+          <w:sz w:val="28"/>
+          <w:szCs w:val="28"/>
+          <w:lang w:val="uk-UA"/>
+        </w:rPr>
+        <w:t>, що робить систему готовою до масштабування.</w:t>
+      </w:r>
+    </w:p>
+    <w:p>
+      <w:pPr>
+        <w:spacing w:after="0" w:line="264" w:lineRule="auto"/>
+        <w:jc w:val="both"/>
+        <w:rPr>
+          <w:rFonts w:ascii="Times New Roman" w:hAnsi="Times New Roman" w:cs="Times New Roman"/>
+          <w:sz w:val="28"/>
+          <w:szCs w:val="28"/>
+          <w:lang w:val="en-US"/>
+        </w:rPr>
+      </w:pPr>
+    </w:p>
+    <w:p>
+      <w:pPr>
+        <w:spacing w:after="0" w:line="264" w:lineRule="auto"/>
+        <w:jc w:val="both"/>
+        <w:rPr>
+          <w:rFonts w:ascii="Times New Roman" w:hAnsi="Times New Roman" w:cs="Times New Roman"/>
+          <w:i/>
+          <w:iCs/>
+          <w:sz w:val="28"/>
+          <w:szCs w:val="28"/>
+          <w:lang w:val="uk-UA"/>
+        </w:rPr>
+      </w:pPr>
+      <w:r>
+        <w:rPr>
+          <w:rFonts w:ascii="Times New Roman" w:hAnsi="Times New Roman" w:cs="Times New Roman"/>
+          <w:sz w:val="28"/>
+          <w:szCs w:val="28"/>
+          <w:lang w:val="en-US"/>
+        </w:rPr>
+        <w:tab/>
+      </w:r>
+      <w:r>
+        <w:rPr>
+          <w:rFonts w:ascii="Times New Roman" w:hAnsi="Times New Roman" w:cs="Times New Roman"/>
+          <w:i/>
+          <w:iCs/>
+          <w:sz w:val="28"/>
+          <w:szCs w:val="28"/>
+          <w:lang w:val="uk-UA"/>
+        </w:rPr>
+        <w:t>Приклад використання:</w:t>
+      </w:r>
+    </w:p>
+    <w:p>
+      <w:pPr>
+        <w:spacing w:after="0" w:line="264" w:lineRule="auto"/>
+        <w:jc w:val="both"/>
+        <w:rPr>
+          <w:rFonts w:ascii="Times New Roman" w:hAnsi="Times New Roman" w:cs="Times New Roman"/>
+          <w:sz w:val="28"/>
+          <w:szCs w:val="28"/>
+          <w:lang w:val="uk-UA"/>
+        </w:rPr>
+      </w:pPr>
+      <w:r>
+        <w:rPr>
+          <w:rFonts w:ascii="Times New Roman" w:hAnsi="Times New Roman" w:cs="Times New Roman"/>
+          <w:i/>
+          <w:iCs/>
+          <w:sz w:val="28"/>
+          <w:szCs w:val="28"/>
+          <w:lang w:val="uk-UA"/>
+        </w:rPr>
+        <w:tab/>
+      </w:r>
+      <w:r>
+        <w:rPr>
+          <w:rFonts w:ascii="Times New Roman" w:hAnsi="Times New Roman" w:cs="Times New Roman"/>
+          <w:sz w:val="28"/>
+          <w:szCs w:val="28"/>
+          <w:lang w:val="uk-UA"/>
+        </w:rPr>
+        <w:t xml:space="preserve">Запустимо наш docker-compose сценарій, який містить 1 </w:t>
+      </w:r>
+      <w:proofErr w:type="spellStart"/>
+      <w:r>
+        <w:rPr>
+          <w:rFonts w:ascii="Times New Roman" w:hAnsi="Times New Roman" w:cs="Times New Roman"/>
+          <w:sz w:val="28"/>
+          <w:szCs w:val="28"/>
+          <w:lang w:val="uk-UA"/>
+        </w:rPr>
+        <w:t>gRPC</w:t>
+      </w:r>
+      <w:proofErr w:type="spellEnd"/>
+      <w:r>
+        <w:rPr>
+          <w:rFonts w:ascii="Times New Roman" w:hAnsi="Times New Roman" w:cs="Times New Roman"/>
+          <w:sz w:val="28"/>
+          <w:szCs w:val="28"/>
+          <w:lang w:val="uk-UA"/>
+        </w:rPr>
+        <w:t xml:space="preserve"> сервер (наш брокер повідомлень) та 2 API-клієнти (шлюзи). Також додатково запустимо консольний клієнт для взаємодії та демонстрації роботи системи</w:t>
+      </w:r>
+      <w:r>
+        <w:rPr>
+          <w:rFonts w:ascii="Times New Roman" w:hAnsi="Times New Roman" w:cs="Times New Roman"/>
+          <w:sz w:val="28"/>
+          <w:szCs w:val="28"/>
+          <w:lang w:val="uk-UA"/>
+        </w:rPr>
+        <w:t>:</w:t>
+      </w:r>
+    </w:p>
+    <w:p>
+      <w:pPr>
+        <w:spacing w:after="0" w:line="264" w:lineRule="auto"/>
+        <w:jc w:val="both"/>
+        <w:rPr>
+          <w:rFonts w:ascii="Times New Roman" w:hAnsi="Times New Roman" w:cs="Times New Roman"/>
+          <w:sz w:val="28"/>
+          <w:szCs w:val="28"/>
+          <w:lang w:val="uk-UA"/>
+        </w:rPr>
+      </w:pPr>
+      <w:r>
+        <w:rPr>
+          <w:rFonts w:ascii="Times New Roman" w:hAnsi="Times New Roman" w:cs="Times New Roman"/>
+          <w:sz w:val="28"/>
+          <w:szCs w:val="28"/>
+          <w:lang w:val="uk-UA"/>
+        </w:rPr>
+        <w:tab/>
+        <w:t>docker-compose:</w:t>
+      </w:r>
+    </w:p>
+    <w:p>
+      <w:pPr>
+        <w:shd w:val="clear" w:color="auto" w:fill="1F1F1F"/>
+        <w:spacing w:after="0" w:line="0" w:lineRule="atLeast"/>
+        <w:rPr>
+          <w:rFonts w:ascii="Consolas" w:eastAsia="Times New Roman" w:hAnsi="Consolas" w:cs="Times New Roman"/>
+          <w:color w:val="CCCCCC"/>
+          <w:sz w:val="20"/>
+          <w:szCs w:val="20"/>
+          <w:lang w:val="en-US"/>
+        </w:rPr>
+      </w:pPr>
+      <w:r>
+        <w:rPr>
+          <w:rFonts w:ascii="Consolas" w:eastAsia="Times New Roman" w:hAnsi="Consolas" w:cs="Times New Roman"/>
+          <w:color w:val="569CD6"/>
+          <w:sz w:val="20"/>
+          <w:szCs w:val="20"/>
+          <w:lang w:val="en-US"/>
+        </w:rPr>
+        <w:t>services</w:t>
+      </w:r>
+      <w:r>
+        <w:rPr>
+          <w:rFonts w:ascii="Consolas" w:eastAsia="Times New Roman" w:hAnsi="Consolas" w:cs="Times New Roman"/>
+          <w:color w:val="CCCCCC"/>
+          <w:sz w:val="20"/>
+          <w:szCs w:val="20"/>
+          <w:lang w:val="en-US"/>
+        </w:rPr>
+        <w:t>:</w:t>
+      </w:r>
+    </w:p>
+    <w:p>
+      <w:pPr>
+        <w:shd w:val="clear" w:color="auto" w:fill="1F1F1F"/>
+        <w:spacing w:after="0" w:line="0" w:lineRule="atLeast"/>
+        <w:rPr>
+          <w:rFonts w:ascii="Consolas" w:eastAsia="Times New Roman" w:hAnsi="Consolas" w:cs="Times New Roman"/>
+          <w:color w:val="CCCCCC"/>
+          <w:sz w:val="20"/>
+          <w:szCs w:val="20"/>
+          <w:lang w:val="en-US"/>
+        </w:rPr>
+      </w:pPr>
+      <w:r>
+        <w:rPr>
+          <w:rFonts w:ascii="Consolas" w:eastAsia="Times New Roman" w:hAnsi="Consolas" w:cs="Times New Roman"/>
+          <w:color w:val="CCCCCC"/>
+          <w:sz w:val="20"/>
+          <w:szCs w:val="20"/>
+          <w:lang w:val="en-US"/>
+        </w:rPr>
+        <w:t xml:space="preserve">  </w:t>
+      </w:r>
+      <w:r>
+        <w:rPr>
+          <w:rFonts w:ascii="Consolas" w:eastAsia="Times New Roman" w:hAnsi="Consolas" w:cs="Times New Roman"/>
+          <w:color w:val="6A9955"/>
+          <w:sz w:val="20"/>
+          <w:szCs w:val="20"/>
+          <w:lang w:val="en-US"/>
+        </w:rPr>
+        <w:t xml:space="preserve"># The central </w:t>
+      </w:r>
+      <w:proofErr w:type="spellStart"/>
+      <w:r>
+        <w:rPr>
+          <w:rFonts w:ascii="Consolas" w:eastAsia="Times New Roman" w:hAnsi="Consolas" w:cs="Times New Roman"/>
+          <w:color w:val="6A9955"/>
+          <w:sz w:val="20"/>
+          <w:szCs w:val="20"/>
+          <w:lang w:val="en-US"/>
+        </w:rPr>
+        <w:t>gRPC</w:t>
+      </w:r>
+      <w:proofErr w:type="spellEnd"/>
+      <w:r>
+        <w:rPr>
+          <w:rFonts w:ascii="Consolas" w:eastAsia="Times New Roman" w:hAnsi="Consolas" w:cs="Times New Roman"/>
+          <w:color w:val="6A9955"/>
+          <w:sz w:val="20"/>
+          <w:szCs w:val="20"/>
+          <w:lang w:val="en-US"/>
+        </w:rPr>
+        <w:t xml:space="preserve"> Server</w:t>
+      </w:r>
+    </w:p>
+    <w:p>
+      <w:pPr>
+        <w:shd w:val="clear" w:color="auto" w:fill="1F1F1F"/>
+        <w:spacing w:after="0" w:line="0" w:lineRule="atLeast"/>
+        <w:rPr>
+          <w:rFonts w:ascii="Consolas" w:eastAsia="Times New Roman" w:hAnsi="Consolas" w:cs="Times New Roman"/>
+          <w:color w:val="CCCCCC"/>
+          <w:sz w:val="20"/>
+          <w:szCs w:val="20"/>
+          <w:lang w:val="en-US"/>
+        </w:rPr>
+      </w:pPr>
+      <w:r>
+        <w:rPr>
+          <w:rFonts w:ascii="Consolas" w:eastAsia="Times New Roman" w:hAnsi="Consolas" w:cs="Times New Roman"/>
+          <w:color w:val="CCCCCC"/>
+          <w:sz w:val="20"/>
+          <w:szCs w:val="20"/>
+          <w:lang w:val="en-US"/>
+        </w:rPr>
+        <w:t xml:space="preserve">  </w:t>
+      </w:r>
+      <w:proofErr w:type="spellStart"/>
+      <w:r>
+        <w:rPr>
+          <w:rFonts w:ascii="Consolas" w:eastAsia="Times New Roman" w:hAnsi="Consolas" w:cs="Times New Roman"/>
+          <w:color w:val="569CD6"/>
+          <w:sz w:val="20"/>
+          <w:szCs w:val="20"/>
+          <w:lang w:val="en-US"/>
+        </w:rPr>
+        <w:t>grpc</w:t>
+      </w:r>
+      <w:proofErr w:type="spellEnd"/>
+      <w:r>
+        <w:rPr>
+          <w:rFonts w:ascii="Consolas" w:eastAsia="Times New Roman" w:hAnsi="Consolas" w:cs="Times New Roman"/>
+          <w:color w:val="569CD6"/>
+          <w:sz w:val="20"/>
+          <w:szCs w:val="20"/>
+          <w:lang w:val="en-US"/>
+        </w:rPr>
+        <w:t>-server</w:t>
+      </w:r>
+      <w:r>
+        <w:rPr>
+          <w:rFonts w:ascii="Consolas" w:eastAsia="Times New Roman" w:hAnsi="Consolas" w:cs="Times New Roman"/>
+          <w:color w:val="CCCCCC"/>
+          <w:sz w:val="20"/>
+          <w:szCs w:val="20"/>
+          <w:lang w:val="en-US"/>
+        </w:rPr>
+        <w:t>:</w:t>
+      </w:r>
+    </w:p>
+    <w:p>
+      <w:pPr>
+        <w:shd w:val="clear" w:color="auto" w:fill="1F1F1F"/>
+        <w:spacing w:after="0" w:line="0" w:lineRule="atLeast"/>
+        <w:rPr>
+          <w:rFonts w:ascii="Consolas" w:eastAsia="Times New Roman" w:hAnsi="Consolas" w:cs="Times New Roman"/>
+          <w:color w:val="CCCCCC"/>
+          <w:sz w:val="20"/>
+          <w:szCs w:val="20"/>
+          <w:lang w:val="en-US"/>
+        </w:rPr>
+      </w:pPr>
+      <w:r>
+        <w:rPr>
+          <w:rFonts w:ascii="Consolas" w:eastAsia="Times New Roman" w:hAnsi="Consolas" w:cs="Times New Roman"/>
+          <w:color w:val="CCCCCC"/>
+          <w:sz w:val="20"/>
+          <w:szCs w:val="20"/>
+          <w:lang w:val="en-US"/>
+        </w:rPr>
+        <w:t xml:space="preserve">    </w:t>
+      </w:r>
+      <w:r>
+        <w:rPr>
+          <w:rFonts w:ascii="Consolas" w:eastAsia="Times New Roman" w:hAnsi="Consolas" w:cs="Times New Roman"/>
+          <w:color w:val="569CD6"/>
+          <w:sz w:val="20"/>
+          <w:szCs w:val="20"/>
+          <w:lang w:val="en-US"/>
+        </w:rPr>
+        <w:t>build</w:t>
+      </w:r>
+      <w:r>
+        <w:rPr>
+          <w:rFonts w:ascii="Consolas" w:eastAsia="Times New Roman" w:hAnsi="Consolas" w:cs="Times New Roman"/>
+          <w:color w:val="CCCCCC"/>
+          <w:sz w:val="20"/>
+          <w:szCs w:val="20"/>
+          <w:lang w:val="en-US"/>
+        </w:rPr>
+        <w:t>:</w:t>
+      </w:r>
+    </w:p>
+    <w:p>
+      <w:pPr>
+        <w:shd w:val="clear" w:color="auto" w:fill="1F1F1F"/>
+        <w:spacing w:after="0" w:line="0" w:lineRule="atLeast"/>
+        <w:rPr>
+          <w:rFonts w:ascii="Consolas" w:eastAsia="Times New Roman" w:hAnsi="Consolas" w:cs="Times New Roman"/>
+          <w:color w:val="CCCCCC"/>
+          <w:sz w:val="20"/>
+          <w:szCs w:val="20"/>
+          <w:lang w:val="en-US"/>
+        </w:rPr>
+      </w:pPr>
+      <w:r>
+        <w:rPr>
+          <w:rFonts w:ascii="Consolas" w:eastAsia="Times New Roman" w:hAnsi="Consolas" w:cs="Times New Roman"/>
+          <w:color w:val="CCCCCC"/>
+          <w:sz w:val="20"/>
+          <w:szCs w:val="20"/>
+          <w:lang w:val="en-US"/>
+        </w:rPr>
+        <w:t xml:space="preserve">      </w:t>
+      </w:r>
+      <w:r>
+        <w:rPr>
+          <w:rFonts w:ascii="Consolas" w:eastAsia="Times New Roman" w:hAnsi="Consolas" w:cs="Times New Roman"/>
+          <w:color w:val="569CD6"/>
+          <w:sz w:val="20"/>
+          <w:szCs w:val="20"/>
+          <w:lang w:val="en-US"/>
+        </w:rPr>
+        <w:t>context</w:t>
+      </w:r>
+      <w:proofErr w:type="gramStart"/>
+      <w:r>
+        <w:rPr>
+          <w:rFonts w:ascii="Consolas" w:eastAsia="Times New Roman" w:hAnsi="Consolas" w:cs="Times New Roman"/>
+          <w:color w:val="CCCCCC"/>
+          <w:sz w:val="20"/>
+          <w:szCs w:val="20"/>
+          <w:lang w:val="en-US"/>
+        </w:rPr>
+        <w:t xml:space="preserve">: </w:t>
+      </w:r>
+      <w:r>
+        <w:rPr>
+          <w:rFonts w:ascii="Consolas" w:eastAsia="Times New Roman" w:hAnsi="Consolas" w:cs="Times New Roman"/>
+          <w:color w:val="CE9178"/>
+          <w:sz w:val="20"/>
+          <w:szCs w:val="20"/>
+          <w:lang w:val="en-US"/>
+        </w:rPr>
+        <w:t>.</w:t>
+      </w:r>
+      <w:proofErr w:type="gramEnd"/>
+    </w:p>
+    <w:p>
+      <w:pPr>
+        <w:shd w:val="clear" w:color="auto" w:fill="1F1F1F"/>
+        <w:spacing w:after="0" w:line="0" w:lineRule="atLeast"/>
+        <w:rPr>
+          <w:rFonts w:ascii="Consolas" w:eastAsia="Times New Roman" w:hAnsi="Consolas" w:cs="Times New Roman"/>
+          <w:color w:val="CCCCCC"/>
+          <w:sz w:val="20"/>
+          <w:szCs w:val="20"/>
+          <w:lang w:val="en-US"/>
+        </w:rPr>
+      </w:pPr>
+      <w:r>
+        <w:rPr>
+          <w:rFonts w:ascii="Consolas" w:eastAsia="Times New Roman" w:hAnsi="Consolas" w:cs="Times New Roman"/>
+          <w:color w:val="CCCCCC"/>
+          <w:sz w:val="20"/>
+          <w:szCs w:val="20"/>
+          <w:lang w:val="en-US"/>
+        </w:rPr>
+        <w:t xml:space="preserve">      </w:t>
+      </w:r>
+      <w:proofErr w:type="spellStart"/>
+      <w:r>
+        <w:rPr>
+          <w:rFonts w:ascii="Consolas" w:eastAsia="Times New Roman" w:hAnsi="Consolas" w:cs="Times New Roman"/>
+          <w:color w:val="569CD6"/>
+          <w:sz w:val="20"/>
+          <w:szCs w:val="20"/>
+          <w:lang w:val="en-US"/>
+        </w:rPr>
+        <w:t>dockerfile</w:t>
+      </w:r>
+      <w:proofErr w:type="spellEnd"/>
+      <w:r>
+        <w:rPr>
+          <w:rFonts w:ascii="Consolas" w:eastAsia="Times New Roman" w:hAnsi="Consolas" w:cs="Times New Roman"/>
+          <w:color w:val="CCCCCC"/>
+          <w:sz w:val="20"/>
+          <w:szCs w:val="20"/>
+          <w:lang w:val="en-US"/>
+        </w:rPr>
+        <w:t xml:space="preserve">: </w:t>
+      </w:r>
+      <w:proofErr w:type="spellStart"/>
+      <w:r>
+        <w:rPr>
+          <w:rFonts w:ascii="Consolas" w:eastAsia="Times New Roman" w:hAnsi="Consolas" w:cs="Times New Roman"/>
+          <w:color w:val="CE9178"/>
+          <w:sz w:val="20"/>
+          <w:szCs w:val="20"/>
+          <w:lang w:val="en-US"/>
+        </w:rPr>
+        <w:t>GrpcSecure.Server</w:t>
+      </w:r>
+      <w:proofErr w:type="spellEnd"/>
+      <w:r>
+        <w:rPr>
+          <w:rFonts w:ascii="Consolas" w:eastAsia="Times New Roman" w:hAnsi="Consolas" w:cs="Times New Roman"/>
+          <w:color w:val="CE9178"/>
+          <w:sz w:val="20"/>
+          <w:szCs w:val="20"/>
+          <w:lang w:val="en-US"/>
+        </w:rPr>
+        <w:t>/</w:t>
+      </w:r>
+      <w:proofErr w:type="spellStart"/>
+      <w:r>
+        <w:rPr>
+          <w:rFonts w:ascii="Consolas" w:eastAsia="Times New Roman" w:hAnsi="Consolas" w:cs="Times New Roman"/>
+          <w:color w:val="CE9178"/>
+          <w:sz w:val="20"/>
+          <w:szCs w:val="20"/>
+          <w:lang w:val="en-US"/>
+        </w:rPr>
+        <w:t>Dockerfile</w:t>
+      </w:r>
+      <w:proofErr w:type="spellEnd"/>
+    </w:p>
+    <w:p>
+      <w:pPr>
+        <w:shd w:val="clear" w:color="auto" w:fill="1F1F1F"/>
+        <w:spacing w:after="0" w:line="0" w:lineRule="atLeast"/>
+        <w:rPr>
+          <w:rFonts w:ascii="Consolas" w:eastAsia="Times New Roman" w:hAnsi="Consolas" w:cs="Times New Roman"/>
+          <w:color w:val="CCCCCC"/>
+          <w:sz w:val="20"/>
+          <w:szCs w:val="20"/>
+          <w:lang w:val="en-US"/>
+        </w:rPr>
+      </w:pPr>
+      <w:r>
+        <w:rPr>
+          <w:rFonts w:ascii="Consolas" w:eastAsia="Times New Roman" w:hAnsi="Consolas" w:cs="Times New Roman"/>
+          <w:color w:val="CCCCCC"/>
+          <w:sz w:val="20"/>
+          <w:szCs w:val="20"/>
+          <w:lang w:val="en-US"/>
+        </w:rPr>
+        <w:t xml:space="preserve">    </w:t>
+      </w:r>
+      <w:r>
+        <w:rPr>
+          <w:rFonts w:ascii="Consolas" w:eastAsia="Times New Roman" w:hAnsi="Consolas" w:cs="Times New Roman"/>
+          <w:color w:val="569CD6"/>
+          <w:sz w:val="20"/>
+          <w:szCs w:val="20"/>
+          <w:lang w:val="en-US"/>
+        </w:rPr>
+        <w:t>ports</w:t>
+      </w:r>
+      <w:r>
+        <w:rPr>
+          <w:rFonts w:ascii="Consolas" w:eastAsia="Times New Roman" w:hAnsi="Consolas" w:cs="Times New Roman"/>
+          <w:color w:val="CCCCCC"/>
+          <w:sz w:val="20"/>
+          <w:szCs w:val="20"/>
+          <w:lang w:val="en-US"/>
+        </w:rPr>
+        <w:t>:</w:t>
+      </w:r>
+    </w:p>
+    <w:p>
+      <w:pPr>
+        <w:shd w:val="clear" w:color="auto" w:fill="1F1F1F"/>
+        <w:spacing w:after="0" w:line="0" w:lineRule="atLeast"/>
+        <w:rPr>
+          <w:rFonts w:ascii="Consolas" w:eastAsia="Times New Roman" w:hAnsi="Consolas" w:cs="Times New Roman"/>
+          <w:color w:val="CCCCCC"/>
+          <w:sz w:val="20"/>
+          <w:szCs w:val="20"/>
+          <w:lang w:val="en-US"/>
+        </w:rPr>
+      </w:pPr>
+      <w:r>
+        <w:rPr>
+          <w:rFonts w:ascii="Consolas" w:eastAsia="Times New Roman" w:hAnsi="Consolas" w:cs="Times New Roman"/>
+          <w:color w:val="CCCCCC"/>
+          <w:sz w:val="20"/>
+          <w:szCs w:val="20"/>
+          <w:lang w:val="en-US"/>
+        </w:rPr>
+        <w:t xml:space="preserve">      - </w:t>
+      </w:r>
+      <w:r>
+        <w:rPr>
+          <w:rFonts w:ascii="Consolas" w:eastAsia="Times New Roman" w:hAnsi="Consolas" w:cs="Times New Roman"/>
+          <w:color w:val="CE9178"/>
+          <w:sz w:val="20"/>
+          <w:szCs w:val="20"/>
+          <w:lang w:val="en-US"/>
+        </w:rPr>
+        <w:t>"8080:8080"</w:t>
+      </w:r>
+      <w:r>
+        <w:rPr>
+          <w:rFonts w:ascii="Consolas" w:eastAsia="Times New Roman" w:hAnsi="Consolas" w:cs="Times New Roman"/>
+          <w:color w:val="CCCCCC"/>
+          <w:sz w:val="20"/>
+          <w:szCs w:val="20"/>
+          <w:lang w:val="en-US"/>
+        </w:rPr>
+        <w:t xml:space="preserve"> </w:t>
+      </w:r>
+    </w:p>
+    <w:p>
+      <w:pPr>
+        <w:shd w:val="clear" w:color="auto" w:fill="1F1F1F"/>
+        <w:spacing w:after="0" w:line="0" w:lineRule="atLeast"/>
+        <w:rPr>
+          <w:rFonts w:ascii="Consolas" w:eastAsia="Times New Roman" w:hAnsi="Consolas" w:cs="Times New Roman"/>
+          <w:color w:val="CCCCCC"/>
+          <w:sz w:val="20"/>
+          <w:szCs w:val="20"/>
+          <w:lang w:val="en-US"/>
+        </w:rPr>
+      </w:pPr>
+      <w:r>
+        <w:rPr>
+          <w:rFonts w:ascii="Consolas" w:eastAsia="Times New Roman" w:hAnsi="Consolas" w:cs="Times New Roman"/>
+          <w:color w:val="CCCCCC"/>
+          <w:sz w:val="20"/>
+          <w:szCs w:val="20"/>
+          <w:lang w:val="en-US"/>
+        </w:rPr>
+        <w:t xml:space="preserve">    </w:t>
+      </w:r>
+      <w:r>
+        <w:rPr>
+          <w:rFonts w:ascii="Consolas" w:eastAsia="Times New Roman" w:hAnsi="Consolas" w:cs="Times New Roman"/>
+          <w:color w:val="569CD6"/>
+          <w:sz w:val="20"/>
+          <w:szCs w:val="20"/>
+          <w:lang w:val="en-US"/>
+        </w:rPr>
+        <w:t>networks</w:t>
+      </w:r>
+      <w:r>
+        <w:rPr>
+          <w:rFonts w:ascii="Consolas" w:eastAsia="Times New Roman" w:hAnsi="Consolas" w:cs="Times New Roman"/>
+          <w:color w:val="CCCCCC"/>
+          <w:sz w:val="20"/>
+          <w:szCs w:val="20"/>
+          <w:lang w:val="en-US"/>
+        </w:rPr>
+        <w:t>:</w:t>
+      </w:r>
+    </w:p>
+    <w:p>
+      <w:pPr>
+        <w:shd w:val="clear" w:color="auto" w:fill="1F1F1F"/>
+        <w:spacing w:after="0" w:line="0" w:lineRule="atLeast"/>
+        <w:rPr>
+          <w:rFonts w:ascii="Consolas" w:eastAsia="Times New Roman" w:hAnsi="Consolas" w:cs="Times New Roman"/>
+          <w:color w:val="CCCCCC"/>
+          <w:sz w:val="20"/>
+          <w:szCs w:val="20"/>
+          <w:lang w:val="en-US"/>
+        </w:rPr>
+      </w:pPr>
+      <w:r>
+        <w:rPr>
+          <w:rFonts w:ascii="Consolas" w:eastAsia="Times New Roman" w:hAnsi="Consolas" w:cs="Times New Roman"/>
+          <w:color w:val="CCCCCC"/>
+          <w:sz w:val="20"/>
+          <w:szCs w:val="20"/>
+          <w:lang w:val="en-US"/>
+        </w:rPr>
+        <w:t xml:space="preserve">      - </w:t>
+      </w:r>
+      <w:r>
+        <w:rPr>
+          <w:rFonts w:ascii="Consolas" w:eastAsia="Times New Roman" w:hAnsi="Consolas" w:cs="Times New Roman"/>
+          <w:color w:val="CE9178"/>
+          <w:sz w:val="20"/>
+          <w:szCs w:val="20"/>
+          <w:lang w:val="en-US"/>
+        </w:rPr>
+        <w:t>secure-net</w:t>
+      </w:r>
+    </w:p>
+    <w:p>
+      <w:pPr>
+        <w:shd w:val="clear" w:color="auto" w:fill="1F1F1F"/>
+        <w:spacing w:after="0" w:line="0" w:lineRule="atLeast"/>
+        <w:rPr>
+          <w:rFonts w:ascii="Consolas" w:eastAsia="Times New Roman" w:hAnsi="Consolas" w:cs="Times New Roman"/>
+          <w:color w:val="CCCCCC"/>
+          <w:sz w:val="20"/>
+          <w:szCs w:val="20"/>
+          <w:lang w:val="en-US"/>
+        </w:rPr>
+      </w:pPr>
+      <w:r>
+        <w:rPr>
+          <w:rFonts w:ascii="Consolas" w:eastAsia="Times New Roman" w:hAnsi="Consolas" w:cs="Times New Roman"/>
+          <w:color w:val="CCCCCC"/>
+          <w:sz w:val="20"/>
+          <w:szCs w:val="20"/>
+          <w:lang w:val="en-US"/>
+        </w:rPr>
+        <w:t xml:space="preserve">    </w:t>
+      </w:r>
+      <w:r>
+        <w:rPr>
+          <w:rFonts w:ascii="Consolas" w:eastAsia="Times New Roman" w:hAnsi="Consolas" w:cs="Times New Roman"/>
+          <w:color w:val="569CD6"/>
+          <w:sz w:val="20"/>
+          <w:szCs w:val="20"/>
+          <w:lang w:val="en-US"/>
+        </w:rPr>
+        <w:t>restart</w:t>
+      </w:r>
+      <w:r>
+        <w:rPr>
+          <w:rFonts w:ascii="Consolas" w:eastAsia="Times New Roman" w:hAnsi="Consolas" w:cs="Times New Roman"/>
+          <w:color w:val="CCCCCC"/>
+          <w:sz w:val="20"/>
+          <w:szCs w:val="20"/>
+          <w:lang w:val="en-US"/>
+        </w:rPr>
+        <w:t xml:space="preserve">: </w:t>
+      </w:r>
+      <w:r>
+        <w:rPr>
+          <w:rFonts w:ascii="Consolas" w:eastAsia="Times New Roman" w:hAnsi="Consolas" w:cs="Times New Roman"/>
+          <w:color w:val="CE9178"/>
+          <w:sz w:val="20"/>
+          <w:szCs w:val="20"/>
+          <w:lang w:val="en-US"/>
+        </w:rPr>
+        <w:t>unless-stopped</w:t>
+      </w:r>
+    </w:p>
+    <w:p>
+      <w:pPr>
+        <w:shd w:val="clear" w:color="auto" w:fill="1F1F1F"/>
+        <w:spacing w:after="0" w:line="0" w:lineRule="atLeast"/>
+        <w:rPr>
+          <w:rFonts w:ascii="Consolas" w:eastAsia="Times New Roman" w:hAnsi="Consolas" w:cs="Times New Roman"/>
+          <w:color w:val="CCCCCC"/>
+          <w:sz w:val="20"/>
+          <w:szCs w:val="20"/>
+          <w:lang w:val="en-US"/>
+        </w:rPr>
+      </w:pPr>
+    </w:p>
+    <w:p>
+      <w:pPr>
+        <w:shd w:val="clear" w:color="auto" w:fill="1F1F1F"/>
+        <w:spacing w:after="0" w:line="0" w:lineRule="atLeast"/>
+        <w:rPr>
+          <w:rFonts w:ascii="Consolas" w:eastAsia="Times New Roman" w:hAnsi="Consolas" w:cs="Times New Roman"/>
+          <w:color w:val="CCCCCC"/>
+          <w:sz w:val="20"/>
+          <w:szCs w:val="20"/>
+          <w:lang w:val="en-US"/>
+        </w:rPr>
+      </w:pPr>
+      <w:r>
+        <w:rPr>
+          <w:rFonts w:ascii="Consolas" w:eastAsia="Times New Roman" w:hAnsi="Consolas" w:cs="Times New Roman"/>
+          <w:color w:val="CCCCCC"/>
+          <w:sz w:val="20"/>
+          <w:szCs w:val="20"/>
+          <w:lang w:val="en-US"/>
+        </w:rPr>
+        <w:t xml:space="preserve">  </w:t>
+      </w:r>
+      <w:r>
+        <w:rPr>
+          <w:rFonts w:ascii="Consolas" w:eastAsia="Times New Roman" w:hAnsi="Consolas" w:cs="Times New Roman"/>
+          <w:color w:val="6A9955"/>
+          <w:sz w:val="20"/>
+          <w:szCs w:val="20"/>
+          <w:lang w:val="en-US"/>
+        </w:rPr>
+        <w:t># API Client 1 - Exposed on Host Port 8081</w:t>
+      </w:r>
+    </w:p>
+    <w:p>
+      <w:pPr>
+        <w:shd w:val="clear" w:color="auto" w:fill="1F1F1F"/>
+        <w:spacing w:after="0" w:line="0" w:lineRule="atLeast"/>
+        <w:rPr>
+          <w:rFonts w:ascii="Consolas" w:eastAsia="Times New Roman" w:hAnsi="Consolas" w:cs="Times New Roman"/>
+          <w:color w:val="CCCCCC"/>
+          <w:sz w:val="20"/>
+          <w:szCs w:val="20"/>
+          <w:lang w:val="en-US"/>
+        </w:rPr>
+      </w:pPr>
+      <w:r>
+        <w:rPr>
+          <w:rFonts w:ascii="Consolas" w:eastAsia="Times New Roman" w:hAnsi="Consolas" w:cs="Times New Roman"/>
+          <w:color w:val="CCCCCC"/>
+          <w:sz w:val="20"/>
+          <w:szCs w:val="20"/>
+          <w:lang w:val="en-US"/>
+        </w:rPr>
+        <w:t xml:space="preserve">  </w:t>
+      </w:r>
+      <w:r>
+        <w:rPr>
+          <w:rFonts w:ascii="Consolas" w:eastAsia="Times New Roman" w:hAnsi="Consolas" w:cs="Times New Roman"/>
+          <w:color w:val="569CD6"/>
+          <w:sz w:val="20"/>
+          <w:szCs w:val="20"/>
+          <w:lang w:val="en-US"/>
+        </w:rPr>
+        <w:t>api-client-1</w:t>
+      </w:r>
+      <w:r>
+        <w:rPr>
+          <w:rFonts w:ascii="Consolas" w:eastAsia="Times New Roman" w:hAnsi="Consolas" w:cs="Times New Roman"/>
+          <w:color w:val="CCCCCC"/>
+          <w:sz w:val="20"/>
+          <w:szCs w:val="20"/>
+          <w:lang w:val="en-US"/>
+        </w:rPr>
+        <w:t>:</w:t>
+      </w:r>
+    </w:p>
+    <w:p>
+      <w:pPr>
+        <w:shd w:val="clear" w:color="auto" w:fill="1F1F1F"/>
+        <w:spacing w:after="0" w:line="0" w:lineRule="atLeast"/>
+        <w:rPr>
+          <w:rFonts w:ascii="Consolas" w:eastAsia="Times New Roman" w:hAnsi="Consolas" w:cs="Times New Roman"/>
+          <w:color w:val="CCCCCC"/>
+          <w:sz w:val="20"/>
+          <w:szCs w:val="20"/>
+          <w:lang w:val="en-US"/>
+        </w:rPr>
+      </w:pPr>
+      <w:r>
+        <w:rPr>
+          <w:rFonts w:ascii="Consolas" w:eastAsia="Times New Roman" w:hAnsi="Consolas" w:cs="Times New Roman"/>
+          <w:color w:val="CCCCCC"/>
+          <w:sz w:val="20"/>
+          <w:szCs w:val="20"/>
+          <w:lang w:val="en-US"/>
+        </w:rPr>
+        <w:t xml:space="preserve">    </w:t>
+      </w:r>
+      <w:r>
+        <w:rPr>
+          <w:rFonts w:ascii="Consolas" w:eastAsia="Times New Roman" w:hAnsi="Consolas" w:cs="Times New Roman"/>
+          <w:color w:val="569CD6"/>
+          <w:sz w:val="20"/>
+          <w:szCs w:val="20"/>
+          <w:lang w:val="en-US"/>
+        </w:rPr>
+        <w:t>build</w:t>
+      </w:r>
+      <w:r>
+        <w:rPr>
+          <w:rFonts w:ascii="Consolas" w:eastAsia="Times New Roman" w:hAnsi="Consolas" w:cs="Times New Roman"/>
+          <w:color w:val="CCCCCC"/>
+          <w:sz w:val="20"/>
+          <w:szCs w:val="20"/>
+          <w:lang w:val="en-US"/>
+        </w:rPr>
+        <w:t>:</w:t>
+      </w:r>
+    </w:p>
+    <w:p>
+      <w:pPr>
+        <w:shd w:val="clear" w:color="auto" w:fill="1F1F1F"/>
+        <w:spacing w:after="0" w:line="0" w:lineRule="atLeast"/>
+        <w:rPr>
+          <w:rFonts w:ascii="Consolas" w:eastAsia="Times New Roman" w:hAnsi="Consolas" w:cs="Times New Roman"/>
+          <w:color w:val="CCCCCC"/>
+          <w:sz w:val="20"/>
+          <w:szCs w:val="20"/>
+          <w:lang w:val="en-US"/>
+        </w:rPr>
+      </w:pPr>
+      <w:r>
+        <w:rPr>
+          <w:rFonts w:ascii="Consolas" w:eastAsia="Times New Roman" w:hAnsi="Consolas" w:cs="Times New Roman"/>
+          <w:color w:val="CCCCCC"/>
+          <w:sz w:val="20"/>
+          <w:szCs w:val="20"/>
+          <w:lang w:val="en-US"/>
+        </w:rPr>
+        <w:lastRenderedPageBreak/>
+        <w:t xml:space="preserve">      </w:t>
+      </w:r>
+      <w:r>
+        <w:rPr>
+          <w:rFonts w:ascii="Consolas" w:eastAsia="Times New Roman" w:hAnsi="Consolas" w:cs="Times New Roman"/>
+          <w:color w:val="569CD6"/>
+          <w:sz w:val="20"/>
+          <w:szCs w:val="20"/>
+          <w:lang w:val="en-US"/>
+        </w:rPr>
+        <w:t>context</w:t>
+      </w:r>
+      <w:proofErr w:type="gramStart"/>
+      <w:r>
+        <w:rPr>
+          <w:rFonts w:ascii="Consolas" w:eastAsia="Times New Roman" w:hAnsi="Consolas" w:cs="Times New Roman"/>
+          <w:color w:val="CCCCCC"/>
+          <w:sz w:val="20"/>
+          <w:szCs w:val="20"/>
+          <w:lang w:val="en-US"/>
+        </w:rPr>
+        <w:t xml:space="preserve">: </w:t>
+      </w:r>
+      <w:r>
+        <w:rPr>
+          <w:rFonts w:ascii="Consolas" w:eastAsia="Times New Roman" w:hAnsi="Consolas" w:cs="Times New Roman"/>
+          <w:color w:val="CE9178"/>
+          <w:sz w:val="20"/>
+          <w:szCs w:val="20"/>
+          <w:lang w:val="en-US"/>
+        </w:rPr>
+        <w:t>.</w:t>
+      </w:r>
+      <w:proofErr w:type="gramEnd"/>
+    </w:p>
+    <w:p>
+      <w:pPr>
+        <w:shd w:val="clear" w:color="auto" w:fill="1F1F1F"/>
+        <w:spacing w:after="0" w:line="0" w:lineRule="atLeast"/>
+        <w:rPr>
+          <w:rFonts w:ascii="Consolas" w:eastAsia="Times New Roman" w:hAnsi="Consolas" w:cs="Times New Roman"/>
+          <w:color w:val="CCCCCC"/>
+          <w:sz w:val="20"/>
+          <w:szCs w:val="20"/>
+          <w:lang w:val="en-US"/>
+        </w:rPr>
+      </w:pPr>
+      <w:r>
+        <w:rPr>
+          <w:rFonts w:ascii="Consolas" w:eastAsia="Times New Roman" w:hAnsi="Consolas" w:cs="Times New Roman"/>
+          <w:color w:val="CCCCCC"/>
+          <w:sz w:val="20"/>
+          <w:szCs w:val="20"/>
+          <w:lang w:val="en-US"/>
+        </w:rPr>
+        <w:t xml:space="preserve">      </w:t>
+      </w:r>
+      <w:proofErr w:type="spellStart"/>
+      <w:r>
+        <w:rPr>
+          <w:rFonts w:ascii="Consolas" w:eastAsia="Times New Roman" w:hAnsi="Consolas" w:cs="Times New Roman"/>
+          <w:color w:val="569CD6"/>
+          <w:sz w:val="20"/>
+          <w:szCs w:val="20"/>
+          <w:lang w:val="en-US"/>
+        </w:rPr>
+        <w:t>dockerfile</w:t>
+      </w:r>
+      <w:proofErr w:type="spellEnd"/>
+      <w:r>
+        <w:rPr>
+          <w:rFonts w:ascii="Consolas" w:eastAsia="Times New Roman" w:hAnsi="Consolas" w:cs="Times New Roman"/>
+          <w:color w:val="CCCCCC"/>
+          <w:sz w:val="20"/>
+          <w:szCs w:val="20"/>
+          <w:lang w:val="en-US"/>
+        </w:rPr>
+        <w:t xml:space="preserve">: </w:t>
+      </w:r>
+      <w:proofErr w:type="spellStart"/>
+      <w:r>
+        <w:rPr>
+          <w:rFonts w:ascii="Consolas" w:eastAsia="Times New Roman" w:hAnsi="Consolas" w:cs="Times New Roman"/>
+          <w:color w:val="CE9178"/>
+          <w:sz w:val="20"/>
+          <w:szCs w:val="20"/>
+          <w:lang w:val="en-US"/>
+        </w:rPr>
+        <w:t>GrpcSecure.ApiClient</w:t>
+      </w:r>
+      <w:proofErr w:type="spellEnd"/>
+      <w:r>
+        <w:rPr>
+          <w:rFonts w:ascii="Consolas" w:eastAsia="Times New Roman" w:hAnsi="Consolas" w:cs="Times New Roman"/>
+          <w:color w:val="CE9178"/>
+          <w:sz w:val="20"/>
+          <w:szCs w:val="20"/>
+          <w:lang w:val="en-US"/>
+        </w:rPr>
+        <w:t>/</w:t>
+      </w:r>
+      <w:proofErr w:type="spellStart"/>
+      <w:r>
+        <w:rPr>
+          <w:rFonts w:ascii="Consolas" w:eastAsia="Times New Roman" w:hAnsi="Consolas" w:cs="Times New Roman"/>
+          <w:color w:val="CE9178"/>
+          <w:sz w:val="20"/>
+          <w:szCs w:val="20"/>
+          <w:lang w:val="en-US"/>
+        </w:rPr>
+        <w:t>Dockerfile</w:t>
+      </w:r>
+      <w:proofErr w:type="spellEnd"/>
+    </w:p>
+    <w:p>
+      <w:pPr>
+        <w:shd w:val="clear" w:color="auto" w:fill="1F1F1F"/>
+        <w:spacing w:after="0" w:line="0" w:lineRule="atLeast"/>
+        <w:rPr>
+          <w:rFonts w:ascii="Consolas" w:eastAsia="Times New Roman" w:hAnsi="Consolas" w:cs="Times New Roman"/>
+          <w:color w:val="CCCCCC"/>
+          <w:sz w:val="20"/>
+          <w:szCs w:val="20"/>
+          <w:lang w:val="en-US"/>
+        </w:rPr>
+      </w:pPr>
+      <w:r>
+        <w:rPr>
+          <w:rFonts w:ascii="Consolas" w:eastAsia="Times New Roman" w:hAnsi="Consolas" w:cs="Times New Roman"/>
+          <w:color w:val="CCCCCC"/>
+          <w:sz w:val="20"/>
+          <w:szCs w:val="20"/>
+          <w:lang w:val="en-US"/>
+        </w:rPr>
+        <w:t xml:space="preserve">    </w:t>
+      </w:r>
+      <w:r>
+        <w:rPr>
+          <w:rFonts w:ascii="Consolas" w:eastAsia="Times New Roman" w:hAnsi="Consolas" w:cs="Times New Roman"/>
+          <w:color w:val="569CD6"/>
+          <w:sz w:val="20"/>
+          <w:szCs w:val="20"/>
+          <w:lang w:val="en-US"/>
+        </w:rPr>
+        <w:t>environment</w:t>
+      </w:r>
+      <w:r>
+        <w:rPr>
+          <w:rFonts w:ascii="Consolas" w:eastAsia="Times New Roman" w:hAnsi="Consolas" w:cs="Times New Roman"/>
+          <w:color w:val="CCCCCC"/>
+          <w:sz w:val="20"/>
+          <w:szCs w:val="20"/>
+          <w:lang w:val="en-US"/>
+        </w:rPr>
+        <w:t>:</w:t>
+      </w:r>
+    </w:p>
+    <w:p>
+      <w:pPr>
+        <w:shd w:val="clear" w:color="auto" w:fill="1F1F1F"/>
+        <w:spacing w:after="0" w:line="0" w:lineRule="atLeast"/>
+        <w:rPr>
+          <w:rFonts w:ascii="Consolas" w:eastAsia="Times New Roman" w:hAnsi="Consolas" w:cs="Times New Roman"/>
+          <w:color w:val="CCCCCC"/>
+          <w:sz w:val="20"/>
+          <w:szCs w:val="20"/>
+          <w:lang w:val="en-US"/>
+        </w:rPr>
+      </w:pPr>
+      <w:r>
+        <w:rPr>
+          <w:rFonts w:ascii="Consolas" w:eastAsia="Times New Roman" w:hAnsi="Consolas" w:cs="Times New Roman"/>
+          <w:color w:val="CCCCCC"/>
+          <w:sz w:val="20"/>
+          <w:szCs w:val="20"/>
+          <w:lang w:val="en-US"/>
+        </w:rPr>
+        <w:t xml:space="preserve">      - </w:t>
+      </w:r>
+      <w:proofErr w:type="spellStart"/>
+      <w:r>
+        <w:rPr>
+          <w:rFonts w:ascii="Consolas" w:eastAsia="Times New Roman" w:hAnsi="Consolas" w:cs="Times New Roman"/>
+          <w:color w:val="CE9178"/>
+          <w:sz w:val="20"/>
+          <w:szCs w:val="20"/>
+          <w:lang w:val="en-US"/>
+        </w:rPr>
+        <w:t>GrpcServer</w:t>
+      </w:r>
+      <w:proofErr w:type="spellEnd"/>
+      <w:r>
+        <w:rPr>
+          <w:rFonts w:ascii="Consolas" w:eastAsia="Times New Roman" w:hAnsi="Consolas" w:cs="Times New Roman"/>
+          <w:color w:val="CE9178"/>
+          <w:sz w:val="20"/>
+          <w:szCs w:val="20"/>
+          <w:lang w:val="en-US"/>
+        </w:rPr>
+        <w:t>__Endpoint=http://grpc-server:8080</w:t>
+      </w:r>
+    </w:p>
+    <w:p>
+      <w:pPr>
+        <w:shd w:val="clear" w:color="auto" w:fill="1F1F1F"/>
+        <w:spacing w:after="0" w:line="0" w:lineRule="atLeast"/>
+        <w:rPr>
+          <w:rFonts w:ascii="Consolas" w:eastAsia="Times New Roman" w:hAnsi="Consolas" w:cs="Times New Roman"/>
+          <w:color w:val="CCCCCC"/>
+          <w:sz w:val="20"/>
+          <w:szCs w:val="20"/>
+          <w:lang w:val="en-US"/>
+        </w:rPr>
+      </w:pPr>
+      <w:r>
+        <w:rPr>
+          <w:rFonts w:ascii="Consolas" w:eastAsia="Times New Roman" w:hAnsi="Consolas" w:cs="Times New Roman"/>
+          <w:color w:val="CCCCCC"/>
+          <w:sz w:val="20"/>
+          <w:szCs w:val="20"/>
+          <w:lang w:val="en-US"/>
+        </w:rPr>
+        <w:t xml:space="preserve">      - </w:t>
+      </w:r>
+      <w:r>
+        <w:rPr>
+          <w:rFonts w:ascii="Consolas" w:eastAsia="Times New Roman" w:hAnsi="Consolas" w:cs="Times New Roman"/>
+          <w:color w:val="CE9178"/>
+          <w:sz w:val="20"/>
+          <w:szCs w:val="20"/>
+          <w:lang w:val="en-US"/>
+        </w:rPr>
+        <w:t>ASPNETCORE_URLS=http://+:80</w:t>
+      </w:r>
+    </w:p>
+    <w:p>
+      <w:pPr>
+        <w:shd w:val="clear" w:color="auto" w:fill="1F1F1F"/>
+        <w:spacing w:after="0" w:line="0" w:lineRule="atLeast"/>
+        <w:rPr>
+          <w:rFonts w:ascii="Consolas" w:eastAsia="Times New Roman" w:hAnsi="Consolas" w:cs="Times New Roman"/>
+          <w:color w:val="CCCCCC"/>
+          <w:sz w:val="20"/>
+          <w:szCs w:val="20"/>
+          <w:lang w:val="en-US"/>
+        </w:rPr>
+      </w:pPr>
+      <w:r>
+        <w:rPr>
+          <w:rFonts w:ascii="Consolas" w:eastAsia="Times New Roman" w:hAnsi="Consolas" w:cs="Times New Roman"/>
+          <w:color w:val="CCCCCC"/>
+          <w:sz w:val="20"/>
+          <w:szCs w:val="20"/>
+          <w:lang w:val="en-US"/>
+        </w:rPr>
+        <w:t xml:space="preserve">    </w:t>
+      </w:r>
+      <w:r>
+        <w:rPr>
+          <w:rFonts w:ascii="Consolas" w:eastAsia="Times New Roman" w:hAnsi="Consolas" w:cs="Times New Roman"/>
+          <w:color w:val="569CD6"/>
+          <w:sz w:val="20"/>
+          <w:szCs w:val="20"/>
+          <w:lang w:val="en-US"/>
+        </w:rPr>
+        <w:t>ports</w:t>
+      </w:r>
+      <w:r>
+        <w:rPr>
+          <w:rFonts w:ascii="Consolas" w:eastAsia="Times New Roman" w:hAnsi="Consolas" w:cs="Times New Roman"/>
+          <w:color w:val="CCCCCC"/>
+          <w:sz w:val="20"/>
+          <w:szCs w:val="20"/>
+          <w:lang w:val="en-US"/>
+        </w:rPr>
+        <w:t>:</w:t>
+      </w:r>
+    </w:p>
+    <w:p>
+      <w:pPr>
+        <w:shd w:val="clear" w:color="auto" w:fill="1F1F1F"/>
+        <w:spacing w:after="0" w:line="0" w:lineRule="atLeast"/>
+        <w:rPr>
+          <w:rFonts w:ascii="Consolas" w:eastAsia="Times New Roman" w:hAnsi="Consolas" w:cs="Times New Roman"/>
+          <w:color w:val="CCCCCC"/>
+          <w:sz w:val="20"/>
+          <w:szCs w:val="20"/>
+          <w:lang w:val="en-US"/>
+        </w:rPr>
+      </w:pPr>
+      <w:r>
+        <w:rPr>
+          <w:rFonts w:ascii="Consolas" w:eastAsia="Times New Roman" w:hAnsi="Consolas" w:cs="Times New Roman"/>
+          <w:color w:val="CCCCCC"/>
+          <w:sz w:val="20"/>
+          <w:szCs w:val="20"/>
+          <w:lang w:val="en-US"/>
+        </w:rPr>
+        <w:t xml:space="preserve">      - </w:t>
+      </w:r>
+      <w:r>
+        <w:rPr>
+          <w:rFonts w:ascii="Consolas" w:eastAsia="Times New Roman" w:hAnsi="Consolas" w:cs="Times New Roman"/>
+          <w:color w:val="CE9178"/>
+          <w:sz w:val="20"/>
+          <w:szCs w:val="20"/>
+          <w:lang w:val="en-US"/>
+        </w:rPr>
+        <w:t>"8081:80"</w:t>
+      </w:r>
+      <w:r>
+        <w:rPr>
+          <w:rFonts w:ascii="Consolas" w:eastAsia="Times New Roman" w:hAnsi="Consolas" w:cs="Times New Roman"/>
+          <w:color w:val="CCCCCC"/>
+          <w:sz w:val="20"/>
+          <w:szCs w:val="20"/>
+          <w:lang w:val="en-US"/>
+        </w:rPr>
+        <w:t xml:space="preserve"> </w:t>
+      </w:r>
+    </w:p>
+    <w:p>
+      <w:pPr>
+        <w:shd w:val="clear" w:color="auto" w:fill="1F1F1F"/>
+        <w:spacing w:after="0" w:line="0" w:lineRule="atLeast"/>
+        <w:rPr>
+          <w:rFonts w:ascii="Consolas" w:eastAsia="Times New Roman" w:hAnsi="Consolas" w:cs="Times New Roman"/>
+          <w:color w:val="CCCCCC"/>
+          <w:sz w:val="20"/>
+          <w:szCs w:val="20"/>
+          <w:lang w:val="en-US"/>
+        </w:rPr>
+      </w:pPr>
+      <w:r>
+        <w:rPr>
+          <w:rFonts w:ascii="Consolas" w:eastAsia="Times New Roman" w:hAnsi="Consolas" w:cs="Times New Roman"/>
+          <w:color w:val="CCCCCC"/>
+          <w:sz w:val="20"/>
+          <w:szCs w:val="20"/>
+          <w:lang w:val="en-US"/>
+        </w:rPr>
+        <w:t xml:space="preserve">    </w:t>
+      </w:r>
+      <w:proofErr w:type="spellStart"/>
+      <w:r>
+        <w:rPr>
+          <w:rFonts w:ascii="Consolas" w:eastAsia="Times New Roman" w:hAnsi="Consolas" w:cs="Times New Roman"/>
+          <w:color w:val="569CD6"/>
+          <w:sz w:val="20"/>
+          <w:szCs w:val="20"/>
+          <w:lang w:val="en-US"/>
+        </w:rPr>
+        <w:t>depends_on</w:t>
+      </w:r>
+      <w:proofErr w:type="spellEnd"/>
+      <w:r>
+        <w:rPr>
+          <w:rFonts w:ascii="Consolas" w:eastAsia="Times New Roman" w:hAnsi="Consolas" w:cs="Times New Roman"/>
+          <w:color w:val="CCCCCC"/>
+          <w:sz w:val="20"/>
+          <w:szCs w:val="20"/>
+          <w:lang w:val="en-US"/>
+        </w:rPr>
+        <w:t>:</w:t>
+      </w:r>
+    </w:p>
+    <w:p>
+      <w:pPr>
+        <w:shd w:val="clear" w:color="auto" w:fill="1F1F1F"/>
+        <w:spacing w:after="0" w:line="0" w:lineRule="atLeast"/>
+        <w:rPr>
+          <w:rFonts w:ascii="Consolas" w:eastAsia="Times New Roman" w:hAnsi="Consolas" w:cs="Times New Roman"/>
+          <w:color w:val="CCCCCC"/>
+          <w:sz w:val="20"/>
+          <w:szCs w:val="20"/>
+          <w:lang w:val="en-US"/>
+        </w:rPr>
+      </w:pPr>
+      <w:r>
+        <w:rPr>
+          <w:rFonts w:ascii="Consolas" w:eastAsia="Times New Roman" w:hAnsi="Consolas" w:cs="Times New Roman"/>
+          <w:color w:val="CCCCCC"/>
+          <w:sz w:val="20"/>
+          <w:szCs w:val="20"/>
+          <w:lang w:val="en-US"/>
+        </w:rPr>
+        <w:t xml:space="preserve">      - </w:t>
+      </w:r>
+      <w:proofErr w:type="spellStart"/>
+      <w:r>
+        <w:rPr>
+          <w:rFonts w:ascii="Consolas" w:eastAsia="Times New Roman" w:hAnsi="Consolas" w:cs="Times New Roman"/>
+          <w:color w:val="CE9178"/>
+          <w:sz w:val="20"/>
+          <w:szCs w:val="20"/>
+          <w:lang w:val="en-US"/>
+        </w:rPr>
+        <w:t>grpc</w:t>
+      </w:r>
+      <w:proofErr w:type="spellEnd"/>
+      <w:r>
+        <w:rPr>
+          <w:rFonts w:ascii="Consolas" w:eastAsia="Times New Roman" w:hAnsi="Consolas" w:cs="Times New Roman"/>
+          <w:color w:val="CE9178"/>
+          <w:sz w:val="20"/>
+          <w:szCs w:val="20"/>
+          <w:lang w:val="en-US"/>
+        </w:rPr>
+        <w:t>-server</w:t>
+      </w:r>
+    </w:p>
+    <w:p>
+      <w:pPr>
+        <w:shd w:val="clear" w:color="auto" w:fill="1F1F1F"/>
+        <w:spacing w:after="0" w:line="0" w:lineRule="atLeast"/>
+        <w:rPr>
+          <w:rFonts w:ascii="Consolas" w:eastAsia="Times New Roman" w:hAnsi="Consolas" w:cs="Times New Roman"/>
+          <w:color w:val="CCCCCC"/>
+          <w:sz w:val="20"/>
+          <w:szCs w:val="20"/>
+          <w:lang w:val="en-US"/>
+        </w:rPr>
+      </w:pPr>
+      <w:r>
+        <w:rPr>
+          <w:rFonts w:ascii="Consolas" w:eastAsia="Times New Roman" w:hAnsi="Consolas" w:cs="Times New Roman"/>
+          <w:color w:val="CCCCCC"/>
+          <w:sz w:val="20"/>
+          <w:szCs w:val="20"/>
+          <w:lang w:val="en-US"/>
+        </w:rPr>
+        <w:t xml:space="preserve">    </w:t>
+      </w:r>
+      <w:r>
+        <w:rPr>
+          <w:rFonts w:ascii="Consolas" w:eastAsia="Times New Roman" w:hAnsi="Consolas" w:cs="Times New Roman"/>
+          <w:color w:val="569CD6"/>
+          <w:sz w:val="20"/>
+          <w:szCs w:val="20"/>
+          <w:lang w:val="en-US"/>
+        </w:rPr>
+        <w:t>networks</w:t>
+      </w:r>
+      <w:r>
+        <w:rPr>
+          <w:rFonts w:ascii="Consolas" w:eastAsia="Times New Roman" w:hAnsi="Consolas" w:cs="Times New Roman"/>
+          <w:color w:val="CCCCCC"/>
+          <w:sz w:val="20"/>
+          <w:szCs w:val="20"/>
+          <w:lang w:val="en-US"/>
+        </w:rPr>
+        <w:t>:</w:t>
+      </w:r>
+    </w:p>
+    <w:p>
+      <w:pPr>
+        <w:shd w:val="clear" w:color="auto" w:fill="1F1F1F"/>
+        <w:spacing w:after="0" w:line="0" w:lineRule="atLeast"/>
+        <w:rPr>
+          <w:rFonts w:ascii="Consolas" w:eastAsia="Times New Roman" w:hAnsi="Consolas" w:cs="Times New Roman"/>
+          <w:color w:val="CCCCCC"/>
+          <w:sz w:val="20"/>
+          <w:szCs w:val="20"/>
+          <w:lang w:val="en-US"/>
+        </w:rPr>
+      </w:pPr>
+      <w:r>
+        <w:rPr>
+          <w:rFonts w:ascii="Consolas" w:eastAsia="Times New Roman" w:hAnsi="Consolas" w:cs="Times New Roman"/>
+          <w:color w:val="CCCCCC"/>
+          <w:sz w:val="20"/>
+          <w:szCs w:val="20"/>
+          <w:lang w:val="en-US"/>
+        </w:rPr>
+        <w:t xml:space="preserve">      - </w:t>
+      </w:r>
+      <w:r>
+        <w:rPr>
+          <w:rFonts w:ascii="Consolas" w:eastAsia="Times New Roman" w:hAnsi="Consolas" w:cs="Times New Roman"/>
+          <w:color w:val="CE9178"/>
+          <w:sz w:val="20"/>
+          <w:szCs w:val="20"/>
+          <w:lang w:val="en-US"/>
+        </w:rPr>
+        <w:t>secure-net</w:t>
+      </w:r>
+    </w:p>
+    <w:p>
+      <w:pPr>
+        <w:shd w:val="clear" w:color="auto" w:fill="1F1F1F"/>
+        <w:spacing w:after="0" w:line="0" w:lineRule="atLeast"/>
+        <w:rPr>
+          <w:rFonts w:ascii="Consolas" w:eastAsia="Times New Roman" w:hAnsi="Consolas" w:cs="Times New Roman"/>
+          <w:color w:val="CCCCCC"/>
+          <w:sz w:val="20"/>
+          <w:szCs w:val="20"/>
+          <w:lang w:val="en-US"/>
+        </w:rPr>
+      </w:pPr>
+      <w:r>
+        <w:rPr>
+          <w:rFonts w:ascii="Consolas" w:eastAsia="Times New Roman" w:hAnsi="Consolas" w:cs="Times New Roman"/>
+          <w:color w:val="CCCCCC"/>
+          <w:sz w:val="20"/>
+          <w:szCs w:val="20"/>
+          <w:lang w:val="en-US"/>
+        </w:rPr>
+        <w:t xml:space="preserve">    </w:t>
+      </w:r>
+      <w:r>
+        <w:rPr>
+          <w:rFonts w:ascii="Consolas" w:eastAsia="Times New Roman" w:hAnsi="Consolas" w:cs="Times New Roman"/>
+          <w:color w:val="569CD6"/>
+          <w:sz w:val="20"/>
+          <w:szCs w:val="20"/>
+          <w:lang w:val="en-US"/>
+        </w:rPr>
+        <w:t>restart</w:t>
+      </w:r>
+      <w:r>
+        <w:rPr>
+          <w:rFonts w:ascii="Consolas" w:eastAsia="Times New Roman" w:hAnsi="Consolas" w:cs="Times New Roman"/>
+          <w:color w:val="CCCCCC"/>
+          <w:sz w:val="20"/>
+          <w:szCs w:val="20"/>
+          <w:lang w:val="en-US"/>
+        </w:rPr>
+        <w:t xml:space="preserve">: </w:t>
+      </w:r>
+      <w:r>
+        <w:rPr>
+          <w:rFonts w:ascii="Consolas" w:eastAsia="Times New Roman" w:hAnsi="Consolas" w:cs="Times New Roman"/>
+          <w:color w:val="CE9178"/>
+          <w:sz w:val="20"/>
+          <w:szCs w:val="20"/>
+          <w:lang w:val="en-US"/>
+        </w:rPr>
+        <w:t>unless-stopped</w:t>
+      </w:r>
+    </w:p>
+    <w:p>
+      <w:pPr>
+        <w:shd w:val="clear" w:color="auto" w:fill="1F1F1F"/>
+        <w:spacing w:after="0" w:line="0" w:lineRule="atLeast"/>
+        <w:rPr>
+          <w:rFonts w:ascii="Consolas" w:eastAsia="Times New Roman" w:hAnsi="Consolas" w:cs="Times New Roman"/>
+          <w:color w:val="CCCCCC"/>
+          <w:sz w:val="20"/>
+          <w:szCs w:val="20"/>
+          <w:lang w:val="en-US"/>
+        </w:rPr>
+      </w:pPr>
+    </w:p>
+    <w:p>
+      <w:pPr>
+        <w:shd w:val="clear" w:color="auto" w:fill="1F1F1F"/>
+        <w:spacing w:after="0" w:line="0" w:lineRule="atLeast"/>
+        <w:rPr>
+          <w:rFonts w:ascii="Consolas" w:eastAsia="Times New Roman" w:hAnsi="Consolas" w:cs="Times New Roman"/>
+          <w:color w:val="CCCCCC"/>
+          <w:sz w:val="20"/>
+          <w:szCs w:val="20"/>
+          <w:lang w:val="en-US"/>
+        </w:rPr>
+      </w:pPr>
+      <w:r>
+        <w:rPr>
+          <w:rFonts w:ascii="Consolas" w:eastAsia="Times New Roman" w:hAnsi="Consolas" w:cs="Times New Roman"/>
+          <w:color w:val="CCCCCC"/>
+          <w:sz w:val="20"/>
+          <w:szCs w:val="20"/>
+          <w:lang w:val="en-US"/>
+        </w:rPr>
+        <w:t xml:space="preserve">  </w:t>
+      </w:r>
+      <w:r>
+        <w:rPr>
+          <w:rFonts w:ascii="Consolas" w:eastAsia="Times New Roman" w:hAnsi="Consolas" w:cs="Times New Roman"/>
+          <w:color w:val="6A9955"/>
+          <w:sz w:val="20"/>
+          <w:szCs w:val="20"/>
+          <w:lang w:val="en-US"/>
+        </w:rPr>
+        <w:t># API Client 2 - Exposed on Host Port 8082</w:t>
+      </w:r>
+    </w:p>
+    <w:p>
+      <w:pPr>
+        <w:shd w:val="clear" w:color="auto" w:fill="1F1F1F"/>
+        <w:spacing w:after="0" w:line="0" w:lineRule="atLeast"/>
+        <w:rPr>
+          <w:rFonts w:ascii="Consolas" w:eastAsia="Times New Roman" w:hAnsi="Consolas" w:cs="Times New Roman"/>
+          <w:color w:val="CCCCCC"/>
+          <w:sz w:val="20"/>
+          <w:szCs w:val="20"/>
+          <w:lang w:val="en-US"/>
+        </w:rPr>
+      </w:pPr>
+      <w:r>
+        <w:rPr>
+          <w:rFonts w:ascii="Consolas" w:eastAsia="Times New Roman" w:hAnsi="Consolas" w:cs="Times New Roman"/>
+          <w:color w:val="CCCCCC"/>
+          <w:sz w:val="20"/>
+          <w:szCs w:val="20"/>
+          <w:lang w:val="en-US"/>
+        </w:rPr>
+        <w:t xml:space="preserve">  </w:t>
+      </w:r>
+      <w:r>
+        <w:rPr>
+          <w:rFonts w:ascii="Consolas" w:eastAsia="Times New Roman" w:hAnsi="Consolas" w:cs="Times New Roman"/>
+          <w:color w:val="569CD6"/>
+          <w:sz w:val="20"/>
+          <w:szCs w:val="20"/>
+          <w:lang w:val="en-US"/>
+        </w:rPr>
+        <w:t>api-client-2</w:t>
+      </w:r>
+      <w:r>
+        <w:rPr>
+          <w:rFonts w:ascii="Consolas" w:eastAsia="Times New Roman" w:hAnsi="Consolas" w:cs="Times New Roman"/>
+          <w:color w:val="CCCCCC"/>
+          <w:sz w:val="20"/>
+          <w:szCs w:val="20"/>
+          <w:lang w:val="en-US"/>
+        </w:rPr>
+        <w:t>:</w:t>
+      </w:r>
+    </w:p>
+    <w:p>
+      <w:pPr>
+        <w:shd w:val="clear" w:color="auto" w:fill="1F1F1F"/>
+        <w:spacing w:after="0" w:line="0" w:lineRule="atLeast"/>
+        <w:rPr>
+          <w:rFonts w:ascii="Consolas" w:eastAsia="Times New Roman" w:hAnsi="Consolas" w:cs="Times New Roman"/>
+          <w:color w:val="CCCCCC"/>
+          <w:sz w:val="20"/>
+          <w:szCs w:val="20"/>
+          <w:lang w:val="en-US"/>
+        </w:rPr>
+      </w:pPr>
+      <w:r>
+        <w:rPr>
+          <w:rFonts w:ascii="Consolas" w:eastAsia="Times New Roman" w:hAnsi="Consolas" w:cs="Times New Roman"/>
+          <w:color w:val="CCCCCC"/>
+          <w:sz w:val="20"/>
+          <w:szCs w:val="20"/>
+          <w:lang w:val="en-US"/>
+        </w:rPr>
+        <w:t xml:space="preserve">    </w:t>
+      </w:r>
+      <w:r>
+        <w:rPr>
+          <w:rFonts w:ascii="Consolas" w:eastAsia="Times New Roman" w:hAnsi="Consolas" w:cs="Times New Roman"/>
+          <w:color w:val="569CD6"/>
+          <w:sz w:val="20"/>
+          <w:szCs w:val="20"/>
+          <w:lang w:val="en-US"/>
+        </w:rPr>
+        <w:t>build</w:t>
+      </w:r>
+      <w:r>
+        <w:rPr>
+          <w:rFonts w:ascii="Consolas" w:eastAsia="Times New Roman" w:hAnsi="Consolas" w:cs="Times New Roman"/>
+          <w:color w:val="CCCCCC"/>
+          <w:sz w:val="20"/>
+          <w:szCs w:val="20"/>
+          <w:lang w:val="en-US"/>
+        </w:rPr>
+        <w:t>:</w:t>
+      </w:r>
+    </w:p>
+    <w:p>
+      <w:pPr>
+        <w:shd w:val="clear" w:color="auto" w:fill="1F1F1F"/>
+        <w:spacing w:after="0" w:line="0" w:lineRule="atLeast"/>
+        <w:rPr>
+          <w:rFonts w:ascii="Consolas" w:eastAsia="Times New Roman" w:hAnsi="Consolas" w:cs="Times New Roman"/>
+          <w:color w:val="CCCCCC"/>
+          <w:sz w:val="20"/>
+          <w:szCs w:val="20"/>
+          <w:lang w:val="en-US"/>
+        </w:rPr>
+      </w:pPr>
+      <w:r>
+        <w:rPr>
+          <w:rFonts w:ascii="Consolas" w:eastAsia="Times New Roman" w:hAnsi="Consolas" w:cs="Times New Roman"/>
+          <w:color w:val="CCCCCC"/>
+          <w:sz w:val="20"/>
+          <w:szCs w:val="20"/>
+          <w:lang w:val="en-US"/>
+        </w:rPr>
+        <w:t xml:space="preserve">      </w:t>
+      </w:r>
+      <w:r>
+        <w:rPr>
+          <w:rFonts w:ascii="Consolas" w:eastAsia="Times New Roman" w:hAnsi="Consolas" w:cs="Times New Roman"/>
+          <w:color w:val="569CD6"/>
+          <w:sz w:val="20"/>
+          <w:szCs w:val="20"/>
+          <w:lang w:val="en-US"/>
+        </w:rPr>
+        <w:t>context</w:t>
+      </w:r>
+      <w:proofErr w:type="gramStart"/>
+      <w:r>
+        <w:rPr>
+          <w:rFonts w:ascii="Consolas" w:eastAsia="Times New Roman" w:hAnsi="Consolas" w:cs="Times New Roman"/>
+          <w:color w:val="CCCCCC"/>
+          <w:sz w:val="20"/>
+          <w:szCs w:val="20"/>
+          <w:lang w:val="en-US"/>
+        </w:rPr>
+        <w:t xml:space="preserve">: </w:t>
+      </w:r>
+      <w:r>
+        <w:rPr>
+          <w:rFonts w:ascii="Consolas" w:eastAsia="Times New Roman" w:hAnsi="Consolas" w:cs="Times New Roman"/>
+          <w:color w:val="CE9178"/>
+          <w:sz w:val="20"/>
+          <w:szCs w:val="20"/>
+          <w:lang w:val="en-US"/>
+        </w:rPr>
+        <w:t>.</w:t>
+      </w:r>
+      <w:proofErr w:type="gramEnd"/>
+    </w:p>
+    <w:p>
+      <w:pPr>
+        <w:shd w:val="clear" w:color="auto" w:fill="1F1F1F"/>
+        <w:spacing w:after="0" w:line="0" w:lineRule="atLeast"/>
+        <w:rPr>
+          <w:rFonts w:ascii="Consolas" w:eastAsia="Times New Roman" w:hAnsi="Consolas" w:cs="Times New Roman"/>
+          <w:color w:val="CCCCCC"/>
+          <w:sz w:val="20"/>
+          <w:szCs w:val="20"/>
+          <w:lang w:val="en-US"/>
+        </w:rPr>
+      </w:pPr>
+      <w:r>
+        <w:rPr>
+          <w:rFonts w:ascii="Consolas" w:eastAsia="Times New Roman" w:hAnsi="Consolas" w:cs="Times New Roman"/>
+          <w:color w:val="CCCCCC"/>
+          <w:sz w:val="20"/>
+          <w:szCs w:val="20"/>
+          <w:lang w:val="en-US"/>
+        </w:rPr>
+        <w:t xml:space="preserve">      </w:t>
+      </w:r>
+      <w:proofErr w:type="spellStart"/>
+      <w:r>
+        <w:rPr>
+          <w:rFonts w:ascii="Consolas" w:eastAsia="Times New Roman" w:hAnsi="Consolas" w:cs="Times New Roman"/>
+          <w:color w:val="569CD6"/>
+          <w:sz w:val="20"/>
+          <w:szCs w:val="20"/>
+          <w:lang w:val="en-US"/>
+        </w:rPr>
+        <w:t>dockerfile</w:t>
+      </w:r>
+      <w:proofErr w:type="spellEnd"/>
+      <w:r>
+        <w:rPr>
+          <w:rFonts w:ascii="Consolas" w:eastAsia="Times New Roman" w:hAnsi="Consolas" w:cs="Times New Roman"/>
+          <w:color w:val="CCCCCC"/>
+          <w:sz w:val="20"/>
+          <w:szCs w:val="20"/>
+          <w:lang w:val="en-US"/>
+        </w:rPr>
+        <w:t xml:space="preserve">: </w:t>
+      </w:r>
+      <w:proofErr w:type="spellStart"/>
+      <w:r>
+        <w:rPr>
+          <w:rFonts w:ascii="Consolas" w:eastAsia="Times New Roman" w:hAnsi="Consolas" w:cs="Times New Roman"/>
+          <w:color w:val="CE9178"/>
+          <w:sz w:val="20"/>
+          <w:szCs w:val="20"/>
+          <w:lang w:val="en-US"/>
+        </w:rPr>
+        <w:t>GrpcSecure.ApiClient</w:t>
+      </w:r>
+      <w:proofErr w:type="spellEnd"/>
+      <w:r>
+        <w:rPr>
+          <w:rFonts w:ascii="Consolas" w:eastAsia="Times New Roman" w:hAnsi="Consolas" w:cs="Times New Roman"/>
+          <w:color w:val="CE9178"/>
+          <w:sz w:val="20"/>
+          <w:szCs w:val="20"/>
+          <w:lang w:val="en-US"/>
+        </w:rPr>
+        <w:t>/</w:t>
+      </w:r>
+      <w:proofErr w:type="spellStart"/>
+      <w:r>
+        <w:rPr>
+          <w:rFonts w:ascii="Consolas" w:eastAsia="Times New Roman" w:hAnsi="Consolas" w:cs="Times New Roman"/>
+          <w:color w:val="CE9178"/>
+          <w:sz w:val="20"/>
+          <w:szCs w:val="20"/>
+          <w:lang w:val="en-US"/>
+        </w:rPr>
+        <w:t>Dockerfile</w:t>
+      </w:r>
+      <w:proofErr w:type="spellEnd"/>
+    </w:p>
+    <w:p>
+      <w:pPr>
+        <w:shd w:val="clear" w:color="auto" w:fill="1F1F1F"/>
+        <w:spacing w:after="0" w:line="0" w:lineRule="atLeast"/>
+        <w:rPr>
+          <w:rFonts w:ascii="Consolas" w:eastAsia="Times New Roman" w:hAnsi="Consolas" w:cs="Times New Roman"/>
+          <w:color w:val="CCCCCC"/>
+          <w:sz w:val="20"/>
+          <w:szCs w:val="20"/>
+          <w:lang w:val="en-US"/>
+        </w:rPr>
+      </w:pPr>
+      <w:r>
+        <w:rPr>
+          <w:rFonts w:ascii="Consolas" w:eastAsia="Times New Roman" w:hAnsi="Consolas" w:cs="Times New Roman"/>
+          <w:color w:val="CCCCCC"/>
+          <w:sz w:val="20"/>
+          <w:szCs w:val="20"/>
+          <w:lang w:val="en-US"/>
+        </w:rPr>
+        <w:t xml:space="preserve">    </w:t>
+      </w:r>
+      <w:r>
+        <w:rPr>
+          <w:rFonts w:ascii="Consolas" w:eastAsia="Times New Roman" w:hAnsi="Consolas" w:cs="Times New Roman"/>
+          <w:color w:val="569CD6"/>
+          <w:sz w:val="20"/>
+          <w:szCs w:val="20"/>
+          <w:lang w:val="en-US"/>
+        </w:rPr>
+        <w:t>environment</w:t>
+      </w:r>
+      <w:r>
+        <w:rPr>
+          <w:rFonts w:ascii="Consolas" w:eastAsia="Times New Roman" w:hAnsi="Consolas" w:cs="Times New Roman"/>
+          <w:color w:val="CCCCCC"/>
+          <w:sz w:val="20"/>
+          <w:szCs w:val="20"/>
+          <w:lang w:val="en-US"/>
+        </w:rPr>
+        <w:t>:</w:t>
+      </w:r>
+    </w:p>
+    <w:p>
+      <w:pPr>
+        <w:shd w:val="clear" w:color="auto" w:fill="1F1F1F"/>
+        <w:spacing w:after="0" w:line="0" w:lineRule="atLeast"/>
+        <w:rPr>
+          <w:rFonts w:ascii="Consolas" w:eastAsia="Times New Roman" w:hAnsi="Consolas" w:cs="Times New Roman"/>
+          <w:color w:val="CCCCCC"/>
+          <w:sz w:val="20"/>
+          <w:szCs w:val="20"/>
+          <w:lang w:val="en-US"/>
+        </w:rPr>
+      </w:pPr>
+      <w:r>
+        <w:rPr>
+          <w:rFonts w:ascii="Consolas" w:eastAsia="Times New Roman" w:hAnsi="Consolas" w:cs="Times New Roman"/>
+          <w:color w:val="CCCCCC"/>
+          <w:sz w:val="20"/>
+          <w:szCs w:val="20"/>
+          <w:lang w:val="en-US"/>
+        </w:rPr>
+        <w:t xml:space="preserve">      - </w:t>
+      </w:r>
+      <w:proofErr w:type="spellStart"/>
+      <w:r>
+        <w:rPr>
+          <w:rFonts w:ascii="Consolas" w:eastAsia="Times New Roman" w:hAnsi="Consolas" w:cs="Times New Roman"/>
+          <w:color w:val="CE9178"/>
+          <w:sz w:val="20"/>
+          <w:szCs w:val="20"/>
+          <w:lang w:val="en-US"/>
+        </w:rPr>
+        <w:t>GrpcServer</w:t>
+      </w:r>
+      <w:proofErr w:type="spellEnd"/>
+      <w:r>
+        <w:rPr>
+          <w:rFonts w:ascii="Consolas" w:eastAsia="Times New Roman" w:hAnsi="Consolas" w:cs="Times New Roman"/>
+          <w:color w:val="CE9178"/>
+          <w:sz w:val="20"/>
+          <w:szCs w:val="20"/>
+          <w:lang w:val="en-US"/>
+        </w:rPr>
+        <w:t>__Endpoint=http://grpc-server:8080</w:t>
+      </w:r>
+    </w:p>
+    <w:p>
+      <w:pPr>
+        <w:shd w:val="clear" w:color="auto" w:fill="1F1F1F"/>
+        <w:spacing w:after="0" w:line="0" w:lineRule="atLeast"/>
+        <w:rPr>
+          <w:rFonts w:ascii="Consolas" w:eastAsia="Times New Roman" w:hAnsi="Consolas" w:cs="Times New Roman"/>
+          <w:color w:val="CCCCCC"/>
+          <w:sz w:val="20"/>
+          <w:szCs w:val="20"/>
+          <w:lang w:val="en-US"/>
+        </w:rPr>
+      </w:pPr>
+      <w:r>
+        <w:rPr>
+          <w:rFonts w:ascii="Consolas" w:eastAsia="Times New Roman" w:hAnsi="Consolas" w:cs="Times New Roman"/>
+          <w:color w:val="CCCCCC"/>
+          <w:sz w:val="20"/>
+          <w:szCs w:val="20"/>
+          <w:lang w:val="en-US"/>
+        </w:rPr>
+        <w:t xml:space="preserve">      - </w:t>
+      </w:r>
+      <w:r>
+        <w:rPr>
+          <w:rFonts w:ascii="Consolas" w:eastAsia="Times New Roman" w:hAnsi="Consolas" w:cs="Times New Roman"/>
+          <w:color w:val="CE9178"/>
+          <w:sz w:val="20"/>
+          <w:szCs w:val="20"/>
+          <w:lang w:val="en-US"/>
+        </w:rPr>
+        <w:t>ASPNETCORE_URLS=http://+:80</w:t>
+      </w:r>
+    </w:p>
+    <w:p>
+      <w:pPr>
+        <w:shd w:val="clear" w:color="auto" w:fill="1F1F1F"/>
+        <w:spacing w:after="0" w:line="0" w:lineRule="atLeast"/>
+        <w:rPr>
+          <w:rFonts w:ascii="Consolas" w:eastAsia="Times New Roman" w:hAnsi="Consolas" w:cs="Times New Roman"/>
+          <w:color w:val="CCCCCC"/>
+          <w:sz w:val="20"/>
+          <w:szCs w:val="20"/>
+          <w:lang w:val="en-US"/>
+        </w:rPr>
+      </w:pPr>
+      <w:r>
+        <w:rPr>
+          <w:rFonts w:ascii="Consolas" w:eastAsia="Times New Roman" w:hAnsi="Consolas" w:cs="Times New Roman"/>
+          <w:color w:val="CCCCCC"/>
+          <w:sz w:val="20"/>
+          <w:szCs w:val="20"/>
+          <w:lang w:val="en-US"/>
+        </w:rPr>
+        <w:t xml:space="preserve">    </w:t>
+      </w:r>
+      <w:r>
+        <w:rPr>
+          <w:rFonts w:ascii="Consolas" w:eastAsia="Times New Roman" w:hAnsi="Consolas" w:cs="Times New Roman"/>
+          <w:color w:val="569CD6"/>
+          <w:sz w:val="20"/>
+          <w:szCs w:val="20"/>
+          <w:lang w:val="en-US"/>
+        </w:rPr>
+        <w:t>ports</w:t>
+      </w:r>
+      <w:r>
+        <w:rPr>
+          <w:rFonts w:ascii="Consolas" w:eastAsia="Times New Roman" w:hAnsi="Consolas" w:cs="Times New Roman"/>
+          <w:color w:val="CCCCCC"/>
+          <w:sz w:val="20"/>
+          <w:szCs w:val="20"/>
+          <w:lang w:val="en-US"/>
+        </w:rPr>
+        <w:t>:</w:t>
+      </w:r>
+    </w:p>
+    <w:p>
+      <w:pPr>
+        <w:shd w:val="clear" w:color="auto" w:fill="1F1F1F"/>
+        <w:spacing w:after="0" w:line="0" w:lineRule="atLeast"/>
+        <w:rPr>
+          <w:rFonts w:ascii="Consolas" w:eastAsia="Times New Roman" w:hAnsi="Consolas" w:cs="Times New Roman"/>
+          <w:color w:val="CCCCCC"/>
+          <w:sz w:val="20"/>
+          <w:szCs w:val="20"/>
+          <w:lang w:val="en-US"/>
+        </w:rPr>
+      </w:pPr>
+      <w:r>
+        <w:rPr>
+          <w:rFonts w:ascii="Consolas" w:eastAsia="Times New Roman" w:hAnsi="Consolas" w:cs="Times New Roman"/>
+          <w:color w:val="CCCCCC"/>
+          <w:sz w:val="20"/>
+          <w:szCs w:val="20"/>
+          <w:lang w:val="en-US"/>
+        </w:rPr>
+        <w:t xml:space="preserve">      - </w:t>
+      </w:r>
+      <w:r>
+        <w:rPr>
+          <w:rFonts w:ascii="Consolas" w:eastAsia="Times New Roman" w:hAnsi="Consolas" w:cs="Times New Roman"/>
+          <w:color w:val="CE9178"/>
+          <w:sz w:val="20"/>
+          <w:szCs w:val="20"/>
+          <w:lang w:val="en-US"/>
+        </w:rPr>
+        <w:t>"8082:80"</w:t>
+      </w:r>
+    </w:p>
+    <w:p>
+      <w:pPr>
+        <w:shd w:val="clear" w:color="auto" w:fill="1F1F1F"/>
+        <w:spacing w:after="0" w:line="0" w:lineRule="atLeast"/>
+        <w:rPr>
+          <w:rFonts w:ascii="Consolas" w:eastAsia="Times New Roman" w:hAnsi="Consolas" w:cs="Times New Roman"/>
+          <w:color w:val="CCCCCC"/>
+          <w:sz w:val="20"/>
+          <w:szCs w:val="20"/>
+          <w:lang w:val="en-US"/>
+        </w:rPr>
+      </w:pPr>
+      <w:r>
+        <w:rPr>
+          <w:rFonts w:ascii="Consolas" w:eastAsia="Times New Roman" w:hAnsi="Consolas" w:cs="Times New Roman"/>
+          <w:color w:val="CCCCCC"/>
+          <w:sz w:val="20"/>
+          <w:szCs w:val="20"/>
+          <w:lang w:val="en-US"/>
+        </w:rPr>
+        <w:t xml:space="preserve">    </w:t>
+      </w:r>
+      <w:proofErr w:type="spellStart"/>
+      <w:r>
+        <w:rPr>
+          <w:rFonts w:ascii="Consolas" w:eastAsia="Times New Roman" w:hAnsi="Consolas" w:cs="Times New Roman"/>
+          <w:color w:val="569CD6"/>
+          <w:sz w:val="20"/>
+          <w:szCs w:val="20"/>
+          <w:lang w:val="en-US"/>
+        </w:rPr>
+        <w:t>depends_on</w:t>
+      </w:r>
+      <w:proofErr w:type="spellEnd"/>
+      <w:r>
+        <w:rPr>
+          <w:rFonts w:ascii="Consolas" w:eastAsia="Times New Roman" w:hAnsi="Consolas" w:cs="Times New Roman"/>
+          <w:color w:val="CCCCCC"/>
+          <w:sz w:val="20"/>
+          <w:szCs w:val="20"/>
+          <w:lang w:val="en-US"/>
+        </w:rPr>
+        <w:t>:</w:t>
+      </w:r>
+    </w:p>
+    <w:p>
+      <w:pPr>
+        <w:shd w:val="clear" w:color="auto" w:fill="1F1F1F"/>
+        <w:spacing w:after="0" w:line="0" w:lineRule="atLeast"/>
+        <w:rPr>
+          <w:rFonts w:ascii="Consolas" w:eastAsia="Times New Roman" w:hAnsi="Consolas" w:cs="Times New Roman"/>
+          <w:color w:val="CCCCCC"/>
+          <w:sz w:val="20"/>
+          <w:szCs w:val="20"/>
+          <w:lang w:val="en-US"/>
+        </w:rPr>
+      </w:pPr>
+      <w:r>
+        <w:rPr>
+          <w:rFonts w:ascii="Consolas" w:eastAsia="Times New Roman" w:hAnsi="Consolas" w:cs="Times New Roman"/>
+          <w:color w:val="CCCCCC"/>
+          <w:sz w:val="20"/>
+          <w:szCs w:val="20"/>
+          <w:lang w:val="en-US"/>
+        </w:rPr>
+        <w:t xml:space="preserve">      - </w:t>
+      </w:r>
+      <w:proofErr w:type="spellStart"/>
+      <w:r>
+        <w:rPr>
+          <w:rFonts w:ascii="Consolas" w:eastAsia="Times New Roman" w:hAnsi="Consolas" w:cs="Times New Roman"/>
+          <w:color w:val="CE9178"/>
+          <w:sz w:val="20"/>
+          <w:szCs w:val="20"/>
+          <w:lang w:val="en-US"/>
+        </w:rPr>
+        <w:t>grpc</w:t>
+      </w:r>
+      <w:proofErr w:type="spellEnd"/>
+      <w:r>
+        <w:rPr>
+          <w:rFonts w:ascii="Consolas" w:eastAsia="Times New Roman" w:hAnsi="Consolas" w:cs="Times New Roman"/>
+          <w:color w:val="CE9178"/>
+          <w:sz w:val="20"/>
+          <w:szCs w:val="20"/>
+          <w:lang w:val="en-US"/>
+        </w:rPr>
+        <w:t>-server</w:t>
+      </w:r>
+    </w:p>
+    <w:p>
+      <w:pPr>
+        <w:shd w:val="clear" w:color="auto" w:fill="1F1F1F"/>
+        <w:spacing w:after="0" w:line="0" w:lineRule="atLeast"/>
+        <w:rPr>
+          <w:rFonts w:ascii="Consolas" w:eastAsia="Times New Roman" w:hAnsi="Consolas" w:cs="Times New Roman"/>
+          <w:color w:val="CCCCCC"/>
+          <w:sz w:val="20"/>
+          <w:szCs w:val="20"/>
+          <w:lang w:val="en-US"/>
+        </w:rPr>
+      </w:pPr>
+      <w:r>
+        <w:rPr>
+          <w:rFonts w:ascii="Consolas" w:eastAsia="Times New Roman" w:hAnsi="Consolas" w:cs="Times New Roman"/>
+          <w:color w:val="CCCCCC"/>
+          <w:sz w:val="20"/>
+          <w:szCs w:val="20"/>
+          <w:lang w:val="en-US"/>
+        </w:rPr>
+        <w:t xml:space="preserve">    </w:t>
+      </w:r>
+      <w:r>
+        <w:rPr>
+          <w:rFonts w:ascii="Consolas" w:eastAsia="Times New Roman" w:hAnsi="Consolas" w:cs="Times New Roman"/>
+          <w:color w:val="569CD6"/>
+          <w:sz w:val="20"/>
+          <w:szCs w:val="20"/>
+          <w:lang w:val="en-US"/>
+        </w:rPr>
+        <w:t>networks</w:t>
+      </w:r>
+      <w:r>
+        <w:rPr>
+          <w:rFonts w:ascii="Consolas" w:eastAsia="Times New Roman" w:hAnsi="Consolas" w:cs="Times New Roman"/>
+          <w:color w:val="CCCCCC"/>
+          <w:sz w:val="20"/>
+          <w:szCs w:val="20"/>
+          <w:lang w:val="en-US"/>
+        </w:rPr>
+        <w:t>:</w:t>
+      </w:r>
+    </w:p>
+    <w:p>
+      <w:pPr>
+        <w:shd w:val="clear" w:color="auto" w:fill="1F1F1F"/>
+        <w:spacing w:after="0" w:line="0" w:lineRule="atLeast"/>
+        <w:rPr>
+          <w:rFonts w:ascii="Consolas" w:eastAsia="Times New Roman" w:hAnsi="Consolas" w:cs="Times New Roman"/>
+          <w:color w:val="CCCCCC"/>
+          <w:sz w:val="20"/>
+          <w:szCs w:val="20"/>
+          <w:lang w:val="en-US"/>
+        </w:rPr>
+      </w:pPr>
+      <w:r>
+        <w:rPr>
+          <w:rFonts w:ascii="Consolas" w:eastAsia="Times New Roman" w:hAnsi="Consolas" w:cs="Times New Roman"/>
+          <w:color w:val="CCCCCC"/>
+          <w:sz w:val="20"/>
+          <w:szCs w:val="20"/>
+          <w:lang w:val="en-US"/>
+        </w:rPr>
+        <w:t xml:space="preserve">      - </w:t>
+      </w:r>
+      <w:r>
+        <w:rPr>
+          <w:rFonts w:ascii="Consolas" w:eastAsia="Times New Roman" w:hAnsi="Consolas" w:cs="Times New Roman"/>
+          <w:color w:val="CE9178"/>
+          <w:sz w:val="20"/>
+          <w:szCs w:val="20"/>
+          <w:lang w:val="en-US"/>
+        </w:rPr>
+        <w:t>secure-net</w:t>
+      </w:r>
+    </w:p>
+    <w:p>
+      <w:pPr>
+        <w:shd w:val="clear" w:color="auto" w:fill="1F1F1F"/>
+        <w:spacing w:after="0" w:line="0" w:lineRule="atLeast"/>
+        <w:rPr>
+          <w:rFonts w:ascii="Consolas" w:eastAsia="Times New Roman" w:hAnsi="Consolas" w:cs="Times New Roman"/>
+          <w:color w:val="CCCCCC"/>
+          <w:sz w:val="20"/>
+          <w:szCs w:val="20"/>
+          <w:lang w:val="en-US"/>
+        </w:rPr>
+      </w:pPr>
+      <w:r>
+        <w:rPr>
+          <w:rFonts w:ascii="Consolas" w:eastAsia="Times New Roman" w:hAnsi="Consolas" w:cs="Times New Roman"/>
+          <w:color w:val="CCCCCC"/>
+          <w:sz w:val="20"/>
+          <w:szCs w:val="20"/>
+          <w:lang w:val="en-US"/>
+        </w:rPr>
+        <w:t xml:space="preserve">    </w:t>
+      </w:r>
+      <w:r>
+        <w:rPr>
+          <w:rFonts w:ascii="Consolas" w:eastAsia="Times New Roman" w:hAnsi="Consolas" w:cs="Times New Roman"/>
+          <w:color w:val="569CD6"/>
+          <w:sz w:val="20"/>
+          <w:szCs w:val="20"/>
+          <w:lang w:val="en-US"/>
+        </w:rPr>
+        <w:t>restart</w:t>
+      </w:r>
+      <w:r>
+        <w:rPr>
+          <w:rFonts w:ascii="Consolas" w:eastAsia="Times New Roman" w:hAnsi="Consolas" w:cs="Times New Roman"/>
+          <w:color w:val="CCCCCC"/>
+          <w:sz w:val="20"/>
+          <w:szCs w:val="20"/>
+          <w:lang w:val="en-US"/>
+        </w:rPr>
+        <w:t xml:space="preserve">: </w:t>
+      </w:r>
+      <w:r>
+        <w:rPr>
+          <w:rFonts w:ascii="Consolas" w:eastAsia="Times New Roman" w:hAnsi="Consolas" w:cs="Times New Roman"/>
+          <w:color w:val="CE9178"/>
+          <w:sz w:val="20"/>
+          <w:szCs w:val="20"/>
+          <w:lang w:val="en-US"/>
+        </w:rPr>
+        <w:t>unless-stopped</w:t>
+      </w:r>
+    </w:p>
+    <w:p>
+      <w:pPr>
+        <w:shd w:val="clear" w:color="auto" w:fill="1F1F1F"/>
+        <w:spacing w:after="0" w:line="0" w:lineRule="atLeast"/>
+        <w:rPr>
+          <w:rFonts w:ascii="Consolas" w:eastAsia="Times New Roman" w:hAnsi="Consolas" w:cs="Times New Roman"/>
+          <w:color w:val="CCCCCC"/>
+          <w:sz w:val="20"/>
+          <w:szCs w:val="20"/>
+          <w:lang w:val="en-US"/>
+        </w:rPr>
+      </w:pPr>
+    </w:p>
+    <w:p>
+      <w:pPr>
+        <w:shd w:val="clear" w:color="auto" w:fill="1F1F1F"/>
+        <w:spacing w:after="0" w:line="0" w:lineRule="atLeast"/>
+        <w:rPr>
+          <w:rFonts w:ascii="Consolas" w:eastAsia="Times New Roman" w:hAnsi="Consolas" w:cs="Times New Roman"/>
+          <w:color w:val="CCCCCC"/>
+          <w:sz w:val="20"/>
+          <w:szCs w:val="20"/>
+          <w:lang w:val="en-US"/>
+        </w:rPr>
+      </w:pPr>
+      <w:r>
+        <w:rPr>
+          <w:rFonts w:ascii="Consolas" w:eastAsia="Times New Roman" w:hAnsi="Consolas" w:cs="Times New Roman"/>
+          <w:color w:val="6A9955"/>
+          <w:sz w:val="20"/>
+          <w:szCs w:val="20"/>
+          <w:lang w:val="en-US"/>
+        </w:rPr>
+        <w:t># Define the isolated virtual network</w:t>
+      </w:r>
+    </w:p>
+    <w:p>
+      <w:pPr>
+        <w:shd w:val="clear" w:color="auto" w:fill="1F1F1F"/>
+        <w:spacing w:after="0" w:line="0" w:lineRule="atLeast"/>
+        <w:rPr>
+          <w:rFonts w:ascii="Consolas" w:eastAsia="Times New Roman" w:hAnsi="Consolas" w:cs="Times New Roman"/>
+          <w:color w:val="CCCCCC"/>
+          <w:sz w:val="20"/>
+          <w:szCs w:val="20"/>
+          <w:lang w:val="en-US"/>
+        </w:rPr>
+      </w:pPr>
+      <w:r>
+        <w:rPr>
+          <w:rFonts w:ascii="Consolas" w:eastAsia="Times New Roman" w:hAnsi="Consolas" w:cs="Times New Roman"/>
+          <w:color w:val="569CD6"/>
+          <w:sz w:val="20"/>
+          <w:szCs w:val="20"/>
+          <w:lang w:val="en-US"/>
+        </w:rPr>
+        <w:t>networks</w:t>
+      </w:r>
+      <w:r>
+        <w:rPr>
+          <w:rFonts w:ascii="Consolas" w:eastAsia="Times New Roman" w:hAnsi="Consolas" w:cs="Times New Roman"/>
+          <w:color w:val="CCCCCC"/>
+          <w:sz w:val="20"/>
+          <w:szCs w:val="20"/>
+          <w:lang w:val="en-US"/>
+        </w:rPr>
+        <w:t>:</w:t>
+      </w:r>
+    </w:p>
+    <w:p>
+      <w:pPr>
+        <w:shd w:val="clear" w:color="auto" w:fill="1F1F1F"/>
+        <w:spacing w:after="0" w:line="0" w:lineRule="atLeast"/>
+        <w:rPr>
+          <w:rFonts w:ascii="Consolas" w:eastAsia="Times New Roman" w:hAnsi="Consolas" w:cs="Times New Roman"/>
+          <w:color w:val="CCCCCC"/>
+          <w:sz w:val="20"/>
+          <w:szCs w:val="20"/>
+          <w:lang w:val="en-US"/>
+        </w:rPr>
+      </w:pPr>
+      <w:r>
+        <w:rPr>
+          <w:rFonts w:ascii="Consolas" w:eastAsia="Times New Roman" w:hAnsi="Consolas" w:cs="Times New Roman"/>
+          <w:color w:val="CCCCCC"/>
+          <w:sz w:val="20"/>
+          <w:szCs w:val="20"/>
+          <w:lang w:val="en-US"/>
+        </w:rPr>
+        <w:t xml:space="preserve">  </w:t>
+      </w:r>
+      <w:r>
+        <w:rPr>
+          <w:rFonts w:ascii="Consolas" w:eastAsia="Times New Roman" w:hAnsi="Consolas" w:cs="Times New Roman"/>
+          <w:color w:val="569CD6"/>
+          <w:sz w:val="20"/>
+          <w:szCs w:val="20"/>
+          <w:lang w:val="en-US"/>
+        </w:rPr>
+        <w:t>secure-net</w:t>
+      </w:r>
+      <w:r>
+        <w:rPr>
+          <w:rFonts w:ascii="Consolas" w:eastAsia="Times New Roman" w:hAnsi="Consolas" w:cs="Times New Roman"/>
+          <w:color w:val="CCCCCC"/>
+          <w:sz w:val="20"/>
+          <w:szCs w:val="20"/>
+          <w:lang w:val="en-US"/>
+        </w:rPr>
+        <w:t>:</w:t>
+      </w:r>
+    </w:p>
+    <w:p>
+      <w:pPr>
+        <w:shd w:val="clear" w:color="auto" w:fill="1F1F1F"/>
+        <w:spacing w:after="0" w:line="0" w:lineRule="atLeast"/>
+        <w:rPr>
+          <w:rFonts w:ascii="Consolas" w:eastAsia="Times New Roman" w:hAnsi="Consolas" w:cs="Times New Roman"/>
+          <w:color w:val="CCCCCC"/>
+          <w:sz w:val="20"/>
+          <w:szCs w:val="20"/>
+          <w:lang w:val="en-US"/>
+        </w:rPr>
+      </w:pPr>
+      <w:r>
+        <w:rPr>
+          <w:rFonts w:ascii="Consolas" w:eastAsia="Times New Roman" w:hAnsi="Consolas" w:cs="Times New Roman"/>
+          <w:color w:val="CCCCCC"/>
+          <w:sz w:val="20"/>
+          <w:szCs w:val="20"/>
+          <w:lang w:val="en-US"/>
+        </w:rPr>
+        <w:t xml:space="preserve">    </w:t>
+      </w:r>
+      <w:r>
+        <w:rPr>
+          <w:rFonts w:ascii="Consolas" w:eastAsia="Times New Roman" w:hAnsi="Consolas" w:cs="Times New Roman"/>
+          <w:color w:val="569CD6"/>
+          <w:sz w:val="20"/>
+          <w:szCs w:val="20"/>
+          <w:lang w:val="en-US"/>
+        </w:rPr>
+        <w:t>driver</w:t>
+      </w:r>
+      <w:r>
+        <w:rPr>
+          <w:rFonts w:ascii="Consolas" w:eastAsia="Times New Roman" w:hAnsi="Consolas" w:cs="Times New Roman"/>
+          <w:color w:val="CCCCCC"/>
+          <w:sz w:val="20"/>
+          <w:szCs w:val="20"/>
+          <w:lang w:val="en-US"/>
+        </w:rPr>
+        <w:t xml:space="preserve">: </w:t>
+      </w:r>
+      <w:r>
+        <w:rPr>
+          <w:rFonts w:ascii="Consolas" w:eastAsia="Times New Roman" w:hAnsi="Consolas" w:cs="Times New Roman"/>
+          <w:color w:val="CE9178"/>
+          <w:sz w:val="20"/>
+          <w:szCs w:val="20"/>
+          <w:lang w:val="en-US"/>
+        </w:rPr>
+        <w:t>bridge</w:t>
+      </w:r>
+    </w:p>
+    <w:p>
+      <w:pPr>
+        <w:shd w:val="clear" w:color="auto" w:fill="1F1F1F"/>
+        <w:spacing w:after="0" w:line="285" w:lineRule="atLeast"/>
+        <w:rPr>
+          <w:rFonts w:ascii="Consolas" w:eastAsia="Times New Roman" w:hAnsi="Consolas" w:cs="Times New Roman"/>
+          <w:color w:val="CCCCCC"/>
+          <w:sz w:val="21"/>
+          <w:szCs w:val="21"/>
+          <w:lang w:val="uk-UA"/>
+        </w:rPr>
+      </w:pPr>
+    </w:p>
+    <w:p>
+      <w:pPr>
+        <w:spacing w:after="0" w:line="264" w:lineRule="auto"/>
+        <w:jc w:val="both"/>
+        <w:rPr>
+          <w:rFonts w:ascii="Times New Roman" w:hAnsi="Times New Roman" w:cs="Times New Roman"/>
+          <w:sz w:val="28"/>
+          <w:szCs w:val="28"/>
+          <w:lang w:val="uk-UA"/>
+        </w:rPr>
+      </w:pPr>
+      <w:r>
+        <w:rPr>
+          <w:rFonts w:ascii="Times New Roman" w:hAnsi="Times New Roman" w:cs="Times New Roman"/>
+          <w:sz w:val="28"/>
+          <w:szCs w:val="28"/>
+          <w:lang w:val="uk-UA"/>
+        </w:rPr>
+        <w:tab/>
+      </w:r>
+      <w:r>
+        <w:rPr>
+          <w:rFonts w:ascii="Times New Roman" w:hAnsi="Times New Roman" w:cs="Times New Roman"/>
+          <w:sz w:val="28"/>
+          <w:szCs w:val="28"/>
+          <w:lang w:val="uk-UA"/>
+        </w:rPr>
+        <w:t xml:space="preserve">Перевіримо </w:t>
+      </w:r>
+      <w:proofErr w:type="spellStart"/>
+      <w:r>
+        <w:rPr>
+          <w:rFonts w:ascii="Times New Roman" w:hAnsi="Times New Roman" w:cs="Times New Roman"/>
+          <w:sz w:val="28"/>
+          <w:szCs w:val="28"/>
+          <w:lang w:val="uk-UA"/>
+        </w:rPr>
+        <w:t>логи</w:t>
+      </w:r>
+      <w:proofErr w:type="spellEnd"/>
+      <w:r>
+        <w:rPr>
+          <w:rFonts w:ascii="Times New Roman" w:hAnsi="Times New Roman" w:cs="Times New Roman"/>
+          <w:sz w:val="28"/>
+          <w:szCs w:val="28"/>
+          <w:lang w:val="uk-UA"/>
+        </w:rPr>
+        <w:t xml:space="preserve"> наших компонентів під час запуску</w:t>
+      </w:r>
+      <w:r>
+        <w:rPr>
+          <w:rFonts w:ascii="Times New Roman" w:hAnsi="Times New Roman" w:cs="Times New Roman"/>
+          <w:sz w:val="28"/>
+          <w:szCs w:val="28"/>
+          <w:lang w:val="uk-UA"/>
+        </w:rPr>
+        <w:t>:</w:t>
+      </w:r>
+    </w:p>
+    <w:p>
+      <w:pPr>
+        <w:pStyle w:val="ListParagraph"/>
+        <w:numPr>
+          <w:ilvl w:val="0"/>
+          <w:numId w:val="39"/>
+        </w:numPr>
+        <w:spacing w:after="0" w:line="264" w:lineRule="auto"/>
+        <w:jc w:val="both"/>
+        <w:rPr>
+          <w:rFonts w:ascii="Times New Roman" w:hAnsi="Times New Roman" w:cs="Times New Roman"/>
+          <w:sz w:val="28"/>
+          <w:szCs w:val="28"/>
+          <w:lang w:val="uk-UA"/>
+        </w:rPr>
+      </w:pPr>
+      <w:proofErr w:type="spellStart"/>
+      <w:r>
+        <w:rPr>
+          <w:rFonts w:ascii="Times New Roman" w:hAnsi="Times New Roman" w:cs="Times New Roman"/>
+          <w:sz w:val="28"/>
+          <w:szCs w:val="28"/>
+          <w:lang w:val="uk-UA"/>
+        </w:rPr>
+        <w:t>gRPC</w:t>
+      </w:r>
+      <w:proofErr w:type="spellEnd"/>
+      <w:r>
+        <w:rPr>
+          <w:rFonts w:ascii="Times New Roman" w:hAnsi="Times New Roman" w:cs="Times New Roman"/>
+          <w:sz w:val="28"/>
+          <w:szCs w:val="28"/>
+          <w:lang w:val="uk-UA"/>
+        </w:rPr>
+        <w:t xml:space="preserve"> Server:</w:t>
+      </w:r>
+    </w:p>
+    <w:p>
+      <w:pPr>
+        <w:spacing w:after="0" w:line="264" w:lineRule="auto"/>
+        <w:jc w:val="both"/>
+        <w:rPr>
+          <w:rFonts w:ascii="Times New Roman" w:hAnsi="Times New Roman" w:cs="Times New Roman"/>
+          <w:sz w:val="28"/>
+          <w:szCs w:val="28"/>
+          <w:lang w:val="uk-UA"/>
+        </w:rPr>
+      </w:pPr>
+      <w:r>
+        <w:rPr>
+          <w:rFonts w:ascii="Times New Roman" w:hAnsi="Times New Roman" w:cs="Times New Roman"/>
+          <w:noProof/>
+          <w:sz w:val="28"/>
+          <w:szCs w:val="28"/>
+          <w:lang w:val="uk-UA"/>
+        </w:rPr>
+        <w:drawing>
+          <wp:inline distT="0" distB="0" distL="0" distR="0" wp14:anchorId="3FC1E73B" wp14:editId="6A801CA7">
+            <wp:extent cx="5731510" cy="3232785"/>
+            <wp:effectExtent l="0" t="0" r="2540" b="5715"/>
+            <wp:docPr id="4" name="Picture 4"/>
+            <wp:cNvGraphicFramePr>
+              <a:graphicFrameLocks xmlns:a="http://schemas.openxmlformats.org/drawingml/2006/main" noChangeAspect="1"/>
+            </wp:cNvGraphicFramePr>
+            <a:graphic xmlns:a="http://schemas.openxmlformats.org/drawingml/2006/main">
+              <a:graphicData uri="http://schemas.openxmlformats.org/drawingml/2006/picture">
+                <pic:pic xmlns:pic="http://schemas.openxmlformats.org/drawingml/2006/picture">
+                  <pic:nvPicPr>
+                    <pic:cNvPr id="1" name=""/>
+                    <pic:cNvPicPr/>
+                  </pic:nvPicPr>
+                  <pic:blipFill>
+                    <a:blip r:embed="rId7"/>
+                    <a:stretch>
+                      <a:fillRect/>
+                    </a:stretch>
+                  </pic:blipFill>
+                  <pic:spPr>
+                    <a:xfrm>
+                      <a:off x="0" y="0"/>
+                      <a:ext cx="5731510" cy="3232785"/>
+                    </a:xfrm>
+                    <a:prstGeom prst="rect">
+                      <a:avLst/>
+                    </a:prstGeom>
+                  </pic:spPr>
+                </pic:pic>
+              </a:graphicData>
+            </a:graphic>
+          </wp:inline>
+        </w:drawing>
+      </w:r>
+    </w:p>
+    <w:p>
+      <w:pPr>
+        <w:spacing w:after="0" w:line="264" w:lineRule="auto"/>
+        <w:jc w:val="both"/>
+        <w:rPr>
+          <w:rFonts w:ascii="Times New Roman" w:hAnsi="Times New Roman" w:cs="Times New Roman"/>
+          <w:sz w:val="28"/>
+          <w:szCs w:val="28"/>
+          <w:lang w:val="uk-UA"/>
+        </w:rPr>
+      </w:pPr>
+      <w:r>
+        <w:rPr>
+          <w:rFonts w:ascii="Times New Roman" w:hAnsi="Times New Roman" w:cs="Times New Roman"/>
+          <w:sz w:val="28"/>
+          <w:szCs w:val="28"/>
+          <w:lang w:val="uk-UA"/>
+        </w:rPr>
+        <w:lastRenderedPageBreak/>
+        <w:tab/>
+      </w:r>
+      <w:r>
+        <w:rPr>
+          <w:rFonts w:ascii="Times New Roman" w:hAnsi="Times New Roman" w:cs="Times New Roman"/>
+          <w:sz w:val="28"/>
+          <w:szCs w:val="28"/>
+          <w:lang w:val="uk-UA"/>
+        </w:rPr>
+        <w:t xml:space="preserve">Як бачимо з логів сервера, успішно створено 3 незалежні сесії (дві для API-клієнтів та одна для консольного клієнта). Для кожного підключення згенеровано унікальний ідентифікатор та відкрито двонаправлений потік </w:t>
+      </w:r>
+      <w:proofErr w:type="spellStart"/>
+      <w:r>
+        <w:rPr>
+          <w:rFonts w:ascii="Times New Roman" w:hAnsi="Times New Roman" w:cs="Times New Roman"/>
+          <w:sz w:val="28"/>
+          <w:szCs w:val="28"/>
+          <w:lang w:val="uk-UA"/>
+        </w:rPr>
+        <w:t>ChatStream</w:t>
+      </w:r>
+      <w:proofErr w:type="spellEnd"/>
+      <w:r>
+        <w:rPr>
+          <w:rFonts w:ascii="Times New Roman" w:hAnsi="Times New Roman" w:cs="Times New Roman"/>
+          <w:sz w:val="28"/>
+          <w:szCs w:val="28"/>
+          <w:lang w:val="uk-UA"/>
+        </w:rPr>
+        <w:t>;</w:t>
+      </w:r>
+    </w:p>
+    <w:p>
+      <w:pPr>
+        <w:pStyle w:val="ListParagraph"/>
+        <w:numPr>
+          <w:ilvl w:val="0"/>
+          <w:numId w:val="39"/>
+        </w:numPr>
+        <w:spacing w:after="0" w:line="264" w:lineRule="auto"/>
+        <w:jc w:val="both"/>
+        <w:rPr>
+          <w:rFonts w:ascii="Times New Roman" w:hAnsi="Times New Roman" w:cs="Times New Roman"/>
+          <w:sz w:val="28"/>
+          <w:szCs w:val="28"/>
+          <w:lang w:val="uk-UA"/>
+        </w:rPr>
+      </w:pPr>
+      <w:r>
+        <w:rPr>
+          <w:rFonts w:ascii="Times New Roman" w:hAnsi="Times New Roman" w:cs="Times New Roman"/>
+          <w:sz w:val="28"/>
+          <w:szCs w:val="28"/>
+          <w:lang w:val="uk-UA"/>
+        </w:rPr>
+        <w:t>APIClient1:</w:t>
+      </w:r>
+    </w:p>
+    <w:p>
+      <w:pPr>
+        <w:spacing w:after="0" w:line="264" w:lineRule="auto"/>
+        <w:jc w:val="both"/>
+        <w:rPr>
+          <w:rFonts w:ascii="Times New Roman" w:hAnsi="Times New Roman" w:cs="Times New Roman"/>
+          <w:sz w:val="28"/>
+          <w:szCs w:val="28"/>
+          <w:lang w:val="uk-UA"/>
+        </w:rPr>
+      </w:pPr>
+      <w:r>
+        <w:rPr>
+          <w:rFonts w:ascii="Times New Roman" w:hAnsi="Times New Roman" w:cs="Times New Roman"/>
+          <w:noProof/>
+          <w:sz w:val="28"/>
+          <w:szCs w:val="28"/>
+          <w:lang w:val="uk-UA"/>
+        </w:rPr>
+        <w:drawing>
+          <wp:inline distT="0" distB="0" distL="0" distR="0" wp14:anchorId="5E4FEFC8" wp14:editId="49EBED8D">
+            <wp:extent cx="5731510" cy="3487420"/>
+            <wp:effectExtent l="0" t="0" r="2540" b="0"/>
+            <wp:docPr id="5" name="Picture 5"/>
+            <wp:cNvGraphicFramePr>
+              <a:graphicFrameLocks xmlns:a="http://schemas.openxmlformats.org/drawingml/2006/main" noChangeAspect="1"/>
+            </wp:cNvGraphicFramePr>
+            <a:graphic xmlns:a="http://schemas.openxmlformats.org/drawingml/2006/main">
+              <a:graphicData uri="http://schemas.openxmlformats.org/drawingml/2006/picture">
+                <pic:pic xmlns:pic="http://schemas.openxmlformats.org/drawingml/2006/picture">
+                  <pic:nvPicPr>
+                    <pic:cNvPr id="1" name=""/>
+                    <pic:cNvPicPr/>
+                  </pic:nvPicPr>
+                  <pic:blipFill>
+                    <a:blip r:embed="rId8"/>
+                    <a:stretch>
+                      <a:fillRect/>
+                    </a:stretch>
+                  </pic:blipFill>
+                  <pic:spPr>
+                    <a:xfrm>
+                      <a:off x="0" y="0"/>
+                      <a:ext cx="5731510" cy="3487420"/>
+                    </a:xfrm>
+                    <a:prstGeom prst="rect">
+                      <a:avLst/>
+                    </a:prstGeom>
+                  </pic:spPr>
+                </pic:pic>
+              </a:graphicData>
+            </a:graphic>
+          </wp:inline>
+        </w:drawing>
+      </w:r>
+    </w:p>
+    <w:p>
+      <w:pPr>
+        <w:spacing w:after="0" w:line="264" w:lineRule="auto"/>
+        <w:jc w:val="both"/>
+        <w:rPr>
+          <w:rFonts w:ascii="Times New Roman" w:hAnsi="Times New Roman" w:cs="Times New Roman"/>
+          <w:sz w:val="28"/>
+          <w:szCs w:val="28"/>
+          <w:lang w:val="uk-UA"/>
+        </w:rPr>
+      </w:pPr>
+      <w:r>
+        <w:rPr>
+          <w:rFonts w:ascii="Times New Roman" w:hAnsi="Times New Roman" w:cs="Times New Roman"/>
+          <w:sz w:val="28"/>
+          <w:szCs w:val="28"/>
+          <w:lang w:val="uk-UA"/>
+        </w:rPr>
+        <w:tab/>
+      </w:r>
+      <w:r>
+        <w:rPr>
+          <w:rFonts w:ascii="Times New Roman" w:hAnsi="Times New Roman" w:cs="Times New Roman"/>
+          <w:sz w:val="28"/>
+          <w:szCs w:val="28"/>
+          <w:lang w:val="uk-UA"/>
+        </w:rPr>
+        <w:t xml:space="preserve">Шлюз успішно виконав процес </w:t>
+      </w:r>
+      <w:proofErr w:type="spellStart"/>
+      <w:r>
+        <w:rPr>
+          <w:rFonts w:ascii="Times New Roman" w:hAnsi="Times New Roman" w:cs="Times New Roman"/>
+          <w:sz w:val="28"/>
+          <w:szCs w:val="28"/>
+          <w:lang w:val="uk-UA"/>
+        </w:rPr>
+        <w:t>Handshake</w:t>
+      </w:r>
+      <w:proofErr w:type="spellEnd"/>
+      <w:r>
+        <w:rPr>
+          <w:rFonts w:ascii="Times New Roman" w:hAnsi="Times New Roman" w:cs="Times New Roman"/>
+          <w:sz w:val="28"/>
+          <w:szCs w:val="28"/>
+          <w:lang w:val="uk-UA"/>
+        </w:rPr>
+        <w:t xml:space="preserve"> із </w:t>
+      </w:r>
+      <w:proofErr w:type="spellStart"/>
+      <w:r>
+        <w:rPr>
+          <w:rFonts w:ascii="Times New Roman" w:hAnsi="Times New Roman" w:cs="Times New Roman"/>
+          <w:sz w:val="28"/>
+          <w:szCs w:val="28"/>
+          <w:lang w:val="uk-UA"/>
+        </w:rPr>
+        <w:t>gRPC</w:t>
+      </w:r>
+      <w:proofErr w:type="spellEnd"/>
+      <w:r>
+        <w:rPr>
+          <w:rFonts w:ascii="Times New Roman" w:hAnsi="Times New Roman" w:cs="Times New Roman"/>
+          <w:sz w:val="28"/>
+          <w:szCs w:val="28"/>
+          <w:lang w:val="uk-UA"/>
+        </w:rPr>
+        <w:t xml:space="preserve"> сервером, отримав свій унікальний ключ для XOR-шифрування та </w:t>
+      </w:r>
+      <w:r>
+        <w:rPr>
+          <w:rFonts w:ascii="Times New Roman" w:hAnsi="Times New Roman" w:cs="Times New Roman"/>
+          <w:sz w:val="28"/>
+          <w:szCs w:val="28"/>
+          <w:lang w:val="uk-UA"/>
+        </w:rPr>
+        <w:t>сесійний</w:t>
+      </w:r>
+      <w:r>
+        <w:rPr>
+          <w:rFonts w:ascii="Times New Roman" w:hAnsi="Times New Roman" w:cs="Times New Roman"/>
+          <w:sz w:val="28"/>
+          <w:szCs w:val="28"/>
+          <w:lang w:val="uk-UA"/>
+        </w:rPr>
+        <w:t xml:space="preserve"> </w:t>
+      </w:r>
+      <w:r>
+        <w:rPr>
+          <w:rFonts w:ascii="Times New Roman" w:hAnsi="Times New Roman" w:cs="Times New Roman"/>
+          <w:sz w:val="28"/>
+          <w:szCs w:val="28"/>
+          <w:lang w:val="uk-UA"/>
+        </w:rPr>
+        <w:t>ідентифікатор [1482ebdd-ff4f-4e64-9de1-815884873e1b]. Фоновий потік для прослуховування повідомлень запущено;</w:t>
+      </w:r>
+    </w:p>
+    <w:p>
+      <w:pPr>
+        <w:pStyle w:val="ListParagraph"/>
+        <w:numPr>
+          <w:ilvl w:val="0"/>
+          <w:numId w:val="39"/>
+        </w:numPr>
+        <w:spacing w:after="0" w:line="264" w:lineRule="auto"/>
+        <w:jc w:val="both"/>
+        <w:rPr>
+          <w:rFonts w:ascii="Times New Roman" w:hAnsi="Times New Roman" w:cs="Times New Roman"/>
+          <w:sz w:val="28"/>
+          <w:szCs w:val="28"/>
+          <w:lang w:val="uk-UA"/>
+        </w:rPr>
+      </w:pPr>
+      <w:r>
+        <w:rPr>
+          <w:rFonts w:ascii="Times New Roman" w:hAnsi="Times New Roman" w:cs="Times New Roman"/>
+          <w:sz w:val="28"/>
+          <w:szCs w:val="28"/>
+          <w:lang w:val="uk-UA"/>
+        </w:rPr>
+        <w:t>APIClient2:</w:t>
+      </w:r>
+    </w:p>
+    <w:p>
+      <w:pPr>
+        <w:spacing w:after="0" w:line="264" w:lineRule="auto"/>
+        <w:jc w:val="both"/>
+        <w:rPr>
+          <w:rFonts w:ascii="Times New Roman" w:hAnsi="Times New Roman" w:cs="Times New Roman"/>
+          <w:sz w:val="28"/>
+          <w:szCs w:val="28"/>
+          <w:lang w:val="uk-UA"/>
+        </w:rPr>
+      </w:pPr>
+      <w:r>
+        <w:rPr>
+          <w:rFonts w:ascii="Times New Roman" w:hAnsi="Times New Roman" w:cs="Times New Roman"/>
+          <w:noProof/>
+          <w:sz w:val="28"/>
+          <w:szCs w:val="28"/>
+          <w:lang w:val="uk-UA"/>
+        </w:rPr>
+        <w:lastRenderedPageBreak/>
+        <w:drawing>
+          <wp:inline distT="0" distB="0" distL="0" distR="0" wp14:anchorId="14972CC4" wp14:editId="4049B921">
+            <wp:extent cx="5731510" cy="3502660"/>
+            <wp:effectExtent l="0" t="0" r="2540" b="2540"/>
+            <wp:docPr id="6" name="Picture 6"/>
+            <wp:cNvGraphicFramePr>
+              <a:graphicFrameLocks xmlns:a="http://schemas.openxmlformats.org/drawingml/2006/main" noChangeAspect="1"/>
+            </wp:cNvGraphicFramePr>
+            <a:graphic xmlns:a="http://schemas.openxmlformats.org/drawingml/2006/main">
+              <a:graphicData uri="http://schemas.openxmlformats.org/drawingml/2006/picture">
+                <pic:pic xmlns:pic="http://schemas.openxmlformats.org/drawingml/2006/picture">
+                  <pic:nvPicPr>
+                    <pic:cNvPr id="1" name=""/>
+                    <pic:cNvPicPr/>
+                  </pic:nvPicPr>
+                  <pic:blipFill>
+                    <a:blip r:embed="rId9"/>
+                    <a:stretch>
+                      <a:fillRect/>
+                    </a:stretch>
+                  </pic:blipFill>
+                  <pic:spPr>
+                    <a:xfrm>
+                      <a:off x="0" y="0"/>
+                      <a:ext cx="5731510" cy="3502660"/>
+                    </a:xfrm>
+                    <a:prstGeom prst="rect">
+                      <a:avLst/>
+                    </a:prstGeom>
+                  </pic:spPr>
+                </pic:pic>
+              </a:graphicData>
+            </a:graphic>
+          </wp:inline>
+        </w:drawing>
+      </w:r>
+    </w:p>
+    <w:p>
+      <w:pPr>
+        <w:spacing w:after="0" w:line="264" w:lineRule="auto"/>
+        <w:jc w:val="both"/>
+        <w:rPr>
+          <w:rFonts w:ascii="Times New Roman" w:hAnsi="Times New Roman" w:cs="Times New Roman"/>
+          <w:sz w:val="28"/>
+          <w:szCs w:val="28"/>
+          <w:lang w:val="uk-UA"/>
+        </w:rPr>
+      </w:pPr>
+      <w:r>
+        <w:rPr>
+          <w:rFonts w:ascii="Times New Roman" w:hAnsi="Times New Roman" w:cs="Times New Roman"/>
+          <w:sz w:val="28"/>
+          <w:szCs w:val="28"/>
+          <w:lang w:val="uk-UA"/>
+        </w:rPr>
+        <w:tab/>
+      </w:r>
+      <w:r>
+        <w:rPr>
+          <w:rFonts w:ascii="Times New Roman" w:hAnsi="Times New Roman" w:cs="Times New Roman"/>
+          <w:sz w:val="28"/>
+          <w:szCs w:val="28"/>
+          <w:lang w:val="uk-UA"/>
+        </w:rPr>
+        <w:t>Аналогічно до першого клієнта, другий шлюз підключився та отримав свій ідентифікатор [c3b1a921-883d-4ac0-a906-9d37e4d45b7e];</w:t>
+      </w:r>
+    </w:p>
+    <w:p>
+      <w:pPr>
+        <w:pStyle w:val="ListParagraph"/>
+        <w:numPr>
+          <w:ilvl w:val="0"/>
+          <w:numId w:val="39"/>
+        </w:numPr>
+        <w:spacing w:after="0" w:line="264" w:lineRule="auto"/>
+        <w:jc w:val="both"/>
+        <w:rPr>
+          <w:rFonts w:ascii="Times New Roman" w:hAnsi="Times New Roman" w:cs="Times New Roman"/>
+          <w:sz w:val="28"/>
+          <w:szCs w:val="28"/>
+          <w:lang w:val="uk-UA"/>
+        </w:rPr>
+      </w:pPr>
+      <w:proofErr w:type="spellStart"/>
+      <w:r>
+        <w:rPr>
+          <w:rFonts w:ascii="Times New Roman" w:hAnsi="Times New Roman" w:cs="Times New Roman"/>
+          <w:sz w:val="28"/>
+          <w:szCs w:val="28"/>
+          <w:lang w:val="uk-UA"/>
+        </w:rPr>
+        <w:t>Console</w:t>
+      </w:r>
+      <w:proofErr w:type="spellEnd"/>
+      <w:r>
+        <w:rPr>
+          <w:rFonts w:ascii="Times New Roman" w:hAnsi="Times New Roman" w:cs="Times New Roman"/>
+          <w:sz w:val="28"/>
+          <w:szCs w:val="28"/>
+          <w:lang w:val="uk-UA"/>
+        </w:rPr>
+        <w:t xml:space="preserve"> </w:t>
+      </w:r>
+      <w:proofErr w:type="spellStart"/>
+      <w:r>
+        <w:rPr>
+          <w:rFonts w:ascii="Times New Roman" w:hAnsi="Times New Roman" w:cs="Times New Roman"/>
+          <w:sz w:val="28"/>
+          <w:szCs w:val="28"/>
+          <w:lang w:val="uk-UA"/>
+        </w:rPr>
+        <w:t>Client</w:t>
+      </w:r>
+      <w:proofErr w:type="spellEnd"/>
+      <w:r>
+        <w:rPr>
+          <w:rFonts w:ascii="Times New Roman" w:hAnsi="Times New Roman" w:cs="Times New Roman"/>
+          <w:sz w:val="28"/>
+          <w:szCs w:val="28"/>
+          <w:lang w:val="uk-UA"/>
+        </w:rPr>
+        <w:t>:</w:t>
+      </w:r>
+    </w:p>
+    <w:p>
+      <w:pPr>
+        <w:spacing w:after="0" w:line="264" w:lineRule="auto"/>
+        <w:jc w:val="both"/>
+        <w:rPr>
+          <w:rFonts w:ascii="Times New Roman" w:hAnsi="Times New Roman" w:cs="Times New Roman"/>
+          <w:sz w:val="28"/>
+          <w:szCs w:val="28"/>
+          <w:lang w:val="uk-UA"/>
+        </w:rPr>
+      </w:pPr>
+      <w:r>
+        <w:rPr>
+          <w:rFonts w:ascii="Times New Roman" w:hAnsi="Times New Roman" w:cs="Times New Roman"/>
+          <w:noProof/>
+          <w:sz w:val="28"/>
+          <w:szCs w:val="28"/>
+          <w:lang w:val="uk-UA"/>
+        </w:rPr>
+        <w:drawing>
+          <wp:inline distT="0" distB="0" distL="0" distR="0" wp14:anchorId="49F34DF2" wp14:editId="04E51289">
+            <wp:extent cx="5731510" cy="3167380"/>
+            <wp:effectExtent l="0" t="0" r="2540" b="0"/>
+            <wp:docPr id="7" name="Picture 7"/>
+            <wp:cNvGraphicFramePr>
+              <a:graphicFrameLocks xmlns:a="http://schemas.openxmlformats.org/drawingml/2006/main" noChangeAspect="1"/>
+            </wp:cNvGraphicFramePr>
+            <a:graphic xmlns:a="http://schemas.openxmlformats.org/drawingml/2006/main">
+              <a:graphicData uri="http://schemas.openxmlformats.org/drawingml/2006/picture">
+                <pic:pic xmlns:pic="http://schemas.openxmlformats.org/drawingml/2006/picture">
+                  <pic:nvPicPr>
+                    <pic:cNvPr id="1" name=""/>
+                    <pic:cNvPicPr/>
+                  </pic:nvPicPr>
+                  <pic:blipFill>
+                    <a:blip r:embed="rId10"/>
+                    <a:stretch>
+                      <a:fillRect/>
+                    </a:stretch>
+                  </pic:blipFill>
+                  <pic:spPr>
+                    <a:xfrm>
+                      <a:off x="0" y="0"/>
+                      <a:ext cx="5731510" cy="3167380"/>
+                    </a:xfrm>
+                    <a:prstGeom prst="rect">
+                      <a:avLst/>
+                    </a:prstGeom>
+                  </pic:spPr>
+                </pic:pic>
+              </a:graphicData>
+            </a:graphic>
+          </wp:inline>
+        </w:drawing>
+      </w:r>
+    </w:p>
+    <w:p>
+      <w:pPr>
+        <w:spacing w:after="0" w:line="264" w:lineRule="auto"/>
+        <w:jc w:val="both"/>
+        <w:rPr>
+          <w:rFonts w:ascii="Times New Roman" w:hAnsi="Times New Roman" w:cs="Times New Roman"/>
+          <w:sz w:val="28"/>
+          <w:szCs w:val="28"/>
+          <w:lang w:val="uk-UA"/>
+        </w:rPr>
+      </w:pPr>
+      <w:r>
+        <w:rPr>
+          <w:rFonts w:ascii="Times New Roman" w:hAnsi="Times New Roman" w:cs="Times New Roman"/>
+          <w:sz w:val="28"/>
+          <w:szCs w:val="28"/>
+          <w:lang w:val="uk-UA"/>
+        </w:rPr>
+        <w:tab/>
+      </w:r>
+      <w:r>
+        <w:rPr>
+          <w:rFonts w:ascii="Times New Roman" w:hAnsi="Times New Roman" w:cs="Times New Roman"/>
+          <w:sz w:val="28"/>
+          <w:szCs w:val="28"/>
+          <w:lang w:val="uk-UA"/>
+        </w:rPr>
+        <w:t>Консольний додаток також пройшов ініціалізацію, отримав ID [25b12137-cade-4aa0-ab2f-9adb3ac47a24] і вивів на екран меню команд.</w:t>
+      </w:r>
+    </w:p>
+    <w:p>
+      <w:pPr>
+        <w:spacing w:after="0" w:line="264" w:lineRule="auto"/>
+        <w:jc w:val="both"/>
+        <w:rPr>
+          <w:rFonts w:ascii="Times New Roman" w:hAnsi="Times New Roman" w:cs="Times New Roman"/>
+          <w:sz w:val="28"/>
+          <w:szCs w:val="28"/>
+          <w:lang w:val="uk-UA"/>
+        </w:rPr>
+      </w:pPr>
+    </w:p>
+    <w:p>
+      <w:pPr>
+        <w:spacing w:after="0" w:line="264" w:lineRule="auto"/>
+        <w:jc w:val="both"/>
+        <w:rPr>
+          <w:rFonts w:ascii="Times New Roman" w:hAnsi="Times New Roman" w:cs="Times New Roman"/>
+          <w:i/>
+          <w:iCs/>
+          <w:sz w:val="28"/>
+          <w:szCs w:val="28"/>
+          <w:lang w:val="uk-UA"/>
+        </w:rPr>
+      </w:pPr>
+      <w:r>
+        <w:rPr>
+          <w:rFonts w:ascii="Times New Roman" w:hAnsi="Times New Roman" w:cs="Times New Roman"/>
+          <w:sz w:val="28"/>
+          <w:szCs w:val="28"/>
+          <w:lang w:val="uk-UA"/>
+        </w:rPr>
+        <w:tab/>
+      </w:r>
+      <w:r>
+        <w:rPr>
+          <w:rFonts w:ascii="Times New Roman" w:hAnsi="Times New Roman" w:cs="Times New Roman"/>
+          <w:i/>
+          <w:iCs/>
+          <w:sz w:val="28"/>
+          <w:szCs w:val="28"/>
+          <w:lang w:val="uk-UA"/>
+        </w:rPr>
+        <w:t>Сценарій взаємодії (Обмін повідомленнями):</w:t>
+      </w:r>
+    </w:p>
+    <w:p>
+      <w:pPr>
+        <w:spacing w:after="0" w:line="264" w:lineRule="auto"/>
+        <w:jc w:val="both"/>
+        <w:rPr>
+          <w:rFonts w:ascii="Times New Roman" w:hAnsi="Times New Roman" w:cs="Times New Roman"/>
+          <w:sz w:val="28"/>
+          <w:szCs w:val="28"/>
+          <w:lang w:val="uk-UA"/>
+        </w:rPr>
+      </w:pPr>
+      <w:r>
+        <w:rPr>
+          <w:rFonts w:ascii="Times New Roman" w:hAnsi="Times New Roman" w:cs="Times New Roman"/>
+          <w:sz w:val="28"/>
+          <w:szCs w:val="28"/>
+          <w:lang w:val="uk-UA"/>
+        </w:rPr>
+        <w:tab/>
+      </w:r>
+      <w:r>
+        <w:rPr>
+          <w:rFonts w:ascii="Times New Roman" w:hAnsi="Times New Roman" w:cs="Times New Roman"/>
+          <w:b/>
+          <w:bCs/>
+          <w:sz w:val="28"/>
+          <w:szCs w:val="28"/>
+          <w:lang w:val="uk-UA"/>
+        </w:rPr>
+        <w:t>Крок 1</w:t>
+      </w:r>
+      <w:r>
+        <w:rPr>
+          <w:rFonts w:ascii="Times New Roman" w:hAnsi="Times New Roman" w:cs="Times New Roman"/>
+          <w:sz w:val="28"/>
+          <w:szCs w:val="28"/>
+          <w:lang w:val="uk-UA"/>
+        </w:rPr>
+        <w:t>: Відправка повідомлення з терміналу (</w:t>
+      </w:r>
+      <w:proofErr w:type="spellStart"/>
+      <w:r>
+        <w:rPr>
+          <w:rFonts w:ascii="Times New Roman" w:hAnsi="Times New Roman" w:cs="Times New Roman"/>
+          <w:sz w:val="28"/>
+          <w:szCs w:val="28"/>
+          <w:lang w:val="uk-UA"/>
+        </w:rPr>
+        <w:t>Console</w:t>
+      </w:r>
+      <w:proofErr w:type="spellEnd"/>
+      <w:r>
+        <w:rPr>
+          <w:rFonts w:ascii="Times New Roman" w:hAnsi="Times New Roman" w:cs="Times New Roman"/>
+          <w:sz w:val="28"/>
+          <w:szCs w:val="28"/>
+          <w:lang w:val="uk-UA"/>
+        </w:rPr>
+        <w:t xml:space="preserve"> -&gt; APIClient1)</w:t>
+      </w:r>
+    </w:p>
+    <w:p>
+      <w:pPr>
+        <w:spacing w:after="0" w:line="264" w:lineRule="auto"/>
+        <w:jc w:val="both"/>
+        <w:rPr>
+          <w:rFonts w:ascii="Times New Roman" w:hAnsi="Times New Roman" w:cs="Times New Roman"/>
+          <w:sz w:val="28"/>
+          <w:szCs w:val="28"/>
+          <w:lang w:val="uk-UA"/>
+        </w:rPr>
+      </w:pPr>
+      <w:r>
+        <w:rPr>
+          <w:rFonts w:ascii="Times New Roman" w:hAnsi="Times New Roman" w:cs="Times New Roman"/>
+          <w:sz w:val="28"/>
+          <w:szCs w:val="28"/>
+          <w:lang w:val="uk-UA"/>
+        </w:rPr>
+        <w:lastRenderedPageBreak/>
+        <w:tab/>
+      </w:r>
+      <w:r>
+        <w:rPr>
+          <w:rFonts w:ascii="Times New Roman" w:hAnsi="Times New Roman" w:cs="Times New Roman"/>
+          <w:sz w:val="28"/>
+          <w:szCs w:val="28"/>
+          <w:lang w:val="uk-UA"/>
+        </w:rPr>
+        <w:t xml:space="preserve">Відкриваємо браузер з інтерфейсом </w:t>
+      </w:r>
+      <w:proofErr w:type="spellStart"/>
+      <w:r>
+        <w:rPr>
+          <w:rFonts w:ascii="Times New Roman" w:hAnsi="Times New Roman" w:cs="Times New Roman"/>
+          <w:sz w:val="28"/>
+          <w:szCs w:val="28"/>
+          <w:lang w:val="uk-UA"/>
+        </w:rPr>
+        <w:t>Swagger</w:t>
+      </w:r>
+      <w:proofErr w:type="spellEnd"/>
+      <w:r>
+        <w:rPr>
+          <w:rFonts w:ascii="Times New Roman" w:hAnsi="Times New Roman" w:cs="Times New Roman"/>
+          <w:sz w:val="28"/>
+          <w:szCs w:val="28"/>
+          <w:lang w:val="uk-UA"/>
+        </w:rPr>
+        <w:t xml:space="preserve"> для API </w:t>
+      </w:r>
+      <w:proofErr w:type="spellStart"/>
+      <w:r>
+        <w:rPr>
+          <w:rFonts w:ascii="Times New Roman" w:hAnsi="Times New Roman" w:cs="Times New Roman"/>
+          <w:sz w:val="28"/>
+          <w:szCs w:val="28"/>
+          <w:lang w:val="uk-UA"/>
+        </w:rPr>
+        <w:t>Client</w:t>
+      </w:r>
+      <w:proofErr w:type="spellEnd"/>
+      <w:r>
+        <w:rPr>
+          <w:rFonts w:ascii="Times New Roman" w:hAnsi="Times New Roman" w:cs="Times New Roman"/>
+          <w:sz w:val="28"/>
+          <w:szCs w:val="28"/>
+          <w:lang w:val="uk-UA"/>
+        </w:rPr>
+        <w:t xml:space="preserve"> 1 (наприклад, http://localhost:8081). На боці API </w:t>
+      </w:r>
+      <w:proofErr w:type="spellStart"/>
+      <w:r>
+        <w:rPr>
+          <w:rFonts w:ascii="Times New Roman" w:hAnsi="Times New Roman" w:cs="Times New Roman"/>
+          <w:sz w:val="28"/>
+          <w:szCs w:val="28"/>
+          <w:lang w:val="uk-UA"/>
+        </w:rPr>
+        <w:t>Client</w:t>
+      </w:r>
+      <w:proofErr w:type="spellEnd"/>
+      <w:r>
+        <w:rPr>
+          <w:rFonts w:ascii="Times New Roman" w:hAnsi="Times New Roman" w:cs="Times New Roman"/>
+          <w:sz w:val="28"/>
+          <w:szCs w:val="28"/>
+          <w:lang w:val="uk-UA"/>
+        </w:rPr>
+        <w:t xml:space="preserve"> 1 перевіримо вхідні повідомлення та верифікуємо, що ще не було отримано жодного повідомлення:</w:t>
+      </w:r>
+    </w:p>
+    <w:p>
+      <w:pPr>
+        <w:spacing w:after="0" w:line="264" w:lineRule="auto"/>
+        <w:jc w:val="both"/>
+        <w:rPr>
+          <w:rFonts w:ascii="Times New Roman" w:hAnsi="Times New Roman" w:cs="Times New Roman"/>
+          <w:sz w:val="28"/>
+          <w:szCs w:val="28"/>
+          <w:lang w:val="uk-UA"/>
+        </w:rPr>
+      </w:pPr>
+      <w:r>
+        <w:rPr>
+          <w:rFonts w:ascii="Times New Roman" w:hAnsi="Times New Roman" w:cs="Times New Roman"/>
+          <w:noProof/>
+          <w:sz w:val="28"/>
+          <w:szCs w:val="28"/>
+          <w:lang w:val="uk-UA"/>
+        </w:rPr>
+        <w:drawing>
+          <wp:inline distT="0" distB="0" distL="0" distR="0" wp14:anchorId="0EF09D96" wp14:editId="24F22866">
+            <wp:extent cx="5731510" cy="3173730"/>
+            <wp:effectExtent l="0" t="0" r="2540" b="7620"/>
+            <wp:docPr id="8" name="Picture 8"/>
+            <wp:cNvGraphicFramePr>
+              <a:graphicFrameLocks xmlns:a="http://schemas.openxmlformats.org/drawingml/2006/main" noChangeAspect="1"/>
+            </wp:cNvGraphicFramePr>
+            <a:graphic xmlns:a="http://schemas.openxmlformats.org/drawingml/2006/main">
+              <a:graphicData uri="http://schemas.openxmlformats.org/drawingml/2006/picture">
+                <pic:pic xmlns:pic="http://schemas.openxmlformats.org/drawingml/2006/picture">
+                  <pic:nvPicPr>
+                    <pic:cNvPr id="1" name=""/>
+                    <pic:cNvPicPr/>
+                  </pic:nvPicPr>
+                  <pic:blipFill>
+                    <a:blip r:embed="rId11"/>
+                    <a:stretch>
+                      <a:fillRect/>
+                    </a:stretch>
+                  </pic:blipFill>
+                  <pic:spPr>
+                    <a:xfrm>
+                      <a:off x="0" y="0"/>
+                      <a:ext cx="5731510" cy="3173730"/>
+                    </a:xfrm>
+                    <a:prstGeom prst="rect">
+                      <a:avLst/>
+                    </a:prstGeom>
+                  </pic:spPr>
+                </pic:pic>
+              </a:graphicData>
+            </a:graphic>
+          </wp:inline>
+        </w:drawing>
+      </w:r>
+    </w:p>
+    <w:p>
+      <w:pPr>
+        <w:spacing w:after="0" w:line="264" w:lineRule="auto"/>
+        <w:jc w:val="both"/>
+        <w:rPr>
+          <w:rFonts w:ascii="Times New Roman" w:hAnsi="Times New Roman" w:cs="Times New Roman"/>
+          <w:sz w:val="28"/>
+          <w:szCs w:val="28"/>
+          <w:lang w:val="uk-UA"/>
+        </w:rPr>
+      </w:pPr>
+      <w:r>
+        <w:rPr>
+          <w:rFonts w:ascii="Times New Roman" w:hAnsi="Times New Roman" w:cs="Times New Roman"/>
+          <w:noProof/>
+          <w:sz w:val="28"/>
+          <w:szCs w:val="28"/>
+          <w:lang w:val="uk-UA"/>
+        </w:rPr>
+        <w:drawing>
+          <wp:inline distT="0" distB="0" distL="0" distR="0" wp14:anchorId="1D92AE88" wp14:editId="0E9B634A">
+            <wp:extent cx="5731510" cy="3867785"/>
+            <wp:effectExtent l="0" t="0" r="2540" b="0"/>
+            <wp:docPr id="9" name="Picture 9"/>
+            <wp:cNvGraphicFramePr>
+              <a:graphicFrameLocks xmlns:a="http://schemas.openxmlformats.org/drawingml/2006/main" noChangeAspect="1"/>
+            </wp:cNvGraphicFramePr>
+            <a:graphic xmlns:a="http://schemas.openxmlformats.org/drawingml/2006/main">
+              <a:graphicData uri="http://schemas.openxmlformats.org/drawingml/2006/picture">
+                <pic:pic xmlns:pic="http://schemas.openxmlformats.org/drawingml/2006/picture">
+                  <pic:nvPicPr>
+                    <pic:cNvPr id="1" name=""/>
+                    <pic:cNvPicPr/>
+                  </pic:nvPicPr>
+                  <pic:blipFill>
+                    <a:blip r:embed="rId12"/>
+                    <a:stretch>
+                      <a:fillRect/>
+                    </a:stretch>
+                  </pic:blipFill>
+                  <pic:spPr>
+                    <a:xfrm>
+                      <a:off x="0" y="0"/>
+                      <a:ext cx="5731510" cy="3867785"/>
+                    </a:xfrm>
+                    <a:prstGeom prst="rect">
+                      <a:avLst/>
+                    </a:prstGeom>
+                  </pic:spPr>
+                </pic:pic>
+              </a:graphicData>
+            </a:graphic>
+          </wp:inline>
+        </w:drawing>
+      </w:r>
+    </w:p>
+    <w:p>
+      <w:pPr>
+        <w:spacing w:after="0" w:line="264" w:lineRule="auto"/>
+        <w:jc w:val="both"/>
+        <w:rPr>
+          <w:rFonts w:ascii="Times New Roman" w:hAnsi="Times New Roman" w:cs="Times New Roman"/>
+          <w:sz w:val="28"/>
+          <w:szCs w:val="28"/>
+          <w:lang w:val="uk-UA"/>
+        </w:rPr>
+      </w:pPr>
+      <w:r>
+        <w:rPr>
+          <w:rFonts w:ascii="Times New Roman" w:hAnsi="Times New Roman" w:cs="Times New Roman"/>
+          <w:sz w:val="28"/>
+          <w:szCs w:val="28"/>
+          <w:lang w:val="uk-UA"/>
+        </w:rPr>
+        <w:tab/>
+      </w:r>
+      <w:r>
+        <w:rPr>
+          <w:rFonts w:ascii="Times New Roman" w:hAnsi="Times New Roman" w:cs="Times New Roman"/>
+          <w:sz w:val="28"/>
+          <w:szCs w:val="28"/>
+          <w:lang w:val="uk-UA"/>
+        </w:rPr>
+        <w:t>Тіло відповіді порожнє, на клієнт ще не надходило жодного повідомлення.</w:t>
+      </w:r>
+    </w:p>
+    <w:p>
+      <w:pPr>
+        <w:spacing w:after="0" w:line="264" w:lineRule="auto"/>
+        <w:jc w:val="both"/>
+        <w:rPr>
+          <w:rFonts w:ascii="Times New Roman" w:hAnsi="Times New Roman" w:cs="Times New Roman"/>
+          <w:sz w:val="28"/>
+          <w:szCs w:val="28"/>
+          <w:lang w:val="uk-UA"/>
+        </w:rPr>
+      </w:pPr>
+      <w:r>
+        <w:rPr>
+          <w:rFonts w:ascii="Times New Roman" w:hAnsi="Times New Roman" w:cs="Times New Roman"/>
+          <w:sz w:val="28"/>
+          <w:szCs w:val="28"/>
+          <w:lang w:val="uk-UA"/>
+        </w:rPr>
+        <w:tab/>
+      </w:r>
+    </w:p>
+    <w:p>
+      <w:pPr>
+        <w:spacing w:after="0" w:line="264" w:lineRule="auto"/>
+        <w:jc w:val="both"/>
+        <w:rPr>
+          <w:rFonts w:ascii="Times New Roman" w:hAnsi="Times New Roman" w:cs="Times New Roman"/>
+          <w:sz w:val="28"/>
+          <w:szCs w:val="28"/>
+          <w:lang w:val="uk-UA"/>
+        </w:rPr>
+      </w:pPr>
+      <w:r>
+        <w:rPr>
+          <w:rFonts w:ascii="Times New Roman" w:hAnsi="Times New Roman" w:cs="Times New Roman"/>
+          <w:sz w:val="28"/>
+          <w:szCs w:val="28"/>
+          <w:lang w:val="uk-UA"/>
+        </w:rPr>
+        <w:lastRenderedPageBreak/>
+        <w:tab/>
+      </w:r>
+      <w:r>
+        <w:rPr>
+          <w:rFonts w:ascii="Times New Roman" w:hAnsi="Times New Roman" w:cs="Times New Roman"/>
+          <w:sz w:val="28"/>
+          <w:szCs w:val="28"/>
+          <w:lang w:val="uk-UA"/>
+        </w:rPr>
+        <w:t xml:space="preserve">У консольному клієнті використовуємо команду для миттєвої зміни адресата та відправки тексту. Як ціль вказуємо </w:t>
+      </w:r>
+      <w:proofErr w:type="spellStart"/>
+      <w:r>
+        <w:rPr>
+          <w:rFonts w:ascii="Times New Roman" w:hAnsi="Times New Roman" w:cs="Times New Roman"/>
+          <w:sz w:val="28"/>
+          <w:szCs w:val="28"/>
+          <w:lang w:val="uk-UA"/>
+        </w:rPr>
+        <w:t>Session</w:t>
+      </w:r>
+      <w:proofErr w:type="spellEnd"/>
+      <w:r>
+        <w:rPr>
+          <w:rFonts w:ascii="Times New Roman" w:hAnsi="Times New Roman" w:cs="Times New Roman"/>
+          <w:sz w:val="28"/>
+          <w:szCs w:val="28"/>
+          <w:lang w:val="uk-UA"/>
+        </w:rPr>
+        <w:t xml:space="preserve"> ID нашого першого API-клієнта:</w:t>
+      </w:r>
+    </w:p>
+    <w:p>
+      <w:pPr>
+        <w:spacing w:after="0" w:line="264" w:lineRule="auto"/>
+        <w:jc w:val="both"/>
+        <w:rPr>
+          <w:rFonts w:ascii="Times New Roman" w:hAnsi="Times New Roman" w:cs="Times New Roman"/>
+          <w:sz w:val="28"/>
+          <w:szCs w:val="28"/>
+          <w:lang w:val="uk-UA"/>
+        </w:rPr>
+      </w:pPr>
+      <w:r>
+        <w:rPr>
+          <w:rFonts w:ascii="Times New Roman" w:hAnsi="Times New Roman" w:cs="Times New Roman"/>
+          <w:sz w:val="28"/>
+          <w:szCs w:val="28"/>
+          <w:lang w:val="uk-UA"/>
+        </w:rPr>
+        <w:t>&gt; /</w:t>
+      </w:r>
+      <w:proofErr w:type="spellStart"/>
+      <w:r>
+        <w:rPr>
+          <w:rFonts w:ascii="Times New Roman" w:hAnsi="Times New Roman" w:cs="Times New Roman"/>
+          <w:sz w:val="28"/>
+          <w:szCs w:val="28"/>
+          <w:lang w:val="uk-UA"/>
+        </w:rPr>
+        <w:t>to</w:t>
+      </w:r>
+      <w:proofErr w:type="spellEnd"/>
+      <w:r>
+        <w:rPr>
+          <w:rFonts w:ascii="Times New Roman" w:hAnsi="Times New Roman" w:cs="Times New Roman"/>
+          <w:sz w:val="28"/>
+          <w:szCs w:val="28"/>
+          <w:lang w:val="uk-UA"/>
+        </w:rPr>
+        <w:t xml:space="preserve"> 1482ebdd-ff4f-4e64-9de1-815884873e1b /m Test </w:t>
+      </w:r>
+      <w:proofErr w:type="spellStart"/>
+      <w:r>
+        <w:rPr>
+          <w:rFonts w:ascii="Times New Roman" w:hAnsi="Times New Roman" w:cs="Times New Roman"/>
+          <w:sz w:val="28"/>
+          <w:szCs w:val="28"/>
+          <w:lang w:val="uk-UA"/>
+        </w:rPr>
+        <w:t>from</w:t>
+      </w:r>
+      <w:proofErr w:type="spellEnd"/>
+      <w:r>
+        <w:rPr>
+          <w:rFonts w:ascii="Times New Roman" w:hAnsi="Times New Roman" w:cs="Times New Roman"/>
+          <w:sz w:val="28"/>
+          <w:szCs w:val="28"/>
+          <w:lang w:val="uk-UA"/>
+        </w:rPr>
+        <w:t xml:space="preserve"> </w:t>
+      </w:r>
+      <w:proofErr w:type="spellStart"/>
+      <w:r>
+        <w:rPr>
+          <w:rFonts w:ascii="Times New Roman" w:hAnsi="Times New Roman" w:cs="Times New Roman"/>
+          <w:sz w:val="28"/>
+          <w:szCs w:val="28"/>
+          <w:lang w:val="uk-UA"/>
+        </w:rPr>
+        <w:t>console</w:t>
+      </w:r>
+      <w:proofErr w:type="spellEnd"/>
+    </w:p>
+    <w:p>
+      <w:pPr>
+        <w:spacing w:after="0" w:line="264" w:lineRule="auto"/>
+        <w:jc w:val="both"/>
+        <w:rPr>
+          <w:rFonts w:ascii="Times New Roman" w:hAnsi="Times New Roman" w:cs="Times New Roman"/>
+          <w:sz w:val="28"/>
+          <w:szCs w:val="28"/>
+          <w:lang w:val="uk-UA"/>
+        </w:rPr>
+      </w:pPr>
+      <w:r>
+        <w:rPr>
+          <w:rFonts w:ascii="Times New Roman" w:hAnsi="Times New Roman" w:cs="Times New Roman"/>
+          <w:noProof/>
+          <w:sz w:val="28"/>
+          <w:szCs w:val="28"/>
+          <w:lang w:val="uk-UA"/>
+        </w:rPr>
+        <w:drawing>
+          <wp:inline distT="0" distB="0" distL="0" distR="0" wp14:anchorId="4CD2FBC5" wp14:editId="5583219A">
+            <wp:extent cx="5731510" cy="779145"/>
+            <wp:effectExtent l="0" t="0" r="2540" b="1905"/>
+            <wp:docPr id="10" name="Picture 10"/>
+            <wp:cNvGraphicFramePr>
+              <a:graphicFrameLocks xmlns:a="http://schemas.openxmlformats.org/drawingml/2006/main" noChangeAspect="1"/>
+            </wp:cNvGraphicFramePr>
+            <a:graphic xmlns:a="http://schemas.openxmlformats.org/drawingml/2006/main">
+              <a:graphicData uri="http://schemas.openxmlformats.org/drawingml/2006/picture">
+                <pic:pic xmlns:pic="http://schemas.openxmlformats.org/drawingml/2006/picture">
+                  <pic:nvPicPr>
+                    <pic:cNvPr id="1" name=""/>
+                    <pic:cNvPicPr/>
+                  </pic:nvPicPr>
+                  <pic:blipFill>
+                    <a:blip r:embed="rId13"/>
+                    <a:stretch>
+                      <a:fillRect/>
+                    </a:stretch>
+                  </pic:blipFill>
+                  <pic:spPr>
+                    <a:xfrm>
+                      <a:off x="0" y="0"/>
+                      <a:ext cx="5731510" cy="779145"/>
+                    </a:xfrm>
+                    <a:prstGeom prst="rect">
+                      <a:avLst/>
+                    </a:prstGeom>
+                  </pic:spPr>
+                </pic:pic>
+              </a:graphicData>
+            </a:graphic>
+          </wp:inline>
+        </w:drawing>
+      </w:r>
+    </w:p>
+    <w:p>
+      <w:pPr>
+        <w:spacing w:after="0" w:line="264" w:lineRule="auto"/>
+        <w:jc w:val="both"/>
+        <w:rPr>
+          <w:rFonts w:ascii="Times New Roman" w:hAnsi="Times New Roman" w:cs="Times New Roman"/>
+          <w:sz w:val="28"/>
+          <w:szCs w:val="28"/>
+          <w:lang w:val="uk-UA"/>
+        </w:rPr>
+      </w:pPr>
+      <w:r>
+        <w:rPr>
+          <w:rFonts w:ascii="Times New Roman" w:hAnsi="Times New Roman" w:cs="Times New Roman"/>
+          <w:sz w:val="28"/>
+          <w:szCs w:val="28"/>
+          <w:lang w:val="uk-UA"/>
+        </w:rPr>
+        <w:tab/>
+      </w:r>
+      <w:r>
+        <w:rPr>
+          <w:rFonts w:ascii="Times New Roman" w:hAnsi="Times New Roman" w:cs="Times New Roman"/>
+          <w:sz w:val="28"/>
+          <w:szCs w:val="28"/>
+          <w:lang w:val="uk-UA"/>
+        </w:rPr>
+        <w:t>Програма автоматично зашифрує текст унікальним ключем консольного клієнта і відправить його у постійно відкритий потік (</w:t>
+      </w:r>
+      <w:proofErr w:type="spellStart"/>
+      <w:r>
+        <w:rPr>
+          <w:rFonts w:ascii="Times New Roman" w:hAnsi="Times New Roman" w:cs="Times New Roman"/>
+          <w:sz w:val="28"/>
+          <w:szCs w:val="28"/>
+          <w:lang w:val="uk-UA"/>
+        </w:rPr>
+        <w:t>Bidirectional</w:t>
+      </w:r>
+      <w:proofErr w:type="spellEnd"/>
+      <w:r>
+        <w:rPr>
+          <w:rFonts w:ascii="Times New Roman" w:hAnsi="Times New Roman" w:cs="Times New Roman"/>
+          <w:sz w:val="28"/>
+          <w:szCs w:val="28"/>
+          <w:lang w:val="uk-UA"/>
+        </w:rPr>
+        <w:t xml:space="preserve"> </w:t>
+      </w:r>
+      <w:proofErr w:type="spellStart"/>
+      <w:r>
+        <w:rPr>
+          <w:rFonts w:ascii="Times New Roman" w:hAnsi="Times New Roman" w:cs="Times New Roman"/>
+          <w:sz w:val="28"/>
+          <w:szCs w:val="28"/>
+          <w:lang w:val="uk-UA"/>
+        </w:rPr>
+        <w:t>Stream</w:t>
+      </w:r>
+      <w:proofErr w:type="spellEnd"/>
+      <w:r>
+        <w:rPr>
+          <w:rFonts w:ascii="Times New Roman" w:hAnsi="Times New Roman" w:cs="Times New Roman"/>
+          <w:sz w:val="28"/>
+          <w:szCs w:val="28"/>
+          <w:lang w:val="uk-UA"/>
+        </w:rPr>
+        <w:t xml:space="preserve">). Сервер перехопить ці байти, розшифрує їх, знайде сесію API </w:t>
+      </w:r>
+      <w:proofErr w:type="spellStart"/>
+      <w:r>
+        <w:rPr>
+          <w:rFonts w:ascii="Times New Roman" w:hAnsi="Times New Roman" w:cs="Times New Roman"/>
+          <w:sz w:val="28"/>
+          <w:szCs w:val="28"/>
+          <w:lang w:val="uk-UA"/>
+        </w:rPr>
+        <w:t>Client</w:t>
+      </w:r>
+      <w:proofErr w:type="spellEnd"/>
+      <w:r>
+        <w:rPr>
+          <w:rFonts w:ascii="Times New Roman" w:hAnsi="Times New Roman" w:cs="Times New Roman"/>
+          <w:sz w:val="28"/>
+          <w:szCs w:val="28"/>
+          <w:lang w:val="uk-UA"/>
+        </w:rPr>
+        <w:t xml:space="preserve"> 1, зашифрує текст його унікальним ключем і перешле далі.</w:t>
+      </w:r>
+    </w:p>
+    <w:p>
+      <w:pPr>
+        <w:spacing w:after="0" w:line="264" w:lineRule="auto"/>
+        <w:jc w:val="both"/>
+        <w:rPr>
+          <w:rFonts w:ascii="Times New Roman" w:hAnsi="Times New Roman" w:cs="Times New Roman"/>
+          <w:sz w:val="28"/>
+          <w:szCs w:val="28"/>
+          <w:lang w:val="uk-UA"/>
+        </w:rPr>
+      </w:pPr>
+    </w:p>
+    <w:p>
+      <w:pPr>
+        <w:spacing w:after="0" w:line="264" w:lineRule="auto"/>
+        <w:jc w:val="both"/>
+        <w:rPr>
+          <w:rFonts w:ascii="Times New Roman" w:hAnsi="Times New Roman" w:cs="Times New Roman"/>
+          <w:sz w:val="28"/>
+          <w:szCs w:val="28"/>
+          <w:lang w:val="uk-UA"/>
+        </w:rPr>
+      </w:pPr>
+      <w:r>
+        <w:rPr>
+          <w:rFonts w:ascii="Times New Roman" w:hAnsi="Times New Roman" w:cs="Times New Roman"/>
+          <w:sz w:val="28"/>
+          <w:szCs w:val="28"/>
+          <w:lang w:val="uk-UA"/>
+        </w:rPr>
+        <w:tab/>
+      </w:r>
+      <w:r>
+        <w:rPr>
+          <w:rFonts w:ascii="Times New Roman" w:hAnsi="Times New Roman" w:cs="Times New Roman"/>
+          <w:b/>
+          <w:bCs/>
+          <w:sz w:val="28"/>
+          <w:szCs w:val="28"/>
+          <w:lang w:val="uk-UA"/>
+        </w:rPr>
+        <w:t>Крок 2:</w:t>
+      </w:r>
+      <w:r>
+        <w:rPr>
+          <w:rFonts w:ascii="Times New Roman" w:hAnsi="Times New Roman" w:cs="Times New Roman"/>
+          <w:sz w:val="28"/>
+          <w:szCs w:val="28"/>
+          <w:lang w:val="uk-UA"/>
+        </w:rPr>
+        <w:t xml:space="preserve"> Отримання та відповідь через веб-інтерфейс (</w:t>
+      </w:r>
+      <w:proofErr w:type="spellStart"/>
+      <w:r>
+        <w:rPr>
+          <w:rFonts w:ascii="Times New Roman" w:hAnsi="Times New Roman" w:cs="Times New Roman"/>
+          <w:sz w:val="28"/>
+          <w:szCs w:val="28"/>
+          <w:lang w:val="uk-UA"/>
+        </w:rPr>
+        <w:t>Swagger</w:t>
+      </w:r>
+      <w:proofErr w:type="spellEnd"/>
+      <w:r>
+        <w:rPr>
+          <w:rFonts w:ascii="Times New Roman" w:hAnsi="Times New Roman" w:cs="Times New Roman"/>
+          <w:sz w:val="28"/>
+          <w:szCs w:val="28"/>
+          <w:lang w:val="uk-UA"/>
+        </w:rPr>
+        <w:t>)</w:t>
+      </w:r>
+    </w:p>
+    <w:p>
+      <w:pPr>
+        <w:spacing w:after="0" w:line="264" w:lineRule="auto"/>
+        <w:jc w:val="both"/>
+        <w:rPr>
+          <w:rFonts w:ascii="Times New Roman" w:hAnsi="Times New Roman" w:cs="Times New Roman"/>
+          <w:sz w:val="28"/>
+          <w:szCs w:val="28"/>
+          <w:lang w:val="uk-UA"/>
+        </w:rPr>
+      </w:pPr>
+      <w:r>
+        <w:rPr>
+          <w:rFonts w:ascii="Times New Roman" w:hAnsi="Times New Roman" w:cs="Times New Roman"/>
+          <w:sz w:val="28"/>
+          <w:szCs w:val="28"/>
+          <w:lang w:val="uk-UA"/>
+        </w:rPr>
+        <w:tab/>
+      </w:r>
+      <w:r>
+        <w:rPr>
+          <w:rFonts w:ascii="Times New Roman" w:hAnsi="Times New Roman" w:cs="Times New Roman"/>
+          <w:sz w:val="28"/>
+          <w:szCs w:val="28"/>
+          <w:lang w:val="uk-UA"/>
+        </w:rPr>
+        <w:t xml:space="preserve">Повернемося до API </w:t>
+      </w:r>
+      <w:proofErr w:type="spellStart"/>
+      <w:r>
+        <w:rPr>
+          <w:rFonts w:ascii="Times New Roman" w:hAnsi="Times New Roman" w:cs="Times New Roman"/>
+          <w:sz w:val="28"/>
+          <w:szCs w:val="28"/>
+          <w:lang w:val="uk-UA"/>
+        </w:rPr>
+        <w:t>Client</w:t>
+      </w:r>
+      <w:proofErr w:type="spellEnd"/>
+      <w:r>
+        <w:rPr>
+          <w:rFonts w:ascii="Times New Roman" w:hAnsi="Times New Roman" w:cs="Times New Roman"/>
+          <w:sz w:val="28"/>
+          <w:szCs w:val="28"/>
+          <w:lang w:val="uk-UA"/>
+        </w:rPr>
+        <w:t xml:space="preserve"> 1, перевіримо вхідні повідомлення та верифікуємо, що повідомлення від консольного клієнта успішно доставлено:</w:t>
+      </w:r>
+    </w:p>
+    <w:p>
+      <w:pPr>
+        <w:spacing w:after="0" w:line="264" w:lineRule="auto"/>
+        <w:jc w:val="both"/>
+        <w:rPr>
+          <w:rFonts w:ascii="Times New Roman" w:hAnsi="Times New Roman" w:cs="Times New Roman"/>
+          <w:sz w:val="28"/>
+          <w:szCs w:val="28"/>
+          <w:lang w:val="uk-UA"/>
+        </w:rPr>
+      </w:pPr>
+      <w:r>
+        <w:rPr>
+          <w:rFonts w:ascii="Times New Roman" w:hAnsi="Times New Roman" w:cs="Times New Roman"/>
+          <w:noProof/>
+          <w:sz w:val="28"/>
+          <w:szCs w:val="28"/>
+          <w:lang w:val="uk-UA"/>
+        </w:rPr>
+        <w:drawing>
+          <wp:inline distT="0" distB="0" distL="0" distR="0" wp14:anchorId="0E64CF62" wp14:editId="5CC2F756">
+            <wp:extent cx="5731510" cy="4490720"/>
+            <wp:effectExtent l="0" t="0" r="2540" b="5080"/>
+            <wp:docPr id="11" name="Picture 11"/>
+            <wp:cNvGraphicFramePr>
+              <a:graphicFrameLocks xmlns:a="http://schemas.openxmlformats.org/drawingml/2006/main" noChangeAspect="1"/>
+            </wp:cNvGraphicFramePr>
+            <a:graphic xmlns:a="http://schemas.openxmlformats.org/drawingml/2006/main">
+              <a:graphicData uri="http://schemas.openxmlformats.org/drawingml/2006/picture">
+                <pic:pic xmlns:pic="http://schemas.openxmlformats.org/drawingml/2006/picture">
+                  <pic:nvPicPr>
+                    <pic:cNvPr id="1" name=""/>
+                    <pic:cNvPicPr/>
+                  </pic:nvPicPr>
+                  <pic:blipFill>
+                    <a:blip r:embed="rId14"/>
+                    <a:stretch>
+                      <a:fillRect/>
+                    </a:stretch>
+                  </pic:blipFill>
+                  <pic:spPr>
+                    <a:xfrm>
+                      <a:off x="0" y="0"/>
+                      <a:ext cx="5731510" cy="4490720"/>
+                    </a:xfrm>
+                    <a:prstGeom prst="rect">
+                      <a:avLst/>
+                    </a:prstGeom>
+                  </pic:spPr>
+                </pic:pic>
+              </a:graphicData>
+            </a:graphic>
+          </wp:inline>
+        </w:drawing>
+      </w:r>
+    </w:p>
+    <w:p>
+      <w:pPr>
+        <w:spacing w:after="0" w:line="264" w:lineRule="auto"/>
+        <w:jc w:val="both"/>
+        <w:rPr>
+          <w:rFonts w:ascii="Times New Roman" w:hAnsi="Times New Roman" w:cs="Times New Roman"/>
+          <w:sz w:val="28"/>
+          <w:szCs w:val="28"/>
+          <w:lang w:val="uk-UA"/>
+        </w:rPr>
+      </w:pPr>
+      <w:r>
+        <w:rPr>
+          <w:rFonts w:ascii="Times New Roman" w:hAnsi="Times New Roman" w:cs="Times New Roman"/>
+          <w:sz w:val="28"/>
+          <w:szCs w:val="28"/>
+          <w:lang w:val="uk-UA"/>
+        </w:rPr>
+        <w:tab/>
+      </w:r>
+      <w:r>
+        <w:rPr>
+          <w:rFonts w:ascii="Times New Roman" w:hAnsi="Times New Roman" w:cs="Times New Roman"/>
+          <w:sz w:val="28"/>
+          <w:szCs w:val="28"/>
+          <w:lang w:val="uk-UA"/>
+        </w:rPr>
+        <w:t xml:space="preserve">Щоб прочитати повідомлення, виконуємо GET-запит до </w:t>
+      </w:r>
+      <w:proofErr w:type="spellStart"/>
+      <w:r>
+        <w:rPr>
+          <w:rFonts w:ascii="Times New Roman" w:hAnsi="Times New Roman" w:cs="Times New Roman"/>
+          <w:sz w:val="28"/>
+          <w:szCs w:val="28"/>
+          <w:lang w:val="uk-UA"/>
+        </w:rPr>
+        <w:t>ендпоінту</w:t>
+      </w:r>
+      <w:proofErr w:type="spellEnd"/>
+      <w:r>
+        <w:rPr>
+          <w:rFonts w:ascii="Times New Roman" w:hAnsi="Times New Roman" w:cs="Times New Roman"/>
+          <w:sz w:val="28"/>
+          <w:szCs w:val="28"/>
+          <w:lang w:val="uk-UA"/>
+        </w:rPr>
+        <w:t xml:space="preserve"> /</w:t>
+      </w:r>
+      <w:proofErr w:type="spellStart"/>
+      <w:r>
+        <w:rPr>
+          <w:rFonts w:ascii="Times New Roman" w:hAnsi="Times New Roman" w:cs="Times New Roman"/>
+          <w:sz w:val="28"/>
+          <w:szCs w:val="28"/>
+          <w:lang w:val="uk-UA"/>
+        </w:rPr>
+        <w:t>chat</w:t>
+      </w:r>
+      <w:proofErr w:type="spellEnd"/>
+      <w:r>
+        <w:rPr>
+          <w:rFonts w:ascii="Times New Roman" w:hAnsi="Times New Roman" w:cs="Times New Roman"/>
+          <w:sz w:val="28"/>
+          <w:szCs w:val="28"/>
+          <w:lang w:val="uk-UA"/>
+        </w:rPr>
+        <w:t>/</w:t>
+      </w:r>
+      <w:proofErr w:type="spellStart"/>
+      <w:r>
+        <w:rPr>
+          <w:rFonts w:ascii="Times New Roman" w:hAnsi="Times New Roman" w:cs="Times New Roman"/>
+          <w:sz w:val="28"/>
+          <w:szCs w:val="28"/>
+          <w:lang w:val="uk-UA"/>
+        </w:rPr>
+        <w:t>inbox</w:t>
+      </w:r>
+      <w:proofErr w:type="spellEnd"/>
+      <w:r>
+        <w:rPr>
+          <w:rFonts w:ascii="Times New Roman" w:hAnsi="Times New Roman" w:cs="Times New Roman"/>
+          <w:sz w:val="28"/>
+          <w:szCs w:val="28"/>
+          <w:lang w:val="uk-UA"/>
+        </w:rPr>
+        <w:t>. У відповіді (</w:t>
+      </w:r>
+      <w:proofErr w:type="spellStart"/>
+      <w:r>
+        <w:rPr>
+          <w:rFonts w:ascii="Times New Roman" w:hAnsi="Times New Roman" w:cs="Times New Roman"/>
+          <w:sz w:val="28"/>
+          <w:szCs w:val="28"/>
+          <w:lang w:val="uk-UA"/>
+        </w:rPr>
+        <w:t>Response</w:t>
+      </w:r>
+      <w:proofErr w:type="spellEnd"/>
+      <w:r>
+        <w:rPr>
+          <w:rFonts w:ascii="Times New Roman" w:hAnsi="Times New Roman" w:cs="Times New Roman"/>
+          <w:sz w:val="28"/>
+          <w:szCs w:val="28"/>
+          <w:lang w:val="uk-UA"/>
+        </w:rPr>
+        <w:t xml:space="preserve"> </w:t>
+      </w:r>
+      <w:proofErr w:type="spellStart"/>
+      <w:r>
+        <w:rPr>
+          <w:rFonts w:ascii="Times New Roman" w:hAnsi="Times New Roman" w:cs="Times New Roman"/>
+          <w:sz w:val="28"/>
+          <w:szCs w:val="28"/>
+          <w:lang w:val="uk-UA"/>
+        </w:rPr>
+        <w:t>body</w:t>
+      </w:r>
+      <w:proofErr w:type="spellEnd"/>
+      <w:r>
+        <w:rPr>
+          <w:rFonts w:ascii="Times New Roman" w:hAnsi="Times New Roman" w:cs="Times New Roman"/>
+          <w:sz w:val="28"/>
+          <w:szCs w:val="28"/>
+          <w:lang w:val="uk-UA"/>
+        </w:rPr>
+        <w:t xml:space="preserve">) ми побачимо наше розшифроване </w:t>
+      </w:r>
+      <w:r>
+        <w:rPr>
+          <w:rFonts w:ascii="Times New Roman" w:hAnsi="Times New Roman" w:cs="Times New Roman"/>
+          <w:sz w:val="28"/>
+          <w:szCs w:val="28"/>
+          <w:lang w:val="uk-UA"/>
+        </w:rPr>
+        <w:lastRenderedPageBreak/>
+        <w:t xml:space="preserve">повідомлення "Test </w:t>
+      </w:r>
+      <w:proofErr w:type="spellStart"/>
+      <w:r>
+        <w:rPr>
+          <w:rFonts w:ascii="Times New Roman" w:hAnsi="Times New Roman" w:cs="Times New Roman"/>
+          <w:sz w:val="28"/>
+          <w:szCs w:val="28"/>
+          <w:lang w:val="uk-UA"/>
+        </w:rPr>
+        <w:t>from</w:t>
+      </w:r>
+      <w:proofErr w:type="spellEnd"/>
+      <w:r>
+        <w:rPr>
+          <w:rFonts w:ascii="Times New Roman" w:hAnsi="Times New Roman" w:cs="Times New Roman"/>
+          <w:sz w:val="28"/>
+          <w:szCs w:val="28"/>
+          <w:lang w:val="uk-UA"/>
+        </w:rPr>
+        <w:t xml:space="preserve"> </w:t>
+      </w:r>
+      <w:proofErr w:type="spellStart"/>
+      <w:r>
+        <w:rPr>
+          <w:rFonts w:ascii="Times New Roman" w:hAnsi="Times New Roman" w:cs="Times New Roman"/>
+          <w:sz w:val="28"/>
+          <w:szCs w:val="28"/>
+          <w:lang w:val="uk-UA"/>
+        </w:rPr>
+        <w:t>console</w:t>
+      </w:r>
+      <w:proofErr w:type="spellEnd"/>
+      <w:r>
+        <w:rPr>
+          <w:rFonts w:ascii="Times New Roman" w:hAnsi="Times New Roman" w:cs="Times New Roman"/>
+          <w:sz w:val="28"/>
+          <w:szCs w:val="28"/>
+          <w:lang w:val="uk-UA"/>
+        </w:rPr>
+        <w:t>" разом із міткою часу, яке фоновий потік шлюзу вже встиг обробити.</w:t>
+      </w:r>
+    </w:p>
+    <w:p>
+      <w:pPr>
+        <w:spacing w:after="0" w:line="264" w:lineRule="auto"/>
+        <w:jc w:val="both"/>
+        <w:rPr>
+          <w:rFonts w:ascii="Times New Roman" w:hAnsi="Times New Roman" w:cs="Times New Roman"/>
+          <w:sz w:val="28"/>
+          <w:szCs w:val="28"/>
+          <w:lang w:val="uk-UA"/>
+        </w:rPr>
+      </w:pPr>
+      <w:r>
+        <w:rPr>
+          <w:rFonts w:ascii="Times New Roman" w:hAnsi="Times New Roman" w:cs="Times New Roman"/>
+          <w:sz w:val="28"/>
+          <w:szCs w:val="28"/>
+          <w:lang w:val="uk-UA"/>
+        </w:rPr>
+        <w:tab/>
+      </w:r>
+    </w:p>
+    <w:p>
+      <w:pPr>
+        <w:spacing w:after="0" w:line="264" w:lineRule="auto"/>
+        <w:jc w:val="both"/>
+        <w:rPr>
+          <w:rFonts w:ascii="Times New Roman" w:hAnsi="Times New Roman" w:cs="Times New Roman"/>
+          <w:sz w:val="28"/>
+          <w:szCs w:val="28"/>
+          <w:lang w:val="uk-UA"/>
+        </w:rPr>
+      </w:pPr>
+      <w:r>
+        <w:rPr>
+          <w:rFonts w:ascii="Times New Roman" w:hAnsi="Times New Roman" w:cs="Times New Roman"/>
+          <w:sz w:val="28"/>
+          <w:szCs w:val="28"/>
+          <w:lang w:val="uk-UA"/>
+        </w:rPr>
+        <w:tab/>
+        <w:t>Щоб відповісти, переходимо до POST-запиту /</w:t>
+      </w:r>
+      <w:proofErr w:type="spellStart"/>
+      <w:r>
+        <w:rPr>
+          <w:rFonts w:ascii="Times New Roman" w:hAnsi="Times New Roman" w:cs="Times New Roman"/>
+          <w:sz w:val="28"/>
+          <w:szCs w:val="28"/>
+          <w:lang w:val="uk-UA"/>
+        </w:rPr>
+        <w:t>chat</w:t>
+      </w:r>
+      <w:proofErr w:type="spellEnd"/>
+      <w:r>
+        <w:rPr>
+          <w:rFonts w:ascii="Times New Roman" w:hAnsi="Times New Roman" w:cs="Times New Roman"/>
+          <w:sz w:val="28"/>
+          <w:szCs w:val="28"/>
+          <w:lang w:val="uk-UA"/>
+        </w:rPr>
+        <w:t>/</w:t>
+      </w:r>
+      <w:proofErr w:type="spellStart"/>
+      <w:r>
+        <w:rPr>
+          <w:rFonts w:ascii="Times New Roman" w:hAnsi="Times New Roman" w:cs="Times New Roman"/>
+          <w:sz w:val="28"/>
+          <w:szCs w:val="28"/>
+          <w:lang w:val="uk-UA"/>
+        </w:rPr>
+        <w:t>send</w:t>
+      </w:r>
+      <w:proofErr w:type="spellEnd"/>
+      <w:r>
+        <w:rPr>
+          <w:rFonts w:ascii="Times New Roman" w:hAnsi="Times New Roman" w:cs="Times New Roman"/>
+          <w:sz w:val="28"/>
+          <w:szCs w:val="28"/>
+          <w:lang w:val="uk-UA"/>
+        </w:rPr>
+        <w:t>. У тілі запиту (</w:t>
+      </w:r>
+      <w:proofErr w:type="spellStart"/>
+      <w:r>
+        <w:rPr>
+          <w:rFonts w:ascii="Times New Roman" w:hAnsi="Times New Roman" w:cs="Times New Roman"/>
+          <w:sz w:val="28"/>
+          <w:szCs w:val="28"/>
+          <w:lang w:val="uk-UA"/>
+        </w:rPr>
+        <w:t>Request</w:t>
+      </w:r>
+      <w:proofErr w:type="spellEnd"/>
+      <w:r>
+        <w:rPr>
+          <w:rFonts w:ascii="Times New Roman" w:hAnsi="Times New Roman" w:cs="Times New Roman"/>
+          <w:sz w:val="28"/>
+          <w:szCs w:val="28"/>
+          <w:lang w:val="uk-UA"/>
+        </w:rPr>
+        <w:t xml:space="preserve"> </w:t>
+      </w:r>
+      <w:proofErr w:type="spellStart"/>
+      <w:r>
+        <w:rPr>
+          <w:rFonts w:ascii="Times New Roman" w:hAnsi="Times New Roman" w:cs="Times New Roman"/>
+          <w:sz w:val="28"/>
+          <w:szCs w:val="28"/>
+          <w:lang w:val="uk-UA"/>
+        </w:rPr>
+        <w:t>body</w:t>
+      </w:r>
+      <w:proofErr w:type="spellEnd"/>
+      <w:r>
+        <w:rPr>
+          <w:rFonts w:ascii="Times New Roman" w:hAnsi="Times New Roman" w:cs="Times New Roman"/>
+          <w:sz w:val="28"/>
+          <w:szCs w:val="28"/>
+          <w:lang w:val="uk-UA"/>
+        </w:rPr>
+        <w:t>) вказуємо:</w:t>
+      </w:r>
+    </w:p>
+    <w:p>
+      <w:pPr>
+        <w:spacing w:after="0" w:line="264" w:lineRule="auto"/>
+        <w:jc w:val="both"/>
+        <w:rPr>
+          <w:rFonts w:ascii="Times New Roman" w:hAnsi="Times New Roman" w:cs="Times New Roman"/>
+          <w:sz w:val="28"/>
+          <w:szCs w:val="28"/>
+          <w:lang w:val="uk-UA"/>
+        </w:rPr>
+      </w:pPr>
+      <w:r>
+        <w:rPr>
+          <w:rFonts w:ascii="Times New Roman" w:hAnsi="Times New Roman" w:cs="Times New Roman"/>
+          <w:sz w:val="28"/>
+          <w:szCs w:val="28"/>
+          <w:lang w:val="uk-UA"/>
+        </w:rPr>
+        <w:tab/>
+      </w:r>
+      <w:proofErr w:type="spellStart"/>
+      <w:r>
+        <w:rPr>
+          <w:rFonts w:ascii="Times New Roman" w:hAnsi="Times New Roman" w:cs="Times New Roman"/>
+          <w:sz w:val="28"/>
+          <w:szCs w:val="28"/>
+          <w:lang w:val="uk-UA"/>
+        </w:rPr>
+        <w:t>TargetSessionId</w:t>
+      </w:r>
+      <w:proofErr w:type="spellEnd"/>
+      <w:r>
+        <w:rPr>
+          <w:rFonts w:ascii="Times New Roman" w:hAnsi="Times New Roman" w:cs="Times New Roman"/>
+          <w:sz w:val="28"/>
+          <w:szCs w:val="28"/>
+          <w:lang w:val="uk-UA"/>
+        </w:rPr>
+        <w:t>: 25b12137-cade-4aa0-ab2f-9adb3ac47a24 (ID консолі)</w:t>
+      </w:r>
+    </w:p>
+    <w:p>
+      <w:pPr>
+        <w:spacing w:after="0" w:line="264" w:lineRule="auto"/>
+        <w:jc w:val="both"/>
+        <w:rPr>
+          <w:rFonts w:ascii="Times New Roman" w:hAnsi="Times New Roman" w:cs="Times New Roman"/>
+          <w:sz w:val="28"/>
+          <w:szCs w:val="28"/>
+          <w:lang w:val="uk-UA"/>
+        </w:rPr>
+      </w:pPr>
+      <w:r>
+        <w:rPr>
+          <w:rFonts w:ascii="Times New Roman" w:hAnsi="Times New Roman" w:cs="Times New Roman"/>
+          <w:sz w:val="28"/>
+          <w:szCs w:val="28"/>
+          <w:lang w:val="uk-UA"/>
+        </w:rPr>
+        <w:tab/>
+      </w:r>
+      <w:proofErr w:type="spellStart"/>
+      <w:r>
+        <w:rPr>
+          <w:rFonts w:ascii="Times New Roman" w:hAnsi="Times New Roman" w:cs="Times New Roman"/>
+          <w:sz w:val="28"/>
+          <w:szCs w:val="28"/>
+          <w:lang w:val="uk-UA"/>
+        </w:rPr>
+        <w:t>Message</w:t>
+      </w:r>
+      <w:proofErr w:type="spellEnd"/>
+      <w:r>
+        <w:rPr>
+          <w:rFonts w:ascii="Times New Roman" w:hAnsi="Times New Roman" w:cs="Times New Roman"/>
+          <w:sz w:val="28"/>
+          <w:szCs w:val="28"/>
+          <w:lang w:val="uk-UA"/>
+        </w:rPr>
+        <w:t>: "</w:t>
+      </w:r>
+      <w:r>
+        <w:rPr>
+          <w:rFonts w:ascii="Times New Roman" w:hAnsi="Times New Roman" w:cs="Times New Roman"/>
+          <w:sz w:val="28"/>
+          <w:szCs w:val="28"/>
+          <w:lang w:val="uk-UA"/>
+        </w:rPr>
+        <w:t xml:space="preserve">Test </w:t>
+      </w:r>
+      <w:proofErr w:type="spellStart"/>
+      <w:r>
+        <w:rPr>
+          <w:rFonts w:ascii="Times New Roman" w:hAnsi="Times New Roman" w:cs="Times New Roman"/>
+          <w:sz w:val="28"/>
+          <w:szCs w:val="28"/>
+          <w:lang w:val="uk-UA"/>
+        </w:rPr>
+        <w:t>from</w:t>
+      </w:r>
+      <w:proofErr w:type="spellEnd"/>
+      <w:r>
+        <w:rPr>
+          <w:rFonts w:ascii="Times New Roman" w:hAnsi="Times New Roman" w:cs="Times New Roman"/>
+          <w:sz w:val="28"/>
+          <w:szCs w:val="28"/>
+          <w:lang w:val="uk-UA"/>
+        </w:rPr>
+        <w:t xml:space="preserve"> </w:t>
+      </w:r>
+      <w:r>
+        <w:rPr>
+          <w:rFonts w:ascii="Times New Roman" w:hAnsi="Times New Roman" w:cs="Times New Roman"/>
+          <w:sz w:val="28"/>
+          <w:szCs w:val="28"/>
+          <w:lang w:val="uk-UA"/>
+        </w:rPr>
+        <w:t>APIClient1</w:t>
+      </w:r>
+      <w:r>
+        <w:rPr>
+          <w:rFonts w:ascii="Times New Roman" w:hAnsi="Times New Roman" w:cs="Times New Roman"/>
+          <w:sz w:val="28"/>
+          <w:szCs w:val="28"/>
+          <w:lang w:val="uk-UA"/>
+        </w:rPr>
+        <w:t>"</w:t>
+      </w:r>
+    </w:p>
+    <w:p>
+      <w:pPr>
+        <w:spacing w:after="0" w:line="264" w:lineRule="auto"/>
+        <w:jc w:val="both"/>
+        <w:rPr>
+          <w:rFonts w:ascii="Times New Roman" w:hAnsi="Times New Roman" w:cs="Times New Roman"/>
+          <w:sz w:val="28"/>
+          <w:szCs w:val="28"/>
+          <w:lang w:val="uk-UA"/>
+        </w:rPr>
+      </w:pPr>
+      <w:r>
+        <w:rPr>
+          <w:rFonts w:ascii="Times New Roman" w:hAnsi="Times New Roman" w:cs="Times New Roman"/>
+          <w:noProof/>
+          <w:sz w:val="28"/>
+          <w:szCs w:val="28"/>
+          <w:lang w:val="uk-UA"/>
+        </w:rPr>
+        <w:drawing>
+          <wp:inline distT="0" distB="0" distL="0" distR="0" wp14:anchorId="52A6D218" wp14:editId="4B2E93D5">
+            <wp:extent cx="5731510" cy="3790950"/>
+            <wp:effectExtent l="0" t="0" r="2540" b="0"/>
+            <wp:docPr id="12" name="Picture 12"/>
+            <wp:cNvGraphicFramePr>
+              <a:graphicFrameLocks xmlns:a="http://schemas.openxmlformats.org/drawingml/2006/main" noChangeAspect="1"/>
+            </wp:cNvGraphicFramePr>
+            <a:graphic xmlns:a="http://schemas.openxmlformats.org/drawingml/2006/main">
+              <a:graphicData uri="http://schemas.openxmlformats.org/drawingml/2006/picture">
+                <pic:pic xmlns:pic="http://schemas.openxmlformats.org/drawingml/2006/picture">
+                  <pic:nvPicPr>
+                    <pic:cNvPr id="1" name=""/>
+                    <pic:cNvPicPr/>
+                  </pic:nvPicPr>
+                  <pic:blipFill>
+                    <a:blip r:embed="rId15"/>
+                    <a:stretch>
+                      <a:fillRect/>
+                    </a:stretch>
+                  </pic:blipFill>
+                  <pic:spPr>
+                    <a:xfrm>
+                      <a:off x="0" y="0"/>
+                      <a:ext cx="5731510" cy="3790950"/>
+                    </a:xfrm>
+                    <a:prstGeom prst="rect">
+                      <a:avLst/>
+                    </a:prstGeom>
+                  </pic:spPr>
+                </pic:pic>
+              </a:graphicData>
+            </a:graphic>
+          </wp:inline>
+        </w:drawing>
+      </w:r>
+    </w:p>
+    <w:p>
+      <w:pPr>
+        <w:spacing w:after="0" w:line="264" w:lineRule="auto"/>
+        <w:jc w:val="both"/>
+        <w:rPr>
+          <w:rFonts w:ascii="Times New Roman" w:hAnsi="Times New Roman" w:cs="Times New Roman"/>
+          <w:sz w:val="28"/>
+          <w:szCs w:val="28"/>
+          <w:lang w:val="uk-UA"/>
+        </w:rPr>
+      </w:pPr>
+      <w:r>
+        <w:rPr>
+          <w:rFonts w:ascii="Times New Roman" w:hAnsi="Times New Roman" w:cs="Times New Roman"/>
+          <w:sz w:val="28"/>
+          <w:szCs w:val="28"/>
+          <w:lang w:val="uk-UA"/>
+        </w:rPr>
+        <w:tab/>
+      </w:r>
+      <w:r>
+        <w:rPr>
+          <w:rFonts w:ascii="Times New Roman" w:hAnsi="Times New Roman" w:cs="Times New Roman"/>
+          <w:sz w:val="28"/>
+          <w:szCs w:val="28"/>
+          <w:lang w:val="uk-UA"/>
+        </w:rPr>
+        <w:t xml:space="preserve">Натискаємо </w:t>
+      </w:r>
+      <w:proofErr w:type="spellStart"/>
+      <w:r>
+        <w:rPr>
+          <w:rFonts w:ascii="Times New Roman" w:hAnsi="Times New Roman" w:cs="Times New Roman"/>
+          <w:sz w:val="28"/>
+          <w:szCs w:val="28"/>
+          <w:lang w:val="uk-UA"/>
+        </w:rPr>
+        <w:t>Execute</w:t>
+      </w:r>
+      <w:proofErr w:type="spellEnd"/>
+      <w:r>
+        <w:rPr>
+          <w:rFonts w:ascii="Times New Roman" w:hAnsi="Times New Roman" w:cs="Times New Roman"/>
+          <w:sz w:val="28"/>
+          <w:szCs w:val="28"/>
+          <w:lang w:val="uk-UA"/>
+        </w:rPr>
+        <w:t>. API-шлюз зашифрує це повідомлення і відправить його на сервер.</w:t>
+      </w:r>
+    </w:p>
+    <w:p>
+      <w:pPr>
+        <w:spacing w:after="0" w:line="264" w:lineRule="auto"/>
+        <w:jc w:val="both"/>
+        <w:rPr>
+          <w:rFonts w:ascii="Times New Roman" w:hAnsi="Times New Roman" w:cs="Times New Roman"/>
+          <w:sz w:val="28"/>
+          <w:szCs w:val="28"/>
+          <w:lang w:val="uk-UA"/>
+        </w:rPr>
+      </w:pPr>
+      <w:r>
+        <w:rPr>
+          <w:rFonts w:ascii="Times New Roman" w:hAnsi="Times New Roman" w:cs="Times New Roman"/>
+          <w:noProof/>
+          <w:sz w:val="28"/>
+          <w:szCs w:val="28"/>
+          <w:lang w:val="uk-UA"/>
+        </w:rPr>
+        <w:drawing>
+          <wp:inline distT="0" distB="0" distL="0" distR="0" wp14:anchorId="76CDCF01" wp14:editId="2C6FC6F0">
+            <wp:extent cx="5731510" cy="2794635"/>
+            <wp:effectExtent l="0" t="0" r="2540" b="5715"/>
+            <wp:docPr id="13" name="Picture 13"/>
+            <wp:cNvGraphicFramePr>
+              <a:graphicFrameLocks xmlns:a="http://schemas.openxmlformats.org/drawingml/2006/main" noChangeAspect="1"/>
+            </wp:cNvGraphicFramePr>
+            <a:graphic xmlns:a="http://schemas.openxmlformats.org/drawingml/2006/main">
+              <a:graphicData uri="http://schemas.openxmlformats.org/drawingml/2006/picture">
+                <pic:pic xmlns:pic="http://schemas.openxmlformats.org/drawingml/2006/picture">
+                  <pic:nvPicPr>
+                    <pic:cNvPr id="1" name=""/>
+                    <pic:cNvPicPr/>
+                  </pic:nvPicPr>
+                  <pic:blipFill>
+                    <a:blip r:embed="rId16"/>
+                    <a:stretch>
+                      <a:fillRect/>
+                    </a:stretch>
+                  </pic:blipFill>
+                  <pic:spPr>
+                    <a:xfrm>
+                      <a:off x="0" y="0"/>
+                      <a:ext cx="5731510" cy="2794635"/>
+                    </a:xfrm>
+                    <a:prstGeom prst="rect">
+                      <a:avLst/>
+                    </a:prstGeom>
+                  </pic:spPr>
+                </pic:pic>
+              </a:graphicData>
+            </a:graphic>
+          </wp:inline>
+        </w:drawing>
+      </w:r>
+    </w:p>
+    <w:p>
+      <w:pPr>
+        <w:spacing w:after="0" w:line="264" w:lineRule="auto"/>
+        <w:jc w:val="both"/>
+        <w:rPr>
+          <w:rFonts w:ascii="Times New Roman" w:hAnsi="Times New Roman" w:cs="Times New Roman"/>
+          <w:sz w:val="28"/>
+          <w:szCs w:val="28"/>
+          <w:lang w:val="uk-UA"/>
+        </w:rPr>
+      </w:pPr>
+    </w:p>
+    <w:p>
+      <w:pPr>
+        <w:spacing w:after="0" w:line="264" w:lineRule="auto"/>
+        <w:jc w:val="both"/>
+        <w:rPr>
+          <w:rFonts w:ascii="Times New Roman" w:hAnsi="Times New Roman" w:cs="Times New Roman"/>
+          <w:sz w:val="28"/>
+          <w:szCs w:val="28"/>
+          <w:lang w:val="uk-UA"/>
+        </w:rPr>
+      </w:pPr>
+      <w:r>
+        <w:rPr>
+          <w:rFonts w:ascii="Times New Roman" w:hAnsi="Times New Roman" w:cs="Times New Roman"/>
+          <w:sz w:val="28"/>
+          <w:szCs w:val="28"/>
+          <w:lang w:val="uk-UA"/>
+        </w:rPr>
+        <w:lastRenderedPageBreak/>
+        <w:tab/>
+      </w:r>
+      <w:r>
+        <w:rPr>
+          <w:rFonts w:ascii="Times New Roman" w:hAnsi="Times New Roman" w:cs="Times New Roman"/>
+          <w:b/>
+          <w:bCs/>
+          <w:sz w:val="28"/>
+          <w:szCs w:val="28"/>
+          <w:lang w:val="uk-UA"/>
+        </w:rPr>
+        <w:t>Крок 3:</w:t>
+      </w:r>
+      <w:r>
+        <w:rPr>
+          <w:rFonts w:ascii="Times New Roman" w:hAnsi="Times New Roman" w:cs="Times New Roman"/>
+          <w:sz w:val="28"/>
+          <w:szCs w:val="28"/>
+          <w:lang w:val="uk-UA"/>
+        </w:rPr>
+        <w:t xml:space="preserve"> Асинхронне отримання в консолі:</w:t>
+      </w:r>
+    </w:p>
+    <w:p>
+      <w:pPr>
+        <w:spacing w:after="0" w:line="264" w:lineRule="auto"/>
+        <w:jc w:val="both"/>
+        <w:rPr>
+          <w:rFonts w:ascii="Times New Roman" w:hAnsi="Times New Roman" w:cs="Times New Roman"/>
+          <w:sz w:val="28"/>
+          <w:szCs w:val="28"/>
+          <w:lang w:val="uk-UA"/>
+        </w:rPr>
+      </w:pPr>
+      <w:r>
+        <w:rPr>
+          <w:rFonts w:ascii="Times New Roman" w:hAnsi="Times New Roman" w:cs="Times New Roman"/>
+          <w:sz w:val="28"/>
+          <w:szCs w:val="28"/>
+          <w:lang w:val="uk-UA"/>
+        </w:rPr>
+        <w:tab/>
+        <w:t xml:space="preserve">Оскільки консольний клієнт працює у два потоки, фоновий слухач (Background </w:t>
+      </w:r>
+      <w:proofErr w:type="spellStart"/>
+      <w:r>
+        <w:rPr>
+          <w:rFonts w:ascii="Times New Roman" w:hAnsi="Times New Roman" w:cs="Times New Roman"/>
+          <w:sz w:val="28"/>
+          <w:szCs w:val="28"/>
+          <w:lang w:val="uk-UA"/>
+        </w:rPr>
+        <w:t>Listener</w:t>
+      </w:r>
+      <w:proofErr w:type="spellEnd"/>
+      <w:r>
+        <w:rPr>
+          <w:rFonts w:ascii="Times New Roman" w:hAnsi="Times New Roman" w:cs="Times New Roman"/>
+          <w:sz w:val="28"/>
+          <w:szCs w:val="28"/>
+          <w:lang w:val="uk-UA"/>
+        </w:rPr>
+        <w:t>) миттєво отримає цю відповідь</w:t>
+      </w:r>
+      <w:r>
+        <w:rPr>
+          <w:rFonts w:ascii="Times New Roman" w:hAnsi="Times New Roman" w:cs="Times New Roman"/>
+          <w:sz w:val="28"/>
+          <w:szCs w:val="28"/>
+          <w:lang w:val="uk-UA"/>
+        </w:rPr>
+        <w:t xml:space="preserve"> і виведе її на екран:</w:t>
+      </w:r>
+    </w:p>
+    <w:p>
+      <w:pPr>
+        <w:spacing w:after="0" w:line="264" w:lineRule="auto"/>
+        <w:jc w:val="both"/>
+        <w:rPr>
+          <w:rFonts w:ascii="Times New Roman" w:hAnsi="Times New Roman" w:cs="Times New Roman"/>
+          <w:sz w:val="28"/>
+          <w:szCs w:val="28"/>
+          <w:lang w:val="uk-UA"/>
+        </w:rPr>
+      </w:pPr>
+      <w:r>
+        <w:rPr>
+          <w:rFonts w:ascii="Times New Roman" w:hAnsi="Times New Roman" w:cs="Times New Roman"/>
+          <w:sz w:val="28"/>
+          <w:szCs w:val="28"/>
+          <w:lang w:val="uk-UA"/>
+        </w:rPr>
+        <w:t xml:space="preserve">[1482ebdd-ff4f-4e64-9de1-815884873e1b] </w:t>
+      </w:r>
+      <w:proofErr w:type="spellStart"/>
+      <w:r>
+        <w:rPr>
+          <w:rFonts w:ascii="Times New Roman" w:hAnsi="Times New Roman" w:cs="Times New Roman"/>
+          <w:sz w:val="28"/>
+          <w:szCs w:val="28"/>
+          <w:lang w:val="uk-UA"/>
+        </w:rPr>
+        <w:t>says</w:t>
+      </w:r>
+      <w:proofErr w:type="spellEnd"/>
+      <w:r>
+        <w:rPr>
+          <w:rFonts w:ascii="Times New Roman" w:hAnsi="Times New Roman" w:cs="Times New Roman"/>
+          <w:sz w:val="28"/>
+          <w:szCs w:val="28"/>
+          <w:lang w:val="uk-UA"/>
+        </w:rPr>
+        <w:t xml:space="preserve">: </w:t>
+      </w:r>
+      <w:r>
+        <w:rPr>
+          <w:rFonts w:ascii="Times New Roman" w:hAnsi="Times New Roman" w:cs="Times New Roman"/>
+          <w:sz w:val="28"/>
+          <w:szCs w:val="28"/>
+          <w:lang w:val="uk-UA"/>
+        </w:rPr>
+        <w:t xml:space="preserve">Test </w:t>
+      </w:r>
+      <w:proofErr w:type="spellStart"/>
+      <w:r>
+        <w:rPr>
+          <w:rFonts w:ascii="Times New Roman" w:hAnsi="Times New Roman" w:cs="Times New Roman"/>
+          <w:sz w:val="28"/>
+          <w:szCs w:val="28"/>
+          <w:lang w:val="uk-UA"/>
+        </w:rPr>
+        <w:t>from</w:t>
+      </w:r>
+      <w:proofErr w:type="spellEnd"/>
+      <w:r>
+        <w:rPr>
+          <w:rFonts w:ascii="Times New Roman" w:hAnsi="Times New Roman" w:cs="Times New Roman"/>
+          <w:sz w:val="28"/>
+          <w:szCs w:val="28"/>
+          <w:lang w:val="uk-UA"/>
+        </w:rPr>
+        <w:t xml:space="preserve"> APIClient1</w:t>
+      </w:r>
+    </w:p>
+    <w:p>
+      <w:pPr>
+        <w:spacing w:after="0" w:line="264" w:lineRule="auto"/>
+        <w:jc w:val="both"/>
+        <w:rPr>
+          <w:rFonts w:ascii="Times New Roman" w:hAnsi="Times New Roman" w:cs="Times New Roman"/>
+          <w:sz w:val="28"/>
+          <w:szCs w:val="28"/>
+          <w:lang w:val="uk-UA"/>
+        </w:rPr>
+      </w:pPr>
+      <w:r>
+        <w:rPr>
+          <w:rFonts w:ascii="Times New Roman" w:hAnsi="Times New Roman" w:cs="Times New Roman"/>
+          <w:noProof/>
+          <w:sz w:val="28"/>
+          <w:szCs w:val="28"/>
+          <w:lang w:val="uk-UA"/>
+        </w:rPr>
+        <w:drawing>
+          <wp:inline distT="0" distB="0" distL="0" distR="0" wp14:anchorId="4E37FE22" wp14:editId="794D5541">
+            <wp:extent cx="5731510" cy="1345565"/>
+            <wp:effectExtent l="0" t="0" r="2540" b="6985"/>
+            <wp:docPr id="14" name="Picture 14"/>
+            <wp:cNvGraphicFramePr>
+              <a:graphicFrameLocks xmlns:a="http://schemas.openxmlformats.org/drawingml/2006/main" noChangeAspect="1"/>
+            </wp:cNvGraphicFramePr>
+            <a:graphic xmlns:a="http://schemas.openxmlformats.org/drawingml/2006/main">
+              <a:graphicData uri="http://schemas.openxmlformats.org/drawingml/2006/picture">
+                <pic:pic xmlns:pic="http://schemas.openxmlformats.org/drawingml/2006/picture">
+                  <pic:nvPicPr>
+                    <pic:cNvPr id="1" name=""/>
+                    <pic:cNvPicPr/>
+                  </pic:nvPicPr>
+                  <pic:blipFill>
+                    <a:blip r:embed="rId17"/>
+                    <a:stretch>
+                      <a:fillRect/>
+                    </a:stretch>
+                  </pic:blipFill>
+                  <pic:spPr>
+                    <a:xfrm>
+                      <a:off x="0" y="0"/>
+                      <a:ext cx="5731510" cy="1345565"/>
+                    </a:xfrm>
+                    <a:prstGeom prst="rect">
+                      <a:avLst/>
+                    </a:prstGeom>
+                  </pic:spPr>
+                </pic:pic>
+              </a:graphicData>
+            </a:graphic>
+          </wp:inline>
+        </w:drawing>
+      </w:r>
+    </w:p>
+    <w:p>
+      <w:pPr>
+        <w:spacing w:after="0" w:line="264" w:lineRule="auto"/>
+        <w:jc w:val="both"/>
+        <w:rPr>
+          <w:rFonts w:ascii="Times New Roman" w:hAnsi="Times New Roman" w:cs="Times New Roman"/>
+          <w:sz w:val="28"/>
+          <w:szCs w:val="28"/>
+          <w:lang w:val="uk-UA"/>
+        </w:rPr>
+      </w:pPr>
+    </w:p>
+    <w:p>
+      <w:pPr>
+        <w:spacing w:after="0" w:line="264" w:lineRule="auto"/>
+        <w:jc w:val="both"/>
+        <w:rPr>
+          <w:rFonts w:ascii="Times New Roman" w:hAnsi="Times New Roman" w:cs="Times New Roman"/>
+          <w:sz w:val="28"/>
+          <w:szCs w:val="28"/>
+          <w:lang w:val="uk-UA"/>
+        </w:rPr>
+      </w:pPr>
+      <w:r>
+        <w:rPr>
+          <w:rFonts w:ascii="Times New Roman" w:hAnsi="Times New Roman" w:cs="Times New Roman"/>
+          <w:sz w:val="28"/>
+          <w:szCs w:val="28"/>
+          <w:lang w:val="uk-UA"/>
+        </w:rPr>
+        <w:tab/>
+      </w:r>
+      <w:r>
+        <w:rPr>
+          <w:rFonts w:ascii="Times New Roman" w:hAnsi="Times New Roman" w:cs="Times New Roman"/>
+          <w:b/>
+          <w:bCs/>
+          <w:sz w:val="28"/>
+          <w:szCs w:val="28"/>
+          <w:lang w:val="uk-UA"/>
+        </w:rPr>
+        <w:t>Крок 4:</w:t>
+      </w:r>
+      <w:r>
+        <w:rPr>
+          <w:rFonts w:ascii="Times New Roman" w:hAnsi="Times New Roman" w:cs="Times New Roman"/>
+          <w:sz w:val="28"/>
+          <w:szCs w:val="28"/>
+          <w:lang w:val="uk-UA"/>
+        </w:rPr>
+        <w:t xml:space="preserve"> Взаємодія між двома веб-шлюзами (APIClient1 </w:t>
+      </w:r>
+      <w:r>
+        <w:rPr>
+          <w:rFonts w:ascii="Times New Roman" w:hAnsi="Times New Roman" w:cs="Times New Roman"/>
+          <w:sz w:val="28"/>
+          <w:szCs w:val="28"/>
+          <w:lang w:val="uk-UA"/>
+        </w:rPr>
+        <w:t xml:space="preserve">-&gt; </w:t>
+      </w:r>
+      <w:r>
+        <w:rPr>
+          <w:rFonts w:ascii="Times New Roman" w:hAnsi="Times New Roman" w:cs="Times New Roman"/>
+          <w:sz w:val="28"/>
+          <w:szCs w:val="28"/>
+          <w:lang w:val="uk-UA"/>
+        </w:rPr>
+        <w:t>APIClient2)</w:t>
+      </w:r>
+    </w:p>
+    <w:p>
+      <w:pPr>
+        <w:spacing w:after="0" w:line="264" w:lineRule="auto"/>
+        <w:jc w:val="both"/>
+        <w:rPr>
+          <w:rFonts w:ascii="Times New Roman" w:hAnsi="Times New Roman" w:cs="Times New Roman"/>
+          <w:sz w:val="28"/>
+          <w:szCs w:val="28"/>
+          <w:lang w:val="uk-UA"/>
+        </w:rPr>
+      </w:pPr>
+      <w:r>
+        <w:rPr>
+          <w:rFonts w:ascii="Times New Roman" w:hAnsi="Times New Roman" w:cs="Times New Roman"/>
+          <w:sz w:val="28"/>
+          <w:szCs w:val="28"/>
+          <w:lang w:val="uk-UA"/>
+        </w:rPr>
+        <w:tab/>
+        <w:t xml:space="preserve">Тепер продемонструємо обмін даними між двома екземплярами API, щоб підтвердити незалежність сесій. В інтерфейсі API </w:t>
+      </w:r>
+      <w:proofErr w:type="spellStart"/>
+      <w:r>
+        <w:rPr>
+          <w:rFonts w:ascii="Times New Roman" w:hAnsi="Times New Roman" w:cs="Times New Roman"/>
+          <w:sz w:val="28"/>
+          <w:szCs w:val="28"/>
+          <w:lang w:val="uk-UA"/>
+        </w:rPr>
+        <w:t>Client</w:t>
+      </w:r>
+      <w:proofErr w:type="spellEnd"/>
+      <w:r>
+        <w:rPr>
+          <w:rFonts w:ascii="Times New Roman" w:hAnsi="Times New Roman" w:cs="Times New Roman"/>
+          <w:sz w:val="28"/>
+          <w:szCs w:val="28"/>
+          <w:lang w:val="uk-UA"/>
+        </w:rPr>
+        <w:t xml:space="preserve"> 1 знову використовуємо </w:t>
+      </w:r>
+      <w:proofErr w:type="spellStart"/>
+      <w:r>
+        <w:rPr>
+          <w:rFonts w:ascii="Times New Roman" w:hAnsi="Times New Roman" w:cs="Times New Roman"/>
+          <w:sz w:val="28"/>
+          <w:szCs w:val="28"/>
+          <w:lang w:val="uk-UA"/>
+        </w:rPr>
+        <w:t>ендпоінт</w:t>
+      </w:r>
+      <w:proofErr w:type="spellEnd"/>
+      <w:r>
+        <w:rPr>
+          <w:rFonts w:ascii="Times New Roman" w:hAnsi="Times New Roman" w:cs="Times New Roman"/>
+          <w:sz w:val="28"/>
+          <w:szCs w:val="28"/>
+          <w:lang w:val="uk-UA"/>
+        </w:rPr>
+        <w:t xml:space="preserve"> /</w:t>
+      </w:r>
+      <w:proofErr w:type="spellStart"/>
+      <w:r>
+        <w:rPr>
+          <w:rFonts w:ascii="Times New Roman" w:hAnsi="Times New Roman" w:cs="Times New Roman"/>
+          <w:sz w:val="28"/>
+          <w:szCs w:val="28"/>
+          <w:lang w:val="uk-UA"/>
+        </w:rPr>
+        <w:t>chat</w:t>
+      </w:r>
+      <w:proofErr w:type="spellEnd"/>
+      <w:r>
+        <w:rPr>
+          <w:rFonts w:ascii="Times New Roman" w:hAnsi="Times New Roman" w:cs="Times New Roman"/>
+          <w:sz w:val="28"/>
+          <w:szCs w:val="28"/>
+          <w:lang w:val="uk-UA"/>
+        </w:rPr>
+        <w:t>/</w:t>
+      </w:r>
+      <w:proofErr w:type="spellStart"/>
+      <w:r>
+        <w:rPr>
+          <w:rFonts w:ascii="Times New Roman" w:hAnsi="Times New Roman" w:cs="Times New Roman"/>
+          <w:sz w:val="28"/>
+          <w:szCs w:val="28"/>
+          <w:lang w:val="uk-UA"/>
+        </w:rPr>
+        <w:t>send</w:t>
+      </w:r>
+      <w:proofErr w:type="spellEnd"/>
+      <w:r>
+        <w:rPr>
+          <w:rFonts w:ascii="Times New Roman" w:hAnsi="Times New Roman" w:cs="Times New Roman"/>
+          <w:sz w:val="28"/>
+          <w:szCs w:val="28"/>
+          <w:lang w:val="uk-UA"/>
+        </w:rPr>
+        <w:t xml:space="preserve">. Цього разу ціллю вказуємо </w:t>
+      </w:r>
+      <w:proofErr w:type="spellStart"/>
+      <w:r>
+        <w:rPr>
+          <w:rFonts w:ascii="Times New Roman" w:hAnsi="Times New Roman" w:cs="Times New Roman"/>
+          <w:sz w:val="28"/>
+          <w:szCs w:val="28"/>
+          <w:lang w:val="uk-UA"/>
+        </w:rPr>
+        <w:t>Session</w:t>
+      </w:r>
+      <w:proofErr w:type="spellEnd"/>
+      <w:r>
+        <w:rPr>
+          <w:rFonts w:ascii="Times New Roman" w:hAnsi="Times New Roman" w:cs="Times New Roman"/>
+          <w:sz w:val="28"/>
+          <w:szCs w:val="28"/>
+          <w:lang w:val="uk-UA"/>
+        </w:rPr>
+        <w:t xml:space="preserve"> ID другого шлюзу (API </w:t>
+      </w:r>
+      <w:proofErr w:type="spellStart"/>
+      <w:r>
+        <w:rPr>
+          <w:rFonts w:ascii="Times New Roman" w:hAnsi="Times New Roman" w:cs="Times New Roman"/>
+          <w:sz w:val="28"/>
+          <w:szCs w:val="28"/>
+          <w:lang w:val="uk-UA"/>
+        </w:rPr>
+        <w:t>Client</w:t>
+      </w:r>
+      <w:proofErr w:type="spellEnd"/>
+      <w:r>
+        <w:rPr>
+          <w:rFonts w:ascii="Times New Roman" w:hAnsi="Times New Roman" w:cs="Times New Roman"/>
+          <w:sz w:val="28"/>
+          <w:szCs w:val="28"/>
+          <w:lang w:val="uk-UA"/>
+        </w:rPr>
+        <w:t xml:space="preserve"> 2):</w:t>
+      </w:r>
+    </w:p>
+    <w:p>
+      <w:pPr>
+        <w:spacing w:after="0" w:line="264" w:lineRule="auto"/>
+        <w:jc w:val="both"/>
+        <w:rPr>
+          <w:rFonts w:ascii="Times New Roman" w:hAnsi="Times New Roman" w:cs="Times New Roman"/>
+          <w:sz w:val="28"/>
+          <w:szCs w:val="28"/>
+          <w:lang w:val="uk-UA"/>
+        </w:rPr>
+      </w:pPr>
+      <w:r>
+        <w:rPr>
+          <w:rFonts w:ascii="Times New Roman" w:hAnsi="Times New Roman" w:cs="Times New Roman"/>
+          <w:sz w:val="28"/>
+          <w:szCs w:val="28"/>
+          <w:lang w:val="uk-UA"/>
+        </w:rPr>
+        <w:tab/>
+      </w:r>
+      <w:proofErr w:type="spellStart"/>
+      <w:r>
+        <w:rPr>
+          <w:rFonts w:ascii="Times New Roman" w:hAnsi="Times New Roman" w:cs="Times New Roman"/>
+          <w:sz w:val="28"/>
+          <w:szCs w:val="28"/>
+          <w:lang w:val="uk-UA"/>
+        </w:rPr>
+        <w:t>TargetSessionId</w:t>
+      </w:r>
+      <w:proofErr w:type="spellEnd"/>
+      <w:r>
+        <w:rPr>
+          <w:rFonts w:ascii="Times New Roman" w:hAnsi="Times New Roman" w:cs="Times New Roman"/>
+          <w:sz w:val="28"/>
+          <w:szCs w:val="28"/>
+          <w:lang w:val="uk-UA"/>
+        </w:rPr>
+        <w:t xml:space="preserve">: </w:t>
+      </w:r>
+      <w:r>
+        <w:rPr>
+          <w:rFonts w:ascii="Times New Roman" w:hAnsi="Times New Roman" w:cs="Times New Roman"/>
+          <w:sz w:val="28"/>
+          <w:szCs w:val="28"/>
+          <w:lang w:val="uk-UA"/>
+        </w:rPr>
+        <w:t xml:space="preserve">c3b1a921-883d-4ac0-a906-9d37e4d45b7e </w:t>
+      </w:r>
+      <w:r>
+        <w:rPr>
+          <w:rFonts w:ascii="Times New Roman" w:hAnsi="Times New Roman" w:cs="Times New Roman"/>
+          <w:sz w:val="28"/>
+          <w:szCs w:val="28"/>
+          <w:lang w:val="uk-UA"/>
+        </w:rPr>
+        <w:t xml:space="preserve">(ID API </w:t>
+      </w:r>
+      <w:proofErr w:type="spellStart"/>
+      <w:r>
+        <w:rPr>
+          <w:rFonts w:ascii="Times New Roman" w:hAnsi="Times New Roman" w:cs="Times New Roman"/>
+          <w:sz w:val="28"/>
+          <w:szCs w:val="28"/>
+          <w:lang w:val="uk-UA"/>
+        </w:rPr>
+        <w:t>Client</w:t>
+      </w:r>
+      <w:proofErr w:type="spellEnd"/>
+      <w:r>
+        <w:rPr>
+          <w:rFonts w:ascii="Times New Roman" w:hAnsi="Times New Roman" w:cs="Times New Roman"/>
+          <w:sz w:val="28"/>
+          <w:szCs w:val="28"/>
+          <w:lang w:val="uk-UA"/>
+        </w:rPr>
+        <w:t xml:space="preserve"> 2)</w:t>
+      </w:r>
+    </w:p>
+    <w:p>
+      <w:pPr>
+        <w:spacing w:after="0" w:line="264" w:lineRule="auto"/>
+        <w:jc w:val="both"/>
+        <w:rPr>
+          <w:rFonts w:ascii="Times New Roman" w:hAnsi="Times New Roman" w:cs="Times New Roman"/>
+          <w:sz w:val="28"/>
+          <w:szCs w:val="28"/>
+          <w:lang w:val="uk-UA"/>
+        </w:rPr>
+      </w:pPr>
+      <w:r>
+        <w:rPr>
+          <w:rFonts w:ascii="Times New Roman" w:hAnsi="Times New Roman" w:cs="Times New Roman"/>
+          <w:sz w:val="28"/>
+          <w:szCs w:val="28"/>
+          <w:lang w:val="uk-UA"/>
+        </w:rPr>
+        <w:tab/>
+      </w:r>
+      <w:proofErr w:type="spellStart"/>
+      <w:r>
+        <w:rPr>
+          <w:rFonts w:ascii="Times New Roman" w:hAnsi="Times New Roman" w:cs="Times New Roman"/>
+          <w:sz w:val="28"/>
+          <w:szCs w:val="28"/>
+          <w:lang w:val="uk-UA"/>
+        </w:rPr>
+        <w:t>Message</w:t>
+      </w:r>
+      <w:proofErr w:type="spellEnd"/>
+      <w:r>
+        <w:rPr>
+          <w:rFonts w:ascii="Times New Roman" w:hAnsi="Times New Roman" w:cs="Times New Roman"/>
+          <w:sz w:val="28"/>
+          <w:szCs w:val="28"/>
+          <w:lang w:val="uk-UA"/>
+        </w:rPr>
+        <w:t>: "</w:t>
+      </w:r>
+      <w:proofErr w:type="spellStart"/>
+      <w:r>
+        <w:rPr>
+          <w:rFonts w:ascii="Times New Roman" w:hAnsi="Times New Roman" w:cs="Times New Roman"/>
+          <w:sz w:val="28"/>
+          <w:szCs w:val="28"/>
+          <w:lang w:val="uk-UA"/>
+        </w:rPr>
+        <w:t>Hello</w:t>
+      </w:r>
+      <w:proofErr w:type="spellEnd"/>
+      <w:r>
+        <w:rPr>
+          <w:rFonts w:ascii="Times New Roman" w:hAnsi="Times New Roman" w:cs="Times New Roman"/>
+          <w:sz w:val="28"/>
+          <w:szCs w:val="28"/>
+          <w:lang w:val="uk-UA"/>
+        </w:rPr>
+        <w:t xml:space="preserve"> </w:t>
+      </w:r>
+      <w:proofErr w:type="spellStart"/>
+      <w:r>
+        <w:rPr>
+          <w:rFonts w:ascii="Times New Roman" w:hAnsi="Times New Roman" w:cs="Times New Roman"/>
+          <w:sz w:val="28"/>
+          <w:szCs w:val="28"/>
+          <w:lang w:val="uk-UA"/>
+        </w:rPr>
+        <w:t>from</w:t>
+      </w:r>
+      <w:proofErr w:type="spellEnd"/>
+      <w:r>
+        <w:rPr>
+          <w:rFonts w:ascii="Times New Roman" w:hAnsi="Times New Roman" w:cs="Times New Roman"/>
+          <w:sz w:val="28"/>
+          <w:szCs w:val="28"/>
+          <w:lang w:val="uk-UA"/>
+        </w:rPr>
+        <w:t xml:space="preserve"> </w:t>
+      </w:r>
+      <w:r>
+        <w:rPr>
+          <w:rFonts w:ascii="Times New Roman" w:hAnsi="Times New Roman" w:cs="Times New Roman"/>
+          <w:sz w:val="28"/>
+          <w:szCs w:val="28"/>
+          <w:lang w:val="uk-UA"/>
+        </w:rPr>
+        <w:t xml:space="preserve">APIClient1 </w:t>
+      </w:r>
+      <w:proofErr w:type="spellStart"/>
+      <w:r>
+        <w:rPr>
+          <w:rFonts w:ascii="Times New Roman" w:hAnsi="Times New Roman" w:cs="Times New Roman"/>
+          <w:sz w:val="28"/>
+          <w:szCs w:val="28"/>
+          <w:lang w:val="uk-UA"/>
+        </w:rPr>
+        <w:t>to</w:t>
+      </w:r>
+      <w:proofErr w:type="spellEnd"/>
+      <w:r>
+        <w:rPr>
+          <w:rFonts w:ascii="Times New Roman" w:hAnsi="Times New Roman" w:cs="Times New Roman"/>
+          <w:sz w:val="28"/>
+          <w:szCs w:val="28"/>
+          <w:lang w:val="uk-UA"/>
+        </w:rPr>
+        <w:t xml:space="preserve"> </w:t>
+      </w:r>
+      <w:r>
+        <w:rPr>
+          <w:rFonts w:ascii="Times New Roman" w:hAnsi="Times New Roman" w:cs="Times New Roman"/>
+          <w:sz w:val="28"/>
+          <w:szCs w:val="28"/>
+          <w:lang w:val="uk-UA"/>
+        </w:rPr>
+        <w:t>APIClient2</w:t>
+      </w:r>
+      <w:r>
+        <w:rPr>
+          <w:rFonts w:ascii="Times New Roman" w:hAnsi="Times New Roman" w:cs="Times New Roman"/>
+          <w:sz w:val="28"/>
+          <w:szCs w:val="28"/>
+          <w:lang w:val="uk-UA"/>
+        </w:rPr>
+        <w:t>"</w:t>
+      </w:r>
+    </w:p>
+    <w:p>
+      <w:pPr>
+        <w:spacing w:after="0" w:line="264" w:lineRule="auto"/>
+        <w:jc w:val="both"/>
+        <w:rPr>
+          <w:rFonts w:ascii="Times New Roman" w:hAnsi="Times New Roman" w:cs="Times New Roman"/>
+          <w:sz w:val="28"/>
+          <w:szCs w:val="28"/>
+          <w:lang w:val="uk-UA"/>
+        </w:rPr>
+      </w:pPr>
+      <w:r>
+        <w:rPr>
+          <w:rFonts w:ascii="Times New Roman" w:hAnsi="Times New Roman" w:cs="Times New Roman"/>
+          <w:noProof/>
+          <w:sz w:val="28"/>
+          <w:szCs w:val="28"/>
+          <w:lang w:val="uk-UA"/>
+        </w:rPr>
+        <w:drawing>
+          <wp:inline distT="0" distB="0" distL="0" distR="0" wp14:anchorId="71DA6985" wp14:editId="0666F330">
+            <wp:extent cx="5553368" cy="4552950"/>
+            <wp:effectExtent l="0" t="0" r="9525" b="0"/>
+            <wp:docPr id="17" name="Picture 17"/>
+            <wp:cNvGraphicFramePr>
+              <a:graphicFrameLocks xmlns:a="http://schemas.openxmlformats.org/drawingml/2006/main" noChangeAspect="1"/>
+            </wp:cNvGraphicFramePr>
+            <a:graphic xmlns:a="http://schemas.openxmlformats.org/drawingml/2006/main">
+              <a:graphicData uri="http://schemas.openxmlformats.org/drawingml/2006/picture">
+                <pic:pic xmlns:pic="http://schemas.openxmlformats.org/drawingml/2006/picture">
+                  <pic:nvPicPr>
+                    <pic:cNvPr id="1" name=""/>
+                    <pic:cNvPicPr/>
+                  </pic:nvPicPr>
+                  <pic:blipFill>
+                    <a:blip r:embed="rId18"/>
+                    <a:stretch>
+                      <a:fillRect/>
+                    </a:stretch>
+                  </pic:blipFill>
+                  <pic:spPr>
+                    <a:xfrm>
+                      <a:off x="0" y="0"/>
+                      <a:ext cx="5565610" cy="4562986"/>
+                    </a:xfrm>
+                    <a:prstGeom prst="rect">
+                      <a:avLst/>
+                    </a:prstGeom>
+                  </pic:spPr>
+                </pic:pic>
+              </a:graphicData>
+            </a:graphic>
+          </wp:inline>
+        </w:drawing>
+      </w:r>
+    </w:p>
+    <w:p>
+      <w:pPr>
+        <w:spacing w:after="0" w:line="264" w:lineRule="auto"/>
+        <w:jc w:val="both"/>
+        <w:rPr>
+          <w:rFonts w:ascii="Times New Roman" w:hAnsi="Times New Roman" w:cs="Times New Roman"/>
+          <w:sz w:val="28"/>
+          <w:szCs w:val="28"/>
+          <w:lang w:val="uk-UA"/>
+        </w:rPr>
+      </w:pPr>
+      <w:r>
+        <w:rPr>
+          <w:rFonts w:ascii="Times New Roman" w:hAnsi="Times New Roman" w:cs="Times New Roman"/>
+          <w:sz w:val="28"/>
+          <w:szCs w:val="28"/>
+          <w:lang w:val="uk-UA"/>
+        </w:rPr>
+        <w:lastRenderedPageBreak/>
+        <w:tab/>
+        <w:t xml:space="preserve">Натискаємо </w:t>
+      </w:r>
+      <w:proofErr w:type="spellStart"/>
+      <w:r>
+        <w:rPr>
+          <w:rFonts w:ascii="Times New Roman" w:hAnsi="Times New Roman" w:cs="Times New Roman"/>
+          <w:sz w:val="28"/>
+          <w:szCs w:val="28"/>
+          <w:lang w:val="uk-UA"/>
+        </w:rPr>
+        <w:t>Execute</w:t>
+      </w:r>
+      <w:proofErr w:type="spellEnd"/>
+      <w:r>
+        <w:rPr>
+          <w:rFonts w:ascii="Times New Roman" w:hAnsi="Times New Roman" w:cs="Times New Roman"/>
+          <w:sz w:val="28"/>
+          <w:szCs w:val="28"/>
+          <w:lang w:val="uk-UA"/>
+        </w:rPr>
+        <w:t>. Повідомлення успішно відправлено у стрім.</w:t>
+      </w:r>
+    </w:p>
+    <w:p>
+      <w:pPr>
+        <w:spacing w:after="0" w:line="264" w:lineRule="auto"/>
+        <w:jc w:val="both"/>
+        <w:rPr>
+          <w:rFonts w:ascii="Times New Roman" w:hAnsi="Times New Roman" w:cs="Times New Roman"/>
+          <w:sz w:val="28"/>
+          <w:szCs w:val="28"/>
+          <w:lang w:val="uk-UA"/>
+        </w:rPr>
+      </w:pPr>
+      <w:r>
+        <w:rPr>
+          <w:rFonts w:ascii="Times New Roman" w:hAnsi="Times New Roman" w:cs="Times New Roman"/>
+          <w:noProof/>
+          <w:sz w:val="28"/>
+          <w:szCs w:val="28"/>
+          <w:lang w:val="uk-UA"/>
+        </w:rPr>
+        <w:drawing>
+          <wp:inline distT="0" distB="0" distL="0" distR="0" wp14:anchorId="06745D32" wp14:editId="7CCA5105">
+            <wp:extent cx="5731510" cy="2820035"/>
+            <wp:effectExtent l="0" t="0" r="2540" b="0"/>
+            <wp:docPr id="18" name="Picture 18"/>
+            <wp:cNvGraphicFramePr>
+              <a:graphicFrameLocks xmlns:a="http://schemas.openxmlformats.org/drawingml/2006/main" noChangeAspect="1"/>
+            </wp:cNvGraphicFramePr>
+            <a:graphic xmlns:a="http://schemas.openxmlformats.org/drawingml/2006/main">
+              <a:graphicData uri="http://schemas.openxmlformats.org/drawingml/2006/picture">
+                <pic:pic xmlns:pic="http://schemas.openxmlformats.org/drawingml/2006/picture">
+                  <pic:nvPicPr>
+                    <pic:cNvPr id="1" name=""/>
+                    <pic:cNvPicPr/>
+                  </pic:nvPicPr>
+                  <pic:blipFill>
+                    <a:blip r:embed="rId19"/>
+                    <a:stretch>
+                      <a:fillRect/>
+                    </a:stretch>
+                  </pic:blipFill>
+                  <pic:spPr>
+                    <a:xfrm>
+                      <a:off x="0" y="0"/>
+                      <a:ext cx="5731510" cy="2820035"/>
+                    </a:xfrm>
+                    <a:prstGeom prst="rect">
+                      <a:avLst/>
+                    </a:prstGeom>
+                  </pic:spPr>
+                </pic:pic>
+              </a:graphicData>
+            </a:graphic>
+          </wp:inline>
+        </w:drawing>
+      </w:r>
+    </w:p>
+    <w:p>
+      <w:pPr>
+        <w:spacing w:after="0" w:line="264" w:lineRule="auto"/>
+        <w:jc w:val="both"/>
+        <w:rPr>
+          <w:rFonts w:ascii="Times New Roman" w:hAnsi="Times New Roman" w:cs="Times New Roman"/>
+          <w:sz w:val="28"/>
+          <w:szCs w:val="28"/>
+          <w:lang w:val="uk-UA"/>
+        </w:rPr>
+      </w:pPr>
+    </w:p>
+    <w:p>
+      <w:pPr>
+        <w:spacing w:after="0" w:line="264" w:lineRule="auto"/>
+        <w:jc w:val="both"/>
+        <w:rPr>
+          <w:rFonts w:ascii="Times New Roman" w:hAnsi="Times New Roman" w:cs="Times New Roman"/>
+          <w:sz w:val="28"/>
+          <w:szCs w:val="28"/>
+          <w:lang w:val="uk-UA"/>
+        </w:rPr>
+      </w:pPr>
+      <w:r>
+        <w:rPr>
+          <w:rFonts w:ascii="Times New Roman" w:hAnsi="Times New Roman" w:cs="Times New Roman"/>
+          <w:sz w:val="28"/>
+          <w:szCs w:val="28"/>
+          <w:lang w:val="uk-UA"/>
+        </w:rPr>
+        <w:tab/>
+      </w:r>
+      <w:r>
+        <w:rPr>
+          <w:rFonts w:ascii="Times New Roman" w:hAnsi="Times New Roman" w:cs="Times New Roman"/>
+          <w:b/>
+          <w:bCs/>
+          <w:sz w:val="28"/>
+          <w:szCs w:val="28"/>
+          <w:lang w:val="uk-UA"/>
+        </w:rPr>
+        <w:t>Крок 5:</w:t>
+      </w:r>
+      <w:r>
+        <w:rPr>
+          <w:rFonts w:ascii="Times New Roman" w:hAnsi="Times New Roman" w:cs="Times New Roman"/>
+          <w:sz w:val="28"/>
+          <w:szCs w:val="28"/>
+          <w:lang w:val="uk-UA"/>
+        </w:rPr>
+        <w:t xml:space="preserve"> Перевірка </w:t>
+      </w:r>
+      <w:proofErr w:type="spellStart"/>
+      <w:r>
+        <w:rPr>
+          <w:rFonts w:ascii="Times New Roman" w:hAnsi="Times New Roman" w:cs="Times New Roman"/>
+          <w:sz w:val="28"/>
+          <w:szCs w:val="28"/>
+          <w:lang w:val="uk-UA"/>
+        </w:rPr>
+        <w:t>Inbox</w:t>
+      </w:r>
+      <w:proofErr w:type="spellEnd"/>
+      <w:r>
+        <w:rPr>
+          <w:rFonts w:ascii="Times New Roman" w:hAnsi="Times New Roman" w:cs="Times New Roman"/>
+          <w:sz w:val="28"/>
+          <w:szCs w:val="28"/>
+          <w:lang w:val="uk-UA"/>
+        </w:rPr>
+        <w:t xml:space="preserve"> та зворотна відповідь (APIClient2 </w:t>
+      </w:r>
+      <w:r>
+        <w:rPr>
+          <w:rFonts w:ascii="Times New Roman" w:hAnsi="Times New Roman" w:cs="Times New Roman"/>
+          <w:sz w:val="28"/>
+          <w:szCs w:val="28"/>
+          <w:lang w:val="uk-UA"/>
+        </w:rPr>
+        <w:t>-&gt;</w:t>
+      </w:r>
+      <w:r>
+        <w:rPr>
+          <w:rFonts w:ascii="Times New Roman" w:hAnsi="Times New Roman" w:cs="Times New Roman"/>
+          <w:sz w:val="28"/>
+          <w:szCs w:val="28"/>
+          <w:lang w:val="uk-UA"/>
+        </w:rPr>
+        <w:t xml:space="preserve"> APIClient1)</w:t>
+      </w:r>
+    </w:p>
+    <w:p>
+      <w:pPr>
+        <w:spacing w:after="0" w:line="264" w:lineRule="auto"/>
+        <w:jc w:val="both"/>
+        <w:rPr>
+          <w:rFonts w:ascii="Times New Roman" w:hAnsi="Times New Roman" w:cs="Times New Roman"/>
+          <w:sz w:val="28"/>
+          <w:szCs w:val="28"/>
+          <w:lang w:val="uk-UA"/>
+        </w:rPr>
+      </w:pPr>
+      <w:r>
+        <w:rPr>
+          <w:rFonts w:ascii="Times New Roman" w:hAnsi="Times New Roman" w:cs="Times New Roman"/>
+          <w:sz w:val="28"/>
+          <w:szCs w:val="28"/>
+          <w:lang w:val="uk-UA"/>
+        </w:rPr>
+        <w:tab/>
+        <w:t xml:space="preserve">Відкриваємо сторінку </w:t>
+      </w:r>
+      <w:proofErr w:type="spellStart"/>
+      <w:r>
+        <w:rPr>
+          <w:rFonts w:ascii="Times New Roman" w:hAnsi="Times New Roman" w:cs="Times New Roman"/>
+          <w:sz w:val="28"/>
+          <w:szCs w:val="28"/>
+          <w:lang w:val="uk-UA"/>
+        </w:rPr>
+        <w:t>Swagger</w:t>
+      </w:r>
+      <w:proofErr w:type="spellEnd"/>
+      <w:r>
+        <w:rPr>
+          <w:rFonts w:ascii="Times New Roman" w:hAnsi="Times New Roman" w:cs="Times New Roman"/>
+          <w:sz w:val="28"/>
+          <w:szCs w:val="28"/>
+          <w:lang w:val="uk-UA"/>
+        </w:rPr>
+        <w:t xml:space="preserve"> для API </w:t>
+      </w:r>
+      <w:proofErr w:type="spellStart"/>
+      <w:r>
+        <w:rPr>
+          <w:rFonts w:ascii="Times New Roman" w:hAnsi="Times New Roman" w:cs="Times New Roman"/>
+          <w:sz w:val="28"/>
+          <w:szCs w:val="28"/>
+          <w:lang w:val="uk-UA"/>
+        </w:rPr>
+        <w:t>Client</w:t>
+      </w:r>
+      <w:proofErr w:type="spellEnd"/>
+      <w:r>
+        <w:rPr>
+          <w:rFonts w:ascii="Times New Roman" w:hAnsi="Times New Roman" w:cs="Times New Roman"/>
+          <w:sz w:val="28"/>
+          <w:szCs w:val="28"/>
+          <w:lang w:val="uk-UA"/>
+        </w:rPr>
+        <w:t xml:space="preserve"> 2 (наприклад, </w:t>
+      </w:r>
+      <w:hyperlink r:id="rId20" w:history="1">
+        <w:r>
+          <w:rPr>
+            <w:rStyle w:val="Hyperlink"/>
+            <w:rFonts w:ascii="Times New Roman" w:hAnsi="Times New Roman" w:cs="Times New Roman"/>
+            <w:sz w:val="28"/>
+            <w:szCs w:val="28"/>
+            <w:lang w:val="uk-UA"/>
+          </w:rPr>
+          <w:t>http://localhost:8082</w:t>
+        </w:r>
+      </w:hyperlink>
+      <w:r>
+        <w:rPr>
+          <w:rFonts w:ascii="Times New Roman" w:hAnsi="Times New Roman" w:cs="Times New Roman"/>
+          <w:sz w:val="28"/>
+          <w:szCs w:val="28"/>
+          <w:lang w:val="uk-UA"/>
+        </w:rPr>
+        <w:t>).</w:t>
+      </w:r>
+      <w:r>
+        <w:rPr>
+          <w:rFonts w:ascii="Times New Roman" w:hAnsi="Times New Roman" w:cs="Times New Roman"/>
+          <w:sz w:val="28"/>
+          <w:szCs w:val="28"/>
+          <w:lang w:val="uk-UA"/>
+        </w:rPr>
+        <w:t xml:space="preserve"> </w:t>
+      </w:r>
+      <w:r>
+        <w:rPr>
+          <w:rFonts w:ascii="Times New Roman" w:hAnsi="Times New Roman" w:cs="Times New Roman"/>
+          <w:sz w:val="28"/>
+          <w:szCs w:val="28"/>
+          <w:lang w:val="uk-UA"/>
+        </w:rPr>
+        <w:t>Виконуємо GET-запит до /</w:t>
+      </w:r>
+      <w:proofErr w:type="spellStart"/>
+      <w:r>
+        <w:rPr>
+          <w:rFonts w:ascii="Times New Roman" w:hAnsi="Times New Roman" w:cs="Times New Roman"/>
+          <w:sz w:val="28"/>
+          <w:szCs w:val="28"/>
+          <w:lang w:val="uk-UA"/>
+        </w:rPr>
+        <w:t>chat</w:t>
+      </w:r>
+      <w:proofErr w:type="spellEnd"/>
+      <w:r>
+        <w:rPr>
+          <w:rFonts w:ascii="Times New Roman" w:hAnsi="Times New Roman" w:cs="Times New Roman"/>
+          <w:sz w:val="28"/>
+          <w:szCs w:val="28"/>
+          <w:lang w:val="uk-UA"/>
+        </w:rPr>
+        <w:t>/</w:t>
+      </w:r>
+      <w:proofErr w:type="spellStart"/>
+      <w:r>
+        <w:rPr>
+          <w:rFonts w:ascii="Times New Roman" w:hAnsi="Times New Roman" w:cs="Times New Roman"/>
+          <w:sz w:val="28"/>
+          <w:szCs w:val="28"/>
+          <w:lang w:val="uk-UA"/>
+        </w:rPr>
+        <w:t>inbox</w:t>
+      </w:r>
+      <w:proofErr w:type="spellEnd"/>
+      <w:r>
+        <w:rPr>
+          <w:rFonts w:ascii="Times New Roman" w:hAnsi="Times New Roman" w:cs="Times New Roman"/>
+          <w:sz w:val="28"/>
+          <w:szCs w:val="28"/>
+          <w:lang w:val="uk-UA"/>
+        </w:rPr>
+        <w:t>. У тілі відповіді успішно відображається розшифроване повідомлення від першого клієнта:</w:t>
+      </w:r>
+    </w:p>
+    <w:p>
+      <w:pPr>
+        <w:spacing w:after="0" w:line="264" w:lineRule="auto"/>
+        <w:jc w:val="both"/>
+        <w:rPr>
+          <w:rFonts w:ascii="Times New Roman" w:hAnsi="Times New Roman" w:cs="Times New Roman"/>
+          <w:b/>
+          <w:bCs/>
+          <w:sz w:val="28"/>
+          <w:szCs w:val="28"/>
+          <w:lang w:val="uk-UA"/>
+        </w:rPr>
+      </w:pPr>
+      <w:r>
+        <w:rPr>
+          <w:rFonts w:ascii="Times New Roman" w:hAnsi="Times New Roman" w:cs="Times New Roman"/>
+          <w:b/>
+          <w:bCs/>
+          <w:noProof/>
+          <w:sz w:val="28"/>
+          <w:szCs w:val="28"/>
+          <w:lang w:val="uk-UA"/>
+        </w:rPr>
+        <w:drawing>
+          <wp:inline distT="0" distB="0" distL="0" distR="0" wp14:anchorId="6C7A3B96" wp14:editId="349B5CDF">
+            <wp:extent cx="5731510" cy="1410335"/>
+            <wp:effectExtent l="0" t="0" r="2540" b="0"/>
+            <wp:docPr id="19" name="Picture 19"/>
+            <wp:cNvGraphicFramePr>
+              <a:graphicFrameLocks xmlns:a="http://schemas.openxmlformats.org/drawingml/2006/main" noChangeAspect="1"/>
+            </wp:cNvGraphicFramePr>
+            <a:graphic xmlns:a="http://schemas.openxmlformats.org/drawingml/2006/main">
+              <a:graphicData uri="http://schemas.openxmlformats.org/drawingml/2006/picture">
+                <pic:pic xmlns:pic="http://schemas.openxmlformats.org/drawingml/2006/picture">
+                  <pic:nvPicPr>
+                    <pic:cNvPr id="1" name=""/>
+                    <pic:cNvPicPr/>
+                  </pic:nvPicPr>
+                  <pic:blipFill>
+                    <a:blip r:embed="rId21"/>
+                    <a:stretch>
+                      <a:fillRect/>
+                    </a:stretch>
+                  </pic:blipFill>
+                  <pic:spPr>
+                    <a:xfrm>
+                      <a:off x="0" y="0"/>
+                      <a:ext cx="5731510" cy="1410335"/>
+                    </a:xfrm>
+                    <a:prstGeom prst="rect">
+                      <a:avLst/>
+                    </a:prstGeom>
+                  </pic:spPr>
+                </pic:pic>
+              </a:graphicData>
+            </a:graphic>
+          </wp:inline>
+        </w:drawing>
+      </w:r>
+    </w:p>
+    <w:p>
+      <w:pPr>
+        <w:spacing w:after="0" w:line="264" w:lineRule="auto"/>
+        <w:jc w:val="both"/>
+        <w:rPr>
+          <w:rFonts w:ascii="Times New Roman" w:hAnsi="Times New Roman" w:cs="Times New Roman"/>
+          <w:b/>
+          <w:bCs/>
+          <w:sz w:val="28"/>
+          <w:szCs w:val="28"/>
+          <w:lang w:val="uk-UA"/>
+        </w:rPr>
+      </w:pPr>
+      <w:r>
+        <w:rPr>
+          <w:rFonts w:ascii="Times New Roman" w:hAnsi="Times New Roman" w:cs="Times New Roman"/>
+          <w:b/>
+          <w:bCs/>
+          <w:noProof/>
+          <w:sz w:val="28"/>
+          <w:szCs w:val="28"/>
+          <w:lang w:val="uk-UA"/>
+        </w:rPr>
+        <w:lastRenderedPageBreak/>
+        <w:drawing>
+          <wp:inline distT="0" distB="0" distL="0" distR="0" wp14:anchorId="7CDE412E" wp14:editId="2AF455E3">
+            <wp:extent cx="5731510" cy="4126865"/>
+            <wp:effectExtent l="0" t="0" r="2540" b="6985"/>
+            <wp:docPr id="20" name="Picture 20"/>
+            <wp:cNvGraphicFramePr>
+              <a:graphicFrameLocks xmlns:a="http://schemas.openxmlformats.org/drawingml/2006/main" noChangeAspect="1"/>
+            </wp:cNvGraphicFramePr>
+            <a:graphic xmlns:a="http://schemas.openxmlformats.org/drawingml/2006/main">
+              <a:graphicData uri="http://schemas.openxmlformats.org/drawingml/2006/picture">
+                <pic:pic xmlns:pic="http://schemas.openxmlformats.org/drawingml/2006/picture">
+                  <pic:nvPicPr>
+                    <pic:cNvPr id="1" name=""/>
+                    <pic:cNvPicPr/>
+                  </pic:nvPicPr>
+                  <pic:blipFill>
+                    <a:blip r:embed="rId22"/>
+                    <a:stretch>
+                      <a:fillRect/>
+                    </a:stretch>
+                  </pic:blipFill>
+                  <pic:spPr>
+                    <a:xfrm>
+                      <a:off x="0" y="0"/>
+                      <a:ext cx="5731510" cy="4126865"/>
+                    </a:xfrm>
+                    <a:prstGeom prst="rect">
+                      <a:avLst/>
+                    </a:prstGeom>
+                  </pic:spPr>
+                </pic:pic>
+              </a:graphicData>
+            </a:graphic>
+          </wp:inline>
+        </w:drawing>
+      </w:r>
+    </w:p>
+    <w:p>
+      <w:pPr>
+        <w:spacing w:after="0" w:line="264" w:lineRule="auto"/>
+        <w:jc w:val="both"/>
+        <w:rPr>
+          <w:rFonts w:ascii="Times New Roman" w:hAnsi="Times New Roman" w:cs="Times New Roman"/>
+          <w:sz w:val="28"/>
+          <w:szCs w:val="28"/>
+          <w:lang w:val="uk-UA"/>
+        </w:rPr>
+      </w:pPr>
+      <w:r>
+        <w:rPr>
+          <w:rFonts w:ascii="Times New Roman" w:hAnsi="Times New Roman" w:cs="Times New Roman"/>
+          <w:sz w:val="28"/>
+          <w:szCs w:val="28"/>
+          <w:lang w:val="uk-UA"/>
+        </w:rPr>
+        <w:tab/>
+      </w:r>
+      <w:r>
+        <w:rPr>
+          <w:rFonts w:ascii="Times New Roman" w:hAnsi="Times New Roman" w:cs="Times New Roman"/>
+          <w:sz w:val="28"/>
+          <w:szCs w:val="28"/>
+          <w:lang w:val="uk-UA"/>
+        </w:rPr>
+        <w:t>Щоб відповісти, у цьому ж вікні виконуємо POST-запит до /</w:t>
+      </w:r>
+      <w:proofErr w:type="spellStart"/>
+      <w:r>
+        <w:rPr>
+          <w:rFonts w:ascii="Times New Roman" w:hAnsi="Times New Roman" w:cs="Times New Roman"/>
+          <w:sz w:val="28"/>
+          <w:szCs w:val="28"/>
+          <w:lang w:val="uk-UA"/>
+        </w:rPr>
+        <w:t>chat</w:t>
+      </w:r>
+      <w:proofErr w:type="spellEnd"/>
+      <w:r>
+        <w:rPr>
+          <w:rFonts w:ascii="Times New Roman" w:hAnsi="Times New Roman" w:cs="Times New Roman"/>
+          <w:sz w:val="28"/>
+          <w:szCs w:val="28"/>
+          <w:lang w:val="uk-UA"/>
+        </w:rPr>
+        <w:t>/</w:t>
+      </w:r>
+      <w:proofErr w:type="spellStart"/>
+      <w:r>
+        <w:rPr>
+          <w:rFonts w:ascii="Times New Roman" w:hAnsi="Times New Roman" w:cs="Times New Roman"/>
+          <w:sz w:val="28"/>
+          <w:szCs w:val="28"/>
+          <w:lang w:val="uk-UA"/>
+        </w:rPr>
+        <w:t>send</w:t>
+      </w:r>
+      <w:proofErr w:type="spellEnd"/>
+      <w:r>
+        <w:rPr>
+          <w:rFonts w:ascii="Times New Roman" w:hAnsi="Times New Roman" w:cs="Times New Roman"/>
+          <w:sz w:val="28"/>
+          <w:szCs w:val="28"/>
+          <w:lang w:val="uk-UA"/>
+        </w:rPr>
+        <w:t>:</w:t>
+      </w:r>
+    </w:p>
+    <w:p>
+      <w:pPr>
+        <w:spacing w:after="0" w:line="264" w:lineRule="auto"/>
+        <w:jc w:val="both"/>
+        <w:rPr>
+          <w:rFonts w:ascii="Times New Roman" w:hAnsi="Times New Roman" w:cs="Times New Roman"/>
+          <w:sz w:val="28"/>
+          <w:szCs w:val="28"/>
+          <w:lang w:val="uk-UA"/>
+        </w:rPr>
+      </w:pPr>
+      <w:r>
+        <w:rPr>
+          <w:rFonts w:ascii="Times New Roman" w:hAnsi="Times New Roman" w:cs="Times New Roman"/>
+          <w:sz w:val="28"/>
+          <w:szCs w:val="28"/>
+          <w:lang w:val="uk-UA"/>
+        </w:rPr>
+        <w:tab/>
+      </w:r>
+      <w:proofErr w:type="spellStart"/>
+      <w:r>
+        <w:rPr>
+          <w:rFonts w:ascii="Times New Roman" w:hAnsi="Times New Roman" w:cs="Times New Roman"/>
+          <w:sz w:val="28"/>
+          <w:szCs w:val="28"/>
+          <w:lang w:val="uk-UA"/>
+        </w:rPr>
+        <w:t>TargetSessionId</w:t>
+      </w:r>
+      <w:proofErr w:type="spellEnd"/>
+      <w:r>
+        <w:rPr>
+          <w:rFonts w:ascii="Times New Roman" w:hAnsi="Times New Roman" w:cs="Times New Roman"/>
+          <w:sz w:val="28"/>
+          <w:szCs w:val="28"/>
+          <w:lang w:val="uk-UA"/>
+        </w:rPr>
+        <w:t xml:space="preserve">: 1482ebdd-ff4f-4e64-9de1-815884873e1b (ID API </w:t>
+      </w:r>
+      <w:proofErr w:type="spellStart"/>
+      <w:r>
+        <w:rPr>
+          <w:rFonts w:ascii="Times New Roman" w:hAnsi="Times New Roman" w:cs="Times New Roman"/>
+          <w:sz w:val="28"/>
+          <w:szCs w:val="28"/>
+          <w:lang w:val="uk-UA"/>
+        </w:rPr>
+        <w:t>Client</w:t>
+      </w:r>
+      <w:proofErr w:type="spellEnd"/>
+      <w:r>
+        <w:rPr>
+          <w:rFonts w:ascii="Times New Roman" w:hAnsi="Times New Roman" w:cs="Times New Roman"/>
+          <w:sz w:val="28"/>
+          <w:szCs w:val="28"/>
+          <w:lang w:val="uk-UA"/>
+        </w:rPr>
+        <w:t xml:space="preserve"> 1)</w:t>
+      </w:r>
+    </w:p>
+    <w:p>
+      <w:pPr>
+        <w:spacing w:after="0" w:line="264" w:lineRule="auto"/>
+        <w:jc w:val="both"/>
+        <w:rPr>
+          <w:rFonts w:ascii="Times New Roman" w:hAnsi="Times New Roman" w:cs="Times New Roman"/>
+          <w:sz w:val="28"/>
+          <w:szCs w:val="28"/>
+          <w:lang w:val="uk-UA"/>
+        </w:rPr>
+      </w:pPr>
+      <w:r>
+        <w:rPr>
+          <w:rFonts w:ascii="Times New Roman" w:hAnsi="Times New Roman" w:cs="Times New Roman"/>
+          <w:sz w:val="28"/>
+          <w:szCs w:val="28"/>
+          <w:lang w:val="uk-UA"/>
+        </w:rPr>
+        <w:tab/>
+      </w:r>
+      <w:proofErr w:type="spellStart"/>
+      <w:r>
+        <w:rPr>
+          <w:rFonts w:ascii="Times New Roman" w:hAnsi="Times New Roman" w:cs="Times New Roman"/>
+          <w:sz w:val="28"/>
+          <w:szCs w:val="28"/>
+          <w:lang w:val="uk-UA"/>
+        </w:rPr>
+        <w:t>Message</w:t>
+      </w:r>
+      <w:proofErr w:type="spellEnd"/>
+      <w:r>
+        <w:rPr>
+          <w:rFonts w:ascii="Times New Roman" w:hAnsi="Times New Roman" w:cs="Times New Roman"/>
+          <w:sz w:val="28"/>
+          <w:szCs w:val="28"/>
+          <w:lang w:val="uk-UA"/>
+        </w:rPr>
+        <w:t>: "</w:t>
+      </w:r>
+      <w:proofErr w:type="spellStart"/>
+      <w:r>
+        <w:rPr>
+          <w:rFonts w:ascii="Times New Roman" w:hAnsi="Times New Roman" w:cs="Times New Roman"/>
+          <w:sz w:val="28"/>
+          <w:szCs w:val="28"/>
+          <w:lang w:val="uk-UA"/>
+        </w:rPr>
+        <w:t>Hello</w:t>
+      </w:r>
+      <w:proofErr w:type="spellEnd"/>
+      <w:r>
+        <w:rPr>
+          <w:rFonts w:ascii="Times New Roman" w:hAnsi="Times New Roman" w:cs="Times New Roman"/>
+          <w:sz w:val="28"/>
+          <w:szCs w:val="28"/>
+          <w:lang w:val="uk-UA"/>
+        </w:rPr>
+        <w:t xml:space="preserve"> </w:t>
+      </w:r>
+      <w:proofErr w:type="spellStart"/>
+      <w:r>
+        <w:rPr>
+          <w:rFonts w:ascii="Times New Roman" w:hAnsi="Times New Roman" w:cs="Times New Roman"/>
+          <w:sz w:val="28"/>
+          <w:szCs w:val="28"/>
+          <w:lang w:val="uk-UA"/>
+        </w:rPr>
+        <w:t>from</w:t>
+      </w:r>
+      <w:proofErr w:type="spellEnd"/>
+      <w:r>
+        <w:rPr>
+          <w:rFonts w:ascii="Times New Roman" w:hAnsi="Times New Roman" w:cs="Times New Roman"/>
+          <w:sz w:val="28"/>
+          <w:szCs w:val="28"/>
+          <w:lang w:val="uk-UA"/>
+        </w:rPr>
+        <w:t xml:space="preserve"> APIClient2, </w:t>
+      </w:r>
+      <w:proofErr w:type="spellStart"/>
+      <w:r>
+        <w:rPr>
+          <w:rFonts w:ascii="Times New Roman" w:hAnsi="Times New Roman" w:cs="Times New Roman"/>
+          <w:sz w:val="28"/>
+          <w:szCs w:val="28"/>
+          <w:lang w:val="uk-UA"/>
+        </w:rPr>
+        <w:t>message</w:t>
+      </w:r>
+      <w:proofErr w:type="spellEnd"/>
+      <w:r>
+        <w:rPr>
+          <w:rFonts w:ascii="Times New Roman" w:hAnsi="Times New Roman" w:cs="Times New Roman"/>
+          <w:sz w:val="28"/>
+          <w:szCs w:val="28"/>
+          <w:lang w:val="uk-UA"/>
+        </w:rPr>
+        <w:t xml:space="preserve"> </w:t>
+      </w:r>
+      <w:proofErr w:type="spellStart"/>
+      <w:r>
+        <w:rPr>
+          <w:rFonts w:ascii="Times New Roman" w:hAnsi="Times New Roman" w:cs="Times New Roman"/>
+          <w:sz w:val="28"/>
+          <w:szCs w:val="28"/>
+          <w:lang w:val="uk-UA"/>
+        </w:rPr>
+        <w:t>received</w:t>
+      </w:r>
+      <w:proofErr w:type="spellEnd"/>
+      <w:r>
+        <w:rPr>
+          <w:rFonts w:ascii="Times New Roman" w:hAnsi="Times New Roman" w:cs="Times New Roman"/>
+          <w:sz w:val="28"/>
+          <w:szCs w:val="28"/>
+          <w:lang w:val="uk-UA"/>
+        </w:rPr>
+        <w:t>"</w:t>
+      </w:r>
+    </w:p>
+    <w:p>
+      <w:pPr>
+        <w:spacing w:after="0" w:line="264" w:lineRule="auto"/>
+        <w:jc w:val="both"/>
+        <w:rPr>
+          <w:rFonts w:ascii="Times New Roman" w:hAnsi="Times New Roman" w:cs="Times New Roman"/>
+          <w:sz w:val="28"/>
+          <w:szCs w:val="28"/>
+          <w:lang w:val="uk-UA"/>
+        </w:rPr>
+      </w:pPr>
+      <w:r>
+        <w:rPr>
+          <w:rFonts w:ascii="Times New Roman" w:hAnsi="Times New Roman" w:cs="Times New Roman"/>
+          <w:noProof/>
+          <w:sz w:val="28"/>
+          <w:szCs w:val="28"/>
+          <w:lang w:val="uk-UA"/>
+        </w:rPr>
+        <w:lastRenderedPageBreak/>
+        <w:drawing>
+          <wp:inline distT="0" distB="0" distL="0" distR="0" wp14:anchorId="1D37E450" wp14:editId="22990BC6">
+            <wp:extent cx="5731510" cy="4041775"/>
+            <wp:effectExtent l="0" t="0" r="2540" b="0"/>
+            <wp:docPr id="21" name="Picture 21"/>
+            <wp:cNvGraphicFramePr>
+              <a:graphicFrameLocks xmlns:a="http://schemas.openxmlformats.org/drawingml/2006/main" noChangeAspect="1"/>
+            </wp:cNvGraphicFramePr>
+            <a:graphic xmlns:a="http://schemas.openxmlformats.org/drawingml/2006/main">
+              <a:graphicData uri="http://schemas.openxmlformats.org/drawingml/2006/picture">
+                <pic:pic xmlns:pic="http://schemas.openxmlformats.org/drawingml/2006/picture">
+                  <pic:nvPicPr>
+                    <pic:cNvPr id="1" name=""/>
+                    <pic:cNvPicPr/>
+                  </pic:nvPicPr>
+                  <pic:blipFill>
+                    <a:blip r:embed="rId23"/>
+                    <a:stretch>
+                      <a:fillRect/>
+                    </a:stretch>
+                  </pic:blipFill>
+                  <pic:spPr>
+                    <a:xfrm>
+                      <a:off x="0" y="0"/>
+                      <a:ext cx="5731510" cy="4041775"/>
+                    </a:xfrm>
+                    <a:prstGeom prst="rect">
+                      <a:avLst/>
+                    </a:prstGeom>
+                  </pic:spPr>
+                </pic:pic>
+              </a:graphicData>
+            </a:graphic>
+          </wp:inline>
+        </w:drawing>
+      </w:r>
+    </w:p>
+    <w:p>
+      <w:pPr>
+        <w:spacing w:after="0" w:line="264" w:lineRule="auto"/>
+        <w:jc w:val="both"/>
+        <w:rPr>
+          <w:rFonts w:ascii="Times New Roman" w:hAnsi="Times New Roman" w:cs="Times New Roman"/>
+          <w:sz w:val="28"/>
+          <w:szCs w:val="28"/>
+          <w:lang w:val="uk-UA"/>
+        </w:rPr>
+      </w:pPr>
+      <w:r>
+        <w:rPr>
+          <w:rFonts w:ascii="Times New Roman" w:hAnsi="Times New Roman" w:cs="Times New Roman"/>
+          <w:noProof/>
+          <w:sz w:val="28"/>
+          <w:szCs w:val="28"/>
+          <w:lang w:val="uk-UA"/>
+        </w:rPr>
+        <w:drawing>
+          <wp:inline distT="0" distB="0" distL="0" distR="0" wp14:anchorId="0FC1CACF" wp14:editId="7C3361B2">
+            <wp:extent cx="5731510" cy="2832100"/>
+            <wp:effectExtent l="0" t="0" r="2540" b="6350"/>
+            <wp:docPr id="22" name="Picture 22"/>
+            <wp:cNvGraphicFramePr>
+              <a:graphicFrameLocks xmlns:a="http://schemas.openxmlformats.org/drawingml/2006/main" noChangeAspect="1"/>
+            </wp:cNvGraphicFramePr>
+            <a:graphic xmlns:a="http://schemas.openxmlformats.org/drawingml/2006/main">
+              <a:graphicData uri="http://schemas.openxmlformats.org/drawingml/2006/picture">
+                <pic:pic xmlns:pic="http://schemas.openxmlformats.org/drawingml/2006/picture">
+                  <pic:nvPicPr>
+                    <pic:cNvPr id="1" name=""/>
+                    <pic:cNvPicPr/>
+                  </pic:nvPicPr>
+                  <pic:blipFill>
+                    <a:blip r:embed="rId24"/>
+                    <a:stretch>
+                      <a:fillRect/>
+                    </a:stretch>
+                  </pic:blipFill>
+                  <pic:spPr>
+                    <a:xfrm>
+                      <a:off x="0" y="0"/>
+                      <a:ext cx="5731510" cy="2832100"/>
+                    </a:xfrm>
+                    <a:prstGeom prst="rect">
+                      <a:avLst/>
+                    </a:prstGeom>
+                  </pic:spPr>
+                </pic:pic>
+              </a:graphicData>
+            </a:graphic>
+          </wp:inline>
+        </w:drawing>
+      </w:r>
+    </w:p>
+    <w:p>
+      <w:pPr>
+        <w:spacing w:after="0" w:line="264" w:lineRule="auto"/>
+        <w:jc w:val="both"/>
+        <w:rPr>
+          <w:rFonts w:ascii="Times New Roman" w:hAnsi="Times New Roman" w:cs="Times New Roman"/>
+          <w:sz w:val="28"/>
+          <w:szCs w:val="28"/>
+          <w:lang w:val="uk-UA"/>
+        </w:rPr>
+      </w:pPr>
+    </w:p>
+    <w:p>
+      <w:pPr>
+        <w:spacing w:after="0" w:line="264" w:lineRule="auto"/>
+        <w:jc w:val="both"/>
+        <w:rPr>
+          <w:rFonts w:ascii="Times New Roman" w:hAnsi="Times New Roman" w:cs="Times New Roman"/>
+          <w:sz w:val="28"/>
+          <w:szCs w:val="28"/>
+          <w:lang w:val="uk-UA"/>
+        </w:rPr>
+      </w:pPr>
+      <w:r>
+        <w:rPr>
+          <w:rFonts w:ascii="Times New Roman" w:hAnsi="Times New Roman" w:cs="Times New Roman"/>
+          <w:sz w:val="28"/>
+          <w:szCs w:val="28"/>
+          <w:lang w:val="uk-UA"/>
+        </w:rPr>
+        <w:tab/>
+      </w:r>
+      <w:r>
+        <w:rPr>
+          <w:rFonts w:ascii="Times New Roman" w:hAnsi="Times New Roman" w:cs="Times New Roman"/>
+          <w:b/>
+          <w:bCs/>
+          <w:sz w:val="28"/>
+          <w:szCs w:val="28"/>
+          <w:lang w:val="uk-UA"/>
+        </w:rPr>
+        <w:t>Крок 6:</w:t>
+      </w:r>
+      <w:r>
+        <w:rPr>
+          <w:rFonts w:ascii="Times New Roman" w:hAnsi="Times New Roman" w:cs="Times New Roman"/>
+          <w:sz w:val="28"/>
+          <w:szCs w:val="28"/>
+          <w:lang w:val="uk-UA"/>
+        </w:rPr>
+        <w:t xml:space="preserve"> Фінальна перевірка отримання</w:t>
+      </w:r>
+    </w:p>
+    <w:p>
+      <w:pPr>
+        <w:spacing w:after="0" w:line="264" w:lineRule="auto"/>
+        <w:jc w:val="both"/>
+        <w:rPr>
+          <w:rFonts w:ascii="Times New Roman" w:hAnsi="Times New Roman" w:cs="Times New Roman"/>
+          <w:sz w:val="28"/>
+          <w:szCs w:val="28"/>
+          <w:lang w:val="uk-UA"/>
+        </w:rPr>
+      </w:pPr>
+      <w:r>
+        <w:rPr>
+          <w:rFonts w:ascii="Times New Roman" w:hAnsi="Times New Roman" w:cs="Times New Roman"/>
+          <w:sz w:val="28"/>
+          <w:szCs w:val="28"/>
+          <w:lang w:val="uk-UA"/>
+        </w:rPr>
+        <w:tab/>
+      </w:r>
+      <w:r>
+        <w:rPr>
+          <w:rFonts w:ascii="Times New Roman" w:hAnsi="Times New Roman" w:cs="Times New Roman"/>
+          <w:sz w:val="28"/>
+          <w:szCs w:val="28"/>
+          <w:lang w:val="uk-UA"/>
+        </w:rPr>
+        <w:t xml:space="preserve">Повертаємося на вкладку API </w:t>
+      </w:r>
+      <w:proofErr w:type="spellStart"/>
+      <w:r>
+        <w:rPr>
+          <w:rFonts w:ascii="Times New Roman" w:hAnsi="Times New Roman" w:cs="Times New Roman"/>
+          <w:sz w:val="28"/>
+          <w:szCs w:val="28"/>
+          <w:lang w:val="uk-UA"/>
+        </w:rPr>
+        <w:t>Client</w:t>
+      </w:r>
+      <w:proofErr w:type="spellEnd"/>
+      <w:r>
+        <w:rPr>
+          <w:rFonts w:ascii="Times New Roman" w:hAnsi="Times New Roman" w:cs="Times New Roman"/>
+          <w:sz w:val="28"/>
+          <w:szCs w:val="28"/>
+          <w:lang w:val="uk-UA"/>
+        </w:rPr>
+        <w:t xml:space="preserve"> 1 та ще раз викликаємо GET /</w:t>
+      </w:r>
+      <w:proofErr w:type="spellStart"/>
+      <w:r>
+        <w:rPr>
+          <w:rFonts w:ascii="Times New Roman" w:hAnsi="Times New Roman" w:cs="Times New Roman"/>
+          <w:sz w:val="28"/>
+          <w:szCs w:val="28"/>
+          <w:lang w:val="uk-UA"/>
+        </w:rPr>
+        <w:t>chat</w:t>
+      </w:r>
+      <w:proofErr w:type="spellEnd"/>
+      <w:r>
+        <w:rPr>
+          <w:rFonts w:ascii="Times New Roman" w:hAnsi="Times New Roman" w:cs="Times New Roman"/>
+          <w:sz w:val="28"/>
+          <w:szCs w:val="28"/>
+          <w:lang w:val="uk-UA"/>
+        </w:rPr>
+        <w:t>/</w:t>
+      </w:r>
+      <w:proofErr w:type="spellStart"/>
+      <w:r>
+        <w:rPr>
+          <w:rFonts w:ascii="Times New Roman" w:hAnsi="Times New Roman" w:cs="Times New Roman"/>
+          <w:sz w:val="28"/>
+          <w:szCs w:val="28"/>
+          <w:lang w:val="uk-UA"/>
+        </w:rPr>
+        <w:t>inbox</w:t>
+      </w:r>
+      <w:proofErr w:type="spellEnd"/>
+      <w:r>
+        <w:rPr>
+          <w:rFonts w:ascii="Times New Roman" w:hAnsi="Times New Roman" w:cs="Times New Roman"/>
+          <w:sz w:val="28"/>
+          <w:szCs w:val="28"/>
+          <w:lang w:val="uk-UA"/>
+        </w:rPr>
+        <w:t xml:space="preserve">. У масиві повідомлень бачимо нове повідомлення від API </w:t>
+      </w:r>
+      <w:proofErr w:type="spellStart"/>
+      <w:r>
+        <w:rPr>
+          <w:rFonts w:ascii="Times New Roman" w:hAnsi="Times New Roman" w:cs="Times New Roman"/>
+          <w:sz w:val="28"/>
+          <w:szCs w:val="28"/>
+          <w:lang w:val="uk-UA"/>
+        </w:rPr>
+        <w:t>Client</w:t>
+      </w:r>
+      <w:proofErr w:type="spellEnd"/>
+      <w:r>
+        <w:rPr>
+          <w:rFonts w:ascii="Times New Roman" w:hAnsi="Times New Roman" w:cs="Times New Roman"/>
+          <w:sz w:val="28"/>
+          <w:szCs w:val="28"/>
+          <w:lang w:val="uk-UA"/>
+        </w:rPr>
+        <w:t xml:space="preserve"> 2. </w:t>
+      </w:r>
+    </w:p>
+    <w:p>
+      <w:pPr>
+        <w:spacing w:after="0" w:line="264" w:lineRule="auto"/>
+        <w:jc w:val="both"/>
+        <w:rPr>
+          <w:rFonts w:ascii="Times New Roman" w:hAnsi="Times New Roman" w:cs="Times New Roman"/>
+          <w:sz w:val="28"/>
+          <w:szCs w:val="28"/>
+          <w:lang w:val="uk-UA"/>
+        </w:rPr>
+      </w:pPr>
+      <w:r>
+        <w:rPr>
+          <w:rFonts w:ascii="Times New Roman" w:hAnsi="Times New Roman" w:cs="Times New Roman"/>
+          <w:noProof/>
+          <w:sz w:val="28"/>
+          <w:szCs w:val="28"/>
+          <w:lang w:val="uk-UA"/>
+        </w:rPr>
+        <w:lastRenderedPageBreak/>
+        <w:drawing>
+          <wp:inline distT="0" distB="0" distL="0" distR="0" wp14:anchorId="492720DB" wp14:editId="20FFED55">
+            <wp:extent cx="5731510" cy="4136390"/>
+            <wp:effectExtent l="0" t="0" r="2540" b="0"/>
+            <wp:docPr id="23" name="Picture 23"/>
+            <wp:cNvGraphicFramePr>
+              <a:graphicFrameLocks xmlns:a="http://schemas.openxmlformats.org/drawingml/2006/main" noChangeAspect="1"/>
+            </wp:cNvGraphicFramePr>
+            <a:graphic xmlns:a="http://schemas.openxmlformats.org/drawingml/2006/main">
+              <a:graphicData uri="http://schemas.openxmlformats.org/drawingml/2006/picture">
+                <pic:pic xmlns:pic="http://schemas.openxmlformats.org/drawingml/2006/picture">
+                  <pic:nvPicPr>
+                    <pic:cNvPr id="1" name=""/>
+                    <pic:cNvPicPr/>
+                  </pic:nvPicPr>
+                  <pic:blipFill>
+                    <a:blip r:embed="rId25"/>
+                    <a:stretch>
+                      <a:fillRect/>
+                    </a:stretch>
+                  </pic:blipFill>
+                  <pic:spPr>
+                    <a:xfrm>
+                      <a:off x="0" y="0"/>
+                      <a:ext cx="5731510" cy="4136390"/>
+                    </a:xfrm>
+                    <a:prstGeom prst="rect">
+                      <a:avLst/>
+                    </a:prstGeom>
+                  </pic:spPr>
+                </pic:pic>
+              </a:graphicData>
+            </a:graphic>
+          </wp:inline>
+        </w:drawing>
+      </w:r>
+    </w:p>
+    <w:p>
+      <w:pPr>
+        <w:spacing w:after="0" w:line="264" w:lineRule="auto"/>
+        <w:jc w:val="both"/>
+        <w:rPr>
+          <w:rFonts w:ascii="Times New Roman" w:hAnsi="Times New Roman" w:cs="Times New Roman"/>
+          <w:sz w:val="28"/>
+          <w:szCs w:val="28"/>
+          <w:lang w:val="uk-UA"/>
+        </w:rPr>
+      </w:pPr>
+      <w:r>
+        <w:rPr>
+          <w:rFonts w:ascii="Times New Roman" w:hAnsi="Times New Roman" w:cs="Times New Roman"/>
+          <w:sz w:val="28"/>
+          <w:szCs w:val="28"/>
+          <w:lang w:val="uk-UA"/>
+        </w:rPr>
+        <w:tab/>
+      </w:r>
+      <w:r>
+        <w:rPr>
+          <w:rFonts w:ascii="Times New Roman" w:hAnsi="Times New Roman" w:cs="Times New Roman"/>
+          <w:sz w:val="28"/>
+          <w:szCs w:val="28"/>
+          <w:lang w:val="uk-UA"/>
+        </w:rPr>
+        <w:t>Система успішно маршрутизує та перешифровує повідомлення між будь-якими активними учасниками мережі у реальному часі.</w:t>
+      </w:r>
+    </w:p>
+    <w:p>
+      <w:pPr>
+        <w:spacing w:after="0" w:line="264" w:lineRule="auto"/>
+        <w:jc w:val="both"/>
+        <w:rPr>
+          <w:rFonts w:ascii="Times New Roman" w:hAnsi="Times New Roman" w:cs="Times New Roman"/>
+          <w:sz w:val="28"/>
+          <w:szCs w:val="28"/>
+          <w:lang w:val="uk-UA"/>
+        </w:rPr>
+      </w:pPr>
+      <w:r>
+        <w:rPr>
+          <w:rFonts w:ascii="Times New Roman" w:hAnsi="Times New Roman" w:cs="Times New Roman"/>
+          <w:sz w:val="28"/>
+          <w:szCs w:val="28"/>
+          <w:lang w:val="uk-UA"/>
+        </w:rPr>
+        <w:tab/>
+        <w:t>Цей сценарій повністю підтверджує успішну реалізацію асинхронного, зашифрованого стрімінгу повідомлень між різнорідними клієнтами з використанням сервера як безпечного брокера.</w:t>
+      </w:r>
+    </w:p>
+    <w:p>
+      <w:pPr>
+        <w:spacing w:after="0" w:line="264" w:lineRule="auto"/>
+        <w:jc w:val="both"/>
+        <w:rPr>
+          <w:rFonts w:ascii="Times New Roman" w:hAnsi="Times New Roman" w:cs="Times New Roman"/>
           <w:sz w:val="28"/>
           <w:szCs w:val="28"/>
           <w:lang w:val="en-US"/>
@@ -1260,9 +9004,157 @@
         <w:ind w:firstLine="720"/>
         <w:jc w:val="both"/>
         <w:rPr>
-          <w:lang w:val="uk-UA"/>
-        </w:rPr>
-      </w:pPr>
+          <w:rFonts w:ascii="Times New Roman" w:hAnsi="Times New Roman" w:cs="Times New Roman"/>
+          <w:sz w:val="28"/>
+          <w:szCs w:val="28"/>
+          <w:lang w:val="uk-UA"/>
+        </w:rPr>
+      </w:pPr>
+      <w:r>
+        <w:rPr>
+          <w:rFonts w:ascii="Times New Roman" w:hAnsi="Times New Roman" w:cs="Times New Roman"/>
+          <w:i/>
+          <w:iCs/>
+          <w:sz w:val="28"/>
+          <w:szCs w:val="28"/>
+          <w:lang w:val="uk-UA"/>
+        </w:rPr>
+        <w:t>Висновки:</w:t>
+      </w:r>
+      <w:r>
+        <w:rPr>
+          <w:rFonts w:ascii="Times New Roman" w:hAnsi="Times New Roman" w:cs="Times New Roman"/>
+          <w:sz w:val="28"/>
+          <w:szCs w:val="28"/>
+          <w:lang w:val="en-US"/>
+        </w:rPr>
+        <w:t xml:space="preserve"> </w:t>
+      </w:r>
+      <w:r>
+        <w:rPr>
+          <w:rFonts w:ascii="Times New Roman" w:hAnsi="Times New Roman" w:cs="Times New Roman"/>
+          <w:sz w:val="28"/>
+          <w:szCs w:val="28"/>
+          <w:lang w:val="uk-UA"/>
+        </w:rPr>
+        <w:t>за результатом виконання лабораторної роботи</w:t>
+      </w:r>
+      <w:r>
+        <w:rPr>
+          <w:rFonts w:ascii="Times New Roman" w:hAnsi="Times New Roman" w:cs="Times New Roman"/>
+          <w:sz w:val="28"/>
+          <w:szCs w:val="28"/>
+          <w:lang w:val="uk-UA"/>
+        </w:rPr>
+        <w:t xml:space="preserve"> </w:t>
+      </w:r>
+      <w:r>
+        <w:rPr>
+          <w:rFonts w:ascii="Times New Roman" w:hAnsi="Times New Roman" w:cs="Times New Roman"/>
+          <w:sz w:val="28"/>
+          <w:szCs w:val="28"/>
+          <w:lang w:val="uk-UA"/>
+        </w:rPr>
+        <w:t>спроєктовано та реалізовано захищену розподілену клієнт-серверну систему обміну повідомленнями на базі технології віддаленого виклику процедур (</w:t>
+      </w:r>
+      <w:proofErr w:type="spellStart"/>
+      <w:r>
+        <w:rPr>
+          <w:rFonts w:ascii="Times New Roman" w:hAnsi="Times New Roman" w:cs="Times New Roman"/>
+          <w:sz w:val="28"/>
+          <w:szCs w:val="28"/>
+          <w:lang w:val="uk-UA"/>
+        </w:rPr>
+        <w:t>gRPC</w:t>
+      </w:r>
+      <w:proofErr w:type="spellEnd"/>
+      <w:r>
+        <w:rPr>
+          <w:rFonts w:ascii="Times New Roman" w:hAnsi="Times New Roman" w:cs="Times New Roman"/>
+          <w:sz w:val="28"/>
+          <w:szCs w:val="28"/>
+          <w:lang w:val="uk-UA"/>
+        </w:rPr>
+        <w:t>). Головною метою було створення надійного середовища для взаємодії незалежних клієнтів із забезпеченням конфіденційності даних. Цю мету було досягнуто завдяки інтеграції алгоритму симетричного шифрування (XOR) із механізмом динамічної генерації унікальних сесійних ключів під час початкової аутентифікації (</w:t>
+      </w:r>
+      <w:proofErr w:type="spellStart"/>
+      <w:r>
+        <w:rPr>
+          <w:rFonts w:ascii="Times New Roman" w:hAnsi="Times New Roman" w:cs="Times New Roman"/>
+          <w:sz w:val="28"/>
+          <w:szCs w:val="28"/>
+          <w:lang w:val="uk-UA"/>
+        </w:rPr>
+        <w:t>Handshake</w:t>
+      </w:r>
+      <w:proofErr w:type="spellEnd"/>
+      <w:r>
+        <w:rPr>
+          <w:rFonts w:ascii="Times New Roman" w:hAnsi="Times New Roman" w:cs="Times New Roman"/>
+          <w:sz w:val="28"/>
+          <w:szCs w:val="28"/>
+          <w:lang w:val="uk-UA"/>
+        </w:rPr>
+        <w:t>).</w:t>
+      </w:r>
+      <w:r>
+        <w:rPr>
+          <w:rFonts w:ascii="Times New Roman" w:hAnsi="Times New Roman" w:cs="Times New Roman"/>
+          <w:sz w:val="28"/>
+          <w:szCs w:val="28"/>
+          <w:lang w:val="ru-UA"/>
+        </w:rPr>
+        <w:t xml:space="preserve"> </w:t>
+      </w:r>
+      <w:r>
+        <w:rPr>
+          <w:rFonts w:ascii="Times New Roman" w:hAnsi="Times New Roman" w:cs="Times New Roman"/>
+          <w:sz w:val="28"/>
+          <w:szCs w:val="28"/>
+          <w:lang w:val="uk-UA"/>
+        </w:rPr>
+        <w:t>Додатково було успішно реалізовано централізовану маршрутизацію повідомлень через двонаправлений потік (</w:t>
+      </w:r>
+      <w:proofErr w:type="spellStart"/>
+      <w:r>
+        <w:rPr>
+          <w:rFonts w:ascii="Times New Roman" w:hAnsi="Times New Roman" w:cs="Times New Roman"/>
+          <w:sz w:val="28"/>
+          <w:szCs w:val="28"/>
+          <w:lang w:val="uk-UA"/>
+        </w:rPr>
+        <w:t>Bidirectional</w:t>
+      </w:r>
+      <w:proofErr w:type="spellEnd"/>
+      <w:r>
+        <w:rPr>
+          <w:rFonts w:ascii="Times New Roman" w:hAnsi="Times New Roman" w:cs="Times New Roman"/>
+          <w:sz w:val="28"/>
+          <w:szCs w:val="28"/>
+          <w:lang w:val="uk-UA"/>
+        </w:rPr>
+        <w:t xml:space="preserve"> </w:t>
+      </w:r>
+      <w:proofErr w:type="spellStart"/>
+      <w:r>
+        <w:rPr>
+          <w:rFonts w:ascii="Times New Roman" w:hAnsi="Times New Roman" w:cs="Times New Roman"/>
+          <w:sz w:val="28"/>
+          <w:szCs w:val="28"/>
+          <w:lang w:val="uk-UA"/>
+        </w:rPr>
+        <w:t>Streaming</w:t>
+      </w:r>
+      <w:proofErr w:type="spellEnd"/>
+      <w:r>
+        <w:rPr>
+          <w:rFonts w:ascii="Times New Roman" w:hAnsi="Times New Roman" w:cs="Times New Roman"/>
+          <w:sz w:val="28"/>
+          <w:szCs w:val="28"/>
+          <w:lang w:val="uk-UA"/>
+        </w:rPr>
+        <w:t>) та забезпечено взаємодію між консольними додатками і веб-шлюзами (API Gateway) у контейнеризованому середовищі Docker.</w:t>
+      </w:r>
     </w:p>
     <w:p>
       <w:pPr>
@@ -1273,151 +9165,76 @@
           <w:rFonts w:ascii="Times New Roman" w:hAnsi="Times New Roman" w:cs="Times New Roman"/>
           <w:sz w:val="28"/>
           <w:szCs w:val="28"/>
-          <w:lang w:val="en-US"/>
-        </w:rPr>
-      </w:pPr>
-      <w:r>
-        <w:rPr>
-          <w:rFonts w:ascii="Times New Roman" w:hAnsi="Times New Roman" w:cs="Times New Roman"/>
-          <w:i/>
-          <w:iCs/>
-          <w:sz w:val="28"/>
-          <w:szCs w:val="28"/>
-          <w:lang w:val="uk-UA"/>
-        </w:rPr>
-        <w:t>Висновки:</w:t>
-      </w:r>
-      <w:r>
-        <w:rPr>
-          <w:rFonts w:ascii="Times New Roman" w:hAnsi="Times New Roman" w:cs="Times New Roman"/>
-          <w:sz w:val="28"/>
-          <w:szCs w:val="28"/>
-          <w:lang w:val="uk-UA"/>
-        </w:rPr>
-        <w:t xml:space="preserve"> </w:t>
-      </w:r>
-      <w:r>
-        <w:rPr>
-          <w:rFonts w:ascii="Times New Roman" w:hAnsi="Times New Roman" w:cs="Times New Roman"/>
-          <w:sz w:val="28"/>
-          <w:szCs w:val="28"/>
-          <w:lang w:val="uk-UA"/>
-        </w:rPr>
-        <w:t>за результатом виконання лабораторної роботи</w:t>
-      </w:r>
-      <w:r>
-        <w:rPr>
-          <w:rFonts w:ascii="Times New Roman" w:hAnsi="Times New Roman" w:cs="Times New Roman"/>
-          <w:sz w:val="28"/>
-          <w:szCs w:val="28"/>
-          <w:lang w:val="uk-UA"/>
-        </w:rPr>
-        <w:t xml:space="preserve"> проведено комплексну попередню обробку набору даних </w:t>
-      </w:r>
-      <w:proofErr w:type="spellStart"/>
-      <w:r>
-        <w:rPr>
-          <w:rFonts w:ascii="Times New Roman" w:hAnsi="Times New Roman" w:cs="Times New Roman"/>
-          <w:sz w:val="28"/>
-          <w:szCs w:val="28"/>
-          <w:lang w:val="uk-UA"/>
-        </w:rPr>
-        <w:t>кіберспортивної</w:t>
-      </w:r>
-      <w:proofErr w:type="spellEnd"/>
-      <w:r>
-        <w:rPr>
-          <w:rFonts w:ascii="Times New Roman" w:hAnsi="Times New Roman" w:cs="Times New Roman"/>
-          <w:sz w:val="28"/>
-          <w:szCs w:val="28"/>
-          <w:lang w:val="uk-UA"/>
-        </w:rPr>
-        <w:t xml:space="preserve"> статистики (</w:t>
-      </w:r>
-      <w:proofErr w:type="spellStart"/>
-      <w:r>
-        <w:rPr>
-          <w:rFonts w:ascii="Times New Roman" w:hAnsi="Times New Roman" w:cs="Times New Roman"/>
-          <w:sz w:val="28"/>
-          <w:szCs w:val="28"/>
-          <w:lang w:val="uk-UA"/>
-        </w:rPr>
-        <w:t>Esports</w:t>
-      </w:r>
-      <w:proofErr w:type="spellEnd"/>
-      <w:r>
-        <w:rPr>
-          <w:rFonts w:ascii="Times New Roman" w:hAnsi="Times New Roman" w:cs="Times New Roman"/>
-          <w:sz w:val="28"/>
-          <w:szCs w:val="28"/>
-          <w:lang w:val="uk-UA"/>
-        </w:rPr>
-        <w:t xml:space="preserve"> </w:t>
-      </w:r>
-      <w:proofErr w:type="spellStart"/>
-      <w:r>
-        <w:rPr>
-          <w:rFonts w:ascii="Times New Roman" w:hAnsi="Times New Roman" w:cs="Times New Roman"/>
-          <w:sz w:val="28"/>
-          <w:szCs w:val="28"/>
-          <w:lang w:val="uk-UA"/>
-        </w:rPr>
-        <w:t>Player</w:t>
-      </w:r>
-      <w:proofErr w:type="spellEnd"/>
-      <w:r>
-        <w:rPr>
-          <w:rFonts w:ascii="Times New Roman" w:hAnsi="Times New Roman" w:cs="Times New Roman"/>
-          <w:sz w:val="28"/>
-          <w:szCs w:val="28"/>
-          <w:lang w:val="uk-UA"/>
-        </w:rPr>
-        <w:t xml:space="preserve"> </w:t>
-      </w:r>
-      <w:proofErr w:type="spellStart"/>
-      <w:r>
-        <w:rPr>
-          <w:rFonts w:ascii="Times New Roman" w:hAnsi="Times New Roman" w:cs="Times New Roman"/>
-          <w:sz w:val="28"/>
-          <w:szCs w:val="28"/>
-          <w:lang w:val="uk-UA"/>
-        </w:rPr>
-        <w:t>Performance</w:t>
-      </w:r>
-      <w:proofErr w:type="spellEnd"/>
-      <w:r>
-        <w:rPr>
-          <w:rFonts w:ascii="Times New Roman" w:hAnsi="Times New Roman" w:cs="Times New Roman"/>
-          <w:sz w:val="28"/>
-          <w:szCs w:val="28"/>
-          <w:lang w:val="uk-UA"/>
-        </w:rPr>
-        <w:t xml:space="preserve">) з використанням бібліотеки </w:t>
-      </w:r>
-      <w:proofErr w:type="spellStart"/>
-      <w:r>
-        <w:rPr>
-          <w:rFonts w:ascii="Times New Roman" w:hAnsi="Times New Roman" w:cs="Times New Roman"/>
-          <w:sz w:val="28"/>
-          <w:szCs w:val="28"/>
-          <w:lang w:val="uk-UA"/>
-        </w:rPr>
-        <w:t>Scikit-Learn</w:t>
-      </w:r>
-      <w:proofErr w:type="spellEnd"/>
-      <w:r>
-        <w:rPr>
-          <w:rFonts w:ascii="Times New Roman" w:hAnsi="Times New Roman" w:cs="Times New Roman"/>
-          <w:sz w:val="28"/>
-          <w:szCs w:val="28"/>
-          <w:lang w:val="uk-UA"/>
-        </w:rPr>
-        <w:t>. За результатами застосування різних методів масштабування, нелінійних перетворень та дискретизації можна зробити наступні висновки:</w:t>
-      </w:r>
+          <w:lang w:val="uk-UA"/>
+        </w:rPr>
+      </w:pPr>
+      <w:r>
+        <w:rPr>
+          <w:rFonts w:ascii="Times New Roman" w:hAnsi="Times New Roman" w:cs="Times New Roman"/>
+          <w:sz w:val="28"/>
+          <w:szCs w:val="28"/>
+          <w:lang w:val="uk-UA"/>
+        </w:rPr>
+        <w:t xml:space="preserve">Вихідний код застосунку можна знайти за наступним посиланням на </w:t>
+      </w:r>
+      <w:hyperlink r:id="rId26" w:history="1">
+        <w:r>
+          <w:rPr>
+            <w:rStyle w:val="Hyperlink"/>
+            <w:rFonts w:ascii="Times New Roman" w:hAnsi="Times New Roman" w:cs="Times New Roman"/>
+            <w:sz w:val="28"/>
+            <w:szCs w:val="28"/>
+            <w:lang w:val="uk-UA"/>
+          </w:rPr>
+          <w:t>Git</w:t>
+        </w:r>
+        <w:r>
+          <w:rPr>
+            <w:rStyle w:val="Hyperlink"/>
+            <w:rFonts w:ascii="Times New Roman" w:hAnsi="Times New Roman" w:cs="Times New Roman"/>
+            <w:sz w:val="28"/>
+            <w:szCs w:val="28"/>
+            <w:lang w:val="uk-UA"/>
+          </w:rPr>
+          <w:t>H</w:t>
+        </w:r>
+        <w:r>
+          <w:rPr>
+            <w:rStyle w:val="Hyperlink"/>
+            <w:rFonts w:ascii="Times New Roman" w:hAnsi="Times New Roman" w:cs="Times New Roman"/>
+            <w:sz w:val="28"/>
+            <w:szCs w:val="28"/>
+            <w:lang w:val="uk-UA"/>
+          </w:rPr>
+          <w:t>ub</w:t>
+        </w:r>
+      </w:hyperlink>
+      <w:r>
+        <w:rPr>
+          <w:rFonts w:ascii="Times New Roman" w:hAnsi="Times New Roman" w:cs="Times New Roman"/>
+          <w:sz w:val="28"/>
+          <w:szCs w:val="28"/>
+          <w:lang w:val="uk-UA"/>
+        </w:rPr>
+        <w:t>.</w:t>
+      </w:r>
+    </w:p>
+    <w:p>
+      <w:pPr>
+        <w:spacing w:after="0" w:line="264" w:lineRule="auto"/>
+        <w:ind w:firstLine="720"/>
+        <w:jc w:val="both"/>
+        <w:rPr>
+          <w:rFonts w:ascii="Times New Roman" w:hAnsi="Times New Roman" w:cs="Times New Roman"/>
+          <w:sz w:val="28"/>
+          <w:szCs w:val="28"/>
+          <w:lang w:val="ru-UA"/>
+        </w:rPr>
+      </w:pPr>
     </w:p>
     <w:sectPr>
       <w:pgSz w:w="11906" w:h="16838"/>
-      <w:pgMar w:top="454" w:right="567" w:bottom="454" w:left="851" w:header="708" w:footer="708" w:gutter="0"/>
+      <w:pgMar w:top="1440" w:right="1440" w:bottom="1440" w:left="1440" w:header="708" w:footer="708" w:gutter="0"/>
       <w:cols w:space="708"/>
       <w:docGrid w:linePitch="360"/>
     </w:sectPr>
@@ -1921,6 +9738,119 @@
     </w:lvl>
   </w:abstractNum>
   <w:abstractNum w:abstractNumId="5" w15:restartNumberingAfterBreak="0">
+    <w:nsid w:val="107F158F"/>
+    <w:multiLevelType w:val="hybridMultilevel"/>
+    <w:tmpl w:val="A922F00C"/>
+    <w:lvl w:ilvl="0" w:tplc="04090001">
+      <w:start w:val="1"/>
+      <w:numFmt w:val="bullet"/>
+      <w:lvlText w:val=""/>
+      <w:lvlJc w:val="left"/>
+      <w:pPr>
+        <w:ind w:left="1440" w:hanging="360"/>
+      </w:pPr>
+      <w:rPr>
+        <w:rFonts w:ascii="Symbol" w:hAnsi="Symbol" w:hint="default"/>
+      </w:rPr>
+    </w:lvl>
+    <w:lvl w:ilvl="1" w:tplc="04090003" w:tentative="1">
+      <w:start w:val="1"/>
+      <w:numFmt w:val="bullet"/>
+      <w:lvlText w:val="o"/>
+      <w:lvlJc w:val="left"/>
+      <w:pPr>
+        <w:ind w:left="2160" w:hanging="360"/>
+      </w:pPr>
+      <w:rPr>
+        <w:rFonts w:ascii="Courier New" w:hAnsi="Courier New" w:cs="Courier New" w:hint="default"/>
+      </w:rPr>
+    </w:lvl>
+    <w:lvl w:ilvl="2" w:tplc="04090005" w:tentative="1">
+      <w:start w:val="1"/>
+      <w:numFmt w:val="bullet"/>
+      <w:lvlText w:val=""/>
+      <w:lvlJc w:val="left"/>
+      <w:pPr>
+        <w:ind w:left="2880" w:hanging="360"/>
+      </w:pPr>
+      <w:rPr>
+        <w:rFonts w:ascii="Wingdings" w:hAnsi="Wingdings" w:hint="default"/>
+      </w:rPr>
+    </w:lvl>
+    <w:lvl w:ilvl="3" w:tplc="04090001" w:tentative="1">
+      <w:start w:val="1"/>
+      <w:numFmt w:val="bullet"/>
+      <w:lvlText w:val=""/>
+      <w:lvlJc w:val="left"/>
+      <w:pPr>
+        <w:ind w:left="3600" w:hanging="360"/>
+      </w:pPr>
+      <w:rPr>
+        <w:rFonts w:ascii="Symbol" w:hAnsi="Symbol" w:hint="default"/>
+      </w:rPr>
+    </w:lvl>
+    <w:lvl w:ilvl="4" w:tplc="04090003" w:tentative="1">
+      <w:start w:val="1"/>
+      <w:numFmt w:val="bullet"/>
+      <w:lvlText w:val="o"/>
+      <w:lvlJc w:val="left"/>
+      <w:pPr>
+        <w:ind w:left="4320" w:hanging="360"/>
+      </w:pPr>
+      <w:rPr>
+        <w:rFonts w:ascii="Courier New" w:hAnsi="Courier New" w:cs="Courier New" w:hint="default"/>
+      </w:rPr>
+    </w:lvl>
+    <w:lvl w:ilvl="5" w:tplc="04090005" w:tentative="1">
+      <w:start w:val="1"/>
+      <w:numFmt w:val="bullet"/>
+      <w:lvlText w:val=""/>
+      <w:lvlJc w:val="left"/>
+      <w:pPr>
+        <w:ind w:left="5040" w:hanging="360"/>
+      </w:pPr>
+      <w:rPr>
+        <w:rFonts w:ascii="Wingdings" w:hAnsi="Wingdings" w:hint="default"/>
+      </w:rPr>
+    </w:lvl>
+    <w:lvl w:ilvl="6" w:tplc="04090001" w:tentative="1">
+      <w:start w:val="1"/>
+      <w:numFmt w:val="bullet"/>
+      <w:lvlText w:val=""/>
+      <w:lvlJc w:val="left"/>
+      <w:pPr>
+        <w:ind w:left="5760" w:hanging="360"/>
+      </w:pPr>
+      <w:rPr>
+        <w:rFonts w:ascii="Symbol" w:hAnsi="Symbol" w:hint="default"/>
+      </w:rPr>
+    </w:lvl>
+    <w:lvl w:ilvl="7" w:tplc="04090003" w:tentative="1">
+      <w:start w:val="1"/>
+      <w:numFmt w:val="bullet"/>
+      <w:lvlText w:val="o"/>
+      <w:lvlJc w:val="left"/>
+      <w:pPr>
+        <w:ind w:left="6480" w:hanging="360"/>
+      </w:pPr>
+      <w:rPr>
+        <w:rFonts w:ascii="Courier New" w:hAnsi="Courier New" w:cs="Courier New" w:hint="default"/>
+      </w:rPr>
+    </w:lvl>
+    <w:lvl w:ilvl="8" w:tplc="04090005" w:tentative="1">
+      <w:start w:val="1"/>
+      <w:numFmt w:val="bullet"/>
+      <w:lvlText w:val=""/>
+      <w:lvlJc w:val="left"/>
+      <w:pPr>
+        <w:ind w:left="7200" w:hanging="360"/>
+      </w:pPr>
+      <w:rPr>
+        <w:rFonts w:ascii="Wingdings" w:hAnsi="Wingdings" w:hint="default"/>
+      </w:rPr>
+    </w:lvl>
+  </w:abstractNum>
+  <w:abstractNum w:abstractNumId="6" w15:restartNumberingAfterBreak="0">
     <w:nsid w:val="1123239D"/>
     <w:multiLevelType w:val="hybridMultilevel"/>
     <w:tmpl w:val="CBD644FC"/>
@@ -2009,7 +9939,7 @@
       </w:pPr>
     </w:lvl>
   </w:abstractNum>
-  <w:abstractNum w:abstractNumId="6" w15:restartNumberingAfterBreak="0">
+  <w:abstractNum w:abstractNumId="7" w15:restartNumberingAfterBreak="0">
     <w:nsid w:val="116C11D4"/>
     <w:multiLevelType w:val="hybridMultilevel"/>
     <w:tmpl w:val="34DC3842"/>
@@ -2095,7 +10025,7 @@
       </w:pPr>
     </w:lvl>
   </w:abstractNum>
-  <w:abstractNum w:abstractNumId="7" w15:restartNumberingAfterBreak="0">
+  <w:abstractNum w:abstractNumId="8" w15:restartNumberingAfterBreak="0">
     <w:nsid w:val="18187743"/>
     <w:multiLevelType w:val="hybridMultilevel"/>
     <w:tmpl w:val="1608A5AC"/>
@@ -2184,7 +10114,7 @@
       </w:pPr>
     </w:lvl>
   </w:abstractNum>
-  <w:abstractNum w:abstractNumId="8" w15:restartNumberingAfterBreak="0">
+  <w:abstractNum w:abstractNumId="9" w15:restartNumberingAfterBreak="0">
     <w:nsid w:val="182204D1"/>
     <w:multiLevelType w:val="hybridMultilevel"/>
     <w:tmpl w:val="215C10A8"/>
@@ -2273,7 +10203,7 @@
       </w:pPr>
     </w:lvl>
   </w:abstractNum>
-  <w:abstractNum w:abstractNumId="9" w15:restartNumberingAfterBreak="0">
+  <w:abstractNum w:abstractNumId="10" w15:restartNumberingAfterBreak="0">
     <w:nsid w:val="1A9E5134"/>
     <w:multiLevelType w:val="hybridMultilevel"/>
     <w:tmpl w:val="04EC3176"/>
@@ -2362,7 +10292,7 @@
       </w:pPr>
     </w:lvl>
   </w:abstractNum>
-  <w:abstractNum w:abstractNumId="10" w15:restartNumberingAfterBreak="0">
+  <w:abstractNum w:abstractNumId="11" w15:restartNumberingAfterBreak="0">
     <w:nsid w:val="1E957468"/>
     <w:multiLevelType w:val="hybridMultilevel"/>
     <w:tmpl w:val="F7A89156"/>
@@ -2451,7 +10381,7 @@
       </w:pPr>
     </w:lvl>
   </w:abstractNum>
-  <w:abstractNum w:abstractNumId="11" w15:restartNumberingAfterBreak="0">
+  <w:abstractNum w:abstractNumId="12" w15:restartNumberingAfterBreak="0">
     <w:nsid w:val="20A513B9"/>
     <w:multiLevelType w:val="hybridMultilevel"/>
     <w:tmpl w:val="86947926"/>
@@ -2564,7 +10494,7 @@
       </w:rPr>
     </w:lvl>
   </w:abstractNum>
-  <w:abstractNum w:abstractNumId="12" w15:restartNumberingAfterBreak="0">
+  <w:abstractNum w:abstractNumId="13" w15:restartNumberingAfterBreak="0">
     <w:nsid w:val="2B272D41"/>
     <w:multiLevelType w:val="hybridMultilevel"/>
     <w:tmpl w:val="7248BB22"/>
@@ -2653,7 +10583,7 @@
       </w:pPr>
     </w:lvl>
   </w:abstractNum>
-  <w:abstractNum w:abstractNumId="13" w15:restartNumberingAfterBreak="0">
+  <w:abstractNum w:abstractNumId="14" w15:restartNumberingAfterBreak="0">
     <w:nsid w:val="30002035"/>
     <w:multiLevelType w:val="hybridMultilevel"/>
     <w:tmpl w:val="85CA17BA"/>
@@ -2739,7 +10669,7 @@
       </w:pPr>
     </w:lvl>
   </w:abstractNum>
-  <w:abstractNum w:abstractNumId="14" w15:restartNumberingAfterBreak="0">
+  <w:abstractNum w:abstractNumId="15" w15:restartNumberingAfterBreak="0">
     <w:nsid w:val="312A4C59"/>
     <w:multiLevelType w:val="hybridMultilevel"/>
     <w:tmpl w:val="10F6F740"/>
@@ -2828,7 +10758,206 @@
       </w:pPr>
     </w:lvl>
   </w:abstractNum>
-  <w:abstractNum w:abstractNumId="15" w15:restartNumberingAfterBreak="0">
+  <w:abstractNum w:abstractNumId="16" w15:restartNumberingAfterBreak="0">
+    <w:nsid w:val="37B557CC"/>
+    <w:multiLevelType w:val="hybridMultilevel"/>
+    <w:tmpl w:val="CC3CBB96"/>
+    <w:lvl w:ilvl="0" w:tplc="0409000F">
+      <w:start w:val="1"/>
+      <w:numFmt w:val="decimal"/>
+      <w:lvlText w:val="%1."/>
+      <w:lvlJc w:val="left"/>
+      <w:pPr>
+        <w:ind w:left="720" w:hanging="360"/>
+      </w:pPr>
+    </w:lvl>
+    <w:lvl w:ilvl="1" w:tplc="04090019" w:tentative="1">
+      <w:start w:val="1"/>
+      <w:numFmt w:val="lowerLetter"/>
+      <w:lvlText w:val="%2."/>
+      <w:lvlJc w:val="left"/>
+      <w:pPr>
+        <w:ind w:left="1440" w:hanging="360"/>
+      </w:pPr>
+    </w:lvl>
+    <w:lvl w:ilvl="2" w:tplc="0409001B" w:tentative="1">
+      <w:start w:val="1"/>
+      <w:numFmt w:val="lowerRoman"/>
+      <w:lvlText w:val="%3."/>
+      <w:lvlJc w:val="right"/>
+      <w:pPr>
+        <w:ind w:left="2160" w:hanging="180"/>
+      </w:pPr>
+    </w:lvl>
+    <w:lvl w:ilvl="3" w:tplc="0409000F" w:tentative="1">
+      <w:start w:val="1"/>
+      <w:numFmt w:val="decimal"/>
+      <w:lvlText w:val="%4."/>
+      <w:lvlJc w:val="left"/>
+      <w:pPr>
+        <w:ind w:left="2880" w:hanging="360"/>
+      </w:pPr>
+    </w:lvl>
+    <w:lvl w:ilvl="4" w:tplc="04090019" w:tentative="1">
+      <w:start w:val="1"/>
+      <w:numFmt w:val="lowerLetter"/>
+      <w:lvlText w:val="%5."/>
+      <w:lvlJc w:val="left"/>
+      <w:pPr>
+        <w:ind w:left="3600" w:hanging="360"/>
+      </w:pPr>
+    </w:lvl>
+    <w:lvl w:ilvl="5" w:tplc="0409001B" w:tentative="1">
+      <w:start w:val="1"/>
+      <w:numFmt w:val="lowerRoman"/>
+      <w:lvlText w:val="%6."/>
+      <w:lvlJc w:val="right"/>
+      <w:pPr>
+        <w:ind w:left="4320" w:hanging="180"/>
+      </w:pPr>
+    </w:lvl>
+    <w:lvl w:ilvl="6" w:tplc="0409000F" w:tentative="1">
+      <w:start w:val="1"/>
+      <w:numFmt w:val="decimal"/>
+      <w:lvlText w:val="%7."/>
+      <w:lvlJc w:val="left"/>
+      <w:pPr>
+        <w:ind w:left="5040" w:hanging="360"/>
+      </w:pPr>
+    </w:lvl>
+    <w:lvl w:ilvl="7" w:tplc="04090019" w:tentative="1">
+      <w:start w:val="1"/>
+      <w:numFmt w:val="lowerLetter"/>
+      <w:lvlText w:val="%8."/>
+      <w:lvlJc w:val="left"/>
+      <w:pPr>
+        <w:ind w:left="5760" w:hanging="360"/>
+      </w:pPr>
+    </w:lvl>
+    <w:lvl w:ilvl="8" w:tplc="0409001B" w:tentative="1">
+      <w:start w:val="1"/>
+      <w:numFmt w:val="lowerRoman"/>
+      <w:lvlText w:val="%9."/>
+      <w:lvlJc w:val="right"/>
+      <w:pPr>
+        <w:ind w:left="6480" w:hanging="180"/>
+      </w:pPr>
+    </w:lvl>
+  </w:abstractNum>
+  <w:abstractNum w:abstractNumId="17" w15:restartNumberingAfterBreak="0">
+    <w:nsid w:val="3C374A22"/>
+    <w:multiLevelType w:val="hybridMultilevel"/>
+    <w:tmpl w:val="937685E2"/>
+    <w:lvl w:ilvl="0" w:tplc="04090001">
+      <w:start w:val="1"/>
+      <w:numFmt w:val="bullet"/>
+      <w:lvlText w:val=""/>
+      <w:lvlJc w:val="left"/>
+      <w:pPr>
+        <w:ind w:left="1440" w:hanging="360"/>
+      </w:pPr>
+      <w:rPr>
+        <w:rFonts w:ascii="Symbol" w:hAnsi="Symbol" w:hint="default"/>
+      </w:rPr>
+    </w:lvl>
+    <w:lvl w:ilvl="1" w:tplc="04090003" w:tentative="1">
+      <w:start w:val="1"/>
+      <w:numFmt w:val="bullet"/>
+      <w:lvlText w:val="o"/>
+      <w:lvlJc w:val="left"/>
+      <w:pPr>
+        <w:ind w:left="2160" w:hanging="360"/>
+      </w:pPr>
+      <w:rPr>
+        <w:rFonts w:ascii="Courier New" w:hAnsi="Courier New" w:cs="Courier New" w:hint="default"/>
+      </w:rPr>
+    </w:lvl>
+    <w:lvl w:ilvl="2" w:tplc="04090005" w:tentative="1">
+      <w:start w:val="1"/>
+      <w:numFmt w:val="bullet"/>
+      <w:lvlText w:val=""/>
+      <w:lvlJc w:val="left"/>
+      <w:pPr>
+        <w:ind w:left="2880" w:hanging="360"/>
+      </w:pPr>
+      <w:rPr>
+        <w:rFonts w:ascii="Wingdings" w:hAnsi="Wingdings" w:hint="default"/>
+      </w:rPr>
+    </w:lvl>
+    <w:lvl w:ilvl="3" w:tplc="04090001" w:tentative="1">
+      <w:start w:val="1"/>
+      <w:numFmt w:val="bullet"/>
+      <w:lvlText w:val=""/>
+      <w:lvlJc w:val="left"/>
+      <w:pPr>
+        <w:ind w:left="3600" w:hanging="360"/>
+      </w:pPr>
+      <w:rPr>
+        <w:rFonts w:ascii="Symbol" w:hAnsi="Symbol" w:hint="default"/>
+      </w:rPr>
+    </w:lvl>
+    <w:lvl w:ilvl="4" w:tplc="04090003" w:tentative="1">
+      <w:start w:val="1"/>
+      <w:numFmt w:val="bullet"/>
+      <w:lvlText w:val="o"/>
+      <w:lvlJc w:val="left"/>
+      <w:pPr>
+        <w:ind w:left="4320" w:hanging="360"/>
+      </w:pPr>
+      <w:rPr>
+        <w:rFonts w:ascii="Courier New" w:hAnsi="Courier New" w:cs="Courier New" w:hint="default"/>
+      </w:rPr>
+    </w:lvl>
+    <w:lvl w:ilvl="5" w:tplc="04090005" w:tentative="1">
+      <w:start w:val="1"/>
+      <w:numFmt w:val="bullet"/>
+      <w:lvlText w:val=""/>
+      <w:lvlJc w:val="left"/>
+      <w:pPr>
+        <w:ind w:left="5040" w:hanging="360"/>
+      </w:pPr>
+      <w:rPr>
+        <w:rFonts w:ascii="Wingdings" w:hAnsi="Wingdings" w:hint="default"/>
+      </w:rPr>
+    </w:lvl>
+    <w:lvl w:ilvl="6" w:tplc="04090001" w:tentative="1">
+      <w:start w:val="1"/>
+      <w:numFmt w:val="bullet"/>
+      <w:lvlText w:val=""/>
+      <w:lvlJc w:val="left"/>
+      <w:pPr>
+        <w:ind w:left="5760" w:hanging="360"/>
+      </w:pPr>
+      <w:rPr>
+        <w:rFonts w:ascii="Symbol" w:hAnsi="Symbol" w:hint="default"/>
+      </w:rPr>
+    </w:lvl>
+    <w:lvl w:ilvl="7" w:tplc="04090003" w:tentative="1">
+      <w:start w:val="1"/>
+      <w:numFmt w:val="bullet"/>
+      <w:lvlText w:val="o"/>
+      <w:lvlJc w:val="left"/>
+      <w:pPr>
+        <w:ind w:left="6480" w:hanging="360"/>
+      </w:pPr>
+      <w:rPr>
+        <w:rFonts w:ascii="Courier New" w:hAnsi="Courier New" w:cs="Courier New" w:hint="default"/>
+      </w:rPr>
+    </w:lvl>
+    <w:lvl w:ilvl="8" w:tplc="04090005" w:tentative="1">
+      <w:start w:val="1"/>
+      <w:numFmt w:val="bullet"/>
+      <w:lvlText w:val=""/>
+      <w:lvlJc w:val="left"/>
+      <w:pPr>
+        <w:ind w:left="7200" w:hanging="360"/>
+      </w:pPr>
+      <w:rPr>
+        <w:rFonts w:ascii="Wingdings" w:hAnsi="Wingdings" w:hint="default"/>
+      </w:rPr>
+    </w:lvl>
+  </w:abstractNum>
+  <w:abstractNum w:abstractNumId="18" w15:restartNumberingAfterBreak="0">
     <w:nsid w:val="3D1A5C01"/>
     <w:multiLevelType w:val="hybridMultilevel"/>
     <w:tmpl w:val="C9E6F2AE"/>
@@ -2917,7 +11046,7 @@
       </w:pPr>
     </w:lvl>
   </w:abstractNum>
-  <w:abstractNum w:abstractNumId="16" w15:restartNumberingAfterBreak="0">
+  <w:abstractNum w:abstractNumId="19" w15:restartNumberingAfterBreak="0">
     <w:nsid w:val="424B06EF"/>
     <w:multiLevelType w:val="hybridMultilevel"/>
     <w:tmpl w:val="63427B1C"/>
@@ -3030,7 +11159,233 @@
       </w:rPr>
     </w:lvl>
   </w:abstractNum>
-  <w:abstractNum w:abstractNumId="17" w15:restartNumberingAfterBreak="0">
+  <w:abstractNum w:abstractNumId="20" w15:restartNumberingAfterBreak="0">
+    <w:nsid w:val="46185C23"/>
+    <w:multiLevelType w:val="hybridMultilevel"/>
+    <w:tmpl w:val="CABE83B8"/>
+    <w:lvl w:ilvl="0" w:tplc="04090001">
+      <w:start w:val="1"/>
+      <w:numFmt w:val="bullet"/>
+      <w:lvlText w:val=""/>
+      <w:lvlJc w:val="left"/>
+      <w:pPr>
+        <w:ind w:left="1440" w:hanging="360"/>
+      </w:pPr>
+      <w:rPr>
+        <w:rFonts w:ascii="Symbol" w:hAnsi="Symbol" w:hint="default"/>
+      </w:rPr>
+    </w:lvl>
+    <w:lvl w:ilvl="1" w:tplc="04090003" w:tentative="1">
+      <w:start w:val="1"/>
+      <w:numFmt w:val="bullet"/>
+      <w:lvlText w:val="o"/>
+      <w:lvlJc w:val="left"/>
+      <w:pPr>
+        <w:ind w:left="2160" w:hanging="360"/>
+      </w:pPr>
+      <w:rPr>
+        <w:rFonts w:ascii="Courier New" w:hAnsi="Courier New" w:cs="Courier New" w:hint="default"/>
+      </w:rPr>
+    </w:lvl>
+    <w:lvl w:ilvl="2" w:tplc="04090005" w:tentative="1">
+      <w:start w:val="1"/>
+      <w:numFmt w:val="bullet"/>
+      <w:lvlText w:val=""/>
+      <w:lvlJc w:val="left"/>
+      <w:pPr>
+        <w:ind w:left="2880" w:hanging="360"/>
+      </w:pPr>
+      <w:rPr>
+        <w:rFonts w:ascii="Wingdings" w:hAnsi="Wingdings" w:hint="default"/>
+      </w:rPr>
+    </w:lvl>
+    <w:lvl w:ilvl="3" w:tplc="04090001" w:tentative="1">
+      <w:start w:val="1"/>
+      <w:numFmt w:val="bullet"/>
+      <w:lvlText w:val=""/>
+      <w:lvlJc w:val="left"/>
+      <w:pPr>
+        <w:ind w:left="3600" w:hanging="360"/>
+      </w:pPr>
+      <w:rPr>
+        <w:rFonts w:ascii="Symbol" w:hAnsi="Symbol" w:hint="default"/>
+      </w:rPr>
+    </w:lvl>
+    <w:lvl w:ilvl="4" w:tplc="04090003" w:tentative="1">
+      <w:start w:val="1"/>
+      <w:numFmt w:val="bullet"/>
+      <w:lvlText w:val="o"/>
+      <w:lvlJc w:val="left"/>
+      <w:pPr>
+        <w:ind w:left="4320" w:hanging="360"/>
+      </w:pPr>
+      <w:rPr>
+        <w:rFonts w:ascii="Courier New" w:hAnsi="Courier New" w:cs="Courier New" w:hint="default"/>
+      </w:rPr>
+    </w:lvl>
+    <w:lvl w:ilvl="5" w:tplc="04090005" w:tentative="1">
+      <w:start w:val="1"/>
+      <w:numFmt w:val="bullet"/>
+      <w:lvlText w:val=""/>
+      <w:lvlJc w:val="left"/>
+      <w:pPr>
+        <w:ind w:left="5040" w:hanging="360"/>
+      </w:pPr>
+      <w:rPr>
+        <w:rFonts w:ascii="Wingdings" w:hAnsi="Wingdings" w:hint="default"/>
+      </w:rPr>
+    </w:lvl>
+    <w:lvl w:ilvl="6" w:tplc="04090001" w:tentative="1">
+      <w:start w:val="1"/>
+      <w:numFmt w:val="bullet"/>
+      <w:lvlText w:val=""/>
+      <w:lvlJc w:val="left"/>
+      <w:pPr>
+        <w:ind w:left="5760" w:hanging="360"/>
+      </w:pPr>
+      <w:rPr>
+        <w:rFonts w:ascii="Symbol" w:hAnsi="Symbol" w:hint="default"/>
+      </w:rPr>
+    </w:lvl>
+    <w:lvl w:ilvl="7" w:tplc="04090003" w:tentative="1">
+      <w:start w:val="1"/>
+      <w:numFmt w:val="bullet"/>
+      <w:lvlText w:val="o"/>
+      <w:lvlJc w:val="left"/>
+      <w:pPr>
+        <w:ind w:left="6480" w:hanging="360"/>
+      </w:pPr>
+      <w:rPr>
+        <w:rFonts w:ascii="Courier New" w:hAnsi="Courier New" w:cs="Courier New" w:hint="default"/>
+      </w:rPr>
+    </w:lvl>
+    <w:lvl w:ilvl="8" w:tplc="04090005" w:tentative="1">
+      <w:start w:val="1"/>
+      <w:numFmt w:val="bullet"/>
+      <w:lvlText w:val=""/>
+      <w:lvlJc w:val="left"/>
+      <w:pPr>
+        <w:ind w:left="7200" w:hanging="360"/>
+      </w:pPr>
+      <w:rPr>
+        <w:rFonts w:ascii="Wingdings" w:hAnsi="Wingdings" w:hint="default"/>
+      </w:rPr>
+    </w:lvl>
+  </w:abstractNum>
+  <w:abstractNum w:abstractNumId="21" w15:restartNumberingAfterBreak="0">
+    <w:nsid w:val="48540DB5"/>
+    <w:multiLevelType w:val="hybridMultilevel"/>
+    <w:tmpl w:val="FDA2DB78"/>
+    <w:lvl w:ilvl="0" w:tplc="04090001">
+      <w:start w:val="1"/>
+      <w:numFmt w:val="bullet"/>
+      <w:lvlText w:val=""/>
+      <w:lvlJc w:val="left"/>
+      <w:pPr>
+        <w:ind w:left="1440" w:hanging="360"/>
+      </w:pPr>
+      <w:rPr>
+        <w:rFonts w:ascii="Symbol" w:hAnsi="Symbol" w:hint="default"/>
+      </w:rPr>
+    </w:lvl>
+    <w:lvl w:ilvl="1" w:tplc="04090003" w:tentative="1">
+      <w:start w:val="1"/>
+      <w:numFmt w:val="bullet"/>
+      <w:lvlText w:val="o"/>
+      <w:lvlJc w:val="left"/>
+      <w:pPr>
+        <w:ind w:left="2160" w:hanging="360"/>
+      </w:pPr>
+      <w:rPr>
+        <w:rFonts w:ascii="Courier New" w:hAnsi="Courier New" w:cs="Courier New" w:hint="default"/>
+      </w:rPr>
+    </w:lvl>
+    <w:lvl w:ilvl="2" w:tplc="04090005" w:tentative="1">
+      <w:start w:val="1"/>
+      <w:numFmt w:val="bullet"/>
+      <w:lvlText w:val=""/>
+      <w:lvlJc w:val="left"/>
+      <w:pPr>
+        <w:ind w:left="2880" w:hanging="360"/>
+      </w:pPr>
+      <w:rPr>
+        <w:rFonts w:ascii="Wingdings" w:hAnsi="Wingdings" w:hint="default"/>
+      </w:rPr>
+    </w:lvl>
+    <w:lvl w:ilvl="3" w:tplc="04090001" w:tentative="1">
+      <w:start w:val="1"/>
+      <w:numFmt w:val="bullet"/>
+      <w:lvlText w:val=""/>
+      <w:lvlJc w:val="left"/>
+      <w:pPr>
+        <w:ind w:left="3600" w:hanging="360"/>
+      </w:pPr>
+      <w:rPr>
+        <w:rFonts w:ascii="Symbol" w:hAnsi="Symbol" w:hint="default"/>
+      </w:rPr>
+    </w:lvl>
+    <w:lvl w:ilvl="4" w:tplc="04090003" w:tentative="1">
+      <w:start w:val="1"/>
+      <w:numFmt w:val="bullet"/>
+      <w:lvlText w:val="o"/>
+      <w:lvlJc w:val="left"/>
+      <w:pPr>
+        <w:ind w:left="4320" w:hanging="360"/>
+      </w:pPr>
+      <w:rPr>
+        <w:rFonts w:ascii="Courier New" w:hAnsi="Courier New" w:cs="Courier New" w:hint="default"/>
+      </w:rPr>
+    </w:lvl>
+    <w:lvl w:ilvl="5" w:tplc="04090005" w:tentative="1">
+      <w:start w:val="1"/>
+      <w:numFmt w:val="bullet"/>
+      <w:lvlText w:val=""/>
+      <w:lvlJc w:val="left"/>
+      <w:pPr>
+        <w:ind w:left="5040" w:hanging="360"/>
+      </w:pPr>
+      <w:rPr>
+        <w:rFonts w:ascii="Wingdings" w:hAnsi="Wingdings" w:hint="default"/>
+      </w:rPr>
+    </w:lvl>
+    <w:lvl w:ilvl="6" w:tplc="04090001" w:tentative="1">
+      <w:start w:val="1"/>
+      <w:numFmt w:val="bullet"/>
+      <w:lvlText w:val=""/>
+      <w:lvlJc w:val="left"/>
+      <w:pPr>
+        <w:ind w:left="5760" w:hanging="360"/>
+      </w:pPr>
+      <w:rPr>
+        <w:rFonts w:ascii="Symbol" w:hAnsi="Symbol" w:hint="default"/>
+      </w:rPr>
+    </w:lvl>
+    <w:lvl w:ilvl="7" w:tplc="04090003" w:tentative="1">
+      <w:start w:val="1"/>
+      <w:numFmt w:val="bullet"/>
+      <w:lvlText w:val="o"/>
+      <w:lvlJc w:val="left"/>
+      <w:pPr>
+        <w:ind w:left="6480" w:hanging="360"/>
+      </w:pPr>
+      <w:rPr>
+        <w:rFonts w:ascii="Courier New" w:hAnsi="Courier New" w:cs="Courier New" w:hint="default"/>
+      </w:rPr>
+    </w:lvl>
+    <w:lvl w:ilvl="8" w:tplc="04090005" w:tentative="1">
+      <w:start w:val="1"/>
+      <w:numFmt w:val="bullet"/>
+      <w:lvlText w:val=""/>
+      <w:lvlJc w:val="left"/>
+      <w:pPr>
+        <w:ind w:left="7200" w:hanging="360"/>
+      </w:pPr>
+      <w:rPr>
+        <w:rFonts w:ascii="Wingdings" w:hAnsi="Wingdings" w:hint="default"/>
+      </w:rPr>
+    </w:lvl>
+  </w:abstractNum>
+  <w:abstractNum w:abstractNumId="22" w15:restartNumberingAfterBreak="0">
     <w:nsid w:val="4C663741"/>
     <w:multiLevelType w:val="hybridMultilevel"/>
     <w:tmpl w:val="F07C471E"/>
@@ -3143,7 +11498,7 @@
       </w:rPr>
     </w:lvl>
   </w:abstractNum>
-  <w:abstractNum w:abstractNumId="18" w15:restartNumberingAfterBreak="0">
+  <w:abstractNum w:abstractNumId="23" w15:restartNumberingAfterBreak="0">
     <w:nsid w:val="4D97570A"/>
     <w:multiLevelType w:val="hybridMultilevel"/>
     <w:tmpl w:val="D862B6F2"/>
@@ -3256,7 +11611,120 @@
       </w:rPr>
     </w:lvl>
   </w:abstractNum>
-  <w:abstractNum w:abstractNumId="19" w15:restartNumberingAfterBreak="0">
+  <w:abstractNum w:abstractNumId="24" w15:restartNumberingAfterBreak="0">
+    <w:nsid w:val="4ECF2918"/>
+    <w:multiLevelType w:val="hybridMultilevel"/>
+    <w:tmpl w:val="69C66A34"/>
+    <w:lvl w:ilvl="0" w:tplc="04090001">
+      <w:start w:val="1"/>
+      <w:numFmt w:val="bullet"/>
+      <w:lvlText w:val=""/>
+      <w:lvlJc w:val="left"/>
+      <w:pPr>
+        <w:ind w:left="720" w:hanging="360"/>
+      </w:pPr>
+      <w:rPr>
+        <w:rFonts w:ascii="Symbol" w:hAnsi="Symbol" w:hint="default"/>
+      </w:rPr>
+    </w:lvl>
+    <w:lvl w:ilvl="1" w:tplc="04090003" w:tentative="1">
+      <w:start w:val="1"/>
+      <w:numFmt w:val="bullet"/>
+      <w:lvlText w:val="o"/>
+      <w:lvlJc w:val="left"/>
+      <w:pPr>
+        <w:ind w:left="1440" w:hanging="360"/>
+      </w:pPr>
+      <w:rPr>
+        <w:rFonts w:ascii="Courier New" w:hAnsi="Courier New" w:cs="Courier New" w:hint="default"/>
+      </w:rPr>
+    </w:lvl>
+    <w:lvl w:ilvl="2" w:tplc="04090005" w:tentative="1">
+      <w:start w:val="1"/>
+      <w:numFmt w:val="bullet"/>
+      <w:lvlText w:val=""/>
+      <w:lvlJc w:val="left"/>
+      <w:pPr>
+        <w:ind w:left="2160" w:hanging="360"/>
+      </w:pPr>
+      <w:rPr>
+        <w:rFonts w:ascii="Wingdings" w:hAnsi="Wingdings" w:hint="default"/>
+      </w:rPr>
+    </w:lvl>
+    <w:lvl w:ilvl="3" w:tplc="04090001" w:tentative="1">
+      <w:start w:val="1"/>
+      <w:numFmt w:val="bullet"/>
+      <w:lvlText w:val=""/>
+      <w:lvlJc w:val="left"/>
+      <w:pPr>
+        <w:ind w:left="2880" w:hanging="360"/>
+      </w:pPr>
+      <w:rPr>
+        <w:rFonts w:ascii="Symbol" w:hAnsi="Symbol" w:hint="default"/>
+      </w:rPr>
+    </w:lvl>
+    <w:lvl w:ilvl="4" w:tplc="04090003" w:tentative="1">
+      <w:start w:val="1"/>
+      <w:numFmt w:val="bullet"/>
+      <w:lvlText w:val="o"/>
+      <w:lvlJc w:val="left"/>
+      <w:pPr>
+        <w:ind w:left="3600" w:hanging="360"/>
+      </w:pPr>
+      <w:rPr>
+        <w:rFonts w:ascii="Courier New" w:hAnsi="Courier New" w:cs="Courier New" w:hint="default"/>
+      </w:rPr>
+    </w:lvl>
+    <w:lvl w:ilvl="5" w:tplc="04090005" w:tentative="1">
+      <w:start w:val="1"/>
+      <w:numFmt w:val="bullet"/>
+      <w:lvlText w:val=""/>
+      <w:lvlJc w:val="left"/>
+      <w:pPr>
+        <w:ind w:left="4320" w:hanging="360"/>
+      </w:pPr>
+      <w:rPr>
+        <w:rFonts w:ascii="Wingdings" w:hAnsi="Wingdings" w:hint="default"/>
+      </w:rPr>
+    </w:lvl>
+    <w:lvl w:ilvl="6" w:tplc="04090001" w:tentative="1">
+      <w:start w:val="1"/>
+      <w:numFmt w:val="bullet"/>
+      <w:lvlText w:val=""/>
+      <w:lvlJc w:val="left"/>
+      <w:pPr>
+        <w:ind w:left="5040" w:hanging="360"/>
+      </w:pPr>
+      <w:rPr>
+        <w:rFonts w:ascii="Symbol" w:hAnsi="Symbol" w:hint="default"/>
+      </w:rPr>
+    </w:lvl>
+    <w:lvl w:ilvl="7" w:tplc="04090003" w:tentative="1">
+      <w:start w:val="1"/>
+      <w:numFmt w:val="bullet"/>
+      <w:lvlText w:val="o"/>
+      <w:lvlJc w:val="left"/>
+      <w:pPr>
+        <w:ind w:left="5760" w:hanging="360"/>
+      </w:pPr>
+      <w:rPr>
+        <w:rFonts w:ascii="Courier New" w:hAnsi="Courier New" w:cs="Courier New" w:hint="default"/>
+      </w:rPr>
+    </w:lvl>
+    <w:lvl w:ilvl="8" w:tplc="04090005" w:tentative="1">
+      <w:start w:val="1"/>
+      <w:numFmt w:val="bullet"/>
+      <w:lvlText w:val=""/>
+      <w:lvlJc w:val="left"/>
+      <w:pPr>
+        <w:ind w:left="6480" w:hanging="360"/>
+      </w:pPr>
+      <w:rPr>
+        <w:rFonts w:ascii="Wingdings" w:hAnsi="Wingdings" w:hint="default"/>
+      </w:rPr>
+    </w:lvl>
+  </w:abstractNum>
+  <w:abstractNum w:abstractNumId="25" w15:restartNumberingAfterBreak="0">
     <w:nsid w:val="500B0A0A"/>
     <w:multiLevelType w:val="hybridMultilevel"/>
     <w:tmpl w:val="6A385842"/>
@@ -3348,7 +11816,7 @@
       </w:pPr>
     </w:lvl>
   </w:abstractNum>
-  <w:abstractNum w:abstractNumId="20" w15:restartNumberingAfterBreak="0">
+  <w:abstractNum w:abstractNumId="26" w15:restartNumberingAfterBreak="0">
     <w:nsid w:val="54F33C7E"/>
     <w:multiLevelType w:val="hybridMultilevel"/>
     <w:tmpl w:val="D4126BC0"/>
@@ -3437,7 +11905,7 @@
       </w:pPr>
     </w:lvl>
   </w:abstractNum>
-  <w:abstractNum w:abstractNumId="21" w15:restartNumberingAfterBreak="0">
+  <w:abstractNum w:abstractNumId="27" w15:restartNumberingAfterBreak="0">
     <w:nsid w:val="5CB26A2F"/>
     <w:multiLevelType w:val="hybridMultilevel"/>
     <w:tmpl w:val="B776CA64"/>
@@ -3526,7 +11994,7 @@
       </w:pPr>
     </w:lvl>
   </w:abstractNum>
-  <w:abstractNum w:abstractNumId="22" w15:restartNumberingAfterBreak="0">
+  <w:abstractNum w:abstractNumId="28" w15:restartNumberingAfterBreak="0">
     <w:nsid w:val="5F3407F3"/>
     <w:multiLevelType w:val="hybridMultilevel"/>
     <w:tmpl w:val="5BE4CC54"/>
@@ -3612,7 +12080,7 @@
       </w:pPr>
     </w:lvl>
   </w:abstractNum>
-  <w:abstractNum w:abstractNumId="23" w15:restartNumberingAfterBreak="0">
+  <w:abstractNum w:abstractNumId="29" w15:restartNumberingAfterBreak="0">
     <w:nsid w:val="63CB2B1D"/>
     <w:multiLevelType w:val="hybridMultilevel"/>
     <w:tmpl w:val="651A083C"/>
@@ -3701,7 +12169,7 @@
       </w:pPr>
     </w:lvl>
   </w:abstractNum>
-  <w:abstractNum w:abstractNumId="24" w15:restartNumberingAfterBreak="0">
+  <w:abstractNum w:abstractNumId="30" w15:restartNumberingAfterBreak="0">
     <w:nsid w:val="6C2B7F00"/>
     <w:multiLevelType w:val="hybridMultilevel"/>
     <w:tmpl w:val="CA56BB72"/>
@@ -3790,7 +12258,7 @@
       </w:pPr>
     </w:lvl>
   </w:abstractNum>
-  <w:abstractNum w:abstractNumId="25" w15:restartNumberingAfterBreak="0">
+  <w:abstractNum w:abstractNumId="31" w15:restartNumberingAfterBreak="0">
     <w:nsid w:val="6D884972"/>
     <w:multiLevelType w:val="hybridMultilevel"/>
     <w:tmpl w:val="E70AFEE6"/>
@@ -3879,7 +12347,7 @@
       </w:pPr>
     </w:lvl>
   </w:abstractNum>
-  <w:abstractNum w:abstractNumId="26" w15:restartNumberingAfterBreak="0">
+  <w:abstractNum w:abstractNumId="32" w15:restartNumberingAfterBreak="0">
     <w:nsid w:val="6E644AEB"/>
     <w:multiLevelType w:val="hybridMultilevel"/>
     <w:tmpl w:val="9842B8FE"/>
@@ -3992,7 +12460,7 @@
       </w:rPr>
     </w:lvl>
   </w:abstractNum>
-  <w:abstractNum w:abstractNumId="27" w15:restartNumberingAfterBreak="0">
+  <w:abstractNum w:abstractNumId="33" w15:restartNumberingAfterBreak="0">
     <w:nsid w:val="705F4889"/>
     <w:multiLevelType w:val="hybridMultilevel"/>
     <w:tmpl w:val="C1661AA2"/>
@@ -4105,7 +12573,120 @@
       </w:rPr>
     </w:lvl>
   </w:abstractNum>
-  <w:abstractNum w:abstractNumId="28" w15:restartNumberingAfterBreak="0">
+  <w:abstractNum w:abstractNumId="34" w15:restartNumberingAfterBreak="0">
+    <w:nsid w:val="72561489"/>
+    <w:multiLevelType w:val="hybridMultilevel"/>
+    <w:tmpl w:val="EA8A429A"/>
+    <w:lvl w:ilvl="0" w:tplc="04090001">
+      <w:start w:val="1"/>
+      <w:numFmt w:val="bullet"/>
+      <w:lvlText w:val=""/>
+      <w:lvlJc w:val="left"/>
+      <w:pPr>
+        <w:ind w:left="1440" w:hanging="360"/>
+      </w:pPr>
+      <w:rPr>
+        <w:rFonts w:ascii="Symbol" w:hAnsi="Symbol" w:hint="default"/>
+      </w:rPr>
+    </w:lvl>
+    <w:lvl w:ilvl="1" w:tplc="04090003" w:tentative="1">
+      <w:start w:val="1"/>
+      <w:numFmt w:val="bullet"/>
+      <w:lvlText w:val="o"/>
+      <w:lvlJc w:val="left"/>
+      <w:pPr>
+        <w:ind w:left="2160" w:hanging="360"/>
+      </w:pPr>
+      <w:rPr>
+        <w:rFonts w:ascii="Courier New" w:hAnsi="Courier New" w:cs="Courier New" w:hint="default"/>
+      </w:rPr>
+    </w:lvl>
+    <w:lvl w:ilvl="2" w:tplc="04090005" w:tentative="1">
+      <w:start w:val="1"/>
+      <w:numFmt w:val="bullet"/>
+      <w:lvlText w:val=""/>
+      <w:lvlJc w:val="left"/>
+      <w:pPr>
+        <w:ind w:left="2880" w:hanging="360"/>
+      </w:pPr>
+      <w:rPr>
+        <w:rFonts w:ascii="Wingdings" w:hAnsi="Wingdings" w:hint="default"/>
+      </w:rPr>
+    </w:lvl>
+    <w:lvl w:ilvl="3" w:tplc="04090001" w:tentative="1">
+      <w:start w:val="1"/>
+      <w:numFmt w:val="bullet"/>
+      <w:lvlText w:val=""/>
+      <w:lvlJc w:val="left"/>
+      <w:pPr>
+        <w:ind w:left="3600" w:hanging="360"/>
+      </w:pPr>
+      <w:rPr>
+        <w:rFonts w:ascii="Symbol" w:hAnsi="Symbol" w:hint="default"/>
+      </w:rPr>
+    </w:lvl>
+    <w:lvl w:ilvl="4" w:tplc="04090003" w:tentative="1">
+      <w:start w:val="1"/>
+      <w:numFmt w:val="bullet"/>
+      <w:lvlText w:val="o"/>
+      <w:lvlJc w:val="left"/>
+      <w:pPr>
+        <w:ind w:left="4320" w:hanging="360"/>
+      </w:pPr>
+      <w:rPr>
+        <w:rFonts w:ascii="Courier New" w:hAnsi="Courier New" w:cs="Courier New" w:hint="default"/>
+      </w:rPr>
+    </w:lvl>
+    <w:lvl w:ilvl="5" w:tplc="04090005" w:tentative="1">
+      <w:start w:val="1"/>
+      <w:numFmt w:val="bullet"/>
+      <w:lvlText w:val=""/>
+      <w:lvlJc w:val="left"/>
+      <w:pPr>
+        <w:ind w:left="5040" w:hanging="360"/>
+      </w:pPr>
+      <w:rPr>
+        <w:rFonts w:ascii="Wingdings" w:hAnsi="Wingdings" w:hint="default"/>
+      </w:rPr>
+    </w:lvl>
+    <w:lvl w:ilvl="6" w:tplc="04090001" w:tentative="1">
+      <w:start w:val="1"/>
+      <w:numFmt w:val="bullet"/>
+      <w:lvlText w:val=""/>
+      <w:lvlJc w:val="left"/>
+      <w:pPr>
+        <w:ind w:left="5760" w:hanging="360"/>
+      </w:pPr>
+      <w:rPr>
+        <w:rFonts w:ascii="Symbol" w:hAnsi="Symbol" w:hint="default"/>
+      </w:rPr>
+    </w:lvl>
+    <w:lvl w:ilvl="7" w:tplc="04090003" w:tentative="1">
+      <w:start w:val="1"/>
+      <w:numFmt w:val="bullet"/>
+      <w:lvlText w:val="o"/>
+      <w:lvlJc w:val="left"/>
+      <w:pPr>
+        <w:ind w:left="6480" w:hanging="360"/>
+      </w:pPr>
+      <w:rPr>
+        <w:rFonts w:ascii="Courier New" w:hAnsi="Courier New" w:cs="Courier New" w:hint="default"/>
+      </w:rPr>
+    </w:lvl>
+    <w:lvl w:ilvl="8" w:tplc="04090005" w:tentative="1">
+      <w:start w:val="1"/>
+      <w:numFmt w:val="bullet"/>
+      <w:lvlText w:val=""/>
+      <w:lvlJc w:val="left"/>
+      <w:pPr>
+        <w:ind w:left="7200" w:hanging="360"/>
+      </w:pPr>
+      <w:rPr>
+        <w:rFonts w:ascii="Wingdings" w:hAnsi="Wingdings" w:hint="default"/>
+      </w:rPr>
+    </w:lvl>
+  </w:abstractNum>
+  <w:abstractNum w:abstractNumId="35" w15:restartNumberingAfterBreak="0">
     <w:nsid w:val="72847A4D"/>
     <w:multiLevelType w:val="hybridMultilevel"/>
     <w:tmpl w:val="791EEAAA"/>
@@ -4191,7 +12772,93 @@
       </w:pPr>
     </w:lvl>
   </w:abstractNum>
-  <w:abstractNum w:abstractNumId="29" w15:restartNumberingAfterBreak="0">
+  <w:abstractNum w:abstractNumId="36" w15:restartNumberingAfterBreak="0">
+    <w:nsid w:val="76C00061"/>
+    <w:multiLevelType w:val="hybridMultilevel"/>
+    <w:tmpl w:val="571A02A4"/>
+    <w:lvl w:ilvl="0" w:tplc="0409000F">
+      <w:start w:val="1"/>
+      <w:numFmt w:val="decimal"/>
+      <w:lvlText w:val="%1."/>
+      <w:lvlJc w:val="left"/>
+      <w:pPr>
+        <w:ind w:left="1440" w:hanging="360"/>
+      </w:pPr>
+    </w:lvl>
+    <w:lvl w:ilvl="1" w:tplc="04090019" w:tentative="1">
+      <w:start w:val="1"/>
+      <w:numFmt w:val="lowerLetter"/>
+      <w:lvlText w:val="%2."/>
+      <w:lvlJc w:val="left"/>
+      <w:pPr>
+        <w:ind w:left="2160" w:hanging="360"/>
+      </w:pPr>
+    </w:lvl>
+    <w:lvl w:ilvl="2" w:tplc="0409001B" w:tentative="1">
+      <w:start w:val="1"/>
+      <w:numFmt w:val="lowerRoman"/>
+      <w:lvlText w:val="%3."/>
+      <w:lvlJc w:val="right"/>
+      <w:pPr>
+        <w:ind w:left="2880" w:hanging="180"/>
+      </w:pPr>
+    </w:lvl>
+    <w:lvl w:ilvl="3" w:tplc="0409000F" w:tentative="1">
+      <w:start w:val="1"/>
+      <w:numFmt w:val="decimal"/>
+      <w:lvlText w:val="%4."/>
+      <w:lvlJc w:val="left"/>
+      <w:pPr>
+        <w:ind w:left="3600" w:hanging="360"/>
+      </w:pPr>
+    </w:lvl>
+    <w:lvl w:ilvl="4" w:tplc="04090019" w:tentative="1">
+      <w:start w:val="1"/>
+      <w:numFmt w:val="lowerLetter"/>
+      <w:lvlText w:val="%5."/>
+      <w:lvlJc w:val="left"/>
+      <w:pPr>
+        <w:ind w:left="4320" w:hanging="360"/>
+      </w:pPr>
+    </w:lvl>
+    <w:lvl w:ilvl="5" w:tplc="0409001B" w:tentative="1">
+      <w:start w:val="1"/>
+      <w:numFmt w:val="lowerRoman"/>
+      <w:lvlText w:val="%6."/>
+      <w:lvlJc w:val="right"/>
+      <w:pPr>
+        <w:ind w:left="5040" w:hanging="180"/>
+      </w:pPr>
+    </w:lvl>
+    <w:lvl w:ilvl="6" w:tplc="0409000F" w:tentative="1">
+      <w:start w:val="1"/>
+      <w:numFmt w:val="decimal"/>
+      <w:lvlText w:val="%7."/>
+      <w:lvlJc w:val="left"/>
+      <w:pPr>
+        <w:ind w:left="5760" w:hanging="360"/>
+      </w:pPr>
+    </w:lvl>
+    <w:lvl w:ilvl="7" w:tplc="04090019" w:tentative="1">
+      <w:start w:val="1"/>
+      <w:numFmt w:val="lowerLetter"/>
+      <w:lvlText w:val="%8."/>
+      <w:lvlJc w:val="left"/>
+      <w:pPr>
+        <w:ind w:left="6480" w:hanging="360"/>
+      </w:pPr>
+    </w:lvl>
+    <w:lvl w:ilvl="8" w:tplc="0409001B" w:tentative="1">
+      <w:start w:val="1"/>
+      <w:numFmt w:val="lowerRoman"/>
+      <w:lvlText w:val="%9."/>
+      <w:lvlJc w:val="right"/>
+      <w:pPr>
+        <w:ind w:left="7200" w:hanging="180"/>
+      </w:pPr>
+    </w:lvl>
+  </w:abstractNum>
+  <w:abstractNum w:abstractNumId="37" w15:restartNumberingAfterBreak="0">
     <w:nsid w:val="7BA65F33"/>
     <w:multiLevelType w:val="hybridMultilevel"/>
     <w:tmpl w:val="D2F0FB8A"/>
@@ -4304,7 +12971,7 @@
       </w:rPr>
     </w:lvl>
   </w:abstractNum>
-  <w:abstractNum w:abstractNumId="30" w15:restartNumberingAfterBreak="0">
+  <w:abstractNum w:abstractNumId="38" w15:restartNumberingAfterBreak="0">
     <w:nsid w:val="7D806B6F"/>
     <w:multiLevelType w:val="hybridMultilevel"/>
     <w:tmpl w:val="A1721A26"/>
@@ -4421,94 +13088,118 @@
     <w:abstractNumId w:val="2"/>
   </w:num>
   <w:num w:numId="2">
-    <w:abstractNumId w:val="25"/>
+    <w:abstractNumId w:val="31"/>
   </w:num>
   <w:num w:numId="3">
-    <w:abstractNumId w:val="15"/>
+    <w:abstractNumId w:val="18"/>
   </w:num>
   <w:num w:numId="4">
     <w:abstractNumId w:val="0"/>
   </w:num>
   <w:num w:numId="5">
-    <w:abstractNumId w:val="7"/>
+    <w:abstractNumId w:val="8"/>
   </w:num>
   <w:num w:numId="6">
-    <w:abstractNumId w:val="5"/>
+    <w:abstractNumId w:val="6"/>
   </w:num>
   <w:num w:numId="7">
-    <w:abstractNumId w:val="20"/>
+    <w:abstractNumId w:val="26"/>
   </w:num>
   <w:num w:numId="8">
-    <w:abstractNumId w:val="14"/>
+    <w:abstractNumId w:val="15"/>
   </w:num>
   <w:num w:numId="9">
-    <w:abstractNumId w:val="19"/>
+    <w:abstractNumId w:val="25"/>
   </w:num>
   <w:num w:numId="10">
     <w:abstractNumId w:val="1"/>
   </w:num>
   <w:num w:numId="11">
-    <w:abstractNumId w:val="9"/>
+    <w:abstractNumId w:val="10"/>
   </w:num>
   <w:num w:numId="12">
-    <w:abstractNumId w:val="11"/>
+    <w:abstractNumId w:val="12"/>
   </w:num>
   <w:num w:numId="13">
-    <w:abstractNumId w:val="27"/>
+    <w:abstractNumId w:val="33"/>
   </w:num>
   <w:num w:numId="14">
-    <w:abstractNumId w:val="30"/>
+    <w:abstractNumId w:val="38"/>
   </w:num>
   <w:num w:numId="15">
-    <w:abstractNumId w:val="6"/>
+    <w:abstractNumId w:val="7"/>
   </w:num>
   <w:num w:numId="16">
-    <w:abstractNumId w:val="13"/>
+    <w:abstractNumId w:val="14"/>
   </w:num>
   <w:num w:numId="17">
-    <w:abstractNumId w:val="22"/>
+    <w:abstractNumId w:val="28"/>
   </w:num>
   <w:num w:numId="18">
     <w:abstractNumId w:val="3"/>
   </w:num>
   <w:num w:numId="19">
-    <w:abstractNumId w:val="28"/>
+    <w:abstractNumId w:val="35"/>
   </w:num>
   <w:num w:numId="20">
-    <w:abstractNumId w:val="18"/>
+    <w:abstractNumId w:val="23"/>
   </w:num>
   <w:num w:numId="21">
-    <w:abstractNumId w:val="29"/>
+    <w:abstractNumId w:val="37"/>
   </w:num>
   <w:num w:numId="22">
-    <w:abstractNumId w:val="17"/>
+    <w:abstractNumId w:val="22"/>
   </w:num>
   <w:num w:numId="23">
     <w:abstractNumId w:val="4"/>
   </w:num>
   <w:num w:numId="24">
+    <w:abstractNumId w:val="19"/>
+  </w:num>
+  <w:num w:numId="25">
+    <w:abstractNumId w:val="32"/>
+  </w:num>
+  <w:num w:numId="26">
+    <w:abstractNumId w:val="13"/>
+  </w:num>
+  <w:num w:numId="27">
+    <w:abstractNumId w:val="9"/>
+  </w:num>
+  <w:num w:numId="28">
+    <w:abstractNumId w:val="27"/>
+  </w:num>
+  <w:num w:numId="29">
+    <w:abstractNumId w:val="30"/>
+  </w:num>
+  <w:num w:numId="30">
+    <w:abstractNumId w:val="29"/>
+  </w:num>
+  <w:num w:numId="31">
+    <w:abstractNumId w:val="11"/>
+  </w:num>
+  <w:num w:numId="32">
+    <w:abstractNumId w:val="17"/>
+  </w:num>
+  <w:num w:numId="33">
+    <w:abstractNumId w:val="20"/>
+  </w:num>
+  <w:num w:numId="34">
     <w:abstractNumId w:val="16"/>
   </w:num>
-  <w:num w:numId="25">
-    <w:abstractNumId w:val="26"/>
+  <w:num w:numId="35">
+    <w:abstractNumId w:val="24"/>
   </w:num>
-  <w:num w:numId="26">
-    <w:abstractNumId w:val="12"/>
+  <w:num w:numId="36">
+    <w:abstractNumId w:val="36"/>
   </w:num>
-  <w:num w:numId="27">
-    <w:abstractNumId w:val="8"/>
+  <w:num w:numId="37">
+    <w:abstractNumId w:val="5"/>
   </w:num>
-  <w:num w:numId="28">
+  <w:num w:numId="38">
     <w:abstractNumId w:val="21"/>
   </w:num>
-  <w:num w:numId="29">
-    <w:abstractNumId w:val="24"/>
-  </w:num>
-  <w:num w:numId="30">
-    <w:abstractNumId w:val="23"/>
-  </w:num>
-  <w:num w:numId="31">
-    <w:abstractNumId w:val="10"/>
+  <w:num w:numId="39">
+    <w:abstractNumId w:val="34"/>
   </w:num>
 </w:numbering>
 </file>
@@ -4911,7 +13602,7 @@
   <w:style w:type="paragraph" w:default="1" w:styleId="Normal">
     <w:name w:val="Normal"/>
     <w:qFormat/>
-    <w:rsid w:val="00B6724C"/>
+    <w:rsid w:val="00685140"/>
   </w:style>
   <w:style w:type="character" w:default="1" w:styleId="DefaultParagraphFont">
     <w:name w:val="Default Paragraph Font"/>
